--- a/code analysis.docx
+++ b/code analysis.docx
@@ -328,7 +328,7 @@
           </mc:Choice>
           <mc:Fallback>
             <w:pict>
-              <v:shapetype w14:anchorId="17A0014E" id="_x0000_t32" coordsize="21600,21600" o:spt="32" o:oned="t" path="m,l21600,21600e" filled="f">
+              <v:shapetype w14:anchorId="0EEB1304" id="_x0000_t32" coordsize="21600,21600" o:spt="32" o:oned="t" path="m,l21600,21600e" filled="f">
                 <v:path arrowok="t" fillok="f" o:connecttype="none"/>
                 <o:lock v:ext="edit" shapetype="t"/>
               </v:shapetype>
@@ -485,7 +485,7 @@
           </mc:Choice>
           <mc:Fallback>
             <w:pict>
-              <v:shape w14:anchorId="03D5D201" id="Straight Arrow Connector 25" o:spid="_x0000_s1026" type="#_x0000_t32" style="position:absolute;margin-left:312.15pt;margin-top:.45pt;width:45.45pt;height:24.55pt;flip:x;z-index:251688960;visibility:visible;mso-wrap-style:square;mso-width-percent:0;mso-height-percent:0;mso-wrap-distance-left:9pt;mso-wrap-distance-top:0;mso-wrap-distance-right:9pt;mso-wrap-distance-bottom:0;mso-position-horizontal:absolute;mso-position-horizontal-relative:text;mso-position-vertical:absolute;mso-position-vertical-relative:text;mso-width-percent:0;mso-height-percent:0;mso-width-relative:margin;mso-height-relative:margin" o:gfxdata="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" strokecolor="#156082 [3204]" strokeweight="1.5pt">
+              <v:shape w14:anchorId="635FE447" id="Straight Arrow Connector 25" o:spid="_x0000_s1026" type="#_x0000_t32" style="position:absolute;margin-left:312.15pt;margin-top:.45pt;width:45.45pt;height:24.55pt;flip:x;z-index:251688960;visibility:visible;mso-wrap-style:square;mso-width-percent:0;mso-height-percent:0;mso-wrap-distance-left:9pt;mso-wrap-distance-top:0;mso-wrap-distance-right:9pt;mso-wrap-distance-bottom:0;mso-position-horizontal:absolute;mso-position-horizontal-relative:text;mso-position-vertical:absolute;mso-position-vertical-relative:text;mso-width-percent:0;mso-height-percent:0;mso-width-relative:margin;mso-height-relative:margin" o:gfxdata="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" strokecolor="#156082 [3204]" strokeweight="1.5pt">
                 <v:stroke endarrow="block" joinstyle="miter"/>
               </v:shape>
             </w:pict>
@@ -640,7 +640,7 @@
           </mc:Choice>
           <mc:Fallback>
             <w:pict>
-              <v:shape w14:anchorId="6AA09ABC" id="Straight Arrow Connector 36" o:spid="_x0000_s1026" type="#_x0000_t32" style="position:absolute;margin-left:25.8pt;margin-top:510.7pt;width:55.75pt;height:28.3pt;flip:y;z-index:251699200;visibility:visible;mso-wrap-style:square;mso-wrap-distance-left:9pt;mso-wrap-distance-top:0;mso-wrap-distance-right:9pt;mso-wrap-distance-bottom:0;mso-position-horizontal:absolute;mso-position-horizontal-relative:text;mso-position-vertical:absolute;mso-position-vertical-relative:text" o:gfxdata="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" strokecolor="#156082 [3204]" strokeweight="1.5pt">
+              <v:shape w14:anchorId="5F321FFE" id="Straight Arrow Connector 36" o:spid="_x0000_s1026" type="#_x0000_t32" style="position:absolute;margin-left:25.8pt;margin-top:510.7pt;width:55.75pt;height:28.3pt;flip:y;z-index:251699200;visibility:visible;mso-wrap-style:square;mso-wrap-distance-left:9pt;mso-wrap-distance-top:0;mso-wrap-distance-right:9pt;mso-wrap-distance-bottom:0;mso-position-horizontal:absolute;mso-position-horizontal-relative:text;mso-position-vertical:absolute;mso-position-vertical-relative:text" o:gfxdata="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" strokecolor="#156082 [3204]" strokeweight="1.5pt">
                 <v:stroke endarrow="block" joinstyle="miter"/>
               </v:shape>
             </w:pict>
@@ -804,7 +804,7 @@
           </mc:Choice>
           <mc:Fallback>
             <w:pict>
-              <v:shape w14:anchorId="14EC3A50" id="Straight Arrow Connector 35" o:spid="_x0000_s1026" type="#_x0000_t32" style="position:absolute;margin-left:144.85pt;margin-top:457.85pt;width:191.05pt;height:12.5pt;flip:x y;z-index:251698176;visibility:visible;mso-wrap-style:square;mso-wrap-distance-left:9pt;mso-wrap-distance-top:0;mso-wrap-distance-right:9pt;mso-wrap-distance-bottom:0;mso-position-horizontal:absolute;mso-position-horizontal-relative:text;mso-position-vertical:absolute;mso-position-vertical-relative:text" o:gfxdata="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" strokecolor="#156082 [3204]" strokeweight="1.5pt">
+              <v:shape w14:anchorId="6CC5D9D1" id="Straight Arrow Connector 35" o:spid="_x0000_s1026" type="#_x0000_t32" style="position:absolute;margin-left:144.85pt;margin-top:457.85pt;width:191.05pt;height:12.5pt;flip:x y;z-index:251698176;visibility:visible;mso-wrap-style:square;mso-wrap-distance-left:9pt;mso-wrap-distance-top:0;mso-wrap-distance-right:9pt;mso-wrap-distance-bottom:0;mso-position-horizontal:absolute;mso-position-horizontal-relative:text;mso-position-vertical:absolute;mso-position-vertical-relative:text" o:gfxdata="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" strokecolor="#156082 [3204]" strokeweight="1.5pt">
                 <v:stroke endarrow="block" joinstyle="miter"/>
               </v:shape>
             </w:pict>
@@ -988,7 +988,7 @@
           </mc:Choice>
           <mc:Fallback>
             <w:pict>
-              <v:shape w14:anchorId="3BCB616B" id="Straight Arrow Connector 30" o:spid="_x0000_s1026" type="#_x0000_t32" style="position:absolute;margin-left:186.55pt;margin-top:236.45pt;width:71.5pt;height:88.6pt;flip:x;z-index:251693056;visibility:visible;mso-wrap-style:square;mso-width-percent:0;mso-height-percent:0;mso-wrap-distance-left:9pt;mso-wrap-distance-top:0;mso-wrap-distance-right:9pt;mso-wrap-distance-bottom:0;mso-position-horizontal:absolute;mso-position-horizontal-relative:text;mso-position-vertical:absolute;mso-position-vertical-relative:text;mso-width-percent:0;mso-height-percent:0;mso-width-relative:margin;mso-height-relative:margin" o:gfxdata="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" strokecolor="#156082 [3204]" strokeweight="1.5pt">
+              <v:shape w14:anchorId="642F3DA2" id="Straight Arrow Connector 30" o:spid="_x0000_s1026" type="#_x0000_t32" style="position:absolute;margin-left:186.55pt;margin-top:236.45pt;width:71.5pt;height:88.6pt;flip:x;z-index:251693056;visibility:visible;mso-wrap-style:square;mso-width-percent:0;mso-height-percent:0;mso-wrap-distance-left:9pt;mso-wrap-distance-top:0;mso-wrap-distance-right:9pt;mso-wrap-distance-bottom:0;mso-position-horizontal:absolute;mso-position-horizontal-relative:text;mso-position-vertical:absolute;mso-position-vertical-relative:text;mso-width-percent:0;mso-height-percent:0;mso-width-relative:margin;mso-height-relative:margin" o:gfxdata="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" strokecolor="#156082 [3204]" strokeweight="1.5pt">
                 <v:stroke endarrow="block" joinstyle="miter"/>
               </v:shape>
             </w:pict>
@@ -1145,7 +1145,7 @@
           </mc:Choice>
           <mc:Fallback>
             <w:pict>
-              <v:shape w14:anchorId="31000F4C" id="Straight Arrow Connector 32" o:spid="_x0000_s1026" type="#_x0000_t32" style="position:absolute;margin-left:155.3pt;margin-top:359.2pt;width:153.9pt;height:9.15pt;flip:x;z-index:251695104;visibility:visible;mso-wrap-style:square;mso-width-percent:0;mso-height-percent:0;mso-wrap-distance-left:9pt;mso-wrap-distance-top:0;mso-wrap-distance-right:9pt;mso-wrap-distance-bottom:0;mso-position-horizontal:absolute;mso-position-horizontal-relative:text;mso-position-vertical:absolute;mso-position-vertical-relative:text;mso-width-percent:0;mso-height-percent:0;mso-width-relative:margin;mso-height-relative:margin" o:gfxdata="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" strokecolor="#156082 [3204]" strokeweight="1.5pt">
+              <v:shape w14:anchorId="74C725D9" id="Straight Arrow Connector 32" o:spid="_x0000_s1026" type="#_x0000_t32" style="position:absolute;margin-left:155.3pt;margin-top:359.2pt;width:153.9pt;height:9.15pt;flip:x;z-index:251695104;visibility:visible;mso-wrap-style:square;mso-width-percent:0;mso-height-percent:0;mso-wrap-distance-left:9pt;mso-wrap-distance-top:0;mso-wrap-distance-right:9pt;mso-wrap-distance-bottom:0;mso-position-horizontal:absolute;mso-position-horizontal-relative:text;mso-position-vertical:absolute;mso-position-vertical-relative:text;mso-width-percent:0;mso-height-percent:0;mso-width-relative:margin;mso-height-relative:margin" o:gfxdata="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" strokecolor="#156082 [3204]" strokeweight="1.5pt">
                 <v:stroke endarrow="block" joinstyle="miter"/>
               </v:shape>
             </w:pict>
@@ -1356,7 +1356,7 @@
           </mc:Choice>
           <mc:Fallback>
             <w:pict>
-              <v:shape w14:anchorId="32E1A06B" id="Straight Arrow Connector 27" o:spid="_x0000_s1026" type="#_x0000_t32" style="position:absolute;margin-left:161.55pt;margin-top:37.15pt;width:46.95pt;height:12.4pt;flip:x y;z-index:251691008;visibility:visible;mso-wrap-style:square;mso-width-percent:0;mso-height-percent:0;mso-wrap-distance-left:9pt;mso-wrap-distance-top:0;mso-wrap-distance-right:9pt;mso-wrap-distance-bottom:0;mso-position-horizontal:absolute;mso-position-horizontal-relative:text;mso-position-vertical:absolute;mso-position-vertical-relative:text;mso-width-percent:0;mso-height-percent:0;mso-width-relative:margin;mso-height-relative:margin" o:gfxdata="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" strokecolor="#156082 [3204]" strokeweight="1.5pt">
+              <v:shape w14:anchorId="44801EA4" id="Straight Arrow Connector 27" o:spid="_x0000_s1026" type="#_x0000_t32" style="position:absolute;margin-left:161.55pt;margin-top:37.15pt;width:46.95pt;height:12.4pt;flip:x y;z-index:251691008;visibility:visible;mso-wrap-style:square;mso-width-percent:0;mso-height-percent:0;mso-wrap-distance-left:9pt;mso-wrap-distance-top:0;mso-wrap-distance-right:9pt;mso-wrap-distance-bottom:0;mso-position-horizontal:absolute;mso-position-horizontal-relative:text;mso-position-vertical:absolute;mso-position-vertical-relative:text;mso-width-percent:0;mso-height-percent:0;mso-width-relative:margin;mso-height-relative:margin" o:gfxdata="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" strokecolor="#156082 [3204]" strokeweight="1.5pt">
                 <v:stroke endarrow="block" joinstyle="miter"/>
               </v:shape>
             </w:pict>
@@ -1569,7 +1569,7 @@
           </mc:Choice>
           <mc:Fallback>
             <w:pict>
-              <v:shape w14:anchorId="47A9D56A" id="Straight Arrow Connector 19" o:spid="_x0000_s1026" type="#_x0000_t32" style="position:absolute;margin-left:180.5pt;margin-top:585.55pt;width:80pt;height:67pt;flip:x y;z-index:251680768;visibility:visible;mso-wrap-style:square;mso-width-percent:0;mso-height-percent:0;mso-wrap-distance-left:9pt;mso-wrap-distance-top:0;mso-wrap-distance-right:9pt;mso-wrap-distance-bottom:0;mso-position-horizontal:absolute;mso-position-horizontal-relative:text;mso-position-vertical:absolute;mso-position-vertical-relative:text;mso-width-percent:0;mso-height-percent:0;mso-width-relative:margin;mso-height-relative:margin" o:gfxdata="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" strokecolor="#156082 [3204]" strokeweight="1.5pt">
+              <v:shape w14:anchorId="35C5A49D" id="Straight Arrow Connector 19" o:spid="_x0000_s1026" type="#_x0000_t32" style="position:absolute;margin-left:180.5pt;margin-top:585.55pt;width:80pt;height:67pt;flip:x y;z-index:251680768;visibility:visible;mso-wrap-style:square;mso-width-percent:0;mso-height-percent:0;mso-wrap-distance-left:9pt;mso-wrap-distance-top:0;mso-wrap-distance-right:9pt;mso-wrap-distance-bottom:0;mso-position-horizontal:absolute;mso-position-horizontal-relative:text;mso-position-vertical:absolute;mso-position-vertical-relative:text;mso-width-percent:0;mso-height-percent:0;mso-width-relative:margin;mso-height-relative:margin" o:gfxdata="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" strokecolor="#156082 [3204]" strokeweight="1.5pt">
                 <v:stroke endarrow="block" joinstyle="miter"/>
               </v:shape>
             </w:pict>
@@ -1645,13 +1645,7 @@
                             </w:r>
                             <w:proofErr w:type="spellEnd"/>
                             <w:r>
-                              <w:t xml:space="preserve"> where the user presses the cancel button, then submitted Is set to and closed is true </w:t>
-                            </w:r>
-                            <w:r>
-                              <w:t>false which will close this window</w:t>
-                            </w:r>
-                            <w:r>
-                              <w:t xml:space="preserve"> and then the </w:t>
+                              <w:t xml:space="preserve"> where the user presses the cancel button, then submitted Is set to and closed is true false which will close this window and then the </w:t>
                             </w:r>
                             <w:proofErr w:type="spellStart"/>
                             <w:r>
@@ -1713,13 +1707,7 @@
                       </w:r>
                       <w:proofErr w:type="spellEnd"/>
                       <w:r>
-                        <w:t xml:space="preserve"> where the user presses the cancel button, then submitted Is set to and closed is true </w:t>
-                      </w:r>
-                      <w:r>
-                        <w:t>false which will close this window</w:t>
-                      </w:r>
-                      <w:r>
-                        <w:t xml:space="preserve"> and then the </w:t>
+                        <w:t xml:space="preserve"> where the user presses the cancel button, then submitted Is set to and closed is true false which will close this window and then the </w:t>
                       </w:r>
                       <w:proofErr w:type="spellStart"/>
                       <w:r>
@@ -1802,7 +1790,7 @@
           </mc:Choice>
           <mc:Fallback>
             <w:pict>
-              <v:shape w14:anchorId="29C94B50" id="Straight Arrow Connector 21" o:spid="_x0000_s1026" type="#_x0000_t32" style="position:absolute;margin-left:197.5pt;margin-top:520.5pt;width:182pt;height:20.5pt;flip:x y;z-index:251682816;visibility:visible;mso-wrap-style:square;mso-width-percent:0;mso-height-percent:0;mso-wrap-distance-left:9pt;mso-wrap-distance-top:0;mso-wrap-distance-right:9pt;mso-wrap-distance-bottom:0;mso-position-horizontal:absolute;mso-position-horizontal-relative:text;mso-position-vertical:absolute;mso-position-vertical-relative:text;mso-width-percent:0;mso-height-percent:0;mso-width-relative:margin;mso-height-relative:margin" o:gfxdata="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" strokecolor="#156082 [3204]" strokeweight="1.5pt">
+              <v:shape w14:anchorId="01577821" id="Straight Arrow Connector 21" o:spid="_x0000_s1026" type="#_x0000_t32" style="position:absolute;margin-left:197.5pt;margin-top:520.5pt;width:182pt;height:20.5pt;flip:x y;z-index:251682816;visibility:visible;mso-wrap-style:square;mso-width-percent:0;mso-height-percent:0;mso-wrap-distance-left:9pt;mso-wrap-distance-top:0;mso-wrap-distance-right:9pt;mso-wrap-distance-bottom:0;mso-position-horizontal:absolute;mso-position-horizontal-relative:text;mso-position-vertical:absolute;mso-position-vertical-relative:text;mso-width-percent:0;mso-height-percent:0;mso-width-relative:margin;mso-height-relative:margin" o:gfxdata="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" strokecolor="#156082 [3204]" strokeweight="1.5pt">
                 <v:stroke endarrow="block" joinstyle="miter"/>
               </v:shape>
             </w:pict>
@@ -1969,7 +1957,7 @@
           </mc:Choice>
           <mc:Fallback>
             <w:pict>
-              <v:shape w14:anchorId="1F63CC43" id="Straight Arrow Connector 17" o:spid="_x0000_s1026" type="#_x0000_t32" style="position:absolute;margin-left:227pt;margin-top:435.5pt;width:79.5pt;height:25.5pt;flip:x;z-index:251678720;visibility:visible;mso-wrap-style:square;mso-width-percent:0;mso-height-percent:0;mso-wrap-distance-left:9pt;mso-wrap-distance-top:0;mso-wrap-distance-right:9pt;mso-wrap-distance-bottom:0;mso-position-horizontal:absolute;mso-position-horizontal-relative:text;mso-position-vertical:absolute;mso-position-vertical-relative:text;mso-width-percent:0;mso-height-percent:0;mso-width-relative:margin;mso-height-relative:margin" o:gfxdata="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" strokecolor="#156082 [3204]" strokeweight="1.5pt">
+              <v:shape w14:anchorId="3FD7F050" id="Straight Arrow Connector 17" o:spid="_x0000_s1026" type="#_x0000_t32" style="position:absolute;margin-left:227pt;margin-top:435.5pt;width:79.5pt;height:25.5pt;flip:x;z-index:251678720;visibility:visible;mso-wrap-style:square;mso-width-percent:0;mso-height-percent:0;mso-wrap-distance-left:9pt;mso-wrap-distance-top:0;mso-wrap-distance-right:9pt;mso-wrap-distance-bottom:0;mso-position-horizontal:absolute;mso-position-horizontal-relative:text;mso-position-vertical:absolute;mso-position-vertical-relative:text;mso-width-percent:0;mso-height-percent:0;mso-width-relative:margin;mso-height-relative:margin" o:gfxdata="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" strokecolor="#156082 [3204]" strokeweight="1.5pt">
                 <v:stroke endarrow="block" joinstyle="miter"/>
               </v:shape>
             </w:pict>
@@ -2091,10 +2079,7 @@
                             </w:r>
                             <w:proofErr w:type="spellEnd"/>
                             <w:r>
-                              <w:t xml:space="preserve"> equals the</w:t>
-                            </w:r>
-                            <w:r>
-                              <w:t xml:space="preserve"> approve section from </w:t>
+                              <w:t xml:space="preserve"> equals the approve section from </w:t>
                             </w:r>
                             <w:proofErr w:type="spellStart"/>
                             <w:r>
@@ -2148,10 +2133,7 @@
                       </w:r>
                       <w:proofErr w:type="spellEnd"/>
                       <w:r>
-                        <w:t xml:space="preserve"> equals the</w:t>
-                      </w:r>
-                      <w:r>
-                        <w:t xml:space="preserve"> approve section from </w:t>
+                        <w:t xml:space="preserve"> equals the approve section from </w:t>
                       </w:r>
                       <w:proofErr w:type="spellStart"/>
                       <w:r>
@@ -2242,7 +2224,7 @@
           </mc:Choice>
           <mc:Fallback>
             <w:pict>
-              <v:shape w14:anchorId="03C760D6" id="Straight Arrow Connector 15" o:spid="_x0000_s1026" type="#_x0000_t32" style="position:absolute;margin-left:156.5pt;margin-top:243.5pt;width:34pt;height:49pt;flip:x y;z-index:251676672;visibility:visible;mso-wrap-style:square;mso-width-percent:0;mso-height-percent:0;mso-wrap-distance-left:9pt;mso-wrap-distance-top:0;mso-wrap-distance-right:9pt;mso-wrap-distance-bottom:0;mso-position-horizontal:absolute;mso-position-horizontal-relative:text;mso-position-vertical:absolute;mso-position-vertical-relative:text;mso-width-percent:0;mso-height-percent:0;mso-width-relative:margin;mso-height-relative:margin" o:gfxdata="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" strokecolor="#156082 [3204]" strokeweight="1.5pt">
+              <v:shape w14:anchorId="566DD9B7" id="Straight Arrow Connector 15" o:spid="_x0000_s1026" type="#_x0000_t32" style="position:absolute;margin-left:156.5pt;margin-top:243.5pt;width:34pt;height:49pt;flip:x y;z-index:251676672;visibility:visible;mso-wrap-style:square;mso-width-percent:0;mso-height-percent:0;mso-wrap-distance-left:9pt;mso-wrap-distance-top:0;mso-wrap-distance-right:9pt;mso-wrap-distance-bottom:0;mso-position-horizontal:absolute;mso-position-horizontal-relative:text;mso-position-vertical:absolute;mso-position-vertical-relative:text;mso-width-percent:0;mso-height-percent:0;mso-width-relative:margin;mso-height-relative:margin" o:gfxdata="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" strokecolor="#156082 [3204]" strokeweight="1.5pt">
                 <v:stroke endarrow="block" joinstyle="miter"/>
               </v:shape>
             </w:pict>
@@ -2596,7 +2578,7 @@
           </mc:Choice>
           <mc:Fallback>
             <w:pict>
-              <v:shape w14:anchorId="5A2F0167" id="Straight Arrow Connector 13" o:spid="_x0000_s1026" type="#_x0000_t32" style="position:absolute;margin-left:164pt;margin-top:163pt;width:84.5pt;height:32pt;flip:x y;z-index:251674624;visibility:visible;mso-wrap-style:square;mso-width-percent:0;mso-height-percent:0;mso-wrap-distance-left:9pt;mso-wrap-distance-top:0;mso-wrap-distance-right:9pt;mso-wrap-distance-bottom:0;mso-position-horizontal:absolute;mso-position-horizontal-relative:text;mso-position-vertical:absolute;mso-position-vertical-relative:text;mso-width-percent:0;mso-height-percent:0;mso-width-relative:margin;mso-height-relative:margin" o:gfxdata="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" strokecolor="#156082 [3204]" strokeweight="1.5pt">
+              <v:shape w14:anchorId="46642759" id="Straight Arrow Connector 13" o:spid="_x0000_s1026" type="#_x0000_t32" style="position:absolute;margin-left:164pt;margin-top:163pt;width:84.5pt;height:32pt;flip:x y;z-index:251674624;visibility:visible;mso-wrap-style:square;mso-width-percent:0;mso-height-percent:0;mso-wrap-distance-left:9pt;mso-wrap-distance-top:0;mso-wrap-distance-right:9pt;mso-wrap-distance-bottom:0;mso-position-horizontal:absolute;mso-position-horizontal-relative:text;mso-position-vertical:absolute;mso-position-vertical-relative:text;mso-width-percent:0;mso-height-percent:0;mso-width-relative:margin;mso-height-relative:margin" o:gfxdata="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" strokecolor="#156082 [3204]" strokeweight="1.5pt">
                 <v:stroke endarrow="block" joinstyle="miter"/>
               </v:shape>
             </w:pict>
@@ -2668,7 +2650,7 @@
           </mc:Choice>
           <mc:Fallback>
             <w:pict>
-              <v:shape w14:anchorId="4344BB2E" id="Straight Arrow Connector 11" o:spid="_x0000_s1026" type="#_x0000_t32" style="position:absolute;margin-left:172pt;margin-top:94.45pt;width:164pt;height:3.6pt;flip:x;z-index:251672576;visibility:visible;mso-wrap-style:square;mso-width-percent:0;mso-height-percent:0;mso-wrap-distance-left:9pt;mso-wrap-distance-top:0;mso-wrap-distance-right:9pt;mso-wrap-distance-bottom:0;mso-position-horizontal:absolute;mso-position-horizontal-relative:text;mso-position-vertical:absolute;mso-position-vertical-relative:text;mso-width-percent:0;mso-height-percent:0;mso-width-relative:margin;mso-height-relative:margin" o:gfxdata="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" strokecolor="#156082 [3204]" strokeweight="1.5pt">
+              <v:shape w14:anchorId="7A9D2352" id="Straight Arrow Connector 11" o:spid="_x0000_s1026" type="#_x0000_t32" style="position:absolute;margin-left:172pt;margin-top:94.45pt;width:164pt;height:3.6pt;flip:x;z-index:251672576;visibility:visible;mso-wrap-style:square;mso-width-percent:0;mso-height-percent:0;mso-wrap-distance-left:9pt;mso-wrap-distance-top:0;mso-wrap-distance-right:9pt;mso-wrap-distance-bottom:0;mso-position-horizontal:absolute;mso-position-horizontal-relative:text;mso-position-vertical:absolute;mso-position-vertical-relative:text;mso-width-percent:0;mso-height-percent:0;mso-width-relative:margin;mso-height-relative:margin" o:gfxdata="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" strokecolor="#156082 [3204]" strokeweight="1.5pt">
                 <v:stroke endarrow="block" joinstyle="miter"/>
               </v:shape>
             </w:pict>
@@ -2929,7 +2911,7 @@
           </mc:Choice>
           <mc:Fallback>
             <w:pict>
-              <v:shape w14:anchorId="1F86E5E5" id="Straight Arrow Connector 9" o:spid="_x0000_s1026" type="#_x0000_t32" style="position:absolute;margin-left:142.65pt;margin-top:16.85pt;width:88.35pt;height:22.8pt;z-index:251670528;visibility:visible;mso-wrap-style:square;mso-width-percent:0;mso-height-percent:0;mso-wrap-distance-left:9pt;mso-wrap-distance-top:0;mso-wrap-distance-right:9pt;mso-wrap-distance-bottom:0;mso-position-horizontal:absolute;mso-position-horizontal-relative:text;mso-position-vertical:absolute;mso-position-vertical-relative:text;mso-width-percent:0;mso-height-percent:0;mso-width-relative:margin;mso-height-relative:margin" o:gfxdata="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" strokecolor="#156082 [3204]" strokeweight="1.5pt">
+              <v:shape w14:anchorId="06E12009" id="Straight Arrow Connector 9" o:spid="_x0000_s1026" type="#_x0000_t32" style="position:absolute;margin-left:142.65pt;margin-top:16.85pt;width:88.35pt;height:22.8pt;z-index:251670528;visibility:visible;mso-wrap-style:square;mso-width-percent:0;mso-height-percent:0;mso-wrap-distance-left:9pt;mso-wrap-distance-top:0;mso-wrap-distance-right:9pt;mso-wrap-distance-bottom:0;mso-position-horizontal:absolute;mso-position-horizontal-relative:text;mso-position-vertical:absolute;mso-position-vertical-relative:text;mso-width-percent:0;mso-height-percent:0;mso-width-relative:margin;mso-height-relative:margin" o:gfxdata="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" strokecolor="#156082 [3204]" strokeweight="1.5pt">
                 <v:stroke endarrow="block" joinstyle="miter"/>
               </v:shape>
             </w:pict>
@@ -2946,6 +2928,3394 @@
         <w:br w:type="page"/>
       </w:r>
     </w:p>
+    <w:p/>
+    <w:p/>
+    <w:p>
+      <w:r>
+        <w:br w:type="page"/>
+      </w:r>
+      <w:r>
+        <w:rPr>
+          <w:noProof/>
+        </w:rPr>
+        <w:lastRenderedPageBreak/>
+        <mc:AlternateContent>
+          <mc:Choice Requires="wps">
+            <w:drawing>
+              <wp:anchor distT="0" distB="0" distL="114300" distR="114300" simplePos="0" relativeHeight="251710464" behindDoc="0" locked="0" layoutInCell="1" allowOverlap="1" wp14:anchorId="341A9765" wp14:editId="7F828CD9">
+                <wp:simplePos x="0" y="0"/>
+                <wp:positionH relativeFrom="column">
+                  <wp:posOffset>601884</wp:posOffset>
+                </wp:positionH>
+                <wp:positionV relativeFrom="paragraph">
+                  <wp:posOffset>4525701</wp:posOffset>
+                </wp:positionV>
+                <wp:extent cx="2013994" cy="839165"/>
+                <wp:effectExtent l="0" t="0" r="24765" b="18415"/>
+                <wp:wrapNone/>
+                <wp:docPr id="1562954995" name="Text Box 46"/>
+                <wp:cNvGraphicFramePr/>
+                <a:graphic xmlns:a="http://schemas.openxmlformats.org/drawingml/2006/main">
+                  <a:graphicData uri="http://schemas.microsoft.com/office/word/2010/wordprocessingShape">
+                    <wps:wsp>
+                      <wps:cNvSpPr txBox="1"/>
+                      <wps:spPr>
+                        <a:xfrm>
+                          <a:off x="0" y="0"/>
+                          <a:ext cx="2013994" cy="839165"/>
+                        </a:xfrm>
+                        <a:prstGeom prst="rect">
+                          <a:avLst/>
+                        </a:prstGeom>
+                        <a:solidFill>
+                          <a:schemeClr val="lt1"/>
+                        </a:solidFill>
+                        <a:ln w="6350">
+                          <a:solidFill>
+                            <a:prstClr val="black"/>
+                          </a:solidFill>
+                        </a:ln>
+                      </wps:spPr>
+                      <wps:txbx>
+                        <w:txbxContent>
+                          <w:p>
+                            <w:r>
+                              <w:t xml:space="preserve">Addes everything to the </w:t>
+                            </w:r>
+                            <w:proofErr w:type="spellStart"/>
+                            <w:r>
+                              <w:t>JFrame</w:t>
+                            </w:r>
+                            <w:proofErr w:type="spellEnd"/>
+                            <w:r>
+                              <w:t xml:space="preserve"> and returns it up to the </w:t>
+                            </w:r>
+                            <w:r>
+                              <w:t>Frame Panel</w:t>
+                            </w:r>
+                          </w:p>
+                        </w:txbxContent>
+                      </wps:txbx>
+                      <wps:bodyPr rot="0" spcFirstLastPara="0" vertOverflow="overflow" horzOverflow="overflow" vert="horz" wrap="square" lIns="91440" tIns="45720" rIns="91440" bIns="45720" numCol="1" spcCol="0" rtlCol="0" fromWordArt="0" anchor="t" anchorCtr="0" forceAA="0" compatLnSpc="1">
+                        <a:prstTxWarp prst="textNoShape">
+                          <a:avLst/>
+                        </a:prstTxWarp>
+                        <a:noAutofit/>
+                      </wps:bodyPr>
+                    </wps:wsp>
+                  </a:graphicData>
+                </a:graphic>
+              </wp:anchor>
+            </w:drawing>
+          </mc:Choice>
+          <mc:Fallback>
+            <w:pict>
+              <v:shape w14:anchorId="341A9765" id="Text Box 46" o:spid="_x0000_s1040" type="#_x0000_t202" style="position:absolute;margin-left:47.4pt;margin-top:356.35pt;width:158.6pt;height:66.1pt;z-index:251710464;visibility:visible;mso-wrap-style:square;mso-wrap-distance-left:9pt;mso-wrap-distance-top:0;mso-wrap-distance-right:9pt;mso-wrap-distance-bottom:0;mso-position-horizontal:absolute;mso-position-horizontal-relative:text;mso-position-vertical:absolute;mso-position-vertical-relative:text;v-text-anchor:top" o:gfxdata="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" fillcolor="white [3201]" strokeweight=".5pt">
+                <v:textbox>
+                  <w:txbxContent>
+                    <w:p>
+                      <w:r>
+                        <w:t xml:space="preserve">Addes everything to the </w:t>
+                      </w:r>
+                      <w:proofErr w:type="spellStart"/>
+                      <w:r>
+                        <w:t>JFrame</w:t>
+                      </w:r>
+                      <w:proofErr w:type="spellEnd"/>
+                      <w:r>
+                        <w:t xml:space="preserve"> and returns it up to the </w:t>
+                      </w:r>
+                      <w:r>
+                        <w:t>Frame Panel</w:t>
+                      </w:r>
+                    </w:p>
+                  </w:txbxContent>
+                </v:textbox>
+              </v:shape>
+            </w:pict>
+          </mc:Fallback>
+        </mc:AlternateContent>
+      </w:r>
+      <w:r>
+        <w:rPr>
+          <w:noProof/>
+        </w:rPr>
+        <mc:AlternateContent>
+          <mc:Choice Requires="wps">
+            <w:drawing>
+              <wp:anchor distT="0" distB="0" distL="114300" distR="114300" simplePos="0" relativeHeight="251709440" behindDoc="0" locked="0" layoutInCell="1" allowOverlap="1" wp14:anchorId="7B1910CF" wp14:editId="4ECD420F">
+                <wp:simplePos x="0" y="0"/>
+                <wp:positionH relativeFrom="column">
+                  <wp:posOffset>1151682</wp:posOffset>
+                </wp:positionH>
+                <wp:positionV relativeFrom="paragraph">
+                  <wp:posOffset>4172672</wp:posOffset>
+                </wp:positionV>
+                <wp:extent cx="544010" cy="537861"/>
+                <wp:effectExtent l="38100" t="38100" r="27940" b="33655"/>
+                <wp:wrapNone/>
+                <wp:docPr id="1717139133" name="Straight Arrow Connector 45"/>
+                <wp:cNvGraphicFramePr/>
+                <a:graphic xmlns:a="http://schemas.openxmlformats.org/drawingml/2006/main">
+                  <a:graphicData uri="http://schemas.microsoft.com/office/word/2010/wordprocessingShape">
+                    <wps:wsp>
+                      <wps:cNvCnPr/>
+                      <wps:spPr>
+                        <a:xfrm flipH="1" flipV="1">
+                          <a:off x="0" y="0"/>
+                          <a:ext cx="544010" cy="537861"/>
+                        </a:xfrm>
+                        <a:prstGeom prst="straightConnector1">
+                          <a:avLst/>
+                        </a:prstGeom>
+                        <a:ln>
+                          <a:tailEnd type="triangle"/>
+                        </a:ln>
+                      </wps:spPr>
+                      <wps:style>
+                        <a:lnRef idx="2">
+                          <a:schemeClr val="accent1"/>
+                        </a:lnRef>
+                        <a:fillRef idx="0">
+                          <a:schemeClr val="accent1"/>
+                        </a:fillRef>
+                        <a:effectRef idx="1">
+                          <a:schemeClr val="accent1"/>
+                        </a:effectRef>
+                        <a:fontRef idx="minor">
+                          <a:schemeClr val="tx1"/>
+                        </a:fontRef>
+                      </wps:style>
+                      <wps:bodyPr/>
+                    </wps:wsp>
+                  </a:graphicData>
+                </a:graphic>
+                <wp14:sizeRelH relativeFrom="margin">
+                  <wp14:pctWidth>0</wp14:pctWidth>
+                </wp14:sizeRelH>
+                <wp14:sizeRelV relativeFrom="margin">
+                  <wp14:pctHeight>0</wp14:pctHeight>
+                </wp14:sizeRelV>
+              </wp:anchor>
+            </w:drawing>
+          </mc:Choice>
+          <mc:Fallback>
+            <w:pict>
+              <v:shape w14:anchorId="5B178326" id="Straight Arrow Connector 45" o:spid="_x0000_s1026" type="#_x0000_t32" style="position:absolute;margin-left:90.7pt;margin-top:328.55pt;width:42.85pt;height:42.35pt;flip:x y;z-index:251709440;visibility:visible;mso-wrap-style:square;mso-width-percent:0;mso-height-percent:0;mso-wrap-distance-left:9pt;mso-wrap-distance-top:0;mso-wrap-distance-right:9pt;mso-wrap-distance-bottom:0;mso-position-horizontal:absolute;mso-position-horizontal-relative:text;mso-position-vertical:absolute;mso-position-vertical-relative:text;mso-width-percent:0;mso-height-percent:0;mso-width-relative:margin;mso-height-relative:margin" o:gfxdata="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" strokecolor="#156082 [3204]" strokeweight="1.5pt">
+                <v:stroke endarrow="block" joinstyle="miter"/>
+              </v:shape>
+            </w:pict>
+          </mc:Fallback>
+        </mc:AlternateContent>
+      </w:r>
+      <w:r>
+        <w:rPr>
+          <w:noProof/>
+        </w:rPr>
+        <mc:AlternateContent>
+          <mc:Choice Requires="wps">
+            <w:drawing>
+              <wp:anchor distT="0" distB="0" distL="114300" distR="114300" simplePos="0" relativeHeight="251708416" behindDoc="0" locked="0" layoutInCell="1" allowOverlap="1" wp14:anchorId="2913F8D5" wp14:editId="5D3C9132">
+                <wp:simplePos x="0" y="0"/>
+                <wp:positionH relativeFrom="column">
+                  <wp:posOffset>3391382</wp:posOffset>
+                </wp:positionH>
+                <wp:positionV relativeFrom="paragraph">
+                  <wp:posOffset>4653023</wp:posOffset>
+                </wp:positionV>
+                <wp:extent cx="2986269" cy="914400"/>
+                <wp:effectExtent l="0" t="0" r="24130" b="19050"/>
+                <wp:wrapNone/>
+                <wp:docPr id="579215209" name="Text Box 44"/>
+                <wp:cNvGraphicFramePr/>
+                <a:graphic xmlns:a="http://schemas.openxmlformats.org/drawingml/2006/main">
+                  <a:graphicData uri="http://schemas.microsoft.com/office/word/2010/wordprocessingShape">
+                    <wps:wsp>
+                      <wps:cNvSpPr txBox="1"/>
+                      <wps:spPr>
+                        <a:xfrm>
+                          <a:off x="0" y="0"/>
+                          <a:ext cx="2986269" cy="914400"/>
+                        </a:xfrm>
+                        <a:prstGeom prst="rect">
+                          <a:avLst/>
+                        </a:prstGeom>
+                        <a:solidFill>
+                          <a:schemeClr val="lt1"/>
+                        </a:solidFill>
+                        <a:ln w="6350">
+                          <a:solidFill>
+                            <a:prstClr val="black"/>
+                          </a:solidFill>
+                        </a:ln>
+                      </wps:spPr>
+                      <wps:txbx>
+                        <w:txbxContent>
+                          <w:p>
+                            <w:r>
+                              <w:t>Uses scaling of the screen size to put the panels on the screen right for every screen at 80% of the screen size</w:t>
+                            </w:r>
+                          </w:p>
+                        </w:txbxContent>
+                      </wps:txbx>
+                      <wps:bodyPr rot="0" spcFirstLastPara="0" vertOverflow="overflow" horzOverflow="overflow" vert="horz" wrap="square" lIns="91440" tIns="45720" rIns="91440" bIns="45720" numCol="1" spcCol="0" rtlCol="0" fromWordArt="0" anchor="t" anchorCtr="0" forceAA="0" compatLnSpc="1">
+                        <a:prstTxWarp prst="textNoShape">
+                          <a:avLst/>
+                        </a:prstTxWarp>
+                        <a:noAutofit/>
+                      </wps:bodyPr>
+                    </wps:wsp>
+                  </a:graphicData>
+                </a:graphic>
+              </wp:anchor>
+            </w:drawing>
+          </mc:Choice>
+          <mc:Fallback>
+            <w:pict>
+              <v:shape w14:anchorId="2913F8D5" id="Text Box 44" o:spid="_x0000_s1041" type="#_x0000_t202" style="position:absolute;margin-left:267.05pt;margin-top:366.4pt;width:235.15pt;height:1in;z-index:251708416;visibility:visible;mso-wrap-style:square;mso-wrap-distance-left:9pt;mso-wrap-distance-top:0;mso-wrap-distance-right:9pt;mso-wrap-distance-bottom:0;mso-position-horizontal:absolute;mso-position-horizontal-relative:text;mso-position-vertical:absolute;mso-position-vertical-relative:text;v-text-anchor:top" o:gfxdata="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" fillcolor="white [3201]" strokeweight=".5pt">
+                <v:textbox>
+                  <w:txbxContent>
+                    <w:p>
+                      <w:r>
+                        <w:t>Uses scaling of the screen size to put the panels on the screen right for every screen at 80% of the screen size</w:t>
+                      </w:r>
+                    </w:p>
+                  </w:txbxContent>
+                </v:textbox>
+              </v:shape>
+            </w:pict>
+          </mc:Fallback>
+        </mc:AlternateContent>
+      </w:r>
+      <w:r>
+        <w:rPr>
+          <w:noProof/>
+        </w:rPr>
+        <mc:AlternateContent>
+          <mc:Choice Requires="wps">
+            <w:drawing>
+              <wp:anchor distT="0" distB="0" distL="114300" distR="114300" simplePos="0" relativeHeight="251707392" behindDoc="0" locked="0" layoutInCell="1" allowOverlap="1" wp14:anchorId="1728992F" wp14:editId="238C6A9C">
+                <wp:simplePos x="0" y="0"/>
+                <wp:positionH relativeFrom="column">
+                  <wp:posOffset>3842795</wp:posOffset>
+                </wp:positionH>
+                <wp:positionV relativeFrom="paragraph">
+                  <wp:posOffset>3455043</wp:posOffset>
+                </wp:positionV>
+                <wp:extent cx="416689" cy="1319514"/>
+                <wp:effectExtent l="57150" t="38100" r="21590" b="14605"/>
+                <wp:wrapNone/>
+                <wp:docPr id="1622554856" name="Straight Arrow Connector 43"/>
+                <wp:cNvGraphicFramePr/>
+                <a:graphic xmlns:a="http://schemas.openxmlformats.org/drawingml/2006/main">
+                  <a:graphicData uri="http://schemas.microsoft.com/office/word/2010/wordprocessingShape">
+                    <wps:wsp>
+                      <wps:cNvCnPr/>
+                      <wps:spPr>
+                        <a:xfrm flipH="1" flipV="1">
+                          <a:off x="0" y="0"/>
+                          <a:ext cx="416689" cy="1319514"/>
+                        </a:xfrm>
+                        <a:prstGeom prst="straightConnector1">
+                          <a:avLst/>
+                        </a:prstGeom>
+                        <a:ln>
+                          <a:tailEnd type="triangle"/>
+                        </a:ln>
+                      </wps:spPr>
+                      <wps:style>
+                        <a:lnRef idx="2">
+                          <a:schemeClr val="accent1"/>
+                        </a:lnRef>
+                        <a:fillRef idx="0">
+                          <a:schemeClr val="accent1"/>
+                        </a:fillRef>
+                        <a:effectRef idx="1">
+                          <a:schemeClr val="accent1"/>
+                        </a:effectRef>
+                        <a:fontRef idx="minor">
+                          <a:schemeClr val="tx1"/>
+                        </a:fontRef>
+                      </wps:style>
+                      <wps:bodyPr/>
+                    </wps:wsp>
+                  </a:graphicData>
+                </a:graphic>
+              </wp:anchor>
+            </w:drawing>
+          </mc:Choice>
+          <mc:Fallback>
+            <w:pict>
+              <v:shape w14:anchorId="079E3512" id="Straight Arrow Connector 43" o:spid="_x0000_s1026" type="#_x0000_t32" style="position:absolute;margin-left:302.6pt;margin-top:272.05pt;width:32.8pt;height:103.9pt;flip:x y;z-index:251707392;visibility:visible;mso-wrap-style:square;mso-wrap-distance-left:9pt;mso-wrap-distance-top:0;mso-wrap-distance-right:9pt;mso-wrap-distance-bottom:0;mso-position-horizontal:absolute;mso-position-horizontal-relative:text;mso-position-vertical:absolute;mso-position-vertical-relative:text" o:gfxdata="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" strokecolor="#156082 [3204]" strokeweight="1.5pt">
+                <v:stroke endarrow="block" joinstyle="miter"/>
+              </v:shape>
+            </w:pict>
+          </mc:Fallback>
+        </mc:AlternateContent>
+      </w:r>
+      <w:r>
+        <w:rPr>
+          <w:noProof/>
+        </w:rPr>
+        <mc:AlternateContent>
+          <mc:Choice Requires="wps">
+            <w:drawing>
+              <wp:anchor distT="0" distB="0" distL="114300" distR="114300" simplePos="0" relativeHeight="251706368" behindDoc="0" locked="0" layoutInCell="1" allowOverlap="1" wp14:anchorId="165B4D23" wp14:editId="581696E8">
+                <wp:simplePos x="0" y="0"/>
+                <wp:positionH relativeFrom="column">
+                  <wp:posOffset>4548778</wp:posOffset>
+                </wp:positionH>
+                <wp:positionV relativeFrom="paragraph">
+                  <wp:posOffset>2505605</wp:posOffset>
+                </wp:positionV>
+                <wp:extent cx="1880870" cy="1973484"/>
+                <wp:effectExtent l="0" t="0" r="24130" b="27305"/>
+                <wp:wrapNone/>
+                <wp:docPr id="321072673" name="Text Box 42"/>
+                <wp:cNvGraphicFramePr/>
+                <a:graphic xmlns:a="http://schemas.openxmlformats.org/drawingml/2006/main">
+                  <a:graphicData uri="http://schemas.microsoft.com/office/word/2010/wordprocessingShape">
+                    <wps:wsp>
+                      <wps:cNvSpPr txBox="1"/>
+                      <wps:spPr>
+                        <a:xfrm>
+                          <a:off x="0" y="0"/>
+                          <a:ext cx="1880870" cy="1973484"/>
+                        </a:xfrm>
+                        <a:prstGeom prst="rect">
+                          <a:avLst/>
+                        </a:prstGeom>
+                        <a:solidFill>
+                          <a:schemeClr val="lt1"/>
+                        </a:solidFill>
+                        <a:ln w="6350">
+                          <a:solidFill>
+                            <a:prstClr val="black"/>
+                          </a:solidFill>
+                        </a:ln>
+                      </wps:spPr>
+                      <wps:txbx>
+                        <w:txbxContent>
+                          <w:p>
+                            <w:r>
+                              <w:t xml:space="preserve">Creates the layered panel </w:t>
+                            </w:r>
+                            <w:r>
+                              <w:t xml:space="preserve">so the arrow logic can be seen over the board without replacing it but setting arrow logic as opaque. </w:t>
+                            </w:r>
+                          </w:p>
+                          <w:p>
+                            <w:r>
+                              <w:t>Sets the size of the panel as its max as well</w:t>
+                            </w:r>
+                            <w:r>
+                              <w:t xml:space="preserve"> </w:t>
+                            </w:r>
+                          </w:p>
+                        </w:txbxContent>
+                      </wps:txbx>
+                      <wps:bodyPr rot="0" spcFirstLastPara="0" vertOverflow="overflow" horzOverflow="overflow" vert="horz" wrap="square" lIns="91440" tIns="45720" rIns="91440" bIns="45720" numCol="1" spcCol="0" rtlCol="0" fromWordArt="0" anchor="t" anchorCtr="0" forceAA="0" compatLnSpc="1">
+                        <a:prstTxWarp prst="textNoShape">
+                          <a:avLst/>
+                        </a:prstTxWarp>
+                        <a:noAutofit/>
+                      </wps:bodyPr>
+                    </wps:wsp>
+                  </a:graphicData>
+                </a:graphic>
+                <wp14:sizeRelV relativeFrom="margin">
+                  <wp14:pctHeight>0</wp14:pctHeight>
+                </wp14:sizeRelV>
+              </wp:anchor>
+            </w:drawing>
+          </mc:Choice>
+          <mc:Fallback>
+            <w:pict>
+              <v:shape w14:anchorId="165B4D23" id="Text Box 42" o:spid="_x0000_s1042" type="#_x0000_t202" style="position:absolute;margin-left:358.15pt;margin-top:197.3pt;width:148.1pt;height:155.4pt;z-index:251706368;visibility:visible;mso-wrap-style:square;mso-height-percent:0;mso-wrap-distance-left:9pt;mso-wrap-distance-top:0;mso-wrap-distance-right:9pt;mso-wrap-distance-bottom:0;mso-position-horizontal:absolute;mso-position-horizontal-relative:text;mso-position-vertical:absolute;mso-position-vertical-relative:text;mso-height-percent:0;mso-height-relative:margin;v-text-anchor:top" o:gfxdata="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" fillcolor="white [3201]" strokeweight=".5pt">
+                <v:textbox>
+                  <w:txbxContent>
+                    <w:p>
+                      <w:r>
+                        <w:t xml:space="preserve">Creates the layered panel </w:t>
+                      </w:r>
+                      <w:r>
+                        <w:t xml:space="preserve">so the arrow logic can be seen over the board without replacing it but setting arrow logic as opaque. </w:t>
+                      </w:r>
+                    </w:p>
+                    <w:p>
+                      <w:r>
+                        <w:t>Sets the size of the panel as its max as well</w:t>
+                      </w:r>
+                      <w:r>
+                        <w:t xml:space="preserve"> </w:t>
+                      </w:r>
+                    </w:p>
+                  </w:txbxContent>
+                </v:textbox>
+              </v:shape>
+            </w:pict>
+          </mc:Fallback>
+        </mc:AlternateContent>
+      </w:r>
+      <w:r>
+        <w:rPr>
+          <w:noProof/>
+        </w:rPr>
+        <mc:AlternateContent>
+          <mc:Choice Requires="wps">
+            <w:drawing>
+              <wp:anchor distT="0" distB="0" distL="114300" distR="114300" simplePos="0" relativeHeight="251705344" behindDoc="0" locked="0" layoutInCell="1" allowOverlap="1" wp14:anchorId="2D378E12" wp14:editId="19F51292">
+                <wp:simplePos x="0" y="0"/>
+                <wp:positionH relativeFrom="column">
+                  <wp:posOffset>3163265</wp:posOffset>
+                </wp:positionH>
+                <wp:positionV relativeFrom="paragraph">
+                  <wp:posOffset>2272014</wp:posOffset>
+                </wp:positionV>
+                <wp:extent cx="1402948" cy="476973"/>
+                <wp:effectExtent l="38100" t="38100" r="26035" b="37465"/>
+                <wp:wrapNone/>
+                <wp:docPr id="823974413" name="Straight Arrow Connector 41"/>
+                <wp:cNvGraphicFramePr/>
+                <a:graphic xmlns:a="http://schemas.openxmlformats.org/drawingml/2006/main">
+                  <a:graphicData uri="http://schemas.microsoft.com/office/word/2010/wordprocessingShape">
+                    <wps:wsp>
+                      <wps:cNvCnPr/>
+                      <wps:spPr>
+                        <a:xfrm flipH="1" flipV="1">
+                          <a:off x="0" y="0"/>
+                          <a:ext cx="1402948" cy="476973"/>
+                        </a:xfrm>
+                        <a:prstGeom prst="straightConnector1">
+                          <a:avLst/>
+                        </a:prstGeom>
+                        <a:ln>
+                          <a:tailEnd type="triangle"/>
+                        </a:ln>
+                      </wps:spPr>
+                      <wps:style>
+                        <a:lnRef idx="2">
+                          <a:schemeClr val="accent1"/>
+                        </a:lnRef>
+                        <a:fillRef idx="0">
+                          <a:schemeClr val="accent1"/>
+                        </a:fillRef>
+                        <a:effectRef idx="1">
+                          <a:schemeClr val="accent1"/>
+                        </a:effectRef>
+                        <a:fontRef idx="minor">
+                          <a:schemeClr val="tx1"/>
+                        </a:fontRef>
+                      </wps:style>
+                      <wps:bodyPr/>
+                    </wps:wsp>
+                  </a:graphicData>
+                </a:graphic>
+                <wp14:sizeRelH relativeFrom="margin">
+                  <wp14:pctWidth>0</wp14:pctWidth>
+                </wp14:sizeRelH>
+                <wp14:sizeRelV relativeFrom="margin">
+                  <wp14:pctHeight>0</wp14:pctHeight>
+                </wp14:sizeRelV>
+              </wp:anchor>
+            </w:drawing>
+          </mc:Choice>
+          <mc:Fallback>
+            <w:pict>
+              <v:shape w14:anchorId="2873FCE2" id="Straight Arrow Connector 41" o:spid="_x0000_s1026" type="#_x0000_t32" style="position:absolute;margin-left:249.1pt;margin-top:178.9pt;width:110.45pt;height:37.55pt;flip:x y;z-index:251705344;visibility:visible;mso-wrap-style:square;mso-width-percent:0;mso-height-percent:0;mso-wrap-distance-left:9pt;mso-wrap-distance-top:0;mso-wrap-distance-right:9pt;mso-wrap-distance-bottom:0;mso-position-horizontal:absolute;mso-position-horizontal-relative:text;mso-position-vertical:absolute;mso-position-vertical-relative:text;mso-width-percent:0;mso-height-percent:0;mso-width-relative:margin;mso-height-relative:margin" o:gfxdata="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" strokecolor="#156082 [3204]" strokeweight="1.5pt">
+                <v:stroke endarrow="block" joinstyle="miter"/>
+              </v:shape>
+            </w:pict>
+          </mc:Fallback>
+        </mc:AlternateContent>
+      </w:r>
+      <w:r>
+        <w:rPr>
+          <w:noProof/>
+        </w:rPr>
+        <mc:AlternateContent>
+          <mc:Choice Requires="wps">
+            <w:drawing>
+              <wp:anchor distT="0" distB="0" distL="114300" distR="114300" simplePos="0" relativeHeight="251703296" behindDoc="0" locked="0" layoutInCell="1" allowOverlap="1" wp14:anchorId="7A0AEBD0" wp14:editId="0E651298">
+                <wp:simplePos x="0" y="0"/>
+                <wp:positionH relativeFrom="column">
+                  <wp:posOffset>2262850</wp:posOffset>
+                </wp:positionH>
+                <wp:positionV relativeFrom="paragraph">
+                  <wp:posOffset>1399812</wp:posOffset>
+                </wp:positionV>
+                <wp:extent cx="2147103" cy="266941"/>
+                <wp:effectExtent l="0" t="57150" r="24765" b="19050"/>
+                <wp:wrapNone/>
+                <wp:docPr id="2046542725" name="Straight Arrow Connector 39"/>
+                <wp:cNvGraphicFramePr/>
+                <a:graphic xmlns:a="http://schemas.openxmlformats.org/drawingml/2006/main">
+                  <a:graphicData uri="http://schemas.microsoft.com/office/word/2010/wordprocessingShape">
+                    <wps:wsp>
+                      <wps:cNvCnPr/>
+                      <wps:spPr>
+                        <a:xfrm flipH="1" flipV="1">
+                          <a:off x="0" y="0"/>
+                          <a:ext cx="2147103" cy="266941"/>
+                        </a:xfrm>
+                        <a:prstGeom prst="straightConnector1">
+                          <a:avLst/>
+                        </a:prstGeom>
+                        <a:ln>
+                          <a:tailEnd type="triangle"/>
+                        </a:ln>
+                      </wps:spPr>
+                      <wps:style>
+                        <a:lnRef idx="2">
+                          <a:schemeClr val="accent1"/>
+                        </a:lnRef>
+                        <a:fillRef idx="0">
+                          <a:schemeClr val="accent1"/>
+                        </a:fillRef>
+                        <a:effectRef idx="1">
+                          <a:schemeClr val="accent1"/>
+                        </a:effectRef>
+                        <a:fontRef idx="minor">
+                          <a:schemeClr val="tx1"/>
+                        </a:fontRef>
+                      </wps:style>
+                      <wps:bodyPr/>
+                    </wps:wsp>
+                  </a:graphicData>
+                </a:graphic>
+                <wp14:sizeRelH relativeFrom="margin">
+                  <wp14:pctWidth>0</wp14:pctWidth>
+                </wp14:sizeRelH>
+                <wp14:sizeRelV relativeFrom="margin">
+                  <wp14:pctHeight>0</wp14:pctHeight>
+                </wp14:sizeRelV>
+              </wp:anchor>
+            </w:drawing>
+          </mc:Choice>
+          <mc:Fallback>
+            <w:pict>
+              <v:shape w14:anchorId="187FA93B" id="Straight Arrow Connector 39" o:spid="_x0000_s1026" type="#_x0000_t32" style="position:absolute;margin-left:178.2pt;margin-top:110.2pt;width:169.05pt;height:21pt;flip:x y;z-index:251703296;visibility:visible;mso-wrap-style:square;mso-width-percent:0;mso-height-percent:0;mso-wrap-distance-left:9pt;mso-wrap-distance-top:0;mso-wrap-distance-right:9pt;mso-wrap-distance-bottom:0;mso-position-horizontal:absolute;mso-position-horizontal-relative:text;mso-position-vertical:absolute;mso-position-vertical-relative:text;mso-width-percent:0;mso-height-percent:0;mso-width-relative:margin;mso-height-relative:margin" o:gfxdata="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" strokecolor="#156082 [3204]" strokeweight="1.5pt">
+                <v:stroke endarrow="block" joinstyle="miter"/>
+              </v:shape>
+            </w:pict>
+          </mc:Fallback>
+        </mc:AlternateContent>
+      </w:r>
+      <w:r>
+        <w:rPr>
+          <w:noProof/>
+        </w:rPr>
+        <mc:AlternateContent>
+          <mc:Choice Requires="wps">
+            <w:drawing>
+              <wp:anchor distT="0" distB="0" distL="114300" distR="114300" simplePos="0" relativeHeight="251704320" behindDoc="0" locked="0" layoutInCell="1" allowOverlap="1" wp14:anchorId="303FF60A" wp14:editId="1E4AE2F6">
+                <wp:simplePos x="0" y="0"/>
+                <wp:positionH relativeFrom="column">
+                  <wp:posOffset>4392592</wp:posOffset>
+                </wp:positionH>
+                <wp:positionV relativeFrom="paragraph">
+                  <wp:posOffset>1284790</wp:posOffset>
+                </wp:positionV>
+                <wp:extent cx="1909365" cy="1133853"/>
+                <wp:effectExtent l="0" t="0" r="15240" b="28575"/>
+                <wp:wrapNone/>
+                <wp:docPr id="1298236826" name="Text Box 40"/>
+                <wp:cNvGraphicFramePr/>
+                <a:graphic xmlns:a="http://schemas.openxmlformats.org/drawingml/2006/main">
+                  <a:graphicData uri="http://schemas.microsoft.com/office/word/2010/wordprocessingShape">
+                    <wps:wsp>
+                      <wps:cNvSpPr txBox="1"/>
+                      <wps:spPr>
+                        <a:xfrm>
+                          <a:off x="0" y="0"/>
+                          <a:ext cx="1909365" cy="1133853"/>
+                        </a:xfrm>
+                        <a:prstGeom prst="rect">
+                          <a:avLst/>
+                        </a:prstGeom>
+                        <a:solidFill>
+                          <a:schemeClr val="lt1"/>
+                        </a:solidFill>
+                        <a:ln w="6350">
+                          <a:solidFill>
+                            <a:prstClr val="black"/>
+                          </a:solidFill>
+                        </a:ln>
+                      </wps:spPr>
+                      <wps:txbx>
+                        <w:txbxContent>
+                          <w:p>
+                            <w:r>
+                              <w:t>Makes the board closable and sets the size as the max it can be as well as making the board be seen</w:t>
+                            </w:r>
+                          </w:p>
+                        </w:txbxContent>
+                      </wps:txbx>
+                      <wps:bodyPr rot="0" spcFirstLastPara="0" vertOverflow="overflow" horzOverflow="overflow" vert="horz" wrap="square" lIns="91440" tIns="45720" rIns="91440" bIns="45720" numCol="1" spcCol="0" rtlCol="0" fromWordArt="0" anchor="t" anchorCtr="0" forceAA="0" compatLnSpc="1">
+                        <a:prstTxWarp prst="textNoShape">
+                          <a:avLst/>
+                        </a:prstTxWarp>
+                        <a:noAutofit/>
+                      </wps:bodyPr>
+                    </wps:wsp>
+                  </a:graphicData>
+                </a:graphic>
+                <wp14:sizeRelH relativeFrom="margin">
+                  <wp14:pctWidth>0</wp14:pctWidth>
+                </wp14:sizeRelH>
+                <wp14:sizeRelV relativeFrom="margin">
+                  <wp14:pctHeight>0</wp14:pctHeight>
+                </wp14:sizeRelV>
+              </wp:anchor>
+            </w:drawing>
+          </mc:Choice>
+          <mc:Fallback>
+            <w:pict>
+              <v:shape w14:anchorId="303FF60A" id="Text Box 40" o:spid="_x0000_s1043" type="#_x0000_t202" style="position:absolute;margin-left:345.85pt;margin-top:101.15pt;width:150.35pt;height:89.3pt;z-index:251704320;visibility:visible;mso-wrap-style:square;mso-width-percent:0;mso-height-percent:0;mso-wrap-distance-left:9pt;mso-wrap-distance-top:0;mso-wrap-distance-right:9pt;mso-wrap-distance-bottom:0;mso-position-horizontal:absolute;mso-position-horizontal-relative:text;mso-position-vertical:absolute;mso-position-vertical-relative:text;mso-width-percent:0;mso-height-percent:0;mso-width-relative:margin;mso-height-relative:margin;v-text-anchor:top" o:gfxdata="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" fillcolor="white [3201]" strokeweight=".5pt">
+                <v:textbox>
+                  <w:txbxContent>
+                    <w:p>
+                      <w:r>
+                        <w:t>Makes the board closable and sets the size as the max it can be as well as making the board be seen</w:t>
+                      </w:r>
+                    </w:p>
+                  </w:txbxContent>
+                </v:textbox>
+              </v:shape>
+            </w:pict>
+          </mc:Fallback>
+        </mc:AlternateContent>
+      </w:r>
+      <w:r>
+        <w:rPr>
+          <w:noProof/>
+        </w:rPr>
+        <mc:AlternateContent>
+          <mc:Choice Requires="wps">
+            <w:drawing>
+              <wp:anchor distT="0" distB="0" distL="114300" distR="114300" simplePos="0" relativeHeight="251702272" behindDoc="0" locked="0" layoutInCell="1" allowOverlap="1" wp14:anchorId="574A2F50" wp14:editId="6A11C0F5">
+                <wp:simplePos x="0" y="0"/>
+                <wp:positionH relativeFrom="column">
+                  <wp:posOffset>4543063</wp:posOffset>
+                </wp:positionH>
+                <wp:positionV relativeFrom="paragraph">
+                  <wp:posOffset>-63662</wp:posOffset>
+                </wp:positionV>
+                <wp:extent cx="1741990" cy="1134319"/>
+                <wp:effectExtent l="0" t="0" r="10795" b="27940"/>
+                <wp:wrapNone/>
+                <wp:docPr id="1616148348" name="Text Box 38"/>
+                <wp:cNvGraphicFramePr/>
+                <a:graphic xmlns:a="http://schemas.openxmlformats.org/drawingml/2006/main">
+                  <a:graphicData uri="http://schemas.microsoft.com/office/word/2010/wordprocessingShape">
+                    <wps:wsp>
+                      <wps:cNvSpPr txBox="1"/>
+                      <wps:spPr>
+                        <a:xfrm>
+                          <a:off x="0" y="0"/>
+                          <a:ext cx="1741990" cy="1134319"/>
+                        </a:xfrm>
+                        <a:prstGeom prst="rect">
+                          <a:avLst/>
+                        </a:prstGeom>
+                        <a:solidFill>
+                          <a:schemeClr val="lt1"/>
+                        </a:solidFill>
+                        <a:ln w="6350">
+                          <a:solidFill>
+                            <a:prstClr val="black"/>
+                          </a:solidFill>
+                        </a:ln>
+                      </wps:spPr>
+                      <wps:txbx>
+                        <w:txbxContent>
+                          <w:p>
+                            <w:r>
+                              <w:t xml:space="preserve">Gets the width and high of the screen so the program can be scaled to the user’s screen size. </w:t>
+                            </w:r>
+                          </w:p>
+                        </w:txbxContent>
+                      </wps:txbx>
+                      <wps:bodyPr rot="0" spcFirstLastPara="0" vertOverflow="overflow" horzOverflow="overflow" vert="horz" wrap="square" lIns="91440" tIns="45720" rIns="91440" bIns="45720" numCol="1" spcCol="0" rtlCol="0" fromWordArt="0" anchor="t" anchorCtr="0" forceAA="0" compatLnSpc="1">
+                        <a:prstTxWarp prst="textNoShape">
+                          <a:avLst/>
+                        </a:prstTxWarp>
+                        <a:noAutofit/>
+                      </wps:bodyPr>
+                    </wps:wsp>
+                  </a:graphicData>
+                </a:graphic>
+                <wp14:sizeRelH relativeFrom="margin">
+                  <wp14:pctWidth>0</wp14:pctWidth>
+                </wp14:sizeRelH>
+                <wp14:sizeRelV relativeFrom="margin">
+                  <wp14:pctHeight>0</wp14:pctHeight>
+                </wp14:sizeRelV>
+              </wp:anchor>
+            </w:drawing>
+          </mc:Choice>
+          <mc:Fallback>
+            <w:pict>
+              <v:shape w14:anchorId="574A2F50" id="Text Box 38" o:spid="_x0000_s1044" type="#_x0000_t202" style="position:absolute;margin-left:357.7pt;margin-top:-5pt;width:137.15pt;height:89.3pt;z-index:251702272;visibility:visible;mso-wrap-style:square;mso-width-percent:0;mso-height-percent:0;mso-wrap-distance-left:9pt;mso-wrap-distance-top:0;mso-wrap-distance-right:9pt;mso-wrap-distance-bottom:0;mso-position-horizontal:absolute;mso-position-horizontal-relative:text;mso-position-vertical:absolute;mso-position-vertical-relative:text;mso-width-percent:0;mso-height-percent:0;mso-width-relative:margin;mso-height-relative:margin;v-text-anchor:top" o:gfxdata="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" fillcolor="white [3201]" strokeweight=".5pt">
+                <v:textbox>
+                  <w:txbxContent>
+                    <w:p>
+                      <w:r>
+                        <w:t xml:space="preserve">Gets the width and high of the screen so the program can be scaled to the user’s screen size. </w:t>
+                      </w:r>
+                    </w:p>
+                  </w:txbxContent>
+                </v:textbox>
+              </v:shape>
+            </w:pict>
+          </mc:Fallback>
+        </mc:AlternateContent>
+      </w:r>
+      <w:r>
+        <w:rPr>
+          <w:noProof/>
+        </w:rPr>
+        <mc:AlternateContent>
+          <mc:Choice Requires="wps">
+            <w:drawing>
+              <wp:anchor distT="0" distB="0" distL="114300" distR="114300" simplePos="0" relativeHeight="251701248" behindDoc="0" locked="0" layoutInCell="1" allowOverlap="1" wp14:anchorId="44CB473F" wp14:editId="35766F7B">
+                <wp:simplePos x="0" y="0"/>
+                <wp:positionH relativeFrom="column">
+                  <wp:posOffset>2621666</wp:posOffset>
+                </wp:positionH>
+                <wp:positionV relativeFrom="paragraph">
+                  <wp:posOffset>706056</wp:posOffset>
+                </wp:positionV>
+                <wp:extent cx="2222339" cy="109959"/>
+                <wp:effectExtent l="0" t="57150" r="26035" b="23495"/>
+                <wp:wrapNone/>
+                <wp:docPr id="1760491121" name="Straight Arrow Connector 37"/>
+                <wp:cNvGraphicFramePr/>
+                <a:graphic xmlns:a="http://schemas.openxmlformats.org/drawingml/2006/main">
+                  <a:graphicData uri="http://schemas.microsoft.com/office/word/2010/wordprocessingShape">
+                    <wps:wsp>
+                      <wps:cNvCnPr/>
+                      <wps:spPr>
+                        <a:xfrm flipH="1" flipV="1">
+                          <a:off x="0" y="0"/>
+                          <a:ext cx="2222339" cy="109959"/>
+                        </a:xfrm>
+                        <a:prstGeom prst="straightConnector1">
+                          <a:avLst/>
+                        </a:prstGeom>
+                        <a:ln>
+                          <a:tailEnd type="triangle"/>
+                        </a:ln>
+                      </wps:spPr>
+                      <wps:style>
+                        <a:lnRef idx="2">
+                          <a:schemeClr val="accent1"/>
+                        </a:lnRef>
+                        <a:fillRef idx="0">
+                          <a:schemeClr val="accent1"/>
+                        </a:fillRef>
+                        <a:effectRef idx="1">
+                          <a:schemeClr val="accent1"/>
+                        </a:effectRef>
+                        <a:fontRef idx="minor">
+                          <a:schemeClr val="tx1"/>
+                        </a:fontRef>
+                      </wps:style>
+                      <wps:bodyPr/>
+                    </wps:wsp>
+                  </a:graphicData>
+                </a:graphic>
+              </wp:anchor>
+            </w:drawing>
+          </mc:Choice>
+          <mc:Fallback>
+            <w:pict>
+              <v:shape w14:anchorId="53B2BF69" id="Straight Arrow Connector 37" o:spid="_x0000_s1026" type="#_x0000_t32" style="position:absolute;margin-left:206.45pt;margin-top:55.6pt;width:175pt;height:8.65pt;flip:x y;z-index:251701248;visibility:visible;mso-wrap-style:square;mso-wrap-distance-left:9pt;mso-wrap-distance-top:0;mso-wrap-distance-right:9pt;mso-wrap-distance-bottom:0;mso-position-horizontal:absolute;mso-position-horizontal-relative:text;mso-position-vertical:absolute;mso-position-vertical-relative:text" o:gfxdata="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" strokecolor="#156082 [3204]" strokeweight="1.5pt">
+                <v:stroke endarrow="block" joinstyle="miter"/>
+              </v:shape>
+            </w:pict>
+          </mc:Fallback>
+        </mc:AlternateContent>
+      </w:r>
+      <w:r>
+        <w:rPr>
+          <w:noProof/>
+        </w:rPr>
+        <w:drawing>
+          <wp:inline distT="0" distB="0" distL="0" distR="0" wp14:anchorId="2FD9A334" wp14:editId="0A41E799">
+            <wp:extent cx="5033999" cy="4552685"/>
+            <wp:effectExtent l="0" t="0" r="0" b="635"/>
+            <wp:docPr id="591185868" name="Picture 1"/>
+            <wp:cNvGraphicFramePr>
+              <a:graphicFrameLocks xmlns:a="http://schemas.openxmlformats.org/drawingml/2006/main" noChangeAspect="1"/>
+            </wp:cNvGraphicFramePr>
+            <a:graphic xmlns:a="http://schemas.openxmlformats.org/drawingml/2006/main">
+              <a:graphicData uri="http://schemas.openxmlformats.org/drawingml/2006/picture">
+                <pic:pic xmlns:pic="http://schemas.openxmlformats.org/drawingml/2006/picture">
+                  <pic:nvPicPr>
+                    <pic:cNvPr id="591185868" name=""/>
+                    <pic:cNvPicPr/>
+                  </pic:nvPicPr>
+                  <pic:blipFill>
+                    <a:blip r:embed="rId8"/>
+                    <a:stretch>
+                      <a:fillRect/>
+                    </a:stretch>
+                  </pic:blipFill>
+                  <pic:spPr>
+                    <a:xfrm>
+                      <a:off x="0" y="0"/>
+                      <a:ext cx="5036506" cy="4554952"/>
+                    </a:xfrm>
+                    <a:prstGeom prst="rect">
+                      <a:avLst/>
+                    </a:prstGeom>
+                  </pic:spPr>
+                </pic:pic>
+              </a:graphicData>
+            </a:graphic>
+          </wp:inline>
+        </w:drawing>
+      </w:r>
+    </w:p>
+    <w:p/>
+    <w:p/>
+    <w:p/>
+    <w:p/>
+    <w:p/>
+    <w:p/>
+    <w:p/>
+    <w:p/>
+    <w:p/>
+    <w:p/>
+    <w:p/>
+    <w:p/>
+    <w:p/>
+    <w:p/>
+    <w:p/>
+    <w:p>
+      <w:r>
+        <w:rPr>
+          <w:noProof/>
+        </w:rPr>
+        <mc:AlternateContent>
+          <mc:Choice Requires="wps">
+            <w:drawing>
+              <wp:anchor distT="0" distB="0" distL="114300" distR="114300" simplePos="0" relativeHeight="251718656" behindDoc="0" locked="0" layoutInCell="1" allowOverlap="1" wp14:anchorId="04420F60" wp14:editId="1041FC8B">
+                <wp:simplePos x="0" y="0"/>
+                <wp:positionH relativeFrom="column">
+                  <wp:posOffset>1382797</wp:posOffset>
+                </wp:positionH>
+                <wp:positionV relativeFrom="paragraph">
+                  <wp:posOffset>5065556</wp:posOffset>
+                </wp:positionV>
+                <wp:extent cx="2760562" cy="1215575"/>
+                <wp:effectExtent l="0" t="0" r="20955" b="22860"/>
+                <wp:wrapNone/>
+                <wp:docPr id="1011414707" name="Text Box 54"/>
+                <wp:cNvGraphicFramePr/>
+                <a:graphic xmlns:a="http://schemas.openxmlformats.org/drawingml/2006/main">
+                  <a:graphicData uri="http://schemas.microsoft.com/office/word/2010/wordprocessingShape">
+                    <wps:wsp>
+                      <wps:cNvSpPr txBox="1"/>
+                      <wps:spPr>
+                        <a:xfrm>
+                          <a:off x="0" y="0"/>
+                          <a:ext cx="2760562" cy="1215575"/>
+                        </a:xfrm>
+                        <a:prstGeom prst="rect">
+                          <a:avLst/>
+                        </a:prstGeom>
+                        <a:solidFill>
+                          <a:schemeClr val="lt1"/>
+                        </a:solidFill>
+                        <a:ln w="6350">
+                          <a:solidFill>
+                            <a:prstClr val="black"/>
+                          </a:solidFill>
+                        </a:ln>
+                      </wps:spPr>
+                      <wps:txbx>
+                        <w:txbxContent>
+                          <w:p>
+                            <w:r>
+                              <w:t xml:space="preserve">Addes the main panel to the frame and then sets it to the very top and visible and sets the size. </w:t>
+                            </w:r>
+                          </w:p>
+                          <w:p>
+                            <w:r>
+                              <w:t xml:space="preserve">Runs set icons to get the icons on to the buttons and makes setup true. </w:t>
+                            </w:r>
+                          </w:p>
+                        </w:txbxContent>
+                      </wps:txbx>
+                      <wps:bodyPr rot="0" spcFirstLastPara="0" vertOverflow="overflow" horzOverflow="overflow" vert="horz" wrap="square" lIns="91440" tIns="45720" rIns="91440" bIns="45720" numCol="1" spcCol="0" rtlCol="0" fromWordArt="0" anchor="t" anchorCtr="0" forceAA="0" compatLnSpc="1">
+                        <a:prstTxWarp prst="textNoShape">
+                          <a:avLst/>
+                        </a:prstTxWarp>
+                        <a:noAutofit/>
+                      </wps:bodyPr>
+                    </wps:wsp>
+                  </a:graphicData>
+                </a:graphic>
+              </wp:anchor>
+            </w:drawing>
+          </mc:Choice>
+          <mc:Fallback>
+            <w:pict>
+              <v:shape w14:anchorId="04420F60" id="Text Box 54" o:spid="_x0000_s1045" type="#_x0000_t202" style="position:absolute;margin-left:108.9pt;margin-top:398.85pt;width:217.35pt;height:95.7pt;z-index:251718656;visibility:visible;mso-wrap-style:square;mso-wrap-distance-left:9pt;mso-wrap-distance-top:0;mso-wrap-distance-right:9pt;mso-wrap-distance-bottom:0;mso-position-horizontal:absolute;mso-position-horizontal-relative:text;mso-position-vertical:absolute;mso-position-vertical-relative:text;v-text-anchor:top" o:gfxdata="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" fillcolor="white [3201]" strokeweight=".5pt">
+                <v:textbox>
+                  <w:txbxContent>
+                    <w:p>
+                      <w:r>
+                        <w:t xml:space="preserve">Addes the main panel to the frame and then sets it to the very top and visible and sets the size. </w:t>
+                      </w:r>
+                    </w:p>
+                    <w:p>
+                      <w:r>
+                        <w:t xml:space="preserve">Runs set icons to get the icons on to the buttons and makes setup true. </w:t>
+                      </w:r>
+                    </w:p>
+                  </w:txbxContent>
+                </v:textbox>
+              </v:shape>
+            </w:pict>
+          </mc:Fallback>
+        </mc:AlternateContent>
+      </w:r>
+      <w:r>
+        <w:rPr>
+          <w:noProof/>
+        </w:rPr>
+        <mc:AlternateContent>
+          <mc:Choice Requires="wps">
+            <w:drawing>
+              <wp:anchor distT="0" distB="0" distL="114300" distR="114300" simplePos="0" relativeHeight="251717632" behindDoc="0" locked="0" layoutInCell="1" allowOverlap="1" wp14:anchorId="02AF1325" wp14:editId="45FD8573">
+                <wp:simplePos x="0" y="0"/>
+                <wp:positionH relativeFrom="column">
+                  <wp:posOffset>1406324</wp:posOffset>
+                </wp:positionH>
+                <wp:positionV relativeFrom="paragraph">
+                  <wp:posOffset>4464283</wp:posOffset>
+                </wp:positionV>
+                <wp:extent cx="619246" cy="659757"/>
+                <wp:effectExtent l="38100" t="38100" r="28575" b="26670"/>
+                <wp:wrapNone/>
+                <wp:docPr id="1818124949" name="Straight Arrow Connector 53"/>
+                <wp:cNvGraphicFramePr/>
+                <a:graphic xmlns:a="http://schemas.openxmlformats.org/drawingml/2006/main">
+                  <a:graphicData uri="http://schemas.microsoft.com/office/word/2010/wordprocessingShape">
+                    <wps:wsp>
+                      <wps:cNvCnPr/>
+                      <wps:spPr>
+                        <a:xfrm flipH="1" flipV="1">
+                          <a:off x="0" y="0"/>
+                          <a:ext cx="619246" cy="659757"/>
+                        </a:xfrm>
+                        <a:prstGeom prst="straightConnector1">
+                          <a:avLst/>
+                        </a:prstGeom>
+                        <a:ln>
+                          <a:tailEnd type="triangle"/>
+                        </a:ln>
+                      </wps:spPr>
+                      <wps:style>
+                        <a:lnRef idx="2">
+                          <a:schemeClr val="accent1"/>
+                        </a:lnRef>
+                        <a:fillRef idx="0">
+                          <a:schemeClr val="accent1"/>
+                        </a:fillRef>
+                        <a:effectRef idx="1">
+                          <a:schemeClr val="accent1"/>
+                        </a:effectRef>
+                        <a:fontRef idx="minor">
+                          <a:schemeClr val="tx1"/>
+                        </a:fontRef>
+                      </wps:style>
+                      <wps:bodyPr/>
+                    </wps:wsp>
+                  </a:graphicData>
+                </a:graphic>
+              </wp:anchor>
+            </w:drawing>
+          </mc:Choice>
+          <mc:Fallback>
+            <w:pict>
+              <v:shape w14:anchorId="492383C8" id="Straight Arrow Connector 53" o:spid="_x0000_s1026" type="#_x0000_t32" style="position:absolute;margin-left:110.75pt;margin-top:351.5pt;width:48.75pt;height:51.95pt;flip:x y;z-index:251717632;visibility:visible;mso-wrap-style:square;mso-wrap-distance-left:9pt;mso-wrap-distance-top:0;mso-wrap-distance-right:9pt;mso-wrap-distance-bottom:0;mso-position-horizontal:absolute;mso-position-horizontal-relative:text;mso-position-vertical:absolute;mso-position-vertical-relative:text" o:gfxdata="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" strokecolor="#156082 [3204]" strokeweight="1.5pt">
+                <v:stroke endarrow="block" joinstyle="miter"/>
+              </v:shape>
+            </w:pict>
+          </mc:Fallback>
+        </mc:AlternateContent>
+      </w:r>
+      <w:r>
+        <w:rPr>
+          <w:noProof/>
+        </w:rPr>
+        <mc:AlternateContent>
+          <mc:Choice Requires="wps">
+            <w:drawing>
+              <wp:anchor distT="0" distB="0" distL="114300" distR="114300" simplePos="0" relativeHeight="251716608" behindDoc="0" locked="0" layoutInCell="1" allowOverlap="1" wp14:anchorId="33C5C7F6" wp14:editId="4AA5D188">
+                <wp:simplePos x="0" y="0"/>
+                <wp:positionH relativeFrom="column">
+                  <wp:posOffset>2760562</wp:posOffset>
+                </wp:positionH>
+                <wp:positionV relativeFrom="paragraph">
+                  <wp:posOffset>4018658</wp:posOffset>
+                </wp:positionV>
+                <wp:extent cx="3304572" cy="983848"/>
+                <wp:effectExtent l="0" t="0" r="10160" b="26035"/>
+                <wp:wrapNone/>
+                <wp:docPr id="1127955410" name="Text Box 52"/>
+                <wp:cNvGraphicFramePr/>
+                <a:graphic xmlns:a="http://schemas.openxmlformats.org/drawingml/2006/main">
+                  <a:graphicData uri="http://schemas.microsoft.com/office/word/2010/wordprocessingShape">
+                    <wps:wsp>
+                      <wps:cNvSpPr txBox="1"/>
+                      <wps:spPr>
+                        <a:xfrm>
+                          <a:off x="0" y="0"/>
+                          <a:ext cx="3304572" cy="983848"/>
+                        </a:xfrm>
+                        <a:prstGeom prst="rect">
+                          <a:avLst/>
+                        </a:prstGeom>
+                        <a:solidFill>
+                          <a:schemeClr val="lt1"/>
+                        </a:solidFill>
+                        <a:ln w="6350">
+                          <a:solidFill>
+                            <a:prstClr val="black"/>
+                          </a:solidFill>
+                        </a:ln>
+                      </wps:spPr>
+                      <wps:txbx>
+                        <w:txbxContent>
+                          <w:p>
+                            <w:r>
+                              <w:t xml:space="preserve">Makes a Done button when click will close the pop up and adds </w:t>
+                            </w:r>
+                            <w:proofErr w:type="gramStart"/>
+                            <w:r>
+                              <w:t>a</w:t>
+                            </w:r>
+                            <w:proofErr w:type="gramEnd"/>
+                            <w:r>
+                              <w:t xml:space="preserve"> action listener to it and sets the background to white.  Then adds it to the panel and then frame. </w:t>
+                            </w:r>
+                          </w:p>
+                        </w:txbxContent>
+                      </wps:txbx>
+                      <wps:bodyPr rot="0" spcFirstLastPara="0" vertOverflow="overflow" horzOverflow="overflow" vert="horz" wrap="square" lIns="91440" tIns="45720" rIns="91440" bIns="45720" numCol="1" spcCol="0" rtlCol="0" fromWordArt="0" anchor="t" anchorCtr="0" forceAA="0" compatLnSpc="1">
+                        <a:prstTxWarp prst="textNoShape">
+                          <a:avLst/>
+                        </a:prstTxWarp>
+                        <a:noAutofit/>
+                      </wps:bodyPr>
+                    </wps:wsp>
+                  </a:graphicData>
+                </a:graphic>
+                <wp14:sizeRelH relativeFrom="margin">
+                  <wp14:pctWidth>0</wp14:pctWidth>
+                </wp14:sizeRelH>
+                <wp14:sizeRelV relativeFrom="margin">
+                  <wp14:pctHeight>0</wp14:pctHeight>
+                </wp14:sizeRelV>
+              </wp:anchor>
+            </w:drawing>
+          </mc:Choice>
+          <mc:Fallback>
+            <w:pict>
+              <v:shape w14:anchorId="33C5C7F6" id="Text Box 52" o:spid="_x0000_s1046" type="#_x0000_t202" style="position:absolute;margin-left:217.35pt;margin-top:316.45pt;width:260.2pt;height:77.45pt;z-index:251716608;visibility:visible;mso-wrap-style:square;mso-width-percent:0;mso-height-percent:0;mso-wrap-distance-left:9pt;mso-wrap-distance-top:0;mso-wrap-distance-right:9pt;mso-wrap-distance-bottom:0;mso-position-horizontal:absolute;mso-position-horizontal-relative:text;mso-position-vertical:absolute;mso-position-vertical-relative:text;mso-width-percent:0;mso-height-percent:0;mso-width-relative:margin;mso-height-relative:margin;v-text-anchor:top" o:gfxdata="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" fillcolor="white [3201]" strokeweight=".5pt">
+                <v:textbox>
+                  <w:txbxContent>
+                    <w:p>
+                      <w:r>
+                        <w:t xml:space="preserve">Makes a Done button when click will close the pop up and adds </w:t>
+                      </w:r>
+                      <w:proofErr w:type="gramStart"/>
+                      <w:r>
+                        <w:t>a</w:t>
+                      </w:r>
+                      <w:proofErr w:type="gramEnd"/>
+                      <w:r>
+                        <w:t xml:space="preserve"> action listener to it and sets the background to white.  Then adds it to the panel and then frame. </w:t>
+                      </w:r>
+                    </w:p>
+                  </w:txbxContent>
+                </v:textbox>
+              </v:shape>
+            </w:pict>
+          </mc:Fallback>
+        </mc:AlternateContent>
+      </w:r>
+      <w:r>
+        <w:rPr>
+          <w:noProof/>
+        </w:rPr>
+        <mc:AlternateContent>
+          <mc:Choice Requires="wps">
+            <w:drawing>
+              <wp:anchor distT="0" distB="0" distL="114300" distR="114300" simplePos="0" relativeHeight="251715584" behindDoc="0" locked="0" layoutInCell="1" allowOverlap="1" wp14:anchorId="36F41836" wp14:editId="6FC46B50">
+                <wp:simplePos x="0" y="0"/>
+                <wp:positionH relativeFrom="column">
+                  <wp:posOffset>2189302</wp:posOffset>
+                </wp:positionH>
+                <wp:positionV relativeFrom="paragraph">
+                  <wp:posOffset>3850100</wp:posOffset>
+                </wp:positionV>
+                <wp:extent cx="646494" cy="220643"/>
+                <wp:effectExtent l="38100" t="38100" r="20320" b="27305"/>
+                <wp:wrapNone/>
+                <wp:docPr id="1042370970" name="Straight Arrow Connector 51"/>
+                <wp:cNvGraphicFramePr/>
+                <a:graphic xmlns:a="http://schemas.openxmlformats.org/drawingml/2006/main">
+                  <a:graphicData uri="http://schemas.microsoft.com/office/word/2010/wordprocessingShape">
+                    <wps:wsp>
+                      <wps:cNvCnPr/>
+                      <wps:spPr>
+                        <a:xfrm flipH="1" flipV="1">
+                          <a:off x="0" y="0"/>
+                          <a:ext cx="646494" cy="220643"/>
+                        </a:xfrm>
+                        <a:prstGeom prst="straightConnector1">
+                          <a:avLst/>
+                        </a:prstGeom>
+                        <a:ln>
+                          <a:tailEnd type="triangle"/>
+                        </a:ln>
+                      </wps:spPr>
+                      <wps:style>
+                        <a:lnRef idx="2">
+                          <a:schemeClr val="accent1"/>
+                        </a:lnRef>
+                        <a:fillRef idx="0">
+                          <a:schemeClr val="accent1"/>
+                        </a:fillRef>
+                        <a:effectRef idx="1">
+                          <a:schemeClr val="accent1"/>
+                        </a:effectRef>
+                        <a:fontRef idx="minor">
+                          <a:schemeClr val="tx1"/>
+                        </a:fontRef>
+                      </wps:style>
+                      <wps:bodyPr/>
+                    </wps:wsp>
+                  </a:graphicData>
+                </a:graphic>
+                <wp14:sizeRelH relativeFrom="margin">
+                  <wp14:pctWidth>0</wp14:pctWidth>
+                </wp14:sizeRelH>
+                <wp14:sizeRelV relativeFrom="margin">
+                  <wp14:pctHeight>0</wp14:pctHeight>
+                </wp14:sizeRelV>
+              </wp:anchor>
+            </w:drawing>
+          </mc:Choice>
+          <mc:Fallback>
+            <w:pict>
+              <v:shape w14:anchorId="4A73CCC7" id="Straight Arrow Connector 51" o:spid="_x0000_s1026" type="#_x0000_t32" style="position:absolute;margin-left:172.4pt;margin-top:303.15pt;width:50.9pt;height:17.35pt;flip:x y;z-index:251715584;visibility:visible;mso-wrap-style:square;mso-width-percent:0;mso-height-percent:0;mso-wrap-distance-left:9pt;mso-wrap-distance-top:0;mso-wrap-distance-right:9pt;mso-wrap-distance-bottom:0;mso-position-horizontal:absolute;mso-position-horizontal-relative:text;mso-position-vertical:absolute;mso-position-vertical-relative:text;mso-width-percent:0;mso-height-percent:0;mso-width-relative:margin;mso-height-relative:margin" o:gfxdata="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" strokecolor="#156082 [3204]" strokeweight="1.5pt">
+                <v:stroke endarrow="block" joinstyle="miter"/>
+              </v:shape>
+            </w:pict>
+          </mc:Fallback>
+        </mc:AlternateContent>
+      </w:r>
+      <w:r>
+        <w:rPr>
+          <w:noProof/>
+        </w:rPr>
+        <mc:AlternateContent>
+          <mc:Choice Requires="wps">
+            <w:drawing>
+              <wp:anchor distT="0" distB="0" distL="114300" distR="114300" simplePos="0" relativeHeight="251714560" behindDoc="0" locked="0" layoutInCell="1" allowOverlap="1" wp14:anchorId="07410616" wp14:editId="371BEE79">
+                <wp:simplePos x="0" y="0"/>
+                <wp:positionH relativeFrom="column">
+                  <wp:posOffset>3044142</wp:posOffset>
+                </wp:positionH>
+                <wp:positionV relativeFrom="paragraph">
+                  <wp:posOffset>3017448</wp:posOffset>
+                </wp:positionV>
+                <wp:extent cx="2552218" cy="723417"/>
+                <wp:effectExtent l="0" t="0" r="19685" b="19685"/>
+                <wp:wrapNone/>
+                <wp:docPr id="221098421" name="Text Box 50"/>
+                <wp:cNvGraphicFramePr/>
+                <a:graphic xmlns:a="http://schemas.openxmlformats.org/drawingml/2006/main">
+                  <a:graphicData uri="http://schemas.microsoft.com/office/word/2010/wordprocessingShape">
+                    <wps:wsp>
+                      <wps:cNvSpPr txBox="1"/>
+                      <wps:spPr>
+                        <a:xfrm>
+                          <a:off x="0" y="0"/>
+                          <a:ext cx="2552218" cy="723417"/>
+                        </a:xfrm>
+                        <a:prstGeom prst="rect">
+                          <a:avLst/>
+                        </a:prstGeom>
+                        <a:solidFill>
+                          <a:schemeClr val="lt1"/>
+                        </a:solidFill>
+                        <a:ln w="6350">
+                          <a:solidFill>
+                            <a:prstClr val="black"/>
+                          </a:solidFill>
+                        </a:ln>
+                      </wps:spPr>
+                      <wps:txbx>
+                        <w:txbxContent>
+                          <w:p>
+                            <w:r>
+                              <w:t xml:space="preserve">Each button is set to an individual text so the pieces can be </w:t>
+                            </w:r>
+                            <w:r>
+                              <w:t xml:space="preserve">all be there as they are all unique. </w:t>
+                            </w:r>
+                          </w:p>
+                        </w:txbxContent>
+                      </wps:txbx>
+                      <wps:bodyPr rot="0" spcFirstLastPara="0" vertOverflow="overflow" horzOverflow="overflow" vert="horz" wrap="square" lIns="91440" tIns="45720" rIns="91440" bIns="45720" numCol="1" spcCol="0" rtlCol="0" fromWordArt="0" anchor="t" anchorCtr="0" forceAA="0" compatLnSpc="1">
+                        <a:prstTxWarp prst="textNoShape">
+                          <a:avLst/>
+                        </a:prstTxWarp>
+                        <a:noAutofit/>
+                      </wps:bodyPr>
+                    </wps:wsp>
+                  </a:graphicData>
+                </a:graphic>
+                <wp14:sizeRelH relativeFrom="margin">
+                  <wp14:pctWidth>0</wp14:pctWidth>
+                </wp14:sizeRelH>
+                <wp14:sizeRelV relativeFrom="margin">
+                  <wp14:pctHeight>0</wp14:pctHeight>
+                </wp14:sizeRelV>
+              </wp:anchor>
+            </w:drawing>
+          </mc:Choice>
+          <mc:Fallback>
+            <w:pict>
+              <v:shape w14:anchorId="07410616" id="Text Box 50" o:spid="_x0000_s1047" type="#_x0000_t202" style="position:absolute;margin-left:239.7pt;margin-top:237.6pt;width:200.95pt;height:56.95pt;z-index:251714560;visibility:visible;mso-wrap-style:square;mso-width-percent:0;mso-height-percent:0;mso-wrap-distance-left:9pt;mso-wrap-distance-top:0;mso-wrap-distance-right:9pt;mso-wrap-distance-bottom:0;mso-position-horizontal:absolute;mso-position-horizontal-relative:text;mso-position-vertical:absolute;mso-position-vertical-relative:text;mso-width-percent:0;mso-height-percent:0;mso-width-relative:margin;mso-height-relative:margin;v-text-anchor:top" o:gfxdata="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" fillcolor="white [3201]" strokeweight=".5pt">
+                <v:textbox>
+                  <w:txbxContent>
+                    <w:p>
+                      <w:r>
+                        <w:t xml:space="preserve">Each button is set to an individual text so the pieces can be </w:t>
+                      </w:r>
+                      <w:r>
+                        <w:t xml:space="preserve">all be there as they are all unique. </w:t>
+                      </w:r>
+                    </w:p>
+                  </w:txbxContent>
+                </v:textbox>
+              </v:shape>
+            </w:pict>
+          </mc:Fallback>
+        </mc:AlternateContent>
+      </w:r>
+      <w:r>
+        <w:rPr>
+          <w:noProof/>
+        </w:rPr>
+        <mc:AlternateContent>
+          <mc:Choice Requires="wps">
+            <w:drawing>
+              <wp:anchor distT="0" distB="0" distL="114300" distR="114300" simplePos="0" relativeHeight="251713536" behindDoc="0" locked="0" layoutInCell="1" allowOverlap="1" wp14:anchorId="3D512B34" wp14:editId="67B4E22E">
+                <wp:simplePos x="0" y="0"/>
+                <wp:positionH relativeFrom="column">
+                  <wp:posOffset>1560171</wp:posOffset>
+                </wp:positionH>
+                <wp:positionV relativeFrom="paragraph">
+                  <wp:posOffset>2592560</wp:posOffset>
+                </wp:positionV>
+                <wp:extent cx="1512907" cy="650594"/>
+                <wp:effectExtent l="38100" t="38100" r="30480" b="35560"/>
+                <wp:wrapNone/>
+                <wp:docPr id="1560441220" name="Straight Arrow Connector 49"/>
+                <wp:cNvGraphicFramePr/>
+                <a:graphic xmlns:a="http://schemas.openxmlformats.org/drawingml/2006/main">
+                  <a:graphicData uri="http://schemas.microsoft.com/office/word/2010/wordprocessingShape">
+                    <wps:wsp>
+                      <wps:cNvCnPr/>
+                      <wps:spPr>
+                        <a:xfrm flipH="1" flipV="1">
+                          <a:off x="0" y="0"/>
+                          <a:ext cx="1512907" cy="650594"/>
+                        </a:xfrm>
+                        <a:prstGeom prst="straightConnector1">
+                          <a:avLst/>
+                        </a:prstGeom>
+                        <a:ln>
+                          <a:tailEnd type="triangle"/>
+                        </a:ln>
+                      </wps:spPr>
+                      <wps:style>
+                        <a:lnRef idx="2">
+                          <a:schemeClr val="accent1"/>
+                        </a:lnRef>
+                        <a:fillRef idx="0">
+                          <a:schemeClr val="accent1"/>
+                        </a:fillRef>
+                        <a:effectRef idx="1">
+                          <a:schemeClr val="accent1"/>
+                        </a:effectRef>
+                        <a:fontRef idx="minor">
+                          <a:schemeClr val="tx1"/>
+                        </a:fontRef>
+                      </wps:style>
+                      <wps:bodyPr/>
+                    </wps:wsp>
+                  </a:graphicData>
+                </a:graphic>
+                <wp14:sizeRelH relativeFrom="margin">
+                  <wp14:pctWidth>0</wp14:pctWidth>
+                </wp14:sizeRelH>
+                <wp14:sizeRelV relativeFrom="margin">
+                  <wp14:pctHeight>0</wp14:pctHeight>
+                </wp14:sizeRelV>
+              </wp:anchor>
+            </w:drawing>
+          </mc:Choice>
+          <mc:Fallback>
+            <w:pict>
+              <v:shape w14:anchorId="130C5440" id="Straight Arrow Connector 49" o:spid="_x0000_s1026" type="#_x0000_t32" style="position:absolute;margin-left:122.85pt;margin-top:204.15pt;width:119.15pt;height:51.25pt;flip:x y;z-index:251713536;visibility:visible;mso-wrap-style:square;mso-width-percent:0;mso-height-percent:0;mso-wrap-distance-left:9pt;mso-wrap-distance-top:0;mso-wrap-distance-right:9pt;mso-wrap-distance-bottom:0;mso-position-horizontal:absolute;mso-position-horizontal-relative:text;mso-position-vertical:absolute;mso-position-vertical-relative:text;mso-width-percent:0;mso-height-percent:0;mso-width-relative:margin;mso-height-relative:margin" o:gfxdata="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" strokecolor="#156082 [3204]" strokeweight="1.5pt">
+                <v:stroke endarrow="block" joinstyle="miter"/>
+              </v:shape>
+            </w:pict>
+          </mc:Fallback>
+        </mc:AlternateContent>
+      </w:r>
+      <w:r>
+        <w:rPr>
+          <w:noProof/>
+        </w:rPr>
+        <mc:AlternateContent>
+          <mc:Choice Requires="wps">
+            <w:drawing>
+              <wp:anchor distT="0" distB="0" distL="114300" distR="114300" simplePos="0" relativeHeight="251712512" behindDoc="0" locked="0" layoutInCell="1" allowOverlap="1" wp14:anchorId="60BAE91E" wp14:editId="4431D9B2">
+                <wp:simplePos x="0" y="0"/>
+                <wp:positionH relativeFrom="column">
+                  <wp:posOffset>2841585</wp:posOffset>
+                </wp:positionH>
+                <wp:positionV relativeFrom="paragraph">
+                  <wp:posOffset>1402778</wp:posOffset>
+                </wp:positionV>
+                <wp:extent cx="3373755" cy="1400537"/>
+                <wp:effectExtent l="0" t="0" r="17145" b="28575"/>
+                <wp:wrapNone/>
+                <wp:docPr id="346646500" name="Text Box 48"/>
+                <wp:cNvGraphicFramePr/>
+                <a:graphic xmlns:a="http://schemas.openxmlformats.org/drawingml/2006/main">
+                  <a:graphicData uri="http://schemas.microsoft.com/office/word/2010/wordprocessingShape">
+                    <wps:wsp>
+                      <wps:cNvSpPr txBox="1"/>
+                      <wps:spPr>
+                        <a:xfrm>
+                          <a:off x="0" y="0"/>
+                          <a:ext cx="3373755" cy="1400537"/>
+                        </a:xfrm>
+                        <a:prstGeom prst="rect">
+                          <a:avLst/>
+                        </a:prstGeom>
+                        <a:solidFill>
+                          <a:schemeClr val="lt1"/>
+                        </a:solidFill>
+                        <a:ln w="6350">
+                          <a:solidFill>
+                            <a:prstClr val="black"/>
+                          </a:solidFill>
+                        </a:ln>
+                      </wps:spPr>
+                      <wps:txbx>
+                        <w:txbxContent>
+                          <w:p>
+                            <w:r>
+                              <w:t xml:space="preserve">Creates the button array with the font and adds an action Lisner to it. Then the background is set to white, and the foreground is set to the same colour, so text is not shown but the images are. Then the </w:t>
+                            </w:r>
+                            <w:r>
+                              <w:t>button</w:t>
+                            </w:r>
+                            <w:r>
+                              <w:t xml:space="preserve"> is added to the panel</w:t>
+                            </w:r>
+                            <w:r>
+                              <w:t xml:space="preserve">. This is all done in a for loop to do all the buttons needed. </w:t>
+                            </w:r>
+                          </w:p>
+                        </w:txbxContent>
+                      </wps:txbx>
+                      <wps:bodyPr rot="0" spcFirstLastPara="0" vertOverflow="overflow" horzOverflow="overflow" vert="horz" wrap="square" lIns="91440" tIns="45720" rIns="91440" bIns="45720" numCol="1" spcCol="0" rtlCol="0" fromWordArt="0" anchor="t" anchorCtr="0" forceAA="0" compatLnSpc="1">
+                        <a:prstTxWarp prst="textNoShape">
+                          <a:avLst/>
+                        </a:prstTxWarp>
+                        <a:noAutofit/>
+                      </wps:bodyPr>
+                    </wps:wsp>
+                  </a:graphicData>
+                </a:graphic>
+                <wp14:sizeRelH relativeFrom="margin">
+                  <wp14:pctWidth>0</wp14:pctWidth>
+                </wp14:sizeRelH>
+                <wp14:sizeRelV relativeFrom="margin">
+                  <wp14:pctHeight>0</wp14:pctHeight>
+                </wp14:sizeRelV>
+              </wp:anchor>
+            </w:drawing>
+          </mc:Choice>
+          <mc:Fallback>
+            <w:pict>
+              <v:shape w14:anchorId="60BAE91E" id="Text Box 48" o:spid="_x0000_s1048" type="#_x0000_t202" style="position:absolute;margin-left:223.75pt;margin-top:110.45pt;width:265.65pt;height:110.3pt;z-index:251712512;visibility:visible;mso-wrap-style:square;mso-width-percent:0;mso-height-percent:0;mso-wrap-distance-left:9pt;mso-wrap-distance-top:0;mso-wrap-distance-right:9pt;mso-wrap-distance-bottom:0;mso-position-horizontal:absolute;mso-position-horizontal-relative:text;mso-position-vertical:absolute;mso-position-vertical-relative:text;mso-width-percent:0;mso-height-percent:0;mso-width-relative:margin;mso-height-relative:margin;v-text-anchor:top" o:gfxdata="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" fillcolor="white [3201]" strokeweight=".5pt">
+                <v:textbox>
+                  <w:txbxContent>
+                    <w:p>
+                      <w:r>
+                        <w:t xml:space="preserve">Creates the button array with the font and adds an action Lisner to it. Then the background is set to white, and the foreground is set to the same colour, so text is not shown but the images are. Then the </w:t>
+                      </w:r>
+                      <w:r>
+                        <w:t>button</w:t>
+                      </w:r>
+                      <w:r>
+                        <w:t xml:space="preserve"> is added to the panel</w:t>
+                      </w:r>
+                      <w:r>
+                        <w:t xml:space="preserve">. This is all done in a for loop to do all the buttons needed. </w:t>
+                      </w:r>
+                    </w:p>
+                  </w:txbxContent>
+                </v:textbox>
+              </v:shape>
+            </w:pict>
+          </mc:Fallback>
+        </mc:AlternateContent>
+      </w:r>
+      <w:r>
+        <w:rPr>
+          <w:noProof/>
+        </w:rPr>
+        <mc:AlternateContent>
+          <mc:Choice Requires="wps">
+            <w:drawing>
+              <wp:anchor distT="0" distB="0" distL="114300" distR="114300" simplePos="0" relativeHeight="251711488" behindDoc="0" locked="0" layoutInCell="1" allowOverlap="1" wp14:anchorId="0306BA0F" wp14:editId="3B9DD7D9">
+                <wp:simplePos x="0" y="0"/>
+                <wp:positionH relativeFrom="column">
+                  <wp:posOffset>3142526</wp:posOffset>
+                </wp:positionH>
+                <wp:positionV relativeFrom="paragraph">
+                  <wp:posOffset>1032388</wp:posOffset>
+                </wp:positionV>
+                <wp:extent cx="1058553" cy="392647"/>
+                <wp:effectExtent l="38100" t="38100" r="27305" b="26670"/>
+                <wp:wrapNone/>
+                <wp:docPr id="185468278" name="Straight Arrow Connector 47"/>
+                <wp:cNvGraphicFramePr/>
+                <a:graphic xmlns:a="http://schemas.openxmlformats.org/drawingml/2006/main">
+                  <a:graphicData uri="http://schemas.microsoft.com/office/word/2010/wordprocessingShape">
+                    <wps:wsp>
+                      <wps:cNvCnPr/>
+                      <wps:spPr>
+                        <a:xfrm flipH="1" flipV="1">
+                          <a:off x="0" y="0"/>
+                          <a:ext cx="1058553" cy="392647"/>
+                        </a:xfrm>
+                        <a:prstGeom prst="straightConnector1">
+                          <a:avLst/>
+                        </a:prstGeom>
+                        <a:ln>
+                          <a:tailEnd type="triangle"/>
+                        </a:ln>
+                      </wps:spPr>
+                      <wps:style>
+                        <a:lnRef idx="2">
+                          <a:schemeClr val="accent1"/>
+                        </a:lnRef>
+                        <a:fillRef idx="0">
+                          <a:schemeClr val="accent1"/>
+                        </a:fillRef>
+                        <a:effectRef idx="1">
+                          <a:schemeClr val="accent1"/>
+                        </a:effectRef>
+                        <a:fontRef idx="minor">
+                          <a:schemeClr val="tx1"/>
+                        </a:fontRef>
+                      </wps:style>
+                      <wps:bodyPr/>
+                    </wps:wsp>
+                  </a:graphicData>
+                </a:graphic>
+                <wp14:sizeRelH relativeFrom="margin">
+                  <wp14:pctWidth>0</wp14:pctWidth>
+                </wp14:sizeRelH>
+                <wp14:sizeRelV relativeFrom="margin">
+                  <wp14:pctHeight>0</wp14:pctHeight>
+                </wp14:sizeRelV>
+              </wp:anchor>
+            </w:drawing>
+          </mc:Choice>
+          <mc:Fallback>
+            <w:pict>
+              <v:shape w14:anchorId="6A86FDDA" id="Straight Arrow Connector 47" o:spid="_x0000_s1026" type="#_x0000_t32" style="position:absolute;margin-left:247.45pt;margin-top:81.3pt;width:83.35pt;height:30.9pt;flip:x y;z-index:251711488;visibility:visible;mso-wrap-style:square;mso-width-percent:0;mso-height-percent:0;mso-wrap-distance-left:9pt;mso-wrap-distance-top:0;mso-wrap-distance-right:9pt;mso-wrap-distance-bottom:0;mso-position-horizontal:absolute;mso-position-horizontal-relative:text;mso-position-vertical:absolute;mso-position-vertical-relative:text;mso-width-percent:0;mso-height-percent:0;mso-width-relative:margin;mso-height-relative:margin" o:gfxdata="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" strokecolor="#156082 [3204]" strokeweight="1.5pt">
+                <v:stroke endarrow="block" joinstyle="miter"/>
+              </v:shape>
+            </w:pict>
+          </mc:Fallback>
+        </mc:AlternateContent>
+      </w:r>
+      <w:r>
+        <w:rPr>
+          <w:noProof/>
+        </w:rPr>
+        <w:drawing>
+          <wp:inline distT="0" distB="0" distL="0" distR="0" wp14:anchorId="4B725BC0" wp14:editId="753941C8">
+            <wp:extent cx="3763897" cy="5170041"/>
+            <wp:effectExtent l="0" t="0" r="8255" b="0"/>
+            <wp:docPr id="518040808" name="Picture 1"/>
+            <wp:cNvGraphicFramePr>
+              <a:graphicFrameLocks xmlns:a="http://schemas.openxmlformats.org/drawingml/2006/main" noChangeAspect="1"/>
+            </wp:cNvGraphicFramePr>
+            <a:graphic xmlns:a="http://schemas.openxmlformats.org/drawingml/2006/main">
+              <a:graphicData uri="http://schemas.openxmlformats.org/drawingml/2006/picture">
+                <pic:pic xmlns:pic="http://schemas.openxmlformats.org/drawingml/2006/picture">
+                  <pic:nvPicPr>
+                    <pic:cNvPr id="518040808" name=""/>
+                    <pic:cNvPicPr/>
+                  </pic:nvPicPr>
+                  <pic:blipFill>
+                    <a:blip r:embed="rId9"/>
+                    <a:stretch>
+                      <a:fillRect/>
+                    </a:stretch>
+                  </pic:blipFill>
+                  <pic:spPr>
+                    <a:xfrm>
+                      <a:off x="0" y="0"/>
+                      <a:ext cx="3768816" cy="5176798"/>
+                    </a:xfrm>
+                    <a:prstGeom prst="rect">
+                      <a:avLst/>
+                    </a:prstGeom>
+                  </pic:spPr>
+                </pic:pic>
+              </a:graphicData>
+            </a:graphic>
+          </wp:inline>
+        </w:drawing>
+      </w:r>
+    </w:p>
+    <w:p/>
+    <w:p/>
+    <w:p/>
+    <w:p/>
+    <w:p/>
+    <w:p/>
+    <w:p/>
+    <w:p/>
+    <w:p/>
+    <w:p/>
+    <w:p>
+      <w:r>
+        <w:rPr>
+          <w:noProof/>
+        </w:rPr>
+        <mc:AlternateContent>
+          <mc:Choice Requires="wps">
+            <w:drawing>
+              <wp:anchor distT="0" distB="0" distL="114300" distR="114300" simplePos="0" relativeHeight="251724800" behindDoc="0" locked="0" layoutInCell="1" allowOverlap="1" wp14:anchorId="27FE9612" wp14:editId="339C5DAA">
+                <wp:simplePos x="0" y="0"/>
+                <wp:positionH relativeFrom="column">
+                  <wp:posOffset>4062715</wp:posOffset>
+                </wp:positionH>
+                <wp:positionV relativeFrom="paragraph">
+                  <wp:posOffset>1465636</wp:posOffset>
+                </wp:positionV>
+                <wp:extent cx="2436382" cy="1452478"/>
+                <wp:effectExtent l="0" t="0" r="21590" b="14605"/>
+                <wp:wrapNone/>
+                <wp:docPr id="1465306539" name="Text Box 61"/>
+                <wp:cNvGraphicFramePr/>
+                <a:graphic xmlns:a="http://schemas.openxmlformats.org/drawingml/2006/main">
+                  <a:graphicData uri="http://schemas.microsoft.com/office/word/2010/wordprocessingShape">
+                    <wps:wsp>
+                      <wps:cNvSpPr txBox="1"/>
+                      <wps:spPr>
+                        <a:xfrm>
+                          <a:off x="0" y="0"/>
+                          <a:ext cx="2436382" cy="1452478"/>
+                        </a:xfrm>
+                        <a:prstGeom prst="rect">
+                          <a:avLst/>
+                        </a:prstGeom>
+                        <a:solidFill>
+                          <a:schemeClr val="lt1"/>
+                        </a:solidFill>
+                        <a:ln w="6350">
+                          <a:solidFill>
+                            <a:prstClr val="black"/>
+                          </a:solidFill>
+                        </a:ln>
+                      </wps:spPr>
+                      <wps:txbx>
+                        <w:txbxContent>
+                          <w:p>
+                            <w:r>
+                              <w:t xml:space="preserve">Uses switch case then when it is found we get the button that it’s at from the for loops internation and sets the icon as its icon that is saved in the files with the code so it can be loaded onto the button </w:t>
+                            </w:r>
+                          </w:p>
+                        </w:txbxContent>
+                      </wps:txbx>
+                      <wps:bodyPr rot="0" spcFirstLastPara="0" vertOverflow="overflow" horzOverflow="overflow" vert="horz" wrap="square" lIns="91440" tIns="45720" rIns="91440" bIns="45720" numCol="1" spcCol="0" rtlCol="0" fromWordArt="0" anchor="t" anchorCtr="0" forceAA="0" compatLnSpc="1">
+                        <a:prstTxWarp prst="textNoShape">
+                          <a:avLst/>
+                        </a:prstTxWarp>
+                        <a:noAutofit/>
+                      </wps:bodyPr>
+                    </wps:wsp>
+                  </a:graphicData>
+                </a:graphic>
+                <wp14:sizeRelH relativeFrom="margin">
+                  <wp14:pctWidth>0</wp14:pctWidth>
+                </wp14:sizeRelH>
+                <wp14:sizeRelV relativeFrom="margin">
+                  <wp14:pctHeight>0</wp14:pctHeight>
+                </wp14:sizeRelV>
+              </wp:anchor>
+            </w:drawing>
+          </mc:Choice>
+          <mc:Fallback>
+            <w:pict>
+              <v:shape w14:anchorId="27FE9612" id="Text Box 61" o:spid="_x0000_s1049" type="#_x0000_t202" style="position:absolute;margin-left:319.9pt;margin-top:115.4pt;width:191.85pt;height:114.35pt;z-index:251724800;visibility:visible;mso-wrap-style:square;mso-width-percent:0;mso-height-percent:0;mso-wrap-distance-left:9pt;mso-wrap-distance-top:0;mso-wrap-distance-right:9pt;mso-wrap-distance-bottom:0;mso-position-horizontal:absolute;mso-position-horizontal-relative:text;mso-position-vertical:absolute;mso-position-vertical-relative:text;mso-width-percent:0;mso-height-percent:0;mso-width-relative:margin;mso-height-relative:margin;v-text-anchor:top" o:gfxdata="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" fillcolor="white [3201]" strokeweight=".5pt">
+                <v:textbox>
+                  <w:txbxContent>
+                    <w:p>
+                      <w:r>
+                        <w:t xml:space="preserve">Uses switch case then when it is found we get the button that it’s at from the for loops internation and sets the icon as its icon that is saved in the files with the code so it can be loaded onto the button </w:t>
+                      </w:r>
+                    </w:p>
+                  </w:txbxContent>
+                </v:textbox>
+              </v:shape>
+            </w:pict>
+          </mc:Fallback>
+        </mc:AlternateContent>
+      </w:r>
+      <w:r>
+        <w:rPr>
+          <w:noProof/>
+        </w:rPr>
+        <mc:AlternateContent>
+          <mc:Choice Requires="wps">
+            <w:drawing>
+              <wp:anchor distT="0" distB="0" distL="114300" distR="114300" simplePos="0" relativeHeight="251723776" behindDoc="0" locked="0" layoutInCell="1" allowOverlap="1" wp14:anchorId="6987FC24" wp14:editId="703D3A27">
+                <wp:simplePos x="0" y="0"/>
+                <wp:positionH relativeFrom="column">
+                  <wp:posOffset>1938759</wp:posOffset>
+                </wp:positionH>
+                <wp:positionV relativeFrom="paragraph">
+                  <wp:posOffset>1778153</wp:posOffset>
+                </wp:positionV>
+                <wp:extent cx="2558006" cy="23149"/>
+                <wp:effectExtent l="38100" t="57150" r="0" b="91440"/>
+                <wp:wrapNone/>
+                <wp:docPr id="1129066274" name="Straight Arrow Connector 60"/>
+                <wp:cNvGraphicFramePr/>
+                <a:graphic xmlns:a="http://schemas.openxmlformats.org/drawingml/2006/main">
+                  <a:graphicData uri="http://schemas.microsoft.com/office/word/2010/wordprocessingShape">
+                    <wps:wsp>
+                      <wps:cNvCnPr/>
+                      <wps:spPr>
+                        <a:xfrm flipH="1">
+                          <a:off x="0" y="0"/>
+                          <a:ext cx="2558006" cy="23149"/>
+                        </a:xfrm>
+                        <a:prstGeom prst="straightConnector1">
+                          <a:avLst/>
+                        </a:prstGeom>
+                        <a:ln>
+                          <a:tailEnd type="triangle"/>
+                        </a:ln>
+                      </wps:spPr>
+                      <wps:style>
+                        <a:lnRef idx="2">
+                          <a:schemeClr val="accent1"/>
+                        </a:lnRef>
+                        <a:fillRef idx="0">
+                          <a:schemeClr val="accent1"/>
+                        </a:fillRef>
+                        <a:effectRef idx="1">
+                          <a:schemeClr val="accent1"/>
+                        </a:effectRef>
+                        <a:fontRef idx="minor">
+                          <a:schemeClr val="tx1"/>
+                        </a:fontRef>
+                      </wps:style>
+                      <wps:bodyPr/>
+                    </wps:wsp>
+                  </a:graphicData>
+                </a:graphic>
+              </wp:anchor>
+            </w:drawing>
+          </mc:Choice>
+          <mc:Fallback>
+            <w:pict>
+              <v:shape w14:anchorId="304A4821" id="Straight Arrow Connector 60" o:spid="_x0000_s1026" type="#_x0000_t32" style="position:absolute;margin-left:152.65pt;margin-top:140pt;width:201.4pt;height:1.8pt;flip:x;z-index:251723776;visibility:visible;mso-wrap-style:square;mso-wrap-distance-left:9pt;mso-wrap-distance-top:0;mso-wrap-distance-right:9pt;mso-wrap-distance-bottom:0;mso-position-horizontal:absolute;mso-position-horizontal-relative:text;mso-position-vertical:absolute;mso-position-vertical-relative:text" o:gfxdata="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" strokecolor="#156082 [3204]" strokeweight="1.5pt">
+                <v:stroke endarrow="block" joinstyle="miter"/>
+              </v:shape>
+            </w:pict>
+          </mc:Fallback>
+        </mc:AlternateContent>
+      </w:r>
+      <w:r>
+        <w:rPr>
+          <w:noProof/>
+        </w:rPr>
+        <mc:AlternateContent>
+          <mc:Choice Requires="wps">
+            <w:drawing>
+              <wp:anchor distT="0" distB="0" distL="114300" distR="114300" simplePos="0" relativeHeight="251722752" behindDoc="0" locked="0" layoutInCell="1" allowOverlap="1" wp14:anchorId="236A28FE" wp14:editId="575E02A8">
+                <wp:simplePos x="0" y="0"/>
+                <wp:positionH relativeFrom="column">
+                  <wp:posOffset>2436471</wp:posOffset>
+                </wp:positionH>
+                <wp:positionV relativeFrom="paragraph">
+                  <wp:posOffset>794305</wp:posOffset>
+                </wp:positionV>
+                <wp:extent cx="3246699" cy="491924"/>
+                <wp:effectExtent l="0" t="0" r="11430" b="22860"/>
+                <wp:wrapNone/>
+                <wp:docPr id="209654078" name="Text Box 59"/>
+                <wp:cNvGraphicFramePr/>
+                <a:graphic xmlns:a="http://schemas.openxmlformats.org/drawingml/2006/main">
+                  <a:graphicData uri="http://schemas.microsoft.com/office/word/2010/wordprocessingShape">
+                    <wps:wsp>
+                      <wps:cNvSpPr txBox="1"/>
+                      <wps:spPr>
+                        <a:xfrm>
+                          <a:off x="0" y="0"/>
+                          <a:ext cx="3246699" cy="491924"/>
+                        </a:xfrm>
+                        <a:prstGeom prst="rect">
+                          <a:avLst/>
+                        </a:prstGeom>
+                        <a:solidFill>
+                          <a:schemeClr val="lt1"/>
+                        </a:solidFill>
+                        <a:ln w="6350">
+                          <a:solidFill>
+                            <a:prstClr val="black"/>
+                          </a:solidFill>
+                        </a:ln>
+                      </wps:spPr>
+                      <wps:txbx>
+                        <w:txbxContent>
+                          <w:p>
+                            <w:r>
+                              <w:t xml:space="preserve">Sets the text that needs to be used for the switch case to the buttons text it is displaying. </w:t>
+                            </w:r>
+                          </w:p>
+                        </w:txbxContent>
+                      </wps:txbx>
+                      <wps:bodyPr rot="0" spcFirstLastPara="0" vertOverflow="overflow" horzOverflow="overflow" vert="horz" wrap="square" lIns="91440" tIns="45720" rIns="91440" bIns="45720" numCol="1" spcCol="0" rtlCol="0" fromWordArt="0" anchor="t" anchorCtr="0" forceAA="0" compatLnSpc="1">
+                        <a:prstTxWarp prst="textNoShape">
+                          <a:avLst/>
+                        </a:prstTxWarp>
+                        <a:noAutofit/>
+                      </wps:bodyPr>
+                    </wps:wsp>
+                  </a:graphicData>
+                </a:graphic>
+                <wp14:sizeRelH relativeFrom="margin">
+                  <wp14:pctWidth>0</wp14:pctWidth>
+                </wp14:sizeRelH>
+                <wp14:sizeRelV relativeFrom="margin">
+                  <wp14:pctHeight>0</wp14:pctHeight>
+                </wp14:sizeRelV>
+              </wp:anchor>
+            </w:drawing>
+          </mc:Choice>
+          <mc:Fallback>
+            <w:pict>
+              <v:shape w14:anchorId="236A28FE" id="Text Box 59" o:spid="_x0000_s1050" type="#_x0000_t202" style="position:absolute;margin-left:191.85pt;margin-top:62.55pt;width:255.65pt;height:38.75pt;z-index:251722752;visibility:visible;mso-wrap-style:square;mso-width-percent:0;mso-height-percent:0;mso-wrap-distance-left:9pt;mso-wrap-distance-top:0;mso-wrap-distance-right:9pt;mso-wrap-distance-bottom:0;mso-position-horizontal:absolute;mso-position-horizontal-relative:text;mso-position-vertical:absolute;mso-position-vertical-relative:text;mso-width-percent:0;mso-height-percent:0;mso-width-relative:margin;mso-height-relative:margin;v-text-anchor:top" o:gfxdata="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" fillcolor="white [3201]" strokeweight=".5pt">
+                <v:textbox>
+                  <w:txbxContent>
+                    <w:p>
+                      <w:r>
+                        <w:t xml:space="preserve">Sets the text that needs to be used for the switch case to the buttons text it is displaying. </w:t>
+                      </w:r>
+                    </w:p>
+                  </w:txbxContent>
+                </v:textbox>
+              </v:shape>
+            </w:pict>
+          </mc:Fallback>
+        </mc:AlternateContent>
+      </w:r>
+      <w:r>
+        <w:rPr>
+          <w:noProof/>
+        </w:rPr>
+        <mc:AlternateContent>
+          <mc:Choice Requires="wps">
+            <w:drawing>
+              <wp:anchor distT="0" distB="0" distL="114300" distR="114300" simplePos="0" relativeHeight="251721728" behindDoc="0" locked="0" layoutInCell="1" allowOverlap="1" wp14:anchorId="46704B28" wp14:editId="50D6FD94">
+                <wp:simplePos x="0" y="0"/>
+                <wp:positionH relativeFrom="column">
+                  <wp:posOffset>2129742</wp:posOffset>
+                </wp:positionH>
+                <wp:positionV relativeFrom="paragraph">
+                  <wp:posOffset>904264</wp:posOffset>
+                </wp:positionV>
+                <wp:extent cx="515073" cy="86810"/>
+                <wp:effectExtent l="19050" t="57150" r="18415" b="27940"/>
+                <wp:wrapNone/>
+                <wp:docPr id="694864825" name="Straight Arrow Connector 58"/>
+                <wp:cNvGraphicFramePr/>
+                <a:graphic xmlns:a="http://schemas.openxmlformats.org/drawingml/2006/main">
+                  <a:graphicData uri="http://schemas.microsoft.com/office/word/2010/wordprocessingShape">
+                    <wps:wsp>
+                      <wps:cNvCnPr/>
+                      <wps:spPr>
+                        <a:xfrm flipH="1" flipV="1">
+                          <a:off x="0" y="0"/>
+                          <a:ext cx="515073" cy="86810"/>
+                        </a:xfrm>
+                        <a:prstGeom prst="straightConnector1">
+                          <a:avLst/>
+                        </a:prstGeom>
+                        <a:ln>
+                          <a:tailEnd type="triangle"/>
+                        </a:ln>
+                      </wps:spPr>
+                      <wps:style>
+                        <a:lnRef idx="2">
+                          <a:schemeClr val="accent1"/>
+                        </a:lnRef>
+                        <a:fillRef idx="0">
+                          <a:schemeClr val="accent1"/>
+                        </a:fillRef>
+                        <a:effectRef idx="1">
+                          <a:schemeClr val="accent1"/>
+                        </a:effectRef>
+                        <a:fontRef idx="minor">
+                          <a:schemeClr val="tx1"/>
+                        </a:fontRef>
+                      </wps:style>
+                      <wps:bodyPr/>
+                    </wps:wsp>
+                  </a:graphicData>
+                </a:graphic>
+              </wp:anchor>
+            </w:drawing>
+          </mc:Choice>
+          <mc:Fallback>
+            <w:pict>
+              <v:shape w14:anchorId="19B4F1F5" id="Straight Arrow Connector 58" o:spid="_x0000_s1026" type="#_x0000_t32" style="position:absolute;margin-left:167.7pt;margin-top:71.2pt;width:40.55pt;height:6.85pt;flip:x y;z-index:251721728;visibility:visible;mso-wrap-style:square;mso-wrap-distance-left:9pt;mso-wrap-distance-top:0;mso-wrap-distance-right:9pt;mso-wrap-distance-bottom:0;mso-position-horizontal:absolute;mso-position-horizontal-relative:text;mso-position-vertical:absolute;mso-position-vertical-relative:text" o:gfxdata="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" strokecolor="#156082 [3204]" strokeweight="1.5pt">
+                <v:stroke endarrow="block" joinstyle="miter"/>
+              </v:shape>
+            </w:pict>
+          </mc:Fallback>
+        </mc:AlternateContent>
+      </w:r>
+      <w:r>
+        <w:rPr>
+          <w:noProof/>
+        </w:rPr>
+        <mc:AlternateContent>
+          <mc:Choice Requires="wps">
+            <w:drawing>
+              <wp:anchor distT="0" distB="0" distL="114300" distR="114300" simplePos="0" relativeHeight="251720704" behindDoc="0" locked="0" layoutInCell="1" allowOverlap="1" wp14:anchorId="3CD2E940" wp14:editId="721609BE">
+                <wp:simplePos x="0" y="0"/>
+                <wp:positionH relativeFrom="column">
+                  <wp:posOffset>2245432</wp:posOffset>
+                </wp:positionH>
+                <wp:positionV relativeFrom="paragraph">
+                  <wp:posOffset>243928</wp:posOffset>
+                </wp:positionV>
+                <wp:extent cx="2384385" cy="353028"/>
+                <wp:effectExtent l="0" t="0" r="16510" b="28575"/>
+                <wp:wrapNone/>
+                <wp:docPr id="1317665875" name="Text Box 57"/>
+                <wp:cNvGraphicFramePr/>
+                <a:graphic xmlns:a="http://schemas.openxmlformats.org/drawingml/2006/main">
+                  <a:graphicData uri="http://schemas.microsoft.com/office/word/2010/wordprocessingShape">
+                    <wps:wsp>
+                      <wps:cNvSpPr txBox="1"/>
+                      <wps:spPr>
+                        <a:xfrm>
+                          <a:off x="0" y="0"/>
+                          <a:ext cx="2384385" cy="353028"/>
+                        </a:xfrm>
+                        <a:prstGeom prst="rect">
+                          <a:avLst/>
+                        </a:prstGeom>
+                        <a:solidFill>
+                          <a:schemeClr val="lt1"/>
+                        </a:solidFill>
+                        <a:ln w="6350">
+                          <a:solidFill>
+                            <a:prstClr val="black"/>
+                          </a:solidFill>
+                        </a:ln>
+                      </wps:spPr>
+                      <wps:txbx>
+                        <w:txbxContent>
+                          <w:p>
+                            <w:r>
+                              <w:t>Iterates through the entire panel</w:t>
+                            </w:r>
+                          </w:p>
+                        </w:txbxContent>
+                      </wps:txbx>
+                      <wps:bodyPr rot="0" spcFirstLastPara="0" vertOverflow="overflow" horzOverflow="overflow" vert="horz" wrap="square" lIns="91440" tIns="45720" rIns="91440" bIns="45720" numCol="1" spcCol="0" rtlCol="0" fromWordArt="0" anchor="t" anchorCtr="0" forceAA="0" compatLnSpc="1">
+                        <a:prstTxWarp prst="textNoShape">
+                          <a:avLst/>
+                        </a:prstTxWarp>
+                        <a:noAutofit/>
+                      </wps:bodyPr>
+                    </wps:wsp>
+                  </a:graphicData>
+                </a:graphic>
+                <wp14:sizeRelH relativeFrom="margin">
+                  <wp14:pctWidth>0</wp14:pctWidth>
+                </wp14:sizeRelH>
+                <wp14:sizeRelV relativeFrom="margin">
+                  <wp14:pctHeight>0</wp14:pctHeight>
+                </wp14:sizeRelV>
+              </wp:anchor>
+            </w:drawing>
+          </mc:Choice>
+          <mc:Fallback>
+            <w:pict>
+              <v:shape w14:anchorId="3CD2E940" id="Text Box 57" o:spid="_x0000_s1051" type="#_x0000_t202" style="position:absolute;margin-left:176.8pt;margin-top:19.2pt;width:187.75pt;height:27.8pt;z-index:251720704;visibility:visible;mso-wrap-style:square;mso-width-percent:0;mso-height-percent:0;mso-wrap-distance-left:9pt;mso-wrap-distance-top:0;mso-wrap-distance-right:9pt;mso-wrap-distance-bottom:0;mso-position-horizontal:absolute;mso-position-horizontal-relative:text;mso-position-vertical:absolute;mso-position-vertical-relative:text;mso-width-percent:0;mso-height-percent:0;mso-width-relative:margin;mso-height-relative:margin;v-text-anchor:top" o:gfxdata="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" fillcolor="white [3201]" strokeweight=".5pt">
+                <v:textbox>
+                  <w:txbxContent>
+                    <w:p>
+                      <w:r>
+                        <w:t>Iterates through the entire panel</w:t>
+                      </w:r>
+                    </w:p>
+                  </w:txbxContent>
+                </v:textbox>
+              </v:shape>
+            </w:pict>
+          </mc:Fallback>
+        </mc:AlternateContent>
+      </w:r>
+      <w:r>
+        <w:rPr>
+          <w:noProof/>
+        </w:rPr>
+        <mc:AlternateContent>
+          <mc:Choice Requires="wps">
+            <w:drawing>
+              <wp:anchor distT="0" distB="0" distL="114300" distR="114300" simplePos="0" relativeHeight="251719680" behindDoc="0" locked="0" layoutInCell="1" allowOverlap="1" wp14:anchorId="0689BFEA" wp14:editId="74E091C7">
+                <wp:simplePos x="0" y="0"/>
+                <wp:positionH relativeFrom="column">
+                  <wp:posOffset>1710642</wp:posOffset>
+                </wp:positionH>
+                <wp:positionV relativeFrom="paragraph">
+                  <wp:posOffset>447064</wp:posOffset>
+                </wp:positionV>
+                <wp:extent cx="696892" cy="51628"/>
+                <wp:effectExtent l="38100" t="19050" r="27305" b="81915"/>
+                <wp:wrapNone/>
+                <wp:docPr id="1921356414" name="Straight Arrow Connector 56"/>
+                <wp:cNvGraphicFramePr/>
+                <a:graphic xmlns:a="http://schemas.openxmlformats.org/drawingml/2006/main">
+                  <a:graphicData uri="http://schemas.microsoft.com/office/word/2010/wordprocessingShape">
+                    <wps:wsp>
+                      <wps:cNvCnPr/>
+                      <wps:spPr>
+                        <a:xfrm flipH="1">
+                          <a:off x="0" y="0"/>
+                          <a:ext cx="696892" cy="51628"/>
+                        </a:xfrm>
+                        <a:prstGeom prst="straightConnector1">
+                          <a:avLst/>
+                        </a:prstGeom>
+                        <a:ln>
+                          <a:tailEnd type="triangle"/>
+                        </a:ln>
+                      </wps:spPr>
+                      <wps:style>
+                        <a:lnRef idx="2">
+                          <a:schemeClr val="accent1"/>
+                        </a:lnRef>
+                        <a:fillRef idx="0">
+                          <a:schemeClr val="accent1"/>
+                        </a:fillRef>
+                        <a:effectRef idx="1">
+                          <a:schemeClr val="accent1"/>
+                        </a:effectRef>
+                        <a:fontRef idx="minor">
+                          <a:schemeClr val="tx1"/>
+                        </a:fontRef>
+                      </wps:style>
+                      <wps:bodyPr/>
+                    </wps:wsp>
+                  </a:graphicData>
+                </a:graphic>
+                <wp14:sizeRelH relativeFrom="margin">
+                  <wp14:pctWidth>0</wp14:pctWidth>
+                </wp14:sizeRelH>
+                <wp14:sizeRelV relativeFrom="margin">
+                  <wp14:pctHeight>0</wp14:pctHeight>
+                </wp14:sizeRelV>
+              </wp:anchor>
+            </w:drawing>
+          </mc:Choice>
+          <mc:Fallback>
+            <w:pict>
+              <v:shape w14:anchorId="21365851" id="Straight Arrow Connector 56" o:spid="_x0000_s1026" type="#_x0000_t32" style="position:absolute;margin-left:134.7pt;margin-top:35.2pt;width:54.85pt;height:4.05pt;flip:x;z-index:251719680;visibility:visible;mso-wrap-style:square;mso-width-percent:0;mso-height-percent:0;mso-wrap-distance-left:9pt;mso-wrap-distance-top:0;mso-wrap-distance-right:9pt;mso-wrap-distance-bottom:0;mso-position-horizontal:absolute;mso-position-horizontal-relative:text;mso-position-vertical:absolute;mso-position-vertical-relative:text;mso-width-percent:0;mso-height-percent:0;mso-width-relative:margin;mso-height-relative:margin" o:gfxdata="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" strokecolor="#156082 [3204]" strokeweight="1.5pt">
+                <v:stroke endarrow="block" joinstyle="miter"/>
+              </v:shape>
+            </w:pict>
+          </mc:Fallback>
+        </mc:AlternateContent>
+      </w:r>
+      <w:r>
+        <w:rPr>
+          <w:noProof/>
+        </w:rPr>
+        <w:drawing>
+          <wp:inline distT="0" distB="0" distL="0" distR="0" wp14:anchorId="58DBCE24" wp14:editId="3078BE47">
+            <wp:extent cx="4008250" cy="4485190"/>
+            <wp:effectExtent l="0" t="0" r="0" b="0"/>
+            <wp:docPr id="135062229" name="Picture 1"/>
+            <wp:cNvGraphicFramePr>
+              <a:graphicFrameLocks xmlns:a="http://schemas.openxmlformats.org/drawingml/2006/main" noChangeAspect="1"/>
+            </wp:cNvGraphicFramePr>
+            <a:graphic xmlns:a="http://schemas.openxmlformats.org/drawingml/2006/main">
+              <a:graphicData uri="http://schemas.openxmlformats.org/drawingml/2006/picture">
+                <pic:pic xmlns:pic="http://schemas.openxmlformats.org/drawingml/2006/picture">
+                  <pic:nvPicPr>
+                    <pic:cNvPr id="135062229" name=""/>
+                    <pic:cNvPicPr/>
+                  </pic:nvPicPr>
+                  <pic:blipFill>
+                    <a:blip r:embed="rId10"/>
+                    <a:stretch>
+                      <a:fillRect/>
+                    </a:stretch>
+                  </pic:blipFill>
+                  <pic:spPr>
+                    <a:xfrm>
+                      <a:off x="0" y="0"/>
+                      <a:ext cx="4014108" cy="4491745"/>
+                    </a:xfrm>
+                    <a:prstGeom prst="rect">
+                      <a:avLst/>
+                    </a:prstGeom>
+                  </pic:spPr>
+                </pic:pic>
+              </a:graphicData>
+            </a:graphic>
+          </wp:inline>
+        </w:drawing>
+      </w:r>
+    </w:p>
+    <w:p/>
+    <w:p>
+      <w:r>
+        <w:rPr>
+          <w:noProof/>
+        </w:rPr>
+        <mc:AlternateContent>
+          <mc:Choice Requires="wps">
+            <w:drawing>
+              <wp:anchor distT="0" distB="0" distL="114300" distR="114300" simplePos="0" relativeHeight="251726848" behindDoc="0" locked="0" layoutInCell="1" allowOverlap="1" wp14:anchorId="22A8290A" wp14:editId="15B2E246">
+                <wp:simplePos x="0" y="0"/>
+                <wp:positionH relativeFrom="column">
+                  <wp:posOffset>3304572</wp:posOffset>
+                </wp:positionH>
+                <wp:positionV relativeFrom="paragraph">
+                  <wp:posOffset>282519</wp:posOffset>
+                </wp:positionV>
+                <wp:extent cx="2563793" cy="1400536"/>
+                <wp:effectExtent l="0" t="0" r="27305" b="28575"/>
+                <wp:wrapNone/>
+                <wp:docPr id="276914740" name="Text Box 63"/>
+                <wp:cNvGraphicFramePr/>
+                <a:graphic xmlns:a="http://schemas.openxmlformats.org/drawingml/2006/main">
+                  <a:graphicData uri="http://schemas.microsoft.com/office/word/2010/wordprocessingShape">
+                    <wps:wsp>
+                      <wps:cNvSpPr txBox="1"/>
+                      <wps:spPr>
+                        <a:xfrm>
+                          <a:off x="0" y="0"/>
+                          <a:ext cx="2563793" cy="1400536"/>
+                        </a:xfrm>
+                        <a:prstGeom prst="rect">
+                          <a:avLst/>
+                        </a:prstGeom>
+                        <a:solidFill>
+                          <a:schemeClr val="lt1"/>
+                        </a:solidFill>
+                        <a:ln w="6350">
+                          <a:solidFill>
+                            <a:prstClr val="black"/>
+                          </a:solidFill>
+                        </a:ln>
+                      </wps:spPr>
+                      <wps:txbx>
+                        <w:txbxContent>
+                          <w:p>
+                            <w:r>
+                              <w:t xml:space="preserve">Checks the buttons to see what been pressed. If done button is </w:t>
+                            </w:r>
+                            <w:proofErr w:type="gramStart"/>
+                            <w:r>
+                              <w:t>pressed</w:t>
+                            </w:r>
+                            <w:proofErr w:type="gramEnd"/>
+                            <w:r>
+                              <w:t xml:space="preserve"> then done is set to true else it checks each button and then sets the name as the buttons text that was pressed</w:t>
+                            </w:r>
+                          </w:p>
+                        </w:txbxContent>
+                      </wps:txbx>
+                      <wps:bodyPr rot="0" spcFirstLastPara="0" vertOverflow="overflow" horzOverflow="overflow" vert="horz" wrap="square" lIns="91440" tIns="45720" rIns="91440" bIns="45720" numCol="1" spcCol="0" rtlCol="0" fromWordArt="0" anchor="t" anchorCtr="0" forceAA="0" compatLnSpc="1">
+                        <a:prstTxWarp prst="textNoShape">
+                          <a:avLst/>
+                        </a:prstTxWarp>
+                        <a:noAutofit/>
+                      </wps:bodyPr>
+                    </wps:wsp>
+                  </a:graphicData>
+                </a:graphic>
+                <wp14:sizeRelV relativeFrom="margin">
+                  <wp14:pctHeight>0</wp14:pctHeight>
+                </wp14:sizeRelV>
+              </wp:anchor>
+            </w:drawing>
+          </mc:Choice>
+          <mc:Fallback>
+            <w:pict>
+              <v:shape w14:anchorId="22A8290A" id="Text Box 63" o:spid="_x0000_s1052" type="#_x0000_t202" style="position:absolute;margin-left:260.2pt;margin-top:22.25pt;width:201.85pt;height:110.3pt;z-index:251726848;visibility:visible;mso-wrap-style:square;mso-height-percent:0;mso-wrap-distance-left:9pt;mso-wrap-distance-top:0;mso-wrap-distance-right:9pt;mso-wrap-distance-bottom:0;mso-position-horizontal:absolute;mso-position-horizontal-relative:text;mso-position-vertical:absolute;mso-position-vertical-relative:text;mso-height-percent:0;mso-height-relative:margin;v-text-anchor:top" o:gfxdata="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" fillcolor="white [3201]" strokeweight=".5pt">
+                <v:textbox>
+                  <w:txbxContent>
+                    <w:p>
+                      <w:r>
+                        <w:t xml:space="preserve">Checks the buttons to see what been pressed. If done button is </w:t>
+                      </w:r>
+                      <w:proofErr w:type="gramStart"/>
+                      <w:r>
+                        <w:t>pressed</w:t>
+                      </w:r>
+                      <w:proofErr w:type="gramEnd"/>
+                      <w:r>
+                        <w:t xml:space="preserve"> then done is set to true else it checks each button and then sets the name as the buttons text that was pressed</w:t>
+                      </w:r>
+                    </w:p>
+                  </w:txbxContent>
+                </v:textbox>
+              </v:shape>
+            </w:pict>
+          </mc:Fallback>
+        </mc:AlternateContent>
+      </w:r>
+    </w:p>
+    <w:p>
+      <w:r>
+        <w:rPr>
+          <w:noProof/>
+        </w:rPr>
+        <mc:AlternateContent>
+          <mc:Choice Requires="wps">
+            <w:drawing>
+              <wp:anchor distT="0" distB="0" distL="114300" distR="114300" simplePos="0" relativeHeight="251725824" behindDoc="0" locked="0" layoutInCell="1" allowOverlap="1" wp14:anchorId="41F9AADA" wp14:editId="79F4C899">
+                <wp:simplePos x="0" y="0"/>
+                <wp:positionH relativeFrom="column">
+                  <wp:posOffset>2046308</wp:posOffset>
+                </wp:positionH>
+                <wp:positionV relativeFrom="paragraph">
+                  <wp:posOffset>608049</wp:posOffset>
+                </wp:positionV>
+                <wp:extent cx="1345074" cy="202307"/>
+                <wp:effectExtent l="38100" t="0" r="26670" b="83820"/>
+                <wp:wrapNone/>
+                <wp:docPr id="1314567952" name="Straight Arrow Connector 62"/>
+                <wp:cNvGraphicFramePr/>
+                <a:graphic xmlns:a="http://schemas.openxmlformats.org/drawingml/2006/main">
+                  <a:graphicData uri="http://schemas.microsoft.com/office/word/2010/wordprocessingShape">
+                    <wps:wsp>
+                      <wps:cNvCnPr/>
+                      <wps:spPr>
+                        <a:xfrm flipH="1">
+                          <a:off x="0" y="0"/>
+                          <a:ext cx="1345074" cy="202307"/>
+                        </a:xfrm>
+                        <a:prstGeom prst="straightConnector1">
+                          <a:avLst/>
+                        </a:prstGeom>
+                        <a:ln>
+                          <a:tailEnd type="triangle"/>
+                        </a:ln>
+                      </wps:spPr>
+                      <wps:style>
+                        <a:lnRef idx="2">
+                          <a:schemeClr val="accent1"/>
+                        </a:lnRef>
+                        <a:fillRef idx="0">
+                          <a:schemeClr val="accent1"/>
+                        </a:fillRef>
+                        <a:effectRef idx="1">
+                          <a:schemeClr val="accent1"/>
+                        </a:effectRef>
+                        <a:fontRef idx="minor">
+                          <a:schemeClr val="tx1"/>
+                        </a:fontRef>
+                      </wps:style>
+                      <wps:bodyPr/>
+                    </wps:wsp>
+                  </a:graphicData>
+                </a:graphic>
+                <wp14:sizeRelH relativeFrom="margin">
+                  <wp14:pctWidth>0</wp14:pctWidth>
+                </wp14:sizeRelH>
+                <wp14:sizeRelV relativeFrom="margin">
+                  <wp14:pctHeight>0</wp14:pctHeight>
+                </wp14:sizeRelV>
+              </wp:anchor>
+            </w:drawing>
+          </mc:Choice>
+          <mc:Fallback>
+            <w:pict>
+              <v:shape w14:anchorId="31D07D4E" id="Straight Arrow Connector 62" o:spid="_x0000_s1026" type="#_x0000_t32" style="position:absolute;margin-left:161.15pt;margin-top:47.9pt;width:105.9pt;height:15.95pt;flip:x;z-index:251725824;visibility:visible;mso-wrap-style:square;mso-width-percent:0;mso-height-percent:0;mso-wrap-distance-left:9pt;mso-wrap-distance-top:0;mso-wrap-distance-right:9pt;mso-wrap-distance-bottom:0;mso-position-horizontal:absolute;mso-position-horizontal-relative:text;mso-position-vertical:absolute;mso-position-vertical-relative:text;mso-width-percent:0;mso-height-percent:0;mso-width-relative:margin;mso-height-relative:margin" o:gfxdata="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" strokecolor="#156082 [3204]" strokeweight="1.5pt">
+                <v:stroke endarrow="block" joinstyle="miter"/>
+              </v:shape>
+            </w:pict>
+          </mc:Fallback>
+        </mc:AlternateContent>
+      </w:r>
+      <w:r>
+        <w:rPr>
+          <w:noProof/>
+        </w:rPr>
+        <w:drawing>
+          <wp:inline distT="0" distB="0" distL="0" distR="0" wp14:anchorId="06C06EDC" wp14:editId="6DD73FAA">
+            <wp:extent cx="4883401" cy="2540131"/>
+            <wp:effectExtent l="0" t="0" r="0" b="0"/>
+            <wp:docPr id="10654253" name="Picture 1"/>
+            <wp:cNvGraphicFramePr>
+              <a:graphicFrameLocks xmlns:a="http://schemas.openxmlformats.org/drawingml/2006/main" noChangeAspect="1"/>
+            </wp:cNvGraphicFramePr>
+            <a:graphic xmlns:a="http://schemas.openxmlformats.org/drawingml/2006/main">
+              <a:graphicData uri="http://schemas.openxmlformats.org/drawingml/2006/picture">
+                <pic:pic xmlns:pic="http://schemas.openxmlformats.org/drawingml/2006/picture">
+                  <pic:nvPicPr>
+                    <pic:cNvPr id="10654253" name=""/>
+                    <pic:cNvPicPr/>
+                  </pic:nvPicPr>
+                  <pic:blipFill>
+                    <a:blip r:embed="rId11"/>
+                    <a:stretch>
+                      <a:fillRect/>
+                    </a:stretch>
+                  </pic:blipFill>
+                  <pic:spPr>
+                    <a:xfrm>
+                      <a:off x="0" y="0"/>
+                      <a:ext cx="4883401" cy="2540131"/>
+                    </a:xfrm>
+                    <a:prstGeom prst="rect">
+                      <a:avLst/>
+                    </a:prstGeom>
+                  </pic:spPr>
+                </pic:pic>
+              </a:graphicData>
+            </a:graphic>
+          </wp:inline>
+        </w:drawing>
+      </w:r>
+      <w:r>
+        <w:br w:type="page"/>
+      </w:r>
+    </w:p>
+    <w:p>
+      <w:r>
+        <w:rPr>
+          <w:noProof/>
+        </w:rPr>
+        <w:lastRenderedPageBreak/>
+        <mc:AlternateContent>
+          <mc:Choice Requires="wps">
+            <w:drawing>
+              <wp:anchor distT="0" distB="0" distL="114300" distR="114300" simplePos="0" relativeHeight="251735040" behindDoc="0" locked="0" layoutInCell="1" allowOverlap="1" wp14:anchorId="00ED700A" wp14:editId="4E67240C">
+                <wp:simplePos x="0" y="0"/>
+                <wp:positionH relativeFrom="column">
+                  <wp:posOffset>526648</wp:posOffset>
+                </wp:positionH>
+                <wp:positionV relativeFrom="paragraph">
+                  <wp:posOffset>2870521</wp:posOffset>
+                </wp:positionV>
+                <wp:extent cx="2679539" cy="1059083"/>
+                <wp:effectExtent l="0" t="0" r="26035" b="27305"/>
+                <wp:wrapNone/>
+                <wp:docPr id="1183555005" name="Text Box 71"/>
+                <wp:cNvGraphicFramePr/>
+                <a:graphic xmlns:a="http://schemas.openxmlformats.org/drawingml/2006/main">
+                  <a:graphicData uri="http://schemas.microsoft.com/office/word/2010/wordprocessingShape">
+                    <wps:wsp>
+                      <wps:cNvSpPr txBox="1"/>
+                      <wps:spPr>
+                        <a:xfrm>
+                          <a:off x="0" y="0"/>
+                          <a:ext cx="2679539" cy="1059083"/>
+                        </a:xfrm>
+                        <a:prstGeom prst="rect">
+                          <a:avLst/>
+                        </a:prstGeom>
+                        <a:solidFill>
+                          <a:schemeClr val="lt1"/>
+                        </a:solidFill>
+                        <a:ln w="6350">
+                          <a:solidFill>
+                            <a:prstClr val="black"/>
+                          </a:solidFill>
+                        </a:ln>
+                      </wps:spPr>
+                      <wps:txbx>
+                        <w:txbxContent>
+                          <w:p>
+                            <w:r>
+                              <w:t xml:space="preserve">This translates the triangle with the angle using radiant and it set the arrows colour as red and draws the arrow as a full polygon with 3 sides. </w:t>
+                            </w:r>
+                          </w:p>
+                        </w:txbxContent>
+                      </wps:txbx>
+                      <wps:bodyPr rot="0" spcFirstLastPara="0" vertOverflow="overflow" horzOverflow="overflow" vert="horz" wrap="square" lIns="91440" tIns="45720" rIns="91440" bIns="45720" numCol="1" spcCol="0" rtlCol="0" fromWordArt="0" anchor="t" anchorCtr="0" forceAA="0" compatLnSpc="1">
+                        <a:prstTxWarp prst="textNoShape">
+                          <a:avLst/>
+                        </a:prstTxWarp>
+                        <a:noAutofit/>
+                      </wps:bodyPr>
+                    </wps:wsp>
+                  </a:graphicData>
+                </a:graphic>
+                <wp14:sizeRelH relativeFrom="margin">
+                  <wp14:pctWidth>0</wp14:pctWidth>
+                </wp14:sizeRelH>
+                <wp14:sizeRelV relativeFrom="margin">
+                  <wp14:pctHeight>0</wp14:pctHeight>
+                </wp14:sizeRelV>
+              </wp:anchor>
+            </w:drawing>
+          </mc:Choice>
+          <mc:Fallback>
+            <w:pict>
+              <v:shape w14:anchorId="00ED700A" id="Text Box 71" o:spid="_x0000_s1053" type="#_x0000_t202" style="position:absolute;margin-left:41.45pt;margin-top:226.05pt;width:211pt;height:83.4pt;z-index:251735040;visibility:visible;mso-wrap-style:square;mso-width-percent:0;mso-height-percent:0;mso-wrap-distance-left:9pt;mso-wrap-distance-top:0;mso-wrap-distance-right:9pt;mso-wrap-distance-bottom:0;mso-position-horizontal:absolute;mso-position-horizontal-relative:text;mso-position-vertical:absolute;mso-position-vertical-relative:text;mso-width-percent:0;mso-height-percent:0;mso-width-relative:margin;mso-height-relative:margin;v-text-anchor:top" o:gfxdata="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" fillcolor="white [3201]" strokeweight=".5pt">
+                <v:textbox>
+                  <w:txbxContent>
+                    <w:p>
+                      <w:r>
+                        <w:t xml:space="preserve">This translates the triangle with the angle using radiant and it set the arrows colour as red and draws the arrow as a full polygon with 3 sides. </w:t>
+                      </w:r>
+                    </w:p>
+                  </w:txbxContent>
+                </v:textbox>
+              </v:shape>
+            </w:pict>
+          </mc:Fallback>
+        </mc:AlternateContent>
+      </w:r>
+      <w:r>
+        <w:rPr>
+          <w:noProof/>
+        </w:rPr>
+        <mc:AlternateContent>
+          <mc:Choice Requires="wps">
+            <w:drawing>
+              <wp:anchor distT="0" distB="0" distL="114300" distR="114300" simplePos="0" relativeHeight="251734016" behindDoc="0" locked="0" layoutInCell="1" allowOverlap="1" wp14:anchorId="5CB2FDC8" wp14:editId="73DCE200">
+                <wp:simplePos x="0" y="0"/>
+                <wp:positionH relativeFrom="column">
+                  <wp:posOffset>1886673</wp:posOffset>
+                </wp:positionH>
+                <wp:positionV relativeFrom="paragraph">
+                  <wp:posOffset>2563792</wp:posOffset>
+                </wp:positionV>
+                <wp:extent cx="671332" cy="538223"/>
+                <wp:effectExtent l="38100" t="38100" r="33655" b="33655"/>
+                <wp:wrapNone/>
+                <wp:docPr id="1547601274" name="Straight Arrow Connector 70"/>
+                <wp:cNvGraphicFramePr/>
+                <a:graphic xmlns:a="http://schemas.openxmlformats.org/drawingml/2006/main">
+                  <a:graphicData uri="http://schemas.microsoft.com/office/word/2010/wordprocessingShape">
+                    <wps:wsp>
+                      <wps:cNvCnPr/>
+                      <wps:spPr>
+                        <a:xfrm flipH="1" flipV="1">
+                          <a:off x="0" y="0"/>
+                          <a:ext cx="671332" cy="538223"/>
+                        </a:xfrm>
+                        <a:prstGeom prst="straightConnector1">
+                          <a:avLst/>
+                        </a:prstGeom>
+                        <a:ln>
+                          <a:tailEnd type="triangle"/>
+                        </a:ln>
+                      </wps:spPr>
+                      <wps:style>
+                        <a:lnRef idx="2">
+                          <a:schemeClr val="accent1"/>
+                        </a:lnRef>
+                        <a:fillRef idx="0">
+                          <a:schemeClr val="accent1"/>
+                        </a:fillRef>
+                        <a:effectRef idx="1">
+                          <a:schemeClr val="accent1"/>
+                        </a:effectRef>
+                        <a:fontRef idx="minor">
+                          <a:schemeClr val="tx1"/>
+                        </a:fontRef>
+                      </wps:style>
+                      <wps:bodyPr/>
+                    </wps:wsp>
+                  </a:graphicData>
+                </a:graphic>
+              </wp:anchor>
+            </w:drawing>
+          </mc:Choice>
+          <mc:Fallback>
+            <w:pict>
+              <v:shape w14:anchorId="77189571" id="Straight Arrow Connector 70" o:spid="_x0000_s1026" type="#_x0000_t32" style="position:absolute;margin-left:148.55pt;margin-top:201.85pt;width:52.85pt;height:42.4pt;flip:x y;z-index:251734016;visibility:visible;mso-wrap-style:square;mso-wrap-distance-left:9pt;mso-wrap-distance-top:0;mso-wrap-distance-right:9pt;mso-wrap-distance-bottom:0;mso-position-horizontal:absolute;mso-position-horizontal-relative:text;mso-position-vertical:absolute;mso-position-vertical-relative:text" o:gfxdata="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" strokecolor="#156082 [3204]" strokeweight="1.5pt">
+                <v:stroke endarrow="block" joinstyle="miter"/>
+              </v:shape>
+            </w:pict>
+          </mc:Fallback>
+        </mc:AlternateContent>
+      </w:r>
+      <w:r>
+        <w:rPr>
+          <w:noProof/>
+        </w:rPr>
+        <mc:AlternateContent>
+          <mc:Choice Requires="wps">
+            <w:drawing>
+              <wp:anchor distT="0" distB="0" distL="114300" distR="114300" simplePos="0" relativeHeight="251732992" behindDoc="0" locked="0" layoutInCell="1" allowOverlap="1" wp14:anchorId="287B9EF2" wp14:editId="3A43248C">
+                <wp:simplePos x="0" y="0"/>
+                <wp:positionH relativeFrom="column">
+                  <wp:posOffset>3420319</wp:posOffset>
+                </wp:positionH>
+                <wp:positionV relativeFrom="paragraph">
+                  <wp:posOffset>1990846</wp:posOffset>
+                </wp:positionV>
+                <wp:extent cx="2806700" cy="978060"/>
+                <wp:effectExtent l="0" t="0" r="12700" b="12700"/>
+                <wp:wrapNone/>
+                <wp:docPr id="155717427" name="Text Box 69"/>
+                <wp:cNvGraphicFramePr/>
+                <a:graphic xmlns:a="http://schemas.openxmlformats.org/drawingml/2006/main">
+                  <a:graphicData uri="http://schemas.microsoft.com/office/word/2010/wordprocessingShape">
+                    <wps:wsp>
+                      <wps:cNvSpPr txBox="1"/>
+                      <wps:spPr>
+                        <a:xfrm>
+                          <a:off x="0" y="0"/>
+                          <a:ext cx="2806700" cy="978060"/>
+                        </a:xfrm>
+                        <a:prstGeom prst="rect">
+                          <a:avLst/>
+                        </a:prstGeom>
+                        <a:solidFill>
+                          <a:schemeClr val="lt1"/>
+                        </a:solidFill>
+                        <a:ln w="6350">
+                          <a:solidFill>
+                            <a:prstClr val="black"/>
+                          </a:solidFill>
+                        </a:ln>
+                      </wps:spPr>
+                      <wps:txbx>
+                        <w:txbxContent>
+                          <w:p>
+                            <w:r>
+                              <w:t xml:space="preserve">Gets an int array for the triangles so g2 can draw it with the positions of x with the other sides with a fourth of the size of the square on ether side of its centre. </w:t>
+                            </w:r>
+                          </w:p>
+                        </w:txbxContent>
+                      </wps:txbx>
+                      <wps:bodyPr rot="0" spcFirstLastPara="0" vertOverflow="overflow" horzOverflow="overflow" vert="horz" wrap="square" lIns="91440" tIns="45720" rIns="91440" bIns="45720" numCol="1" spcCol="0" rtlCol="0" fromWordArt="0" anchor="t" anchorCtr="0" forceAA="0" compatLnSpc="1">
+                        <a:prstTxWarp prst="textNoShape">
+                          <a:avLst/>
+                        </a:prstTxWarp>
+                        <a:noAutofit/>
+                      </wps:bodyPr>
+                    </wps:wsp>
+                  </a:graphicData>
+                </a:graphic>
+                <wp14:sizeRelV relativeFrom="margin">
+                  <wp14:pctHeight>0</wp14:pctHeight>
+                </wp14:sizeRelV>
+              </wp:anchor>
+            </w:drawing>
+          </mc:Choice>
+          <mc:Fallback>
+            <w:pict>
+              <v:shape w14:anchorId="287B9EF2" id="Text Box 69" o:spid="_x0000_s1054" type="#_x0000_t202" style="position:absolute;margin-left:269.3pt;margin-top:156.75pt;width:221pt;height:77pt;z-index:251732992;visibility:visible;mso-wrap-style:square;mso-height-percent:0;mso-wrap-distance-left:9pt;mso-wrap-distance-top:0;mso-wrap-distance-right:9pt;mso-wrap-distance-bottom:0;mso-position-horizontal:absolute;mso-position-horizontal-relative:text;mso-position-vertical:absolute;mso-position-vertical-relative:text;mso-height-percent:0;mso-height-relative:margin;v-text-anchor:top" o:gfxdata="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" fillcolor="white [3201]" strokeweight=".5pt">
+                <v:textbox>
+                  <w:txbxContent>
+                    <w:p>
+                      <w:r>
+                        <w:t xml:space="preserve">Gets an int array for the triangles so g2 can draw it with the positions of x with the other sides with a fourth of the size of the square on ether side of its centre. </w:t>
+                      </w:r>
+                    </w:p>
+                  </w:txbxContent>
+                </v:textbox>
+              </v:shape>
+            </w:pict>
+          </mc:Fallback>
+        </mc:AlternateContent>
+      </w:r>
+      <w:r>
+        <w:rPr>
+          <w:noProof/>
+        </w:rPr>
+        <mc:AlternateContent>
+          <mc:Choice Requires="wps">
+            <w:drawing>
+              <wp:anchor distT="0" distB="0" distL="114300" distR="114300" simplePos="0" relativeHeight="251729920" behindDoc="0" locked="0" layoutInCell="1" allowOverlap="1" wp14:anchorId="0FCAAB24" wp14:editId="7FFE5DE0">
+                <wp:simplePos x="0" y="0"/>
+                <wp:positionH relativeFrom="column">
+                  <wp:posOffset>3075884</wp:posOffset>
+                </wp:positionH>
+                <wp:positionV relativeFrom="paragraph">
+                  <wp:posOffset>1959128</wp:posOffset>
+                </wp:positionV>
+                <wp:extent cx="777915" cy="419100"/>
+                <wp:effectExtent l="38100" t="38100" r="22225" b="19050"/>
+                <wp:wrapNone/>
+                <wp:docPr id="389180903" name="Straight Arrow Connector 66"/>
+                <wp:cNvGraphicFramePr/>
+                <a:graphic xmlns:a="http://schemas.openxmlformats.org/drawingml/2006/main">
+                  <a:graphicData uri="http://schemas.microsoft.com/office/word/2010/wordprocessingShape">
+                    <wps:wsp>
+                      <wps:cNvCnPr/>
+                      <wps:spPr>
+                        <a:xfrm flipH="1" flipV="1">
+                          <a:off x="0" y="0"/>
+                          <a:ext cx="777915" cy="419100"/>
+                        </a:xfrm>
+                        <a:prstGeom prst="straightConnector1">
+                          <a:avLst/>
+                        </a:prstGeom>
+                        <a:ln>
+                          <a:tailEnd type="triangle"/>
+                        </a:ln>
+                      </wps:spPr>
+                      <wps:style>
+                        <a:lnRef idx="2">
+                          <a:schemeClr val="accent1"/>
+                        </a:lnRef>
+                        <a:fillRef idx="0">
+                          <a:schemeClr val="accent1"/>
+                        </a:fillRef>
+                        <a:effectRef idx="1">
+                          <a:schemeClr val="accent1"/>
+                        </a:effectRef>
+                        <a:fontRef idx="minor">
+                          <a:schemeClr val="tx1"/>
+                        </a:fontRef>
+                      </wps:style>
+                      <wps:bodyPr/>
+                    </wps:wsp>
+                  </a:graphicData>
+                </a:graphic>
+                <wp14:sizeRelH relativeFrom="margin">
+                  <wp14:pctWidth>0</wp14:pctWidth>
+                </wp14:sizeRelH>
+                <wp14:sizeRelV relativeFrom="margin">
+                  <wp14:pctHeight>0</wp14:pctHeight>
+                </wp14:sizeRelV>
+              </wp:anchor>
+            </w:drawing>
+          </mc:Choice>
+          <mc:Fallback>
+            <w:pict>
+              <v:shape w14:anchorId="7C244BA8" id="Straight Arrow Connector 66" o:spid="_x0000_s1026" type="#_x0000_t32" style="position:absolute;margin-left:242.2pt;margin-top:154.25pt;width:61.25pt;height:33pt;flip:x y;z-index:251729920;visibility:visible;mso-wrap-style:square;mso-width-percent:0;mso-height-percent:0;mso-wrap-distance-left:9pt;mso-wrap-distance-top:0;mso-wrap-distance-right:9pt;mso-wrap-distance-bottom:0;mso-position-horizontal:absolute;mso-position-horizontal-relative:text;mso-position-vertical:absolute;mso-position-vertical-relative:text;mso-width-percent:0;mso-height-percent:0;mso-width-relative:margin;mso-height-relative:margin" o:gfxdata="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" strokecolor="#156082 [3204]" strokeweight="1.5pt">
+                <v:stroke endarrow="block" joinstyle="miter"/>
+              </v:shape>
+            </w:pict>
+          </mc:Fallback>
+        </mc:AlternateContent>
+      </w:r>
+      <w:r>
+        <w:rPr>
+          <w:noProof/>
+        </w:rPr>
+        <mc:AlternateContent>
+          <mc:Choice Requires="wps">
+            <w:drawing>
+              <wp:anchor distT="0" distB="0" distL="114300" distR="114300" simplePos="0" relativeHeight="251731968" behindDoc="0" locked="0" layoutInCell="1" allowOverlap="1" wp14:anchorId="4DBE1367" wp14:editId="41C6A58D">
+                <wp:simplePos x="0" y="0"/>
+                <wp:positionH relativeFrom="margin">
+                  <wp:posOffset>3009418</wp:posOffset>
+                </wp:positionH>
+                <wp:positionV relativeFrom="paragraph">
+                  <wp:posOffset>682906</wp:posOffset>
+                </wp:positionV>
+                <wp:extent cx="3495554" cy="931417"/>
+                <wp:effectExtent l="0" t="0" r="10160" b="21590"/>
+                <wp:wrapNone/>
+                <wp:docPr id="1853154503" name="Text Box 68"/>
+                <wp:cNvGraphicFramePr/>
+                <a:graphic xmlns:a="http://schemas.openxmlformats.org/drawingml/2006/main">
+                  <a:graphicData uri="http://schemas.microsoft.com/office/word/2010/wordprocessingShape">
+                    <wps:wsp>
+                      <wps:cNvSpPr txBox="1"/>
+                      <wps:spPr>
+                        <a:xfrm>
+                          <a:off x="0" y="0"/>
+                          <a:ext cx="3495554" cy="931417"/>
+                        </a:xfrm>
+                        <a:prstGeom prst="rect">
+                          <a:avLst/>
+                        </a:prstGeom>
+                        <a:solidFill>
+                          <a:schemeClr val="lt1"/>
+                        </a:solidFill>
+                        <a:ln w="6350">
+                          <a:solidFill>
+                            <a:prstClr val="black"/>
+                          </a:solidFill>
+                        </a:ln>
+                      </wps:spPr>
+                      <wps:txbx>
+                        <w:txbxContent>
+                          <w:p>
+                            <w:r>
+                              <w:t xml:space="preserve">Gets the different of the positions on both position and gets the angle in radiant between them and then scales the arrows head to a fourth of width and hight of the </w:t>
+                            </w:r>
+                            <w:r>
+                              <w:t>button its position is in</w:t>
+                            </w:r>
+                          </w:p>
+                        </w:txbxContent>
+                      </wps:txbx>
+                      <wps:bodyPr rot="0" spcFirstLastPara="0" vertOverflow="overflow" horzOverflow="overflow" vert="horz" wrap="square" lIns="91440" tIns="45720" rIns="91440" bIns="45720" numCol="1" spcCol="0" rtlCol="0" fromWordArt="0" anchor="t" anchorCtr="0" forceAA="0" compatLnSpc="1">
+                        <a:prstTxWarp prst="textNoShape">
+                          <a:avLst/>
+                        </a:prstTxWarp>
+                        <a:noAutofit/>
+                      </wps:bodyPr>
+                    </wps:wsp>
+                  </a:graphicData>
+                </a:graphic>
+                <wp14:sizeRelH relativeFrom="margin">
+                  <wp14:pctWidth>0</wp14:pctWidth>
+                </wp14:sizeRelH>
+                <wp14:sizeRelV relativeFrom="margin">
+                  <wp14:pctHeight>0</wp14:pctHeight>
+                </wp14:sizeRelV>
+              </wp:anchor>
+            </w:drawing>
+          </mc:Choice>
+          <mc:Fallback>
+            <w:pict>
+              <v:shape w14:anchorId="4DBE1367" id="Text Box 68" o:spid="_x0000_s1055" type="#_x0000_t202" style="position:absolute;margin-left:236.95pt;margin-top:53.75pt;width:275.25pt;height:73.35pt;z-index:251731968;visibility:visible;mso-wrap-style:square;mso-width-percent:0;mso-height-percent:0;mso-wrap-distance-left:9pt;mso-wrap-distance-top:0;mso-wrap-distance-right:9pt;mso-wrap-distance-bottom:0;mso-position-horizontal:absolute;mso-position-horizontal-relative:margin;mso-position-vertical:absolute;mso-position-vertical-relative:text;mso-width-percent:0;mso-height-percent:0;mso-width-relative:margin;mso-height-relative:margin;v-text-anchor:top" o:gfxdata="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" fillcolor="white [3201]" strokeweight=".5pt">
+                <v:textbox>
+                  <w:txbxContent>
+                    <w:p>
+                      <w:r>
+                        <w:t xml:space="preserve">Gets the different of the positions on both position and gets the angle in radiant between them and then scales the arrows head to a fourth of width and hight of the </w:t>
+                      </w:r>
+                      <w:r>
+                        <w:t>button its position is in</w:t>
+                      </w:r>
+                    </w:p>
+                  </w:txbxContent>
+                </v:textbox>
+                <w10:wrap anchorx="margin"/>
+              </v:shape>
+            </w:pict>
+          </mc:Fallback>
+        </mc:AlternateContent>
+      </w:r>
+      <w:r>
+        <w:rPr>
+          <w:noProof/>
+        </w:rPr>
+        <mc:AlternateContent>
+          <mc:Choice Requires="wps">
+            <w:drawing>
+              <wp:anchor distT="0" distB="0" distL="114300" distR="114300" simplePos="0" relativeHeight="251730944" behindDoc="0" locked="0" layoutInCell="1" allowOverlap="1" wp14:anchorId="4E67FB89" wp14:editId="771CB6B8">
+                <wp:simplePos x="0" y="0"/>
+                <wp:positionH relativeFrom="margin">
+                  <wp:posOffset>2777925</wp:posOffset>
+                </wp:positionH>
+                <wp:positionV relativeFrom="paragraph">
+                  <wp:posOffset>-665544</wp:posOffset>
+                </wp:positionV>
+                <wp:extent cx="2933676" cy="954565"/>
+                <wp:effectExtent l="0" t="0" r="19685" b="17145"/>
+                <wp:wrapNone/>
+                <wp:docPr id="234288662" name="Text Box 67"/>
+                <wp:cNvGraphicFramePr/>
+                <a:graphic xmlns:a="http://schemas.openxmlformats.org/drawingml/2006/main">
+                  <a:graphicData uri="http://schemas.microsoft.com/office/word/2010/wordprocessingShape">
+                    <wps:wsp>
+                      <wps:cNvSpPr txBox="1"/>
+                      <wps:spPr>
+                        <a:xfrm>
+                          <a:off x="0" y="0"/>
+                          <a:ext cx="2933676" cy="954565"/>
+                        </a:xfrm>
+                        <a:prstGeom prst="rect">
+                          <a:avLst/>
+                        </a:prstGeom>
+                        <a:solidFill>
+                          <a:schemeClr val="lt1"/>
+                        </a:solidFill>
+                        <a:ln w="6350">
+                          <a:solidFill>
+                            <a:prstClr val="black"/>
+                          </a:solidFill>
+                        </a:ln>
+                      </wps:spPr>
+                      <wps:txbx>
+                        <w:txbxContent>
+                          <w:p>
+                            <w:r>
+                              <w:t xml:space="preserve">Sets the graphic2D colour as red and sets the stroke size as 10. It also draws the straight line from the first positions to the second positions </w:t>
+                            </w:r>
+                          </w:p>
+                        </w:txbxContent>
+                      </wps:txbx>
+                      <wps:bodyPr rot="0" spcFirstLastPara="0" vertOverflow="overflow" horzOverflow="overflow" vert="horz" wrap="square" lIns="91440" tIns="45720" rIns="91440" bIns="45720" numCol="1" spcCol="0" rtlCol="0" fromWordArt="0" anchor="t" anchorCtr="0" forceAA="0" compatLnSpc="1">
+                        <a:prstTxWarp prst="textNoShape">
+                          <a:avLst/>
+                        </a:prstTxWarp>
+                        <a:noAutofit/>
+                      </wps:bodyPr>
+                    </wps:wsp>
+                  </a:graphicData>
+                </a:graphic>
+                <wp14:sizeRelH relativeFrom="margin">
+                  <wp14:pctWidth>0</wp14:pctWidth>
+                </wp14:sizeRelH>
+                <wp14:sizeRelV relativeFrom="margin">
+                  <wp14:pctHeight>0</wp14:pctHeight>
+                </wp14:sizeRelV>
+              </wp:anchor>
+            </w:drawing>
+          </mc:Choice>
+          <mc:Fallback>
+            <w:pict>
+              <v:shape w14:anchorId="4E67FB89" id="Text Box 67" o:spid="_x0000_s1056" type="#_x0000_t202" style="position:absolute;margin-left:218.75pt;margin-top:-52.4pt;width:231pt;height:75.15pt;z-index:251730944;visibility:visible;mso-wrap-style:square;mso-width-percent:0;mso-height-percent:0;mso-wrap-distance-left:9pt;mso-wrap-distance-top:0;mso-wrap-distance-right:9pt;mso-wrap-distance-bottom:0;mso-position-horizontal:absolute;mso-position-horizontal-relative:margin;mso-position-vertical:absolute;mso-position-vertical-relative:text;mso-width-percent:0;mso-height-percent:0;mso-width-relative:margin;mso-height-relative:margin;v-text-anchor:top" o:gfxdata="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" fillcolor="white [3201]" strokeweight=".5pt">
+                <v:textbox>
+                  <w:txbxContent>
+                    <w:p>
+                      <w:r>
+                        <w:t xml:space="preserve">Sets the graphic2D colour as red and sets the stroke size as 10. It also draws the straight line from the first positions to the second positions </w:t>
+                      </w:r>
+                    </w:p>
+                  </w:txbxContent>
+                </v:textbox>
+                <w10:wrap anchorx="margin"/>
+              </v:shape>
+            </w:pict>
+          </mc:Fallback>
+        </mc:AlternateContent>
+      </w:r>
+      <w:r>
+        <w:rPr>
+          <w:noProof/>
+        </w:rPr>
+        <mc:AlternateContent>
+          <mc:Choice Requires="wps">
+            <w:drawing>
+              <wp:anchor distT="0" distB="0" distL="114300" distR="114300" simplePos="0" relativeHeight="251727872" behindDoc="0" locked="0" layoutInCell="1" allowOverlap="1" wp14:anchorId="128929F1" wp14:editId="5216A322">
+                <wp:simplePos x="0" y="0"/>
+                <wp:positionH relativeFrom="column">
+                  <wp:posOffset>2474571</wp:posOffset>
+                </wp:positionH>
+                <wp:positionV relativeFrom="paragraph">
+                  <wp:posOffset>5787</wp:posOffset>
+                </wp:positionV>
+                <wp:extent cx="777915" cy="254587"/>
+                <wp:effectExtent l="38100" t="0" r="22225" b="69850"/>
+                <wp:wrapNone/>
+                <wp:docPr id="853519749" name="Straight Arrow Connector 64"/>
+                <wp:cNvGraphicFramePr/>
+                <a:graphic xmlns:a="http://schemas.openxmlformats.org/drawingml/2006/main">
+                  <a:graphicData uri="http://schemas.microsoft.com/office/word/2010/wordprocessingShape">
+                    <wps:wsp>
+                      <wps:cNvCnPr/>
+                      <wps:spPr>
+                        <a:xfrm flipH="1">
+                          <a:off x="0" y="0"/>
+                          <a:ext cx="777915" cy="254587"/>
+                        </a:xfrm>
+                        <a:prstGeom prst="straightConnector1">
+                          <a:avLst/>
+                        </a:prstGeom>
+                        <a:ln>
+                          <a:tailEnd type="triangle"/>
+                        </a:ln>
+                      </wps:spPr>
+                      <wps:style>
+                        <a:lnRef idx="2">
+                          <a:schemeClr val="accent1"/>
+                        </a:lnRef>
+                        <a:fillRef idx="0">
+                          <a:schemeClr val="accent1"/>
+                        </a:fillRef>
+                        <a:effectRef idx="1">
+                          <a:schemeClr val="accent1"/>
+                        </a:effectRef>
+                        <a:fontRef idx="minor">
+                          <a:schemeClr val="tx1"/>
+                        </a:fontRef>
+                      </wps:style>
+                      <wps:bodyPr/>
+                    </wps:wsp>
+                  </a:graphicData>
+                </a:graphic>
+                <wp14:sizeRelH relativeFrom="margin">
+                  <wp14:pctWidth>0</wp14:pctWidth>
+                </wp14:sizeRelH>
+                <wp14:sizeRelV relativeFrom="margin">
+                  <wp14:pctHeight>0</wp14:pctHeight>
+                </wp14:sizeRelV>
+              </wp:anchor>
+            </w:drawing>
+          </mc:Choice>
+          <mc:Fallback>
+            <w:pict>
+              <v:shape w14:anchorId="115613BC" id="Straight Arrow Connector 64" o:spid="_x0000_s1026" type="#_x0000_t32" style="position:absolute;margin-left:194.85pt;margin-top:.45pt;width:61.25pt;height:20.05pt;flip:x;z-index:251727872;visibility:visible;mso-wrap-style:square;mso-width-percent:0;mso-height-percent:0;mso-wrap-distance-left:9pt;mso-wrap-distance-top:0;mso-wrap-distance-right:9pt;mso-wrap-distance-bottom:0;mso-position-horizontal:absolute;mso-position-horizontal-relative:text;mso-position-vertical:absolute;mso-position-vertical-relative:text;mso-width-percent:0;mso-height-percent:0;mso-width-relative:margin;mso-height-relative:margin" o:gfxdata="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" strokecolor="#156082 [3204]" strokeweight="1.5pt">
+                <v:stroke endarrow="block" joinstyle="miter"/>
+              </v:shape>
+            </w:pict>
+          </mc:Fallback>
+        </mc:AlternateContent>
+      </w:r>
+      <w:r>
+        <w:rPr>
+          <w:noProof/>
+        </w:rPr>
+        <mc:AlternateContent>
+          <mc:Choice Requires="wps">
+            <w:drawing>
+              <wp:anchor distT="0" distB="0" distL="114300" distR="114300" simplePos="0" relativeHeight="251728896" behindDoc="0" locked="0" layoutInCell="1" allowOverlap="1" wp14:anchorId="27E209E7" wp14:editId="730B4EEA">
+                <wp:simplePos x="0" y="0"/>
+                <wp:positionH relativeFrom="column">
+                  <wp:posOffset>2170253</wp:posOffset>
+                </wp:positionH>
+                <wp:positionV relativeFrom="paragraph">
+                  <wp:posOffset>1190361</wp:posOffset>
+                </wp:positionV>
+                <wp:extent cx="1374920" cy="45719"/>
+                <wp:effectExtent l="19050" t="76200" r="15875" b="50165"/>
+                <wp:wrapNone/>
+                <wp:docPr id="31141518" name="Straight Arrow Connector 65"/>
+                <wp:cNvGraphicFramePr/>
+                <a:graphic xmlns:a="http://schemas.openxmlformats.org/drawingml/2006/main">
+                  <a:graphicData uri="http://schemas.microsoft.com/office/word/2010/wordprocessingShape">
+                    <wps:wsp>
+                      <wps:cNvCnPr/>
+                      <wps:spPr>
+                        <a:xfrm flipH="1" flipV="1">
+                          <a:off x="0" y="0"/>
+                          <a:ext cx="1374920" cy="45719"/>
+                        </a:xfrm>
+                        <a:prstGeom prst="straightConnector1">
+                          <a:avLst/>
+                        </a:prstGeom>
+                        <a:ln>
+                          <a:tailEnd type="triangle"/>
+                        </a:ln>
+                      </wps:spPr>
+                      <wps:style>
+                        <a:lnRef idx="2">
+                          <a:schemeClr val="accent1"/>
+                        </a:lnRef>
+                        <a:fillRef idx="0">
+                          <a:schemeClr val="accent1"/>
+                        </a:fillRef>
+                        <a:effectRef idx="1">
+                          <a:schemeClr val="accent1"/>
+                        </a:effectRef>
+                        <a:fontRef idx="minor">
+                          <a:schemeClr val="tx1"/>
+                        </a:fontRef>
+                      </wps:style>
+                      <wps:bodyPr/>
+                    </wps:wsp>
+                  </a:graphicData>
+                </a:graphic>
+                <wp14:sizeRelH relativeFrom="margin">
+                  <wp14:pctWidth>0</wp14:pctWidth>
+                </wp14:sizeRelH>
+                <wp14:sizeRelV relativeFrom="margin">
+                  <wp14:pctHeight>0</wp14:pctHeight>
+                </wp14:sizeRelV>
+              </wp:anchor>
+            </w:drawing>
+          </mc:Choice>
+          <mc:Fallback>
+            <w:pict>
+              <v:shape w14:anchorId="7B844230" id="Straight Arrow Connector 65" o:spid="_x0000_s1026" type="#_x0000_t32" style="position:absolute;margin-left:170.9pt;margin-top:93.75pt;width:108.25pt;height:3.6pt;flip:x y;z-index:251728896;visibility:visible;mso-wrap-style:square;mso-width-percent:0;mso-height-percent:0;mso-wrap-distance-left:9pt;mso-wrap-distance-top:0;mso-wrap-distance-right:9pt;mso-wrap-distance-bottom:0;mso-position-horizontal:absolute;mso-position-horizontal-relative:text;mso-position-vertical:absolute;mso-position-vertical-relative:text;mso-width-percent:0;mso-height-percent:0;mso-width-relative:margin;mso-height-relative:margin" o:gfxdata="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" strokecolor="#156082 [3204]" strokeweight="1.5pt">
+                <v:stroke endarrow="block" joinstyle="miter"/>
+              </v:shape>
+            </w:pict>
+          </mc:Fallback>
+        </mc:AlternateContent>
+      </w:r>
+      <w:r>
+        <w:rPr>
+          <w:noProof/>
+        </w:rPr>
+        <w:drawing>
+          <wp:inline distT="0" distB="0" distL="0" distR="0" wp14:anchorId="6544DE41" wp14:editId="6EB07169">
+            <wp:extent cx="5731510" cy="2884805"/>
+            <wp:effectExtent l="0" t="0" r="2540" b="0"/>
+            <wp:docPr id="1508243187" name="Picture 1"/>
+            <wp:cNvGraphicFramePr>
+              <a:graphicFrameLocks xmlns:a="http://schemas.openxmlformats.org/drawingml/2006/main" noChangeAspect="1"/>
+            </wp:cNvGraphicFramePr>
+            <a:graphic xmlns:a="http://schemas.openxmlformats.org/drawingml/2006/main">
+              <a:graphicData uri="http://schemas.openxmlformats.org/drawingml/2006/picture">
+                <pic:pic xmlns:pic="http://schemas.openxmlformats.org/drawingml/2006/picture">
+                  <pic:nvPicPr>
+                    <pic:cNvPr id="1508243187" name=""/>
+                    <pic:cNvPicPr/>
+                  </pic:nvPicPr>
+                  <pic:blipFill>
+                    <a:blip r:embed="rId12"/>
+                    <a:stretch>
+                      <a:fillRect/>
+                    </a:stretch>
+                  </pic:blipFill>
+                  <pic:spPr>
+                    <a:xfrm>
+                      <a:off x="0" y="0"/>
+                      <a:ext cx="5731510" cy="2884805"/>
+                    </a:xfrm>
+                    <a:prstGeom prst="rect">
+                      <a:avLst/>
+                    </a:prstGeom>
+                  </pic:spPr>
+                </pic:pic>
+              </a:graphicData>
+            </a:graphic>
+          </wp:inline>
+        </w:drawing>
+      </w:r>
+    </w:p>
+    <w:p/>
+    <w:p/>
+    <w:p/>
+    <w:p/>
+    <w:p/>
+    <w:p>
+      <w:r>
+        <w:rPr>
+          <w:noProof/>
+        </w:rPr>
+        <mc:AlternateContent>
+          <mc:Choice Requires="wps">
+            <w:drawing>
+              <wp:anchor distT="0" distB="0" distL="114300" distR="114300" simplePos="0" relativeHeight="251739136" behindDoc="0" locked="0" layoutInCell="1" allowOverlap="1" wp14:anchorId="6CFDD799" wp14:editId="615E5B81">
+                <wp:simplePos x="0" y="0"/>
+                <wp:positionH relativeFrom="column">
+                  <wp:posOffset>3755985</wp:posOffset>
+                </wp:positionH>
+                <wp:positionV relativeFrom="paragraph">
+                  <wp:posOffset>2274152</wp:posOffset>
+                </wp:positionV>
+                <wp:extent cx="2615750" cy="1145894"/>
+                <wp:effectExtent l="0" t="0" r="13335" b="16510"/>
+                <wp:wrapNone/>
+                <wp:docPr id="73324020" name="Text Box 74"/>
+                <wp:cNvGraphicFramePr/>
+                <a:graphic xmlns:a="http://schemas.openxmlformats.org/drawingml/2006/main">
+                  <a:graphicData uri="http://schemas.microsoft.com/office/word/2010/wordprocessingShape">
+                    <wps:wsp>
+                      <wps:cNvSpPr txBox="1"/>
+                      <wps:spPr>
+                        <a:xfrm>
+                          <a:off x="0" y="0"/>
+                          <a:ext cx="2615750" cy="1145894"/>
+                        </a:xfrm>
+                        <a:prstGeom prst="rect">
+                          <a:avLst/>
+                        </a:prstGeom>
+                        <a:solidFill>
+                          <a:schemeClr val="lt1"/>
+                        </a:solidFill>
+                        <a:ln w="6350">
+                          <a:solidFill>
+                            <a:prstClr val="black"/>
+                          </a:solidFill>
+                        </a:ln>
+                      </wps:spPr>
+                      <wps:txbx>
+                        <w:txbxContent>
+                          <w:p>
+                            <w:r>
+                              <w:t xml:space="preserve">If we have the first x and y position, then it sets the second x and y position from its middle and then sets the Boolean variable </w:t>
+                            </w:r>
+                            <w:proofErr w:type="spellStart"/>
+                            <w:r>
+                              <w:t>getBothPos</w:t>
+                            </w:r>
+                            <w:proofErr w:type="spellEnd"/>
+                            <w:r>
+                              <w:t xml:space="preserve"> as true</w:t>
+                            </w:r>
+                          </w:p>
+                        </w:txbxContent>
+                      </wps:txbx>
+                      <wps:bodyPr rot="0" spcFirstLastPara="0" vertOverflow="overflow" horzOverflow="overflow" vert="horz" wrap="square" lIns="91440" tIns="45720" rIns="91440" bIns="45720" numCol="1" spcCol="0" rtlCol="0" fromWordArt="0" anchor="t" anchorCtr="0" forceAA="0" compatLnSpc="1">
+                        <a:prstTxWarp prst="textNoShape">
+                          <a:avLst/>
+                        </a:prstTxWarp>
+                        <a:noAutofit/>
+                      </wps:bodyPr>
+                    </wps:wsp>
+                  </a:graphicData>
+                </a:graphic>
+                <wp14:sizeRelH relativeFrom="margin">
+                  <wp14:pctWidth>0</wp14:pctWidth>
+                </wp14:sizeRelH>
+                <wp14:sizeRelV relativeFrom="margin">
+                  <wp14:pctHeight>0</wp14:pctHeight>
+                </wp14:sizeRelV>
+              </wp:anchor>
+            </w:drawing>
+          </mc:Choice>
+          <mc:Fallback>
+            <w:pict>
+              <v:shape w14:anchorId="6CFDD799" id="Text Box 74" o:spid="_x0000_s1057" type="#_x0000_t202" style="position:absolute;margin-left:295.75pt;margin-top:179.05pt;width:205.95pt;height:90.25pt;z-index:251739136;visibility:visible;mso-wrap-style:square;mso-width-percent:0;mso-height-percent:0;mso-wrap-distance-left:9pt;mso-wrap-distance-top:0;mso-wrap-distance-right:9pt;mso-wrap-distance-bottom:0;mso-position-horizontal:absolute;mso-position-horizontal-relative:text;mso-position-vertical:absolute;mso-position-vertical-relative:text;mso-width-percent:0;mso-height-percent:0;mso-width-relative:margin;mso-height-relative:margin;v-text-anchor:top" o:gfxdata="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" fillcolor="white [3201]" strokeweight=".5pt">
+                <v:textbox>
+                  <w:txbxContent>
+                    <w:p>
+                      <w:r>
+                        <w:t xml:space="preserve">If we have the first x and y position, then it sets the second x and y position from its middle and then sets the Boolean variable </w:t>
+                      </w:r>
+                      <w:proofErr w:type="spellStart"/>
+                      <w:r>
+                        <w:t>getBothPos</w:t>
+                      </w:r>
+                      <w:proofErr w:type="spellEnd"/>
+                      <w:r>
+                        <w:t xml:space="preserve"> as true</w:t>
+                      </w:r>
+                    </w:p>
+                  </w:txbxContent>
+                </v:textbox>
+              </v:shape>
+            </w:pict>
+          </mc:Fallback>
+        </mc:AlternateContent>
+      </w:r>
+      <w:r>
+        <w:rPr>
+          <w:noProof/>
+        </w:rPr>
+        <mc:AlternateContent>
+          <mc:Choice Requires="wps">
+            <w:drawing>
+              <wp:anchor distT="0" distB="0" distL="114300" distR="114300" simplePos="0" relativeHeight="251738112" behindDoc="0" locked="0" layoutInCell="1" allowOverlap="1" wp14:anchorId="4BA6FDF7" wp14:editId="0D7B7E16">
+                <wp:simplePos x="0" y="0"/>
+                <wp:positionH relativeFrom="column">
+                  <wp:posOffset>2144691</wp:posOffset>
+                </wp:positionH>
+                <wp:positionV relativeFrom="paragraph">
+                  <wp:posOffset>2910036</wp:posOffset>
+                </wp:positionV>
+                <wp:extent cx="1634442" cy="52810"/>
+                <wp:effectExtent l="19050" t="76200" r="23495" b="42545"/>
+                <wp:wrapNone/>
+                <wp:docPr id="1528803304" name="Straight Arrow Connector 73"/>
+                <wp:cNvGraphicFramePr/>
+                <a:graphic xmlns:a="http://schemas.openxmlformats.org/drawingml/2006/main">
+                  <a:graphicData uri="http://schemas.microsoft.com/office/word/2010/wordprocessingShape">
+                    <wps:wsp>
+                      <wps:cNvCnPr/>
+                      <wps:spPr>
+                        <a:xfrm flipH="1" flipV="1">
+                          <a:off x="0" y="0"/>
+                          <a:ext cx="1634442" cy="52810"/>
+                        </a:xfrm>
+                        <a:prstGeom prst="straightConnector1">
+                          <a:avLst/>
+                        </a:prstGeom>
+                        <a:ln>
+                          <a:tailEnd type="triangle"/>
+                        </a:ln>
+                      </wps:spPr>
+                      <wps:style>
+                        <a:lnRef idx="2">
+                          <a:schemeClr val="accent1"/>
+                        </a:lnRef>
+                        <a:fillRef idx="0">
+                          <a:schemeClr val="accent1"/>
+                        </a:fillRef>
+                        <a:effectRef idx="1">
+                          <a:schemeClr val="accent1"/>
+                        </a:effectRef>
+                        <a:fontRef idx="minor">
+                          <a:schemeClr val="tx1"/>
+                        </a:fontRef>
+                      </wps:style>
+                      <wps:bodyPr/>
+                    </wps:wsp>
+                  </a:graphicData>
+                </a:graphic>
+                <wp14:sizeRelH relativeFrom="margin">
+                  <wp14:pctWidth>0</wp14:pctWidth>
+                </wp14:sizeRelH>
+                <wp14:sizeRelV relativeFrom="margin">
+                  <wp14:pctHeight>0</wp14:pctHeight>
+                </wp14:sizeRelV>
+              </wp:anchor>
+            </w:drawing>
+          </mc:Choice>
+          <mc:Fallback>
+            <w:pict>
+              <v:shape w14:anchorId="67C6F411" id="Straight Arrow Connector 73" o:spid="_x0000_s1026" type="#_x0000_t32" style="position:absolute;margin-left:168.85pt;margin-top:229.15pt;width:128.7pt;height:4.15pt;flip:x y;z-index:251738112;visibility:visible;mso-wrap-style:square;mso-width-percent:0;mso-height-percent:0;mso-wrap-distance-left:9pt;mso-wrap-distance-top:0;mso-wrap-distance-right:9pt;mso-wrap-distance-bottom:0;mso-position-horizontal:absolute;mso-position-horizontal-relative:text;mso-position-vertical:absolute;mso-position-vertical-relative:text;mso-width-percent:0;mso-height-percent:0;mso-width-relative:margin;mso-height-relative:margin" o:gfxdata="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" strokecolor="#156082 [3204]" strokeweight="1.5pt">
+                <v:stroke endarrow="block" joinstyle="miter"/>
+              </v:shape>
+            </w:pict>
+          </mc:Fallback>
+        </mc:AlternateContent>
+      </w:r>
+      <w:r>
+        <w:rPr>
+          <w:noProof/>
+        </w:rPr>
+        <mc:AlternateContent>
+          <mc:Choice Requires="wps">
+            <w:drawing>
+              <wp:anchor distT="0" distB="0" distL="114300" distR="114300" simplePos="0" relativeHeight="251736064" behindDoc="0" locked="0" layoutInCell="1" allowOverlap="1" wp14:anchorId="3F7721CF" wp14:editId="6FEE6EC1">
+                <wp:simplePos x="0" y="0"/>
+                <wp:positionH relativeFrom="column">
+                  <wp:posOffset>2118167</wp:posOffset>
+                </wp:positionH>
+                <wp:positionV relativeFrom="paragraph">
+                  <wp:posOffset>1328404</wp:posOffset>
+                </wp:positionV>
+                <wp:extent cx="1683650" cy="45719"/>
+                <wp:effectExtent l="38100" t="38100" r="12065" b="88265"/>
+                <wp:wrapNone/>
+                <wp:docPr id="2026580719" name="Straight Arrow Connector 71"/>
+                <wp:cNvGraphicFramePr/>
+                <a:graphic xmlns:a="http://schemas.openxmlformats.org/drawingml/2006/main">
+                  <a:graphicData uri="http://schemas.microsoft.com/office/word/2010/wordprocessingShape">
+                    <wps:wsp>
+                      <wps:cNvCnPr/>
+                      <wps:spPr>
+                        <a:xfrm flipH="1">
+                          <a:off x="0" y="0"/>
+                          <a:ext cx="1683650" cy="45719"/>
+                        </a:xfrm>
+                        <a:prstGeom prst="straightConnector1">
+                          <a:avLst/>
+                        </a:prstGeom>
+                        <a:ln>
+                          <a:tailEnd type="triangle"/>
+                        </a:ln>
+                      </wps:spPr>
+                      <wps:style>
+                        <a:lnRef idx="2">
+                          <a:schemeClr val="accent1"/>
+                        </a:lnRef>
+                        <a:fillRef idx="0">
+                          <a:schemeClr val="accent1"/>
+                        </a:fillRef>
+                        <a:effectRef idx="1">
+                          <a:schemeClr val="accent1"/>
+                        </a:effectRef>
+                        <a:fontRef idx="minor">
+                          <a:schemeClr val="tx1"/>
+                        </a:fontRef>
+                      </wps:style>
+                      <wps:bodyPr/>
+                    </wps:wsp>
+                  </a:graphicData>
+                </a:graphic>
+                <wp14:sizeRelH relativeFrom="margin">
+                  <wp14:pctWidth>0</wp14:pctWidth>
+                </wp14:sizeRelH>
+                <wp14:sizeRelV relativeFrom="margin">
+                  <wp14:pctHeight>0</wp14:pctHeight>
+                </wp14:sizeRelV>
+              </wp:anchor>
+            </w:drawing>
+          </mc:Choice>
+          <mc:Fallback>
+            <w:pict>
+              <v:shape w14:anchorId="72A2725F" id="Straight Arrow Connector 71" o:spid="_x0000_s1026" type="#_x0000_t32" style="position:absolute;margin-left:166.8pt;margin-top:104.6pt;width:132.55pt;height:3.6pt;flip:x;z-index:251736064;visibility:visible;mso-wrap-style:square;mso-width-percent:0;mso-height-percent:0;mso-wrap-distance-left:9pt;mso-wrap-distance-top:0;mso-wrap-distance-right:9pt;mso-wrap-distance-bottom:0;mso-position-horizontal:absolute;mso-position-horizontal-relative:text;mso-position-vertical:absolute;mso-position-vertical-relative:text;mso-width-percent:0;mso-height-percent:0;mso-width-relative:margin;mso-height-relative:margin" o:gfxdata="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" strokecolor="#156082 [3204]" strokeweight="1.5pt">
+                <v:stroke endarrow="block" joinstyle="miter"/>
+              </v:shape>
+            </w:pict>
+          </mc:Fallback>
+        </mc:AlternateContent>
+      </w:r>
+      <w:r>
+        <w:rPr>
+          <w:noProof/>
+        </w:rPr>
+        <mc:AlternateContent>
+          <mc:Choice Requires="wps">
+            <w:drawing>
+              <wp:anchor distT="0" distB="0" distL="114300" distR="114300" simplePos="0" relativeHeight="251737088" behindDoc="0" locked="0" layoutInCell="1" allowOverlap="1" wp14:anchorId="33F634FB" wp14:editId="6027280A">
+                <wp:simplePos x="0" y="0"/>
+                <wp:positionH relativeFrom="page">
+                  <wp:align>right</wp:align>
+                </wp:positionH>
+                <wp:positionV relativeFrom="paragraph">
+                  <wp:posOffset>844599</wp:posOffset>
+                </wp:positionV>
+                <wp:extent cx="2853160" cy="1059084"/>
+                <wp:effectExtent l="0" t="0" r="23495" b="27305"/>
+                <wp:wrapNone/>
+                <wp:docPr id="349161098" name="Text Box 72"/>
+                <wp:cNvGraphicFramePr/>
+                <a:graphic xmlns:a="http://schemas.openxmlformats.org/drawingml/2006/main">
+                  <a:graphicData uri="http://schemas.microsoft.com/office/word/2010/wordprocessingShape">
+                    <wps:wsp>
+                      <wps:cNvSpPr txBox="1"/>
+                      <wps:spPr>
+                        <a:xfrm>
+                          <a:off x="0" y="0"/>
+                          <a:ext cx="2853160" cy="1059084"/>
+                        </a:xfrm>
+                        <a:prstGeom prst="rect">
+                          <a:avLst/>
+                        </a:prstGeom>
+                        <a:solidFill>
+                          <a:schemeClr val="lt1"/>
+                        </a:solidFill>
+                        <a:ln w="6350">
+                          <a:solidFill>
+                            <a:prstClr val="black"/>
+                          </a:solidFill>
+                        </a:ln>
+                      </wps:spPr>
+                      <wps:txbx>
+                        <w:txbxContent>
+                          <w:p>
+                            <w:r>
+                              <w:t xml:space="preserve">Checks if we have the x and y position. If we don’t then it gets the x and y position from the middle button and makes it set </w:t>
+                            </w:r>
+                            <w:proofErr w:type="gramStart"/>
+                            <w:r>
+                              <w:t>so</w:t>
+                            </w:r>
+                            <w:proofErr w:type="gramEnd"/>
+                            <w:r>
+                              <w:t xml:space="preserve"> get Both Positions s set as false</w:t>
+                            </w:r>
+                          </w:p>
+                        </w:txbxContent>
+                      </wps:txbx>
+                      <wps:bodyPr rot="0" spcFirstLastPara="0" vertOverflow="overflow" horzOverflow="overflow" vert="horz" wrap="square" lIns="91440" tIns="45720" rIns="91440" bIns="45720" numCol="1" spcCol="0" rtlCol="0" fromWordArt="0" anchor="t" anchorCtr="0" forceAA="0" compatLnSpc="1">
+                        <a:prstTxWarp prst="textNoShape">
+                          <a:avLst/>
+                        </a:prstTxWarp>
+                        <a:noAutofit/>
+                      </wps:bodyPr>
+                    </wps:wsp>
+                  </a:graphicData>
+                </a:graphic>
+                <wp14:sizeRelH relativeFrom="margin">
+                  <wp14:pctWidth>0</wp14:pctWidth>
+                </wp14:sizeRelH>
+                <wp14:sizeRelV relativeFrom="margin">
+                  <wp14:pctHeight>0</wp14:pctHeight>
+                </wp14:sizeRelV>
+              </wp:anchor>
+            </w:drawing>
+          </mc:Choice>
+          <mc:Fallback>
+            <w:pict>
+              <v:shape w14:anchorId="33F634FB" id="Text Box 72" o:spid="_x0000_s1058" type="#_x0000_t202" style="position:absolute;margin-left:173.45pt;margin-top:66.5pt;width:224.65pt;height:83.4pt;z-index:251737088;visibility:visible;mso-wrap-style:square;mso-width-percent:0;mso-height-percent:0;mso-wrap-distance-left:9pt;mso-wrap-distance-top:0;mso-wrap-distance-right:9pt;mso-wrap-distance-bottom:0;mso-position-horizontal:right;mso-position-horizontal-relative:page;mso-position-vertical:absolute;mso-position-vertical-relative:text;mso-width-percent:0;mso-height-percent:0;mso-width-relative:margin;mso-height-relative:margin;v-text-anchor:top" o:gfxdata="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" fillcolor="white [3201]" strokeweight=".5pt">
+                <v:textbox>
+                  <w:txbxContent>
+                    <w:p>
+                      <w:r>
+                        <w:t xml:space="preserve">Checks if we have the x and y position. If we don’t then it gets the x and y position from the middle button and makes it set </w:t>
+                      </w:r>
+                      <w:proofErr w:type="gramStart"/>
+                      <w:r>
+                        <w:t>so</w:t>
+                      </w:r>
+                      <w:proofErr w:type="gramEnd"/>
+                      <w:r>
+                        <w:t xml:space="preserve"> get Both Positions s set as false</w:t>
+                      </w:r>
+                    </w:p>
+                  </w:txbxContent>
+                </v:textbox>
+                <w10:wrap anchorx="page"/>
+              </v:shape>
+            </w:pict>
+          </mc:Fallback>
+        </mc:AlternateContent>
+      </w:r>
+      <w:r>
+        <w:rPr>
+          <w:noProof/>
+        </w:rPr>
+        <w:drawing>
+          <wp:anchor distT="0" distB="0" distL="114300" distR="114300" simplePos="0" relativeHeight="251657214" behindDoc="0" locked="0" layoutInCell="1" allowOverlap="1" wp14:anchorId="6701154D" wp14:editId="3CD61123">
+            <wp:simplePos x="0" y="0"/>
+            <wp:positionH relativeFrom="column">
+              <wp:posOffset>-790061</wp:posOffset>
+            </wp:positionH>
+            <wp:positionV relativeFrom="paragraph">
+              <wp:posOffset>890615</wp:posOffset>
+            </wp:positionV>
+            <wp:extent cx="4644390" cy="2754630"/>
+            <wp:effectExtent l="0" t="0" r="3810" b="7620"/>
+            <wp:wrapSquare wrapText="bothSides"/>
+            <wp:docPr id="210744373" name="Picture 1"/>
+            <wp:cNvGraphicFramePr>
+              <a:graphicFrameLocks xmlns:a="http://schemas.openxmlformats.org/drawingml/2006/main" noChangeAspect="1"/>
+            </wp:cNvGraphicFramePr>
+            <a:graphic xmlns:a="http://schemas.openxmlformats.org/drawingml/2006/main">
+              <a:graphicData uri="http://schemas.openxmlformats.org/drawingml/2006/picture">
+                <pic:pic xmlns:pic="http://schemas.openxmlformats.org/drawingml/2006/picture">
+                  <pic:nvPicPr>
+                    <pic:cNvPr id="210744373" name=""/>
+                    <pic:cNvPicPr/>
+                  </pic:nvPicPr>
+                  <pic:blipFill>
+                    <a:blip r:embed="rId13">
+                      <a:extLst>
+                        <a:ext uri="{28A0092B-C50C-407E-A947-70E740481C1C}">
+                          <a14:useLocalDpi xmlns:a14="http://schemas.microsoft.com/office/drawing/2010/main" val="0"/>
+                        </a:ext>
+                      </a:extLst>
+                    </a:blip>
+                    <a:stretch>
+                      <a:fillRect/>
+                    </a:stretch>
+                  </pic:blipFill>
+                  <pic:spPr>
+                    <a:xfrm>
+                      <a:off x="0" y="0"/>
+                      <a:ext cx="4644390" cy="2754630"/>
+                    </a:xfrm>
+                    <a:prstGeom prst="rect">
+                      <a:avLst/>
+                    </a:prstGeom>
+                  </pic:spPr>
+                </pic:pic>
+              </a:graphicData>
+            </a:graphic>
+          </wp:anchor>
+        </w:drawing>
+      </w:r>
+      <w:r>
+        <w:br w:type="page"/>
+      </w:r>
+    </w:p>
+    <w:p/>
+    <w:p/>
+    <w:p/>
+    <w:p/>
+    <w:p/>
     <w:p/>
     <w:p>
       <w:r>
@@ -3005,9 +6375,9 @@
               </wp:anchor>
             </w:drawing>
           </mc:Choice>
-          <mc:Fallback xmlns="">
+          <mc:Fallback>
             <w:pict>
-              <v:shape w14:anchorId="6C9DE481" id="Straight Arrow Connector 8" o:spid="_x0000_s1026" type="#_x0000_t32" style="position:absolute;margin-left:150.25pt;margin-top:382.05pt;width:71.6pt;height:1.65pt;z-index:251667456;visibility:visible;mso-wrap-style:square;mso-wrap-distance-left:9pt;mso-wrap-distance-top:0;mso-wrap-distance-right:9pt;mso-wrap-distance-bottom:0;mso-position-horizontal:absolute;mso-position-horizontal-relative:text;mso-position-vertical:absolute;mso-position-vertical-relative:text" o:gfxdata="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" strokecolor="#156082 [3204]" strokeweight="1.5pt">
+              <v:shape w14:anchorId="408683CC" id="Straight Arrow Connector 8" o:spid="_x0000_s1026" type="#_x0000_t32" style="position:absolute;margin-left:150.25pt;margin-top:382.05pt;width:71.6pt;height:1.65pt;z-index:251667456;visibility:visible;mso-wrap-style:square;mso-wrap-distance-left:9pt;mso-wrap-distance-top:0;mso-wrap-distance-right:9pt;mso-wrap-distance-bottom:0;mso-position-horizontal:absolute;mso-position-horizontal-relative:text;mso-position-vertical:absolute;mso-position-vertical-relative:text" o:gfxdata="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" strokecolor="#156082 [3204]" strokeweight="1.5pt">
                 <v:stroke endarrow="block" joinstyle="miter"/>
               </v:shape>
             </w:pict>
@@ -3078,7 +6448,7 @@
           </mc:Choice>
           <mc:Fallback>
             <w:pict>
-              <v:shape w14:anchorId="48A36B68" id="Text Box 7" o:spid="_x0000_s1040" type="#_x0000_t202" style="position:absolute;margin-left:226.8pt;margin-top:333.8pt;width:277.6pt;height:86.55pt;z-index:251666432;visibility:visible;mso-wrap-style:square;mso-wrap-distance-left:9pt;mso-wrap-distance-top:0;mso-wrap-distance-right:9pt;mso-wrap-distance-bottom:0;mso-position-horizontal:absolute;mso-position-horizontal-relative:text;mso-position-vertical:absolute;mso-position-vertical-relative:text;v-text-anchor:top" o:gfxdata="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" fillcolor="white [3201]" strokeweight=".5pt">
+              <v:shape w14:anchorId="48A36B68" id="Text Box 7" o:spid="_x0000_s1059" type="#_x0000_t202" style="position:absolute;margin-left:226.8pt;margin-top:333.8pt;width:277.6pt;height:86.55pt;z-index:251666432;visibility:visible;mso-wrap-style:square;mso-wrap-distance-left:9pt;mso-wrap-distance-top:0;mso-wrap-distance-right:9pt;mso-wrap-distance-bottom:0;mso-position-horizontal:absolute;mso-position-horizontal-relative:text;mso-position-vertical:absolute;mso-position-vertical-relative:text;v-text-anchor:top" o:gfxdata="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" fillcolor="white [3201]" strokeweight=".5pt">
                 <v:textbox>
                   <w:txbxContent>
                     <w:p>
@@ -3163,7 +6533,7 @@
           </mc:Choice>
           <mc:Fallback>
             <w:pict>
-              <v:shape w14:anchorId="0F52C9EA" id="Text Box 6" o:spid="_x0000_s1041" type="#_x0000_t202" style="position:absolute;margin-left:264.7pt;margin-top:227.25pt;width:238.85pt;height:59.5pt;z-index:251665408;visibility:visible;mso-wrap-style:square;mso-width-percent:0;mso-height-percent:0;mso-wrap-distance-left:9pt;mso-wrap-distance-top:0;mso-wrap-distance-right:9pt;mso-wrap-distance-bottom:0;mso-position-horizontal:absolute;mso-position-horizontal-relative:text;mso-position-vertical:absolute;mso-position-vertical-relative:text;mso-width-percent:0;mso-height-percent:0;mso-width-relative:margin;mso-height-relative:margin;v-text-anchor:top" o:gfxdata="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" fillcolor="white [3201]" strokeweight=".5pt">
+              <v:shape w14:anchorId="0F52C9EA" id="Text Box 6" o:spid="_x0000_s1060" type="#_x0000_t202" style="position:absolute;margin-left:264.7pt;margin-top:227.25pt;width:238.85pt;height:59.5pt;z-index:251665408;visibility:visible;mso-wrap-style:square;mso-width-percent:0;mso-height-percent:0;mso-wrap-distance-left:9pt;mso-wrap-distance-top:0;mso-wrap-distance-right:9pt;mso-wrap-distance-bottom:0;mso-position-horizontal:absolute;mso-position-horizontal-relative:text;mso-position-vertical:absolute;mso-position-vertical-relative:text;mso-width-percent:0;mso-height-percent:0;mso-width-relative:margin;mso-height-relative:margin;v-text-anchor:top" o:gfxdata="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" fillcolor="white [3201]" strokeweight=".5pt">
                 <v:textbox>
                   <w:txbxContent>
                     <w:p>
@@ -3235,9 +6605,9 @@
               </wp:anchor>
             </w:drawing>
           </mc:Choice>
-          <mc:Fallback xmlns="">
+          <mc:Fallback>
             <w:pict>
-              <v:shape w14:anchorId="7ACC69F1" id="Straight Arrow Connector 5" o:spid="_x0000_s1026" type="#_x0000_t32" style="position:absolute;margin-left:187.3pt;margin-top:237.25pt;width:96.55pt;height:22.9pt;flip:x y;z-index:251664384;visibility:visible;mso-wrap-style:square;mso-wrap-distance-left:9pt;mso-wrap-distance-top:0;mso-wrap-distance-right:9pt;mso-wrap-distance-bottom:0;mso-position-horizontal:absolute;mso-position-horizontal-relative:text;mso-position-vertical:absolute;mso-position-vertical-relative:text" o:gfxdata="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" strokecolor="#156082 [3204]" strokeweight="1.5pt">
+              <v:shape w14:anchorId="43413624" id="Straight Arrow Connector 5" o:spid="_x0000_s1026" type="#_x0000_t32" style="position:absolute;margin-left:187.3pt;margin-top:237.25pt;width:96.55pt;height:22.9pt;flip:x y;z-index:251664384;visibility:visible;mso-wrap-style:square;mso-wrap-distance-left:9pt;mso-wrap-distance-top:0;mso-wrap-distance-right:9pt;mso-wrap-distance-bottom:0;mso-position-horizontal:absolute;mso-position-horizontal-relative:text;mso-position-vertical:absolute;mso-position-vertical-relative:text" o:gfxdata="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" strokecolor="#156082 [3204]" strokeweight="1.5pt">
                 <v:stroke endarrow="block" joinstyle="miter"/>
               </v:shape>
             </w:pict>
@@ -3307,9 +6677,9 @@
               </wp:anchor>
             </w:drawing>
           </mc:Choice>
-          <mc:Fallback xmlns="">
+          <mc:Fallback>
             <w:pict>
-              <v:shape w14:anchorId="721D5C1E" id="Straight Arrow Connector 3" o:spid="_x0000_s1026" type="#_x0000_t32" style="position:absolute;margin-left:293.85pt;margin-top:44.55pt;width:117.05pt;height:34.95pt;flip:x;z-index:251663360;visibility:visible;mso-wrap-style:square;mso-width-percent:0;mso-height-percent:0;mso-wrap-distance-left:9pt;mso-wrap-distance-top:0;mso-wrap-distance-right:9pt;mso-wrap-distance-bottom:0;mso-position-horizontal:absolute;mso-position-horizontal-relative:text;mso-position-vertical:absolute;mso-position-vertical-relative:text;mso-width-percent:0;mso-height-percent:0;mso-width-relative:margin;mso-height-relative:margin" o:gfxdata="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" strokecolor="#156082 [3204]" strokeweight="1.5pt">
+              <v:shape w14:anchorId="7A9BA978" id="Straight Arrow Connector 3" o:spid="_x0000_s1026" type="#_x0000_t32" style="position:absolute;margin-left:293.85pt;margin-top:44.55pt;width:117.05pt;height:34.95pt;flip:x;z-index:251663360;visibility:visible;mso-wrap-style:square;mso-width-percent:0;mso-height-percent:0;mso-wrap-distance-left:9pt;mso-wrap-distance-top:0;mso-wrap-distance-right:9pt;mso-wrap-distance-bottom:0;mso-position-horizontal:absolute;mso-position-horizontal-relative:text;mso-position-vertical:absolute;mso-position-vertical-relative:text;mso-width-percent:0;mso-height-percent:0;mso-width-relative:margin;mso-height-relative:margin" o:gfxdata="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" strokecolor="#156082 [3204]" strokeweight="1.5pt">
                 <v:stroke endarrow="block" joinstyle="miter"/>
               </v:shape>
             </w:pict>
@@ -3394,7 +6764,7 @@
           </mc:Choice>
           <mc:Fallback>
             <w:pict>
-              <v:shape w14:anchorId="77A54250" id="Text Box 4" o:spid="_x0000_s1042" type="#_x0000_t202" style="position:absolute;margin-left:198.5pt;margin-top:-59.95pt;width:308.8pt;height:117.35pt;z-index:251662336;visibility:visible;mso-wrap-style:square;mso-width-percent:0;mso-height-percent:0;mso-wrap-distance-left:9pt;mso-wrap-distance-top:0;mso-wrap-distance-right:9pt;mso-wrap-distance-bottom:0;mso-position-horizontal:absolute;mso-position-horizontal-relative:text;mso-position-vertical:absolute;mso-position-vertical-relative:text;mso-width-percent:0;mso-height-percent:0;mso-width-relative:margin;mso-height-relative:margin;v-text-anchor:top" o:gfxdata="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" fillcolor="white [3201]" strokeweight=".5pt">
+              <v:shape w14:anchorId="77A54250" id="Text Box 4" o:spid="_x0000_s1061" type="#_x0000_t202" style="position:absolute;margin-left:198.5pt;margin-top:-59.95pt;width:308.8pt;height:117.35pt;z-index:251662336;visibility:visible;mso-wrap-style:square;mso-width-percent:0;mso-height-percent:0;mso-wrap-distance-left:9pt;mso-wrap-distance-top:0;mso-wrap-distance-right:9pt;mso-wrap-distance-bottom:0;mso-position-horizontal:absolute;mso-position-horizontal-relative:text;mso-position-vertical:absolute;mso-position-vertical-relative:text;mso-width-percent:0;mso-height-percent:0;mso-width-relative:margin;mso-height-relative:margin;v-text-anchor:top" o:gfxdata="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" fillcolor="white [3201]" strokeweight=".5pt">
                 <v:textbox>
                   <w:txbxContent>
                     <w:p>
@@ -3480,9 +6850,9 @@
               </wp:anchor>
             </w:drawing>
           </mc:Choice>
-          <mc:Fallback xmlns="">
+          <mc:Fallback>
             <w:pict>
-              <v:shape w14:anchorId="0FFB4204" id="Straight Arrow Connector 1" o:spid="_x0000_s1026" type="#_x0000_t32" style="position:absolute;margin-left:162.75pt;margin-top:159pt;width:95.15pt;height:4.7pt;flip:x y;z-index:251659264;visibility:visible;mso-wrap-style:square;mso-width-percent:0;mso-height-percent:0;mso-wrap-distance-left:9pt;mso-wrap-distance-top:0;mso-wrap-distance-right:9pt;mso-wrap-distance-bottom:0;mso-position-horizontal:absolute;mso-position-horizontal-relative:text;mso-position-vertical:absolute;mso-position-vertical-relative:text;mso-width-percent:0;mso-height-percent:0;mso-width-relative:margin;mso-height-relative:margin" o:gfxdata="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" strokecolor="#156082 [3204]" strokeweight="1.5pt">
+              <v:shape w14:anchorId="2B3EBDFF" id="Straight Arrow Connector 1" o:spid="_x0000_s1026" type="#_x0000_t32" style="position:absolute;margin-left:162.75pt;margin-top:159pt;width:95.15pt;height:4.7pt;flip:x y;z-index:251659264;visibility:visible;mso-wrap-style:square;mso-width-percent:0;mso-height-percent:0;mso-wrap-distance-left:9pt;mso-wrap-distance-top:0;mso-wrap-distance-right:9pt;mso-wrap-distance-bottom:0;mso-position-horizontal:absolute;mso-position-horizontal-relative:text;mso-position-vertical:absolute;mso-position-vertical-relative:text;mso-width-percent:0;mso-height-percent:0;mso-width-relative:margin;mso-height-relative:margin" o:gfxdata="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" strokecolor="#156082 [3204]" strokeweight="1.5pt">
                 <v:stroke endarrow="block" joinstyle="miter"/>
               </v:shape>
             </w:pict>
@@ -3525,7 +6895,7 @@
                     <pic:cNvPicPr/>
                   </pic:nvPicPr>
                   <pic:blipFill>
-                    <a:blip r:embed="rId8">
+                    <a:blip r:embed="rId14">
                       <a:extLst>
                         <a:ext uri="{28A0092B-C50C-407E-A947-70E740481C1C}">
                           <a14:useLocalDpi xmlns:a14="http://schemas.microsoft.com/office/drawing/2010/main" val="0"/>
@@ -3623,7 +6993,7 @@
           </mc:Choice>
           <mc:Fallback>
             <w:pict>
-              <v:shape w14:anchorId="4A61A4BF" id="Text Box 2" o:spid="_x0000_s1043" type="#_x0000_t202" style="position:absolute;margin-left:229.7pt;margin-top:136.1pt;width:170.65pt;height:86.15pt;z-index:251660288;visibility:visible;mso-wrap-style:square;mso-wrap-distance-left:9pt;mso-wrap-distance-top:0;mso-wrap-distance-right:9pt;mso-wrap-distance-bottom:0;mso-position-horizontal:absolute;mso-position-horizontal-relative:text;mso-position-vertical:absolute;mso-position-vertical-relative:text;v-text-anchor:top" o:gfxdata="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" fillcolor="white [3201]" strokeweight=".5pt">
+              <v:shape w14:anchorId="4A61A4BF" id="Text Box 2" o:spid="_x0000_s1062" type="#_x0000_t202" style="position:absolute;margin-left:229.7pt;margin-top:136.1pt;width:170.65pt;height:86.15pt;z-index:251660288;visibility:visible;mso-wrap-style:square;mso-wrap-distance-left:9pt;mso-wrap-distance-top:0;mso-wrap-distance-right:9pt;mso-wrap-distance-bottom:0;mso-position-horizontal:absolute;mso-position-horizontal-relative:text;mso-position-vertical:absolute;mso-position-vertical-relative:text;v-text-anchor:top" o:gfxdata="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" fillcolor="white [3201]" strokeweight=".5pt">
                 <v:textbox>
                   <w:txbxContent>
                     <w:p>
@@ -3645,6 +7015,250 @@
             </w:pict>
           </mc:Fallback>
         </mc:AlternateContent>
+      </w:r>
+    </w:p>
+    <w:p/>
+    <w:p/>
+    <w:p/>
+    <w:p/>
+    <w:p>
+      <w:r>
+        <w:rPr>
+          <w:noProof/>
+        </w:rPr>
+        <w:lastRenderedPageBreak/>
+        <mc:AlternateContent>
+          <mc:Choice Requires="wps">
+            <w:drawing>
+              <wp:anchor distT="0" distB="0" distL="114300" distR="114300" simplePos="0" relativeHeight="251743232" behindDoc="0" locked="0" layoutInCell="1" allowOverlap="1" wp14:anchorId="28C6E439" wp14:editId="7DAA08E8">
+                <wp:simplePos x="0" y="0"/>
+                <wp:positionH relativeFrom="column">
+                  <wp:posOffset>4195823</wp:posOffset>
+                </wp:positionH>
+                <wp:positionV relativeFrom="paragraph">
+                  <wp:posOffset>1336876</wp:posOffset>
+                </wp:positionV>
+                <wp:extent cx="2152650" cy="2106592"/>
+                <wp:effectExtent l="0" t="0" r="19050" b="27305"/>
+                <wp:wrapNone/>
+                <wp:docPr id="1026132189" name="Text Box 78"/>
+                <wp:cNvGraphicFramePr/>
+                <a:graphic xmlns:a="http://schemas.openxmlformats.org/drawingml/2006/main">
+                  <a:graphicData uri="http://schemas.microsoft.com/office/word/2010/wordprocessingShape">
+                    <wps:wsp>
+                      <wps:cNvSpPr txBox="1"/>
+                      <wps:spPr>
+                        <a:xfrm>
+                          <a:off x="0" y="0"/>
+                          <a:ext cx="2152650" cy="2106592"/>
+                        </a:xfrm>
+                        <a:prstGeom prst="rect">
+                          <a:avLst/>
+                        </a:prstGeom>
+                        <a:solidFill>
+                          <a:schemeClr val="lt1"/>
+                        </a:solidFill>
+                        <a:ln w="6350">
+                          <a:solidFill>
+                            <a:prstClr val="black"/>
+                          </a:solidFill>
+                        </a:ln>
+                      </wps:spPr>
+                      <wps:txbx>
+                        <w:txbxContent>
+                          <w:p>
+                            <w:r>
+                              <w:t xml:space="preserve">This method returns a </w:t>
+                            </w:r>
+                            <w:proofErr w:type="spellStart"/>
+                            <w:r>
+                              <w:t>JPanel</w:t>
+                            </w:r>
+                            <w:proofErr w:type="spellEnd"/>
+                            <w:r>
+                              <w:t xml:space="preserve"> full of the whole top menu panel and this method creates each button with there text and adds </w:t>
+                            </w:r>
+                            <w:proofErr w:type="gramStart"/>
+                            <w:r>
+                              <w:t>there</w:t>
+                            </w:r>
+                            <w:proofErr w:type="gramEnd"/>
+                            <w:r>
+                              <w:t xml:space="preserve"> action listener and then adds it to the panel. Then the panel is returned with all the buttons.</w:t>
+                            </w:r>
+                          </w:p>
+                        </w:txbxContent>
+                      </wps:txbx>
+                      <wps:bodyPr rot="0" spcFirstLastPara="0" vertOverflow="overflow" horzOverflow="overflow" vert="horz" wrap="square" lIns="91440" tIns="45720" rIns="91440" bIns="45720" numCol="1" spcCol="0" rtlCol="0" fromWordArt="0" anchor="t" anchorCtr="0" forceAA="0" compatLnSpc="1">
+                        <a:prstTxWarp prst="textNoShape">
+                          <a:avLst/>
+                        </a:prstTxWarp>
+                        <a:noAutofit/>
+                      </wps:bodyPr>
+                    </wps:wsp>
+                  </a:graphicData>
+                </a:graphic>
+                <wp14:sizeRelV relativeFrom="margin">
+                  <wp14:pctHeight>0</wp14:pctHeight>
+                </wp14:sizeRelV>
+              </wp:anchor>
+            </w:drawing>
+          </mc:Choice>
+          <mc:Fallback>
+            <w:pict>
+              <v:shape w14:anchorId="28C6E439" id="Text Box 78" o:spid="_x0000_s1063" type="#_x0000_t202" style="position:absolute;margin-left:330.4pt;margin-top:105.25pt;width:169.5pt;height:165.85pt;z-index:251743232;visibility:visible;mso-wrap-style:square;mso-height-percent:0;mso-wrap-distance-left:9pt;mso-wrap-distance-top:0;mso-wrap-distance-right:9pt;mso-wrap-distance-bottom:0;mso-position-horizontal:absolute;mso-position-horizontal-relative:text;mso-position-vertical:absolute;mso-position-vertical-relative:text;mso-height-percent:0;mso-height-relative:margin;v-text-anchor:top" o:gfxdata="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" fillcolor="white [3201]" strokeweight=".5pt">
+                <v:textbox>
+                  <w:txbxContent>
+                    <w:p>
+                      <w:r>
+                        <w:t xml:space="preserve">This method returns a </w:t>
+                      </w:r>
+                      <w:proofErr w:type="spellStart"/>
+                      <w:r>
+                        <w:t>JPanel</w:t>
+                      </w:r>
+                      <w:proofErr w:type="spellEnd"/>
+                      <w:r>
+                        <w:t xml:space="preserve"> full of the whole top menu panel and this method creates each button with there text and adds </w:t>
+                      </w:r>
+                      <w:proofErr w:type="gramStart"/>
+                      <w:r>
+                        <w:t>there</w:t>
+                      </w:r>
+                      <w:proofErr w:type="gramEnd"/>
+                      <w:r>
+                        <w:t xml:space="preserve"> action listener and then adds it to the panel. Then the panel is returned with all the buttons.</w:t>
+                      </w:r>
+                    </w:p>
+                  </w:txbxContent>
+                </v:textbox>
+              </v:shape>
+            </w:pict>
+          </mc:Fallback>
+        </mc:AlternateContent>
+      </w:r>
+      <w:r>
+        <w:rPr>
+          <w:noProof/>
+        </w:rPr>
+        <mc:AlternateContent>
+          <mc:Choice Requires="wps">
+            <w:drawing>
+              <wp:anchor distT="0" distB="0" distL="114300" distR="114300" simplePos="0" relativeHeight="251742208" behindDoc="0" locked="0" layoutInCell="1" allowOverlap="1" wp14:anchorId="1B8E1B32" wp14:editId="221E3577">
+                <wp:simplePos x="0" y="0"/>
+                <wp:positionH relativeFrom="column">
+                  <wp:posOffset>2496032</wp:posOffset>
+                </wp:positionH>
+                <wp:positionV relativeFrom="paragraph">
+                  <wp:posOffset>1876642</wp:posOffset>
+                </wp:positionV>
+                <wp:extent cx="1879198" cy="45719"/>
+                <wp:effectExtent l="38100" t="38100" r="26035" b="88265"/>
+                <wp:wrapNone/>
+                <wp:docPr id="1069684032" name="Straight Arrow Connector 76"/>
+                <wp:cNvGraphicFramePr/>
+                <a:graphic xmlns:a="http://schemas.openxmlformats.org/drawingml/2006/main">
+                  <a:graphicData uri="http://schemas.microsoft.com/office/word/2010/wordprocessingShape">
+                    <wps:wsp>
+                      <wps:cNvCnPr/>
+                      <wps:spPr>
+                        <a:xfrm flipH="1">
+                          <a:off x="0" y="0"/>
+                          <a:ext cx="1879198" cy="45719"/>
+                        </a:xfrm>
+                        <a:prstGeom prst="straightConnector1">
+                          <a:avLst/>
+                        </a:prstGeom>
+                        <a:ln>
+                          <a:tailEnd type="triangle"/>
+                        </a:ln>
+                      </wps:spPr>
+                      <wps:style>
+                        <a:lnRef idx="2">
+                          <a:schemeClr val="accent1"/>
+                        </a:lnRef>
+                        <a:fillRef idx="0">
+                          <a:schemeClr val="accent1"/>
+                        </a:fillRef>
+                        <a:effectRef idx="1">
+                          <a:schemeClr val="accent1"/>
+                        </a:effectRef>
+                        <a:fontRef idx="minor">
+                          <a:schemeClr val="tx1"/>
+                        </a:fontRef>
+                      </wps:style>
+                      <wps:bodyPr/>
+                    </wps:wsp>
+                  </a:graphicData>
+                </a:graphic>
+                <wp14:sizeRelH relativeFrom="margin">
+                  <wp14:pctWidth>0</wp14:pctWidth>
+                </wp14:sizeRelH>
+                <wp14:sizeRelV relativeFrom="margin">
+                  <wp14:pctHeight>0</wp14:pctHeight>
+                </wp14:sizeRelV>
+              </wp:anchor>
+            </w:drawing>
+          </mc:Choice>
+          <mc:Fallback>
+            <w:pict>
+              <v:shape w14:anchorId="4BAA22E1" id="Straight Arrow Connector 76" o:spid="_x0000_s1026" type="#_x0000_t32" style="position:absolute;margin-left:196.55pt;margin-top:147.75pt;width:147.95pt;height:3.6pt;flip:x;z-index:251742208;visibility:visible;mso-wrap-style:square;mso-width-percent:0;mso-height-percent:0;mso-wrap-distance-left:9pt;mso-wrap-distance-top:0;mso-wrap-distance-right:9pt;mso-wrap-distance-bottom:0;mso-position-horizontal:absolute;mso-position-horizontal-relative:text;mso-position-vertical:absolute;mso-position-vertical-relative:text;mso-width-percent:0;mso-height-percent:0;mso-width-relative:margin;mso-height-relative:margin" o:gfxdata="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" strokecolor="#156082 [3204]" strokeweight="1.5pt">
+                <v:stroke endarrow="block" joinstyle="miter"/>
+              </v:shape>
+            </w:pict>
+          </mc:Fallback>
+        </mc:AlternateContent>
+      </w:r>
+      <w:r>
+        <w:drawing>
+          <wp:anchor distT="0" distB="0" distL="114300" distR="114300" simplePos="0" relativeHeight="251740160" behindDoc="0" locked="0" layoutInCell="1" allowOverlap="1" wp14:anchorId="66C270D2" wp14:editId="5A57C3DC">
+            <wp:simplePos x="0" y="0"/>
+            <wp:positionH relativeFrom="column">
+              <wp:posOffset>-631351</wp:posOffset>
+            </wp:positionH>
+            <wp:positionV relativeFrom="paragraph">
+              <wp:posOffset>294745</wp:posOffset>
+            </wp:positionV>
+            <wp:extent cx="4816723" cy="5058466"/>
+            <wp:effectExtent l="0" t="0" r="3175" b="8890"/>
+            <wp:wrapTopAndBottom/>
+            <wp:docPr id="940540333" name="Picture 1"/>
+            <wp:cNvGraphicFramePr>
+              <a:graphicFrameLocks xmlns:a="http://schemas.openxmlformats.org/drawingml/2006/main" noChangeAspect="1"/>
+            </wp:cNvGraphicFramePr>
+            <a:graphic xmlns:a="http://schemas.openxmlformats.org/drawingml/2006/main">
+              <a:graphicData uri="http://schemas.openxmlformats.org/drawingml/2006/picture">
+                <pic:pic xmlns:pic="http://schemas.openxmlformats.org/drawingml/2006/picture">
+                  <pic:nvPicPr>
+                    <pic:cNvPr id="940540333" name=""/>
+                    <pic:cNvPicPr/>
+                  </pic:nvPicPr>
+                  <pic:blipFill>
+                    <a:blip r:embed="rId15" cstate="print">
+                      <a:extLst>
+                        <a:ext uri="{28A0092B-C50C-407E-A947-70E740481C1C}">
+                          <a14:useLocalDpi xmlns:a14="http://schemas.microsoft.com/office/drawing/2010/main" val="0"/>
+                        </a:ext>
+                      </a:extLst>
+                    </a:blip>
+                    <a:stretch>
+                      <a:fillRect/>
+                    </a:stretch>
+                  </pic:blipFill>
+                  <pic:spPr>
+                    <a:xfrm>
+                      <a:off x="0" y="0"/>
+                      <a:ext cx="4816723" cy="5058466"/>
+                    </a:xfrm>
+                    <a:prstGeom prst="rect">
+                      <a:avLst/>
+                    </a:prstGeom>
+                  </pic:spPr>
+                </pic:pic>
+              </a:graphicData>
+            </a:graphic>
+          </wp:anchor>
+        </w:drawing>
       </w:r>
     </w:p>
     <w:sectPr>

--- a/code analysis.docx
+++ b/code analysis.docx
@@ -328,7 +328,7 @@
           </mc:Choice>
           <mc:Fallback>
             <w:pict>
-              <v:shapetype w14:anchorId="0EEB1304" id="_x0000_t32" coordsize="21600,21600" o:spt="32" o:oned="t" path="m,l21600,21600e" filled="f">
+              <v:shapetype w14:anchorId="32C9D416" id="_x0000_t32" coordsize="21600,21600" o:spt="32" o:oned="t" path="m,l21600,21600e" filled="f">
                 <v:path arrowok="t" fillok="f" o:connecttype="none"/>
                 <o:lock v:ext="edit" shapetype="t"/>
               </v:shapetype>
@@ -485,7 +485,7 @@
           </mc:Choice>
           <mc:Fallback>
             <w:pict>
-              <v:shape w14:anchorId="635FE447" id="Straight Arrow Connector 25" o:spid="_x0000_s1026" type="#_x0000_t32" style="position:absolute;margin-left:312.15pt;margin-top:.45pt;width:45.45pt;height:24.55pt;flip:x;z-index:251688960;visibility:visible;mso-wrap-style:square;mso-width-percent:0;mso-height-percent:0;mso-wrap-distance-left:9pt;mso-wrap-distance-top:0;mso-wrap-distance-right:9pt;mso-wrap-distance-bottom:0;mso-position-horizontal:absolute;mso-position-horizontal-relative:text;mso-position-vertical:absolute;mso-position-vertical-relative:text;mso-width-percent:0;mso-height-percent:0;mso-width-relative:margin;mso-height-relative:margin" o:gfxdata="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" strokecolor="#156082 [3204]" strokeweight="1.5pt">
+              <v:shape w14:anchorId="46BA40F8" id="Straight Arrow Connector 25" o:spid="_x0000_s1026" type="#_x0000_t32" style="position:absolute;margin-left:312.15pt;margin-top:.45pt;width:45.45pt;height:24.55pt;flip:x;z-index:251688960;visibility:visible;mso-wrap-style:square;mso-width-percent:0;mso-height-percent:0;mso-wrap-distance-left:9pt;mso-wrap-distance-top:0;mso-wrap-distance-right:9pt;mso-wrap-distance-bottom:0;mso-position-horizontal:absolute;mso-position-horizontal-relative:text;mso-position-vertical:absolute;mso-position-vertical-relative:text;mso-width-percent:0;mso-height-percent:0;mso-width-relative:margin;mso-height-relative:margin" o:gfxdata="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" strokecolor="#156082 [3204]" strokeweight="1.5pt">
                 <v:stroke endarrow="block" joinstyle="miter"/>
               </v:shape>
             </w:pict>
@@ -640,7 +640,7 @@
           </mc:Choice>
           <mc:Fallback>
             <w:pict>
-              <v:shape w14:anchorId="5F321FFE" id="Straight Arrow Connector 36" o:spid="_x0000_s1026" type="#_x0000_t32" style="position:absolute;margin-left:25.8pt;margin-top:510.7pt;width:55.75pt;height:28.3pt;flip:y;z-index:251699200;visibility:visible;mso-wrap-style:square;mso-wrap-distance-left:9pt;mso-wrap-distance-top:0;mso-wrap-distance-right:9pt;mso-wrap-distance-bottom:0;mso-position-horizontal:absolute;mso-position-horizontal-relative:text;mso-position-vertical:absolute;mso-position-vertical-relative:text" o:gfxdata="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" strokecolor="#156082 [3204]" strokeweight="1.5pt">
+              <v:shape w14:anchorId="45E26CFD" id="Straight Arrow Connector 36" o:spid="_x0000_s1026" type="#_x0000_t32" style="position:absolute;margin-left:25.8pt;margin-top:510.7pt;width:55.75pt;height:28.3pt;flip:y;z-index:251699200;visibility:visible;mso-wrap-style:square;mso-wrap-distance-left:9pt;mso-wrap-distance-top:0;mso-wrap-distance-right:9pt;mso-wrap-distance-bottom:0;mso-position-horizontal:absolute;mso-position-horizontal-relative:text;mso-position-vertical:absolute;mso-position-vertical-relative:text" o:gfxdata="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" strokecolor="#156082 [3204]" strokeweight="1.5pt">
                 <v:stroke endarrow="block" joinstyle="miter"/>
               </v:shape>
             </w:pict>
@@ -804,7 +804,7 @@
           </mc:Choice>
           <mc:Fallback>
             <w:pict>
-              <v:shape w14:anchorId="6CC5D9D1" id="Straight Arrow Connector 35" o:spid="_x0000_s1026" type="#_x0000_t32" style="position:absolute;margin-left:144.85pt;margin-top:457.85pt;width:191.05pt;height:12.5pt;flip:x y;z-index:251698176;visibility:visible;mso-wrap-style:square;mso-wrap-distance-left:9pt;mso-wrap-distance-top:0;mso-wrap-distance-right:9pt;mso-wrap-distance-bottom:0;mso-position-horizontal:absolute;mso-position-horizontal-relative:text;mso-position-vertical:absolute;mso-position-vertical-relative:text" o:gfxdata="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" strokecolor="#156082 [3204]" strokeweight="1.5pt">
+              <v:shape w14:anchorId="08A51386" id="Straight Arrow Connector 35" o:spid="_x0000_s1026" type="#_x0000_t32" style="position:absolute;margin-left:144.85pt;margin-top:457.85pt;width:191.05pt;height:12.5pt;flip:x y;z-index:251698176;visibility:visible;mso-wrap-style:square;mso-wrap-distance-left:9pt;mso-wrap-distance-top:0;mso-wrap-distance-right:9pt;mso-wrap-distance-bottom:0;mso-position-horizontal:absolute;mso-position-horizontal-relative:text;mso-position-vertical:absolute;mso-position-vertical-relative:text" o:gfxdata="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" strokecolor="#156082 [3204]" strokeweight="1.5pt">
                 <v:stroke endarrow="block" joinstyle="miter"/>
               </v:shape>
             </w:pict>
@@ -988,7 +988,7 @@
           </mc:Choice>
           <mc:Fallback>
             <w:pict>
-              <v:shape w14:anchorId="642F3DA2" id="Straight Arrow Connector 30" o:spid="_x0000_s1026" type="#_x0000_t32" style="position:absolute;margin-left:186.55pt;margin-top:236.45pt;width:71.5pt;height:88.6pt;flip:x;z-index:251693056;visibility:visible;mso-wrap-style:square;mso-width-percent:0;mso-height-percent:0;mso-wrap-distance-left:9pt;mso-wrap-distance-top:0;mso-wrap-distance-right:9pt;mso-wrap-distance-bottom:0;mso-position-horizontal:absolute;mso-position-horizontal-relative:text;mso-position-vertical:absolute;mso-position-vertical-relative:text;mso-width-percent:0;mso-height-percent:0;mso-width-relative:margin;mso-height-relative:margin" o:gfxdata="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" strokecolor="#156082 [3204]" strokeweight="1.5pt">
+              <v:shape w14:anchorId="73811B8D" id="Straight Arrow Connector 30" o:spid="_x0000_s1026" type="#_x0000_t32" style="position:absolute;margin-left:186.55pt;margin-top:236.45pt;width:71.5pt;height:88.6pt;flip:x;z-index:251693056;visibility:visible;mso-wrap-style:square;mso-width-percent:0;mso-height-percent:0;mso-wrap-distance-left:9pt;mso-wrap-distance-top:0;mso-wrap-distance-right:9pt;mso-wrap-distance-bottom:0;mso-position-horizontal:absolute;mso-position-horizontal-relative:text;mso-position-vertical:absolute;mso-position-vertical-relative:text;mso-width-percent:0;mso-height-percent:0;mso-width-relative:margin;mso-height-relative:margin" o:gfxdata="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" strokecolor="#156082 [3204]" strokeweight="1.5pt">
                 <v:stroke endarrow="block" joinstyle="miter"/>
               </v:shape>
             </w:pict>
@@ -1145,7 +1145,7 @@
           </mc:Choice>
           <mc:Fallback>
             <w:pict>
-              <v:shape w14:anchorId="74C725D9" id="Straight Arrow Connector 32" o:spid="_x0000_s1026" type="#_x0000_t32" style="position:absolute;margin-left:155.3pt;margin-top:359.2pt;width:153.9pt;height:9.15pt;flip:x;z-index:251695104;visibility:visible;mso-wrap-style:square;mso-width-percent:0;mso-height-percent:0;mso-wrap-distance-left:9pt;mso-wrap-distance-top:0;mso-wrap-distance-right:9pt;mso-wrap-distance-bottom:0;mso-position-horizontal:absolute;mso-position-horizontal-relative:text;mso-position-vertical:absolute;mso-position-vertical-relative:text;mso-width-percent:0;mso-height-percent:0;mso-width-relative:margin;mso-height-relative:margin" o:gfxdata="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" strokecolor="#156082 [3204]" strokeweight="1.5pt">
+              <v:shape w14:anchorId="6F94C556" id="Straight Arrow Connector 32" o:spid="_x0000_s1026" type="#_x0000_t32" style="position:absolute;margin-left:155.3pt;margin-top:359.2pt;width:153.9pt;height:9.15pt;flip:x;z-index:251695104;visibility:visible;mso-wrap-style:square;mso-width-percent:0;mso-height-percent:0;mso-wrap-distance-left:9pt;mso-wrap-distance-top:0;mso-wrap-distance-right:9pt;mso-wrap-distance-bottom:0;mso-position-horizontal:absolute;mso-position-horizontal-relative:text;mso-position-vertical:absolute;mso-position-vertical-relative:text;mso-width-percent:0;mso-height-percent:0;mso-width-relative:margin;mso-height-relative:margin" o:gfxdata="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" strokecolor="#156082 [3204]" strokeweight="1.5pt">
                 <v:stroke endarrow="block" joinstyle="miter"/>
               </v:shape>
             </w:pict>
@@ -1356,7 +1356,7 @@
           </mc:Choice>
           <mc:Fallback>
             <w:pict>
-              <v:shape w14:anchorId="44801EA4" id="Straight Arrow Connector 27" o:spid="_x0000_s1026" type="#_x0000_t32" style="position:absolute;margin-left:161.55pt;margin-top:37.15pt;width:46.95pt;height:12.4pt;flip:x y;z-index:251691008;visibility:visible;mso-wrap-style:square;mso-width-percent:0;mso-height-percent:0;mso-wrap-distance-left:9pt;mso-wrap-distance-top:0;mso-wrap-distance-right:9pt;mso-wrap-distance-bottom:0;mso-position-horizontal:absolute;mso-position-horizontal-relative:text;mso-position-vertical:absolute;mso-position-vertical-relative:text;mso-width-percent:0;mso-height-percent:0;mso-width-relative:margin;mso-height-relative:margin" o:gfxdata="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" strokecolor="#156082 [3204]" strokeweight="1.5pt">
+              <v:shape w14:anchorId="37D50E12" id="Straight Arrow Connector 27" o:spid="_x0000_s1026" type="#_x0000_t32" style="position:absolute;margin-left:161.55pt;margin-top:37.15pt;width:46.95pt;height:12.4pt;flip:x y;z-index:251691008;visibility:visible;mso-wrap-style:square;mso-width-percent:0;mso-height-percent:0;mso-wrap-distance-left:9pt;mso-wrap-distance-top:0;mso-wrap-distance-right:9pt;mso-wrap-distance-bottom:0;mso-position-horizontal:absolute;mso-position-horizontal-relative:text;mso-position-vertical:absolute;mso-position-vertical-relative:text;mso-width-percent:0;mso-height-percent:0;mso-width-relative:margin;mso-height-relative:margin" o:gfxdata="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" strokecolor="#156082 [3204]" strokeweight="1.5pt">
                 <v:stroke endarrow="block" joinstyle="miter"/>
               </v:shape>
             </w:pict>
@@ -1569,7 +1569,7 @@
           </mc:Choice>
           <mc:Fallback>
             <w:pict>
-              <v:shape w14:anchorId="35C5A49D" id="Straight Arrow Connector 19" o:spid="_x0000_s1026" type="#_x0000_t32" style="position:absolute;margin-left:180.5pt;margin-top:585.55pt;width:80pt;height:67pt;flip:x y;z-index:251680768;visibility:visible;mso-wrap-style:square;mso-width-percent:0;mso-height-percent:0;mso-wrap-distance-left:9pt;mso-wrap-distance-top:0;mso-wrap-distance-right:9pt;mso-wrap-distance-bottom:0;mso-position-horizontal:absolute;mso-position-horizontal-relative:text;mso-position-vertical:absolute;mso-position-vertical-relative:text;mso-width-percent:0;mso-height-percent:0;mso-width-relative:margin;mso-height-relative:margin" o:gfxdata="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" strokecolor="#156082 [3204]" strokeweight="1.5pt">
+              <v:shape w14:anchorId="56E782A1" id="Straight Arrow Connector 19" o:spid="_x0000_s1026" type="#_x0000_t32" style="position:absolute;margin-left:180.5pt;margin-top:585.55pt;width:80pt;height:67pt;flip:x y;z-index:251680768;visibility:visible;mso-wrap-style:square;mso-width-percent:0;mso-height-percent:0;mso-wrap-distance-left:9pt;mso-wrap-distance-top:0;mso-wrap-distance-right:9pt;mso-wrap-distance-bottom:0;mso-position-horizontal:absolute;mso-position-horizontal-relative:text;mso-position-vertical:absolute;mso-position-vertical-relative:text;mso-width-percent:0;mso-height-percent:0;mso-width-relative:margin;mso-height-relative:margin" o:gfxdata="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" strokecolor="#156082 [3204]" strokeweight="1.5pt">
                 <v:stroke endarrow="block" joinstyle="miter"/>
               </v:shape>
             </w:pict>
@@ -1790,7 +1790,7 @@
           </mc:Choice>
           <mc:Fallback>
             <w:pict>
-              <v:shape w14:anchorId="01577821" id="Straight Arrow Connector 21" o:spid="_x0000_s1026" type="#_x0000_t32" style="position:absolute;margin-left:197.5pt;margin-top:520.5pt;width:182pt;height:20.5pt;flip:x y;z-index:251682816;visibility:visible;mso-wrap-style:square;mso-width-percent:0;mso-height-percent:0;mso-wrap-distance-left:9pt;mso-wrap-distance-top:0;mso-wrap-distance-right:9pt;mso-wrap-distance-bottom:0;mso-position-horizontal:absolute;mso-position-horizontal-relative:text;mso-position-vertical:absolute;mso-position-vertical-relative:text;mso-width-percent:0;mso-height-percent:0;mso-width-relative:margin;mso-height-relative:margin" o:gfxdata="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" strokecolor="#156082 [3204]" strokeweight="1.5pt">
+              <v:shape w14:anchorId="2DB5DA5D" id="Straight Arrow Connector 21" o:spid="_x0000_s1026" type="#_x0000_t32" style="position:absolute;margin-left:197.5pt;margin-top:520.5pt;width:182pt;height:20.5pt;flip:x y;z-index:251682816;visibility:visible;mso-wrap-style:square;mso-width-percent:0;mso-height-percent:0;mso-wrap-distance-left:9pt;mso-wrap-distance-top:0;mso-wrap-distance-right:9pt;mso-wrap-distance-bottom:0;mso-position-horizontal:absolute;mso-position-horizontal-relative:text;mso-position-vertical:absolute;mso-position-vertical-relative:text;mso-width-percent:0;mso-height-percent:0;mso-width-relative:margin;mso-height-relative:margin" o:gfxdata="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" strokecolor="#156082 [3204]" strokeweight="1.5pt">
                 <v:stroke endarrow="block" joinstyle="miter"/>
               </v:shape>
             </w:pict>
@@ -1957,7 +1957,7 @@
           </mc:Choice>
           <mc:Fallback>
             <w:pict>
-              <v:shape w14:anchorId="3FD7F050" id="Straight Arrow Connector 17" o:spid="_x0000_s1026" type="#_x0000_t32" style="position:absolute;margin-left:227pt;margin-top:435.5pt;width:79.5pt;height:25.5pt;flip:x;z-index:251678720;visibility:visible;mso-wrap-style:square;mso-width-percent:0;mso-height-percent:0;mso-wrap-distance-left:9pt;mso-wrap-distance-top:0;mso-wrap-distance-right:9pt;mso-wrap-distance-bottom:0;mso-position-horizontal:absolute;mso-position-horizontal-relative:text;mso-position-vertical:absolute;mso-position-vertical-relative:text;mso-width-percent:0;mso-height-percent:0;mso-width-relative:margin;mso-height-relative:margin" o:gfxdata="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" strokecolor="#156082 [3204]" strokeweight="1.5pt">
+              <v:shape w14:anchorId="0C62D46B" id="Straight Arrow Connector 17" o:spid="_x0000_s1026" type="#_x0000_t32" style="position:absolute;margin-left:227pt;margin-top:435.5pt;width:79.5pt;height:25.5pt;flip:x;z-index:251678720;visibility:visible;mso-wrap-style:square;mso-width-percent:0;mso-height-percent:0;mso-wrap-distance-left:9pt;mso-wrap-distance-top:0;mso-wrap-distance-right:9pt;mso-wrap-distance-bottom:0;mso-position-horizontal:absolute;mso-position-horizontal-relative:text;mso-position-vertical:absolute;mso-position-vertical-relative:text;mso-width-percent:0;mso-height-percent:0;mso-width-relative:margin;mso-height-relative:margin" o:gfxdata="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" strokecolor="#156082 [3204]" strokeweight="1.5pt">
                 <v:stroke endarrow="block" joinstyle="miter"/>
               </v:shape>
             </w:pict>
@@ -2224,7 +2224,7 @@
           </mc:Choice>
           <mc:Fallback>
             <w:pict>
-              <v:shape w14:anchorId="566DD9B7" id="Straight Arrow Connector 15" o:spid="_x0000_s1026" type="#_x0000_t32" style="position:absolute;margin-left:156.5pt;margin-top:243.5pt;width:34pt;height:49pt;flip:x y;z-index:251676672;visibility:visible;mso-wrap-style:square;mso-width-percent:0;mso-height-percent:0;mso-wrap-distance-left:9pt;mso-wrap-distance-top:0;mso-wrap-distance-right:9pt;mso-wrap-distance-bottom:0;mso-position-horizontal:absolute;mso-position-horizontal-relative:text;mso-position-vertical:absolute;mso-position-vertical-relative:text;mso-width-percent:0;mso-height-percent:0;mso-width-relative:margin;mso-height-relative:margin" o:gfxdata="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" strokecolor="#156082 [3204]" strokeweight="1.5pt">
+              <v:shape w14:anchorId="64F4252B" id="Straight Arrow Connector 15" o:spid="_x0000_s1026" type="#_x0000_t32" style="position:absolute;margin-left:156.5pt;margin-top:243.5pt;width:34pt;height:49pt;flip:x y;z-index:251676672;visibility:visible;mso-wrap-style:square;mso-width-percent:0;mso-height-percent:0;mso-wrap-distance-left:9pt;mso-wrap-distance-top:0;mso-wrap-distance-right:9pt;mso-wrap-distance-bottom:0;mso-position-horizontal:absolute;mso-position-horizontal-relative:text;mso-position-vertical:absolute;mso-position-vertical-relative:text;mso-width-percent:0;mso-height-percent:0;mso-width-relative:margin;mso-height-relative:margin" o:gfxdata="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" strokecolor="#156082 [3204]" strokeweight="1.5pt">
                 <v:stroke endarrow="block" joinstyle="miter"/>
               </v:shape>
             </w:pict>
@@ -2578,7 +2578,7 @@
           </mc:Choice>
           <mc:Fallback>
             <w:pict>
-              <v:shape w14:anchorId="46642759" id="Straight Arrow Connector 13" o:spid="_x0000_s1026" type="#_x0000_t32" style="position:absolute;margin-left:164pt;margin-top:163pt;width:84.5pt;height:32pt;flip:x y;z-index:251674624;visibility:visible;mso-wrap-style:square;mso-width-percent:0;mso-height-percent:0;mso-wrap-distance-left:9pt;mso-wrap-distance-top:0;mso-wrap-distance-right:9pt;mso-wrap-distance-bottom:0;mso-position-horizontal:absolute;mso-position-horizontal-relative:text;mso-position-vertical:absolute;mso-position-vertical-relative:text;mso-width-percent:0;mso-height-percent:0;mso-width-relative:margin;mso-height-relative:margin" o:gfxdata="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" strokecolor="#156082 [3204]" strokeweight="1.5pt">
+              <v:shape w14:anchorId="047A4277" id="Straight Arrow Connector 13" o:spid="_x0000_s1026" type="#_x0000_t32" style="position:absolute;margin-left:164pt;margin-top:163pt;width:84.5pt;height:32pt;flip:x y;z-index:251674624;visibility:visible;mso-wrap-style:square;mso-width-percent:0;mso-height-percent:0;mso-wrap-distance-left:9pt;mso-wrap-distance-top:0;mso-wrap-distance-right:9pt;mso-wrap-distance-bottom:0;mso-position-horizontal:absolute;mso-position-horizontal-relative:text;mso-position-vertical:absolute;mso-position-vertical-relative:text;mso-width-percent:0;mso-height-percent:0;mso-width-relative:margin;mso-height-relative:margin" o:gfxdata="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" strokecolor="#156082 [3204]" strokeweight="1.5pt">
                 <v:stroke endarrow="block" joinstyle="miter"/>
               </v:shape>
             </w:pict>
@@ -2650,7 +2650,7 @@
           </mc:Choice>
           <mc:Fallback>
             <w:pict>
-              <v:shape w14:anchorId="7A9D2352" id="Straight Arrow Connector 11" o:spid="_x0000_s1026" type="#_x0000_t32" style="position:absolute;margin-left:172pt;margin-top:94.45pt;width:164pt;height:3.6pt;flip:x;z-index:251672576;visibility:visible;mso-wrap-style:square;mso-width-percent:0;mso-height-percent:0;mso-wrap-distance-left:9pt;mso-wrap-distance-top:0;mso-wrap-distance-right:9pt;mso-wrap-distance-bottom:0;mso-position-horizontal:absolute;mso-position-horizontal-relative:text;mso-position-vertical:absolute;mso-position-vertical-relative:text;mso-width-percent:0;mso-height-percent:0;mso-width-relative:margin;mso-height-relative:margin" o:gfxdata="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" strokecolor="#156082 [3204]" strokeweight="1.5pt">
+              <v:shape w14:anchorId="251F3FF9" id="Straight Arrow Connector 11" o:spid="_x0000_s1026" type="#_x0000_t32" style="position:absolute;margin-left:172pt;margin-top:94.45pt;width:164pt;height:3.6pt;flip:x;z-index:251672576;visibility:visible;mso-wrap-style:square;mso-width-percent:0;mso-height-percent:0;mso-wrap-distance-left:9pt;mso-wrap-distance-top:0;mso-wrap-distance-right:9pt;mso-wrap-distance-bottom:0;mso-position-horizontal:absolute;mso-position-horizontal-relative:text;mso-position-vertical:absolute;mso-position-vertical-relative:text;mso-width-percent:0;mso-height-percent:0;mso-width-relative:margin;mso-height-relative:margin" o:gfxdata="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" strokecolor="#156082 [3204]" strokeweight="1.5pt">
                 <v:stroke endarrow="block" joinstyle="miter"/>
               </v:shape>
             </w:pict>
@@ -2911,7 +2911,7 @@
           </mc:Choice>
           <mc:Fallback>
             <w:pict>
-              <v:shape w14:anchorId="06E12009" id="Straight Arrow Connector 9" o:spid="_x0000_s1026" type="#_x0000_t32" style="position:absolute;margin-left:142.65pt;margin-top:16.85pt;width:88.35pt;height:22.8pt;z-index:251670528;visibility:visible;mso-wrap-style:square;mso-width-percent:0;mso-height-percent:0;mso-wrap-distance-left:9pt;mso-wrap-distance-top:0;mso-wrap-distance-right:9pt;mso-wrap-distance-bottom:0;mso-position-horizontal:absolute;mso-position-horizontal-relative:text;mso-position-vertical:absolute;mso-position-vertical-relative:text;mso-width-percent:0;mso-height-percent:0;mso-width-relative:margin;mso-height-relative:margin" o:gfxdata="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" strokecolor="#156082 [3204]" strokeweight="1.5pt">
+              <v:shape w14:anchorId="63DAB17C" id="Straight Arrow Connector 9" o:spid="_x0000_s1026" type="#_x0000_t32" style="position:absolute;margin-left:142.65pt;margin-top:16.85pt;width:88.35pt;height:22.8pt;z-index:251670528;visibility:visible;mso-wrap-style:square;mso-width-percent:0;mso-height-percent:0;mso-wrap-distance-left:9pt;mso-wrap-distance-top:0;mso-wrap-distance-right:9pt;mso-wrap-distance-bottom:0;mso-position-horizontal:absolute;mso-position-horizontal-relative:text;mso-position-vertical:absolute;mso-position-vertical-relative:text;mso-width-percent:0;mso-height-percent:0;mso-width-relative:margin;mso-height-relative:margin" o:gfxdata="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" strokecolor="#156082 [3204]" strokeweight="1.5pt">
                 <v:stroke endarrow="block" joinstyle="miter"/>
               </v:shape>
             </w:pict>
@@ -2928,7 +2928,1959 @@
         <w:br w:type="page"/>
       </w:r>
     </w:p>
+    <w:p>
+      <w:r>
+        <w:rPr>
+          <w:noProof/>
+        </w:rPr>
+        <w:lastRenderedPageBreak/>
+        <mc:AlternateContent>
+          <mc:Choice Requires="wps">
+            <w:drawing>
+              <wp:anchor distT="0" distB="0" distL="114300" distR="114300" simplePos="0" relativeHeight="251745280" behindDoc="0" locked="0" layoutInCell="1" allowOverlap="1" wp14:anchorId="37BA68AD" wp14:editId="43633C1D">
+                <wp:simplePos x="0" y="0"/>
+                <wp:positionH relativeFrom="column">
+                  <wp:posOffset>2968906</wp:posOffset>
+                </wp:positionH>
+                <wp:positionV relativeFrom="paragraph">
+                  <wp:posOffset>0</wp:posOffset>
+                </wp:positionV>
+                <wp:extent cx="2818002" cy="902825"/>
+                <wp:effectExtent l="0" t="0" r="20955" b="12065"/>
+                <wp:wrapNone/>
+                <wp:docPr id="360884112" name="Text Box 78"/>
+                <wp:cNvGraphicFramePr/>
+                <a:graphic xmlns:a="http://schemas.openxmlformats.org/drawingml/2006/main">
+                  <a:graphicData uri="http://schemas.microsoft.com/office/word/2010/wordprocessingShape">
+                    <wps:wsp>
+                      <wps:cNvSpPr txBox="1"/>
+                      <wps:spPr>
+                        <a:xfrm>
+                          <a:off x="0" y="0"/>
+                          <a:ext cx="2818002" cy="902825"/>
+                        </a:xfrm>
+                        <a:prstGeom prst="rect">
+                          <a:avLst/>
+                        </a:prstGeom>
+                        <a:solidFill>
+                          <a:schemeClr val="lt1"/>
+                        </a:solidFill>
+                        <a:ln w="6350">
+                          <a:solidFill>
+                            <a:prstClr val="black"/>
+                          </a:solidFill>
+                        </a:ln>
+                      </wps:spPr>
+                      <wps:txbx>
+                        <w:txbxContent>
+                          <w:p>
+                            <w:r>
+                              <w:t xml:space="preserve">Creates a new </w:t>
+                            </w:r>
+                            <w:proofErr w:type="spellStart"/>
+                            <w:r>
+                              <w:t>JPanel</w:t>
+                            </w:r>
+                            <w:proofErr w:type="spellEnd"/>
+                            <w:r>
+                              <w:t xml:space="preserve"> with a grid layout of 0 to 8 to keep the grid format of a chess board. Then uses a Boolean variable to alternate the colours </w:t>
+                            </w:r>
+                          </w:p>
+                        </w:txbxContent>
+                      </wps:txbx>
+                      <wps:bodyPr rot="0" spcFirstLastPara="0" vertOverflow="overflow" horzOverflow="overflow" vert="horz" wrap="square" lIns="91440" tIns="45720" rIns="91440" bIns="45720" numCol="1" spcCol="0" rtlCol="0" fromWordArt="0" anchor="t" anchorCtr="0" forceAA="0" compatLnSpc="1">
+                        <a:prstTxWarp prst="textNoShape">
+                          <a:avLst/>
+                        </a:prstTxWarp>
+                        <a:noAutofit/>
+                      </wps:bodyPr>
+                    </wps:wsp>
+                  </a:graphicData>
+                </a:graphic>
+                <wp14:sizeRelH relativeFrom="margin">
+                  <wp14:pctWidth>0</wp14:pctWidth>
+                </wp14:sizeRelH>
+                <wp14:sizeRelV relativeFrom="margin">
+                  <wp14:pctHeight>0</wp14:pctHeight>
+                </wp14:sizeRelV>
+              </wp:anchor>
+            </w:drawing>
+          </mc:Choice>
+          <mc:Fallback>
+            <w:pict>
+              <v:shape w14:anchorId="37BA68AD" id="Text Box 78" o:spid="_x0000_s1040" type="#_x0000_t202" style="position:absolute;margin-left:233.75pt;margin-top:0;width:221.9pt;height:71.1pt;z-index:251745280;visibility:visible;mso-wrap-style:square;mso-width-percent:0;mso-height-percent:0;mso-wrap-distance-left:9pt;mso-wrap-distance-top:0;mso-wrap-distance-right:9pt;mso-wrap-distance-bottom:0;mso-position-horizontal:absolute;mso-position-horizontal-relative:text;mso-position-vertical:absolute;mso-position-vertical-relative:text;mso-width-percent:0;mso-height-percent:0;mso-width-relative:margin;mso-height-relative:margin;v-text-anchor:top" o:gfxdata="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" fillcolor="white [3201]" strokeweight=".5pt">
+                <v:textbox>
+                  <w:txbxContent>
+                    <w:p>
+                      <w:r>
+                        <w:t xml:space="preserve">Creates a new </w:t>
+                      </w:r>
+                      <w:proofErr w:type="spellStart"/>
+                      <w:r>
+                        <w:t>JPanel</w:t>
+                      </w:r>
+                      <w:proofErr w:type="spellEnd"/>
+                      <w:r>
+                        <w:t xml:space="preserve"> with a grid layout of 0 to 8 to keep the grid format of a chess board. Then uses a Boolean variable to alternate the colours </w:t>
+                      </w:r>
+                    </w:p>
+                  </w:txbxContent>
+                </v:textbox>
+              </v:shape>
+            </w:pict>
+          </mc:Fallback>
+        </mc:AlternateContent>
+      </w:r>
+    </w:p>
+    <w:p>
+      <w:r>
+        <w:rPr>
+          <w:noProof/>
+        </w:rPr>
+        <mc:AlternateContent>
+          <mc:Choice Requires="wps">
+            <w:drawing>
+              <wp:anchor distT="0" distB="0" distL="114300" distR="114300" simplePos="0" relativeHeight="251746304" behindDoc="0" locked="0" layoutInCell="1" allowOverlap="1" wp14:anchorId="678B7F7E" wp14:editId="0127CBFF">
+                <wp:simplePos x="0" y="0"/>
+                <wp:positionH relativeFrom="column">
+                  <wp:posOffset>3088028</wp:posOffset>
+                </wp:positionH>
+                <wp:positionV relativeFrom="paragraph">
+                  <wp:posOffset>2328344</wp:posOffset>
+                </wp:positionV>
+                <wp:extent cx="1097891" cy="45905"/>
+                <wp:effectExtent l="19050" t="76200" r="26670" b="49530"/>
+                <wp:wrapNone/>
+                <wp:docPr id="398123914" name="Straight Arrow Connector 79"/>
+                <wp:cNvGraphicFramePr/>
+                <a:graphic xmlns:a="http://schemas.openxmlformats.org/drawingml/2006/main">
+                  <a:graphicData uri="http://schemas.microsoft.com/office/word/2010/wordprocessingShape">
+                    <wps:wsp>
+                      <wps:cNvCnPr/>
+                      <wps:spPr>
+                        <a:xfrm flipH="1" flipV="1">
+                          <a:off x="0" y="0"/>
+                          <a:ext cx="1097891" cy="45905"/>
+                        </a:xfrm>
+                        <a:prstGeom prst="straightConnector1">
+                          <a:avLst/>
+                        </a:prstGeom>
+                        <a:ln>
+                          <a:tailEnd type="triangle"/>
+                        </a:ln>
+                      </wps:spPr>
+                      <wps:style>
+                        <a:lnRef idx="2">
+                          <a:schemeClr val="accent1"/>
+                        </a:lnRef>
+                        <a:fillRef idx="0">
+                          <a:schemeClr val="accent1"/>
+                        </a:fillRef>
+                        <a:effectRef idx="1">
+                          <a:schemeClr val="accent1"/>
+                        </a:effectRef>
+                        <a:fontRef idx="minor">
+                          <a:schemeClr val="tx1"/>
+                        </a:fontRef>
+                      </wps:style>
+                      <wps:bodyPr/>
+                    </wps:wsp>
+                  </a:graphicData>
+                </a:graphic>
+                <wp14:sizeRelH relativeFrom="margin">
+                  <wp14:pctWidth>0</wp14:pctWidth>
+                </wp14:sizeRelH>
+                <wp14:sizeRelV relativeFrom="margin">
+                  <wp14:pctHeight>0</wp14:pctHeight>
+                </wp14:sizeRelV>
+              </wp:anchor>
+            </w:drawing>
+          </mc:Choice>
+          <mc:Fallback>
+            <w:pict>
+              <v:shape w14:anchorId="33C464A3" id="Straight Arrow Connector 79" o:spid="_x0000_s1026" type="#_x0000_t32" style="position:absolute;margin-left:243.15pt;margin-top:183.35pt;width:86.45pt;height:3.6pt;flip:x y;z-index:251746304;visibility:visible;mso-wrap-style:square;mso-width-percent:0;mso-height-percent:0;mso-wrap-distance-left:9pt;mso-wrap-distance-top:0;mso-wrap-distance-right:9pt;mso-wrap-distance-bottom:0;mso-position-horizontal:absolute;mso-position-horizontal-relative:text;mso-position-vertical:absolute;mso-position-vertical-relative:text;mso-width-percent:0;mso-height-percent:0;mso-width-relative:margin;mso-height-relative:margin" o:gfxdata="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" strokecolor="#156082 [3204]" strokeweight="1.5pt">
+                <v:stroke endarrow="block" joinstyle="miter"/>
+              </v:shape>
+            </w:pict>
+          </mc:Fallback>
+        </mc:AlternateContent>
+      </w:r>
+      <w:r>
+        <w:rPr>
+          <w:noProof/>
+        </w:rPr>
+        <mc:AlternateContent>
+          <mc:Choice Requires="wps">
+            <w:drawing>
+              <wp:anchor distT="0" distB="0" distL="114300" distR="114300" simplePos="0" relativeHeight="251747328" behindDoc="0" locked="0" layoutInCell="1" allowOverlap="1" wp14:anchorId="12C1CAC4" wp14:editId="07DFAFDD">
+                <wp:simplePos x="0" y="0"/>
+                <wp:positionH relativeFrom="column">
+                  <wp:posOffset>4172400</wp:posOffset>
+                </wp:positionH>
+                <wp:positionV relativeFrom="paragraph">
+                  <wp:posOffset>1389991</wp:posOffset>
+                </wp:positionV>
+                <wp:extent cx="2013585" cy="2667964"/>
+                <wp:effectExtent l="0" t="0" r="24765" b="18415"/>
+                <wp:wrapNone/>
+                <wp:docPr id="1381980151" name="Text Box 80"/>
+                <wp:cNvGraphicFramePr/>
+                <a:graphic xmlns:a="http://schemas.openxmlformats.org/drawingml/2006/main">
+                  <a:graphicData uri="http://schemas.microsoft.com/office/word/2010/wordprocessingShape">
+                    <wps:wsp>
+                      <wps:cNvSpPr txBox="1"/>
+                      <wps:spPr>
+                        <a:xfrm>
+                          <a:off x="0" y="0"/>
+                          <a:ext cx="2013585" cy="2667964"/>
+                        </a:xfrm>
+                        <a:prstGeom prst="rect">
+                          <a:avLst/>
+                        </a:prstGeom>
+                        <a:solidFill>
+                          <a:schemeClr val="lt1"/>
+                        </a:solidFill>
+                        <a:ln w="6350">
+                          <a:solidFill>
+                            <a:prstClr val="black"/>
+                          </a:solidFill>
+                        </a:ln>
+                      </wps:spPr>
+                      <wps:txbx>
+                        <w:txbxContent>
+                          <w:p>
+                            <w:r>
+                              <w:t xml:space="preserve">Creates each button needed using a nested for loop to create the button and uses the Boolean value to swich each time to alternate the colour and then the Boolean value is switched to its opposite and the preferred size is </w:t>
+                            </w:r>
+                            <w:r>
+                              <w:t>set,</w:t>
+                            </w:r>
+                            <w:r>
+                              <w:t xml:space="preserve"> and the button is added to the panel and the board I loaded. </w:t>
+                            </w:r>
+                          </w:p>
+                        </w:txbxContent>
+                      </wps:txbx>
+                      <wps:bodyPr rot="0" spcFirstLastPara="0" vertOverflow="overflow" horzOverflow="overflow" vert="horz" wrap="square" lIns="91440" tIns="45720" rIns="91440" bIns="45720" numCol="1" spcCol="0" rtlCol="0" fromWordArt="0" anchor="t" anchorCtr="0" forceAA="0" compatLnSpc="1">
+                        <a:prstTxWarp prst="textNoShape">
+                          <a:avLst/>
+                        </a:prstTxWarp>
+                        <a:noAutofit/>
+                      </wps:bodyPr>
+                    </wps:wsp>
+                  </a:graphicData>
+                </a:graphic>
+                <wp14:sizeRelV relativeFrom="margin">
+                  <wp14:pctHeight>0</wp14:pctHeight>
+                </wp14:sizeRelV>
+              </wp:anchor>
+            </w:drawing>
+          </mc:Choice>
+          <mc:Fallback>
+            <w:pict>
+              <v:shape w14:anchorId="12C1CAC4" id="Text Box 80" o:spid="_x0000_s1041" type="#_x0000_t202" style="position:absolute;margin-left:328.55pt;margin-top:109.45pt;width:158.55pt;height:210.1pt;z-index:251747328;visibility:visible;mso-wrap-style:square;mso-height-percent:0;mso-wrap-distance-left:9pt;mso-wrap-distance-top:0;mso-wrap-distance-right:9pt;mso-wrap-distance-bottom:0;mso-position-horizontal:absolute;mso-position-horizontal-relative:text;mso-position-vertical:absolute;mso-position-vertical-relative:text;mso-height-percent:0;mso-height-relative:margin;v-text-anchor:top" o:gfxdata="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" fillcolor="white [3201]" strokeweight=".5pt">
+                <v:textbox>
+                  <w:txbxContent>
+                    <w:p>
+                      <w:r>
+                        <w:t xml:space="preserve">Creates each button needed using a nested for loop to create the button and uses the Boolean value to swich each time to alternate the colour and then the Boolean value is switched to its opposite and the preferred size is </w:t>
+                      </w:r>
+                      <w:r>
+                        <w:t>set,</w:t>
+                      </w:r>
+                      <w:r>
+                        <w:t xml:space="preserve"> and the button is added to the panel and the board I loaded. </w:t>
+                      </w:r>
+                    </w:p>
+                  </w:txbxContent>
+                </v:textbox>
+              </v:shape>
+            </w:pict>
+          </mc:Fallback>
+        </mc:AlternateContent>
+      </w:r>
+      <w:r>
+        <w:rPr>
+          <w:noProof/>
+        </w:rPr>
+        <mc:AlternateContent>
+          <mc:Choice Requires="wps">
+            <w:drawing>
+              <wp:anchor distT="0" distB="0" distL="114300" distR="114300" simplePos="0" relativeHeight="251744256" behindDoc="0" locked="0" layoutInCell="1" allowOverlap="1" wp14:anchorId="5E5DAB8F" wp14:editId="6883869D">
+                <wp:simplePos x="0" y="0"/>
+                <wp:positionH relativeFrom="column">
+                  <wp:posOffset>2115755</wp:posOffset>
+                </wp:positionH>
+                <wp:positionV relativeFrom="paragraph">
+                  <wp:posOffset>366041</wp:posOffset>
+                </wp:positionV>
+                <wp:extent cx="1339287" cy="167407"/>
+                <wp:effectExtent l="38100" t="0" r="13335" b="80645"/>
+                <wp:wrapNone/>
+                <wp:docPr id="1660322252" name="Straight Arrow Connector 77"/>
+                <wp:cNvGraphicFramePr/>
+                <a:graphic xmlns:a="http://schemas.openxmlformats.org/drawingml/2006/main">
+                  <a:graphicData uri="http://schemas.microsoft.com/office/word/2010/wordprocessingShape">
+                    <wps:wsp>
+                      <wps:cNvCnPr/>
+                      <wps:spPr>
+                        <a:xfrm flipH="1">
+                          <a:off x="0" y="0"/>
+                          <a:ext cx="1339287" cy="167407"/>
+                        </a:xfrm>
+                        <a:prstGeom prst="straightConnector1">
+                          <a:avLst/>
+                        </a:prstGeom>
+                        <a:ln>
+                          <a:tailEnd type="triangle"/>
+                        </a:ln>
+                      </wps:spPr>
+                      <wps:style>
+                        <a:lnRef idx="2">
+                          <a:schemeClr val="accent1"/>
+                        </a:lnRef>
+                        <a:fillRef idx="0">
+                          <a:schemeClr val="accent1"/>
+                        </a:fillRef>
+                        <a:effectRef idx="1">
+                          <a:schemeClr val="accent1"/>
+                        </a:effectRef>
+                        <a:fontRef idx="minor">
+                          <a:schemeClr val="tx1"/>
+                        </a:fontRef>
+                      </wps:style>
+                      <wps:bodyPr/>
+                    </wps:wsp>
+                  </a:graphicData>
+                </a:graphic>
+                <wp14:sizeRelH relativeFrom="margin">
+                  <wp14:pctWidth>0</wp14:pctWidth>
+                </wp14:sizeRelH>
+                <wp14:sizeRelV relativeFrom="margin">
+                  <wp14:pctHeight>0</wp14:pctHeight>
+                </wp14:sizeRelV>
+              </wp:anchor>
+            </w:drawing>
+          </mc:Choice>
+          <mc:Fallback>
+            <w:pict>
+              <v:shape w14:anchorId="6606812E" id="Straight Arrow Connector 77" o:spid="_x0000_s1026" type="#_x0000_t32" style="position:absolute;margin-left:166.6pt;margin-top:28.8pt;width:105.45pt;height:13.2pt;flip:x;z-index:251744256;visibility:visible;mso-wrap-style:square;mso-width-percent:0;mso-height-percent:0;mso-wrap-distance-left:9pt;mso-wrap-distance-top:0;mso-wrap-distance-right:9pt;mso-wrap-distance-bottom:0;mso-position-horizontal:absolute;mso-position-horizontal-relative:text;mso-position-vertical:absolute;mso-position-vertical-relative:text;mso-width-percent:0;mso-height-percent:0;mso-width-relative:margin;mso-height-relative:margin" o:gfxdata="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" strokecolor="#156082 [3204]" strokeweight="1.5pt">
+                <v:stroke endarrow="block" joinstyle="miter"/>
+              </v:shape>
+            </w:pict>
+          </mc:Fallback>
+        </mc:AlternateContent>
+      </w:r>
+      <w:r>
+        <w:rPr>
+          <w:noProof/>
+        </w:rPr>
+        <w:drawing>
+          <wp:inline distT="0" distB="0" distL="0" distR="0" wp14:anchorId="3044D70C" wp14:editId="10BC9644">
+            <wp:extent cx="4185982" cy="4200823"/>
+            <wp:effectExtent l="0" t="0" r="5080" b="9525"/>
+            <wp:docPr id="550599026" name="Picture 1"/>
+            <wp:cNvGraphicFramePr>
+              <a:graphicFrameLocks xmlns:a="http://schemas.openxmlformats.org/drawingml/2006/main" noChangeAspect="1"/>
+            </wp:cNvGraphicFramePr>
+            <a:graphic xmlns:a="http://schemas.openxmlformats.org/drawingml/2006/main">
+              <a:graphicData uri="http://schemas.openxmlformats.org/drawingml/2006/picture">
+                <pic:pic xmlns:pic="http://schemas.openxmlformats.org/drawingml/2006/picture">
+                  <pic:nvPicPr>
+                    <pic:cNvPr id="550599026" name=""/>
+                    <pic:cNvPicPr/>
+                  </pic:nvPicPr>
+                  <pic:blipFill>
+                    <a:blip r:embed="rId8"/>
+                    <a:stretch>
+                      <a:fillRect/>
+                    </a:stretch>
+                  </pic:blipFill>
+                  <pic:spPr>
+                    <a:xfrm>
+                      <a:off x="0" y="0"/>
+                      <a:ext cx="4192017" cy="4206879"/>
+                    </a:xfrm>
+                    <a:prstGeom prst="rect">
+                      <a:avLst/>
+                    </a:prstGeom>
+                  </pic:spPr>
+                </pic:pic>
+              </a:graphicData>
+            </a:graphic>
+          </wp:inline>
+        </w:drawing>
+      </w:r>
+    </w:p>
+    <w:p>
+      <w:r>
+        <w:br w:type="page"/>
+      </w:r>
+    </w:p>
+    <w:p>
+      <w:r>
+        <w:rPr>
+          <w:noProof/>
+        </w:rPr>
+        <w:lastRenderedPageBreak/>
+        <mc:AlternateContent>
+          <mc:Choice Requires="wps">
+            <w:drawing>
+              <wp:anchor distT="0" distB="0" distL="114300" distR="114300" simplePos="0" relativeHeight="251763712" behindDoc="0" locked="0" layoutInCell="1" allowOverlap="1" wp14:anchorId="782F421C" wp14:editId="5BD84B5F">
+                <wp:simplePos x="0" y="0"/>
+                <wp:positionH relativeFrom="column">
+                  <wp:posOffset>3865944</wp:posOffset>
+                </wp:positionH>
+                <wp:positionV relativeFrom="paragraph">
+                  <wp:posOffset>1990846</wp:posOffset>
+                </wp:positionV>
+                <wp:extent cx="2314929" cy="914062"/>
+                <wp:effectExtent l="0" t="0" r="28575" b="19685"/>
+                <wp:wrapNone/>
+                <wp:docPr id="2043896107" name="Text Box 96"/>
+                <wp:cNvGraphicFramePr/>
+                <a:graphic xmlns:a="http://schemas.openxmlformats.org/drawingml/2006/main">
+                  <a:graphicData uri="http://schemas.microsoft.com/office/word/2010/wordprocessingShape">
+                    <wps:wsp>
+                      <wps:cNvSpPr txBox="1"/>
+                      <wps:spPr>
+                        <a:xfrm>
+                          <a:off x="0" y="0"/>
+                          <a:ext cx="2314929" cy="914062"/>
+                        </a:xfrm>
+                        <a:prstGeom prst="rect">
+                          <a:avLst/>
+                        </a:prstGeom>
+                        <a:solidFill>
+                          <a:schemeClr val="lt1"/>
+                        </a:solidFill>
+                        <a:ln w="6350">
+                          <a:solidFill>
+                            <a:prstClr val="black"/>
+                          </a:solidFill>
+                        </a:ln>
+                      </wps:spPr>
+                      <wps:txbx>
+                        <w:txbxContent>
+                          <w:p>
+                            <w:r>
+                              <w:t xml:space="preserve">Uses two for loops to flip each side of the panel by re </w:t>
+                            </w:r>
+                            <w:r>
+                              <w:t>applying</w:t>
+                            </w:r>
+                            <w:r>
+                              <w:t xml:space="preserve"> the text for each part </w:t>
+                            </w:r>
+                            <w:r>
+                              <w:t>but in the opposite way it was before</w:t>
+                            </w:r>
+                          </w:p>
+                        </w:txbxContent>
+                      </wps:txbx>
+                      <wps:bodyPr rot="0" spcFirstLastPara="0" vertOverflow="overflow" horzOverflow="overflow" vert="horz" wrap="square" lIns="91440" tIns="45720" rIns="91440" bIns="45720" numCol="1" spcCol="0" rtlCol="0" fromWordArt="0" anchor="t" anchorCtr="0" forceAA="0" compatLnSpc="1">
+                        <a:prstTxWarp prst="textNoShape">
+                          <a:avLst/>
+                        </a:prstTxWarp>
+                        <a:noAutofit/>
+                      </wps:bodyPr>
+                    </wps:wsp>
+                  </a:graphicData>
+                </a:graphic>
+                <wp14:sizeRelH relativeFrom="margin">
+                  <wp14:pctWidth>0</wp14:pctWidth>
+                </wp14:sizeRelH>
+                <wp14:sizeRelV relativeFrom="margin">
+                  <wp14:pctHeight>0</wp14:pctHeight>
+                </wp14:sizeRelV>
+              </wp:anchor>
+            </w:drawing>
+          </mc:Choice>
+          <mc:Fallback>
+            <w:pict>
+              <v:shapetype w14:anchorId="782F421C" id="_x0000_t202" coordsize="21600,21600" o:spt="202" path="m,l,21600r21600,l21600,xe">
+                <v:stroke joinstyle="miter"/>
+                <v:path gradientshapeok="t" o:connecttype="rect"/>
+              </v:shapetype>
+              <v:shape id="Text Box 96" o:spid="_x0000_s1042" type="#_x0000_t202" style="position:absolute;margin-left:304.4pt;margin-top:156.75pt;width:182.3pt;height:71.95pt;z-index:251763712;visibility:visible;mso-wrap-style:square;mso-width-percent:0;mso-height-percent:0;mso-wrap-distance-left:9pt;mso-wrap-distance-top:0;mso-wrap-distance-right:9pt;mso-wrap-distance-bottom:0;mso-position-horizontal:absolute;mso-position-horizontal-relative:text;mso-position-vertical:absolute;mso-position-vertical-relative:text;mso-width-percent:0;mso-height-percent:0;mso-width-relative:margin;mso-height-relative:margin;v-text-anchor:top" o:gfxdata="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" fillcolor="white [3201]" strokeweight=".5pt">
+                <v:textbox>
+                  <w:txbxContent>
+                    <w:p>
+                      <w:r>
+                        <w:t xml:space="preserve">Uses two for loops to flip each side of the panel by re </w:t>
+                      </w:r>
+                      <w:r>
+                        <w:t>applying</w:t>
+                      </w:r>
+                      <w:r>
+                        <w:t xml:space="preserve"> the text for each part </w:t>
+                      </w:r>
+                      <w:r>
+                        <w:t>but in the opposite way it was before</w:t>
+                      </w:r>
+                    </w:p>
+                  </w:txbxContent>
+                </v:textbox>
+              </v:shape>
+            </w:pict>
+          </mc:Fallback>
+        </mc:AlternateContent>
+      </w:r>
+      <w:r>
+        <w:rPr>
+          <w:noProof/>
+        </w:rPr>
+        <mc:AlternateContent>
+          <mc:Choice Requires="wps">
+            <w:drawing>
+              <wp:anchor distT="0" distB="0" distL="114300" distR="114300" simplePos="0" relativeHeight="251762688" behindDoc="0" locked="0" layoutInCell="1" allowOverlap="1" wp14:anchorId="557D22FC" wp14:editId="033C15EC">
+                <wp:simplePos x="0" y="0"/>
+                <wp:positionH relativeFrom="column">
+                  <wp:posOffset>3015205</wp:posOffset>
+                </wp:positionH>
+                <wp:positionV relativeFrom="paragraph">
+                  <wp:posOffset>2517494</wp:posOffset>
+                </wp:positionV>
+                <wp:extent cx="1626243" cy="248855"/>
+                <wp:effectExtent l="38100" t="0" r="12065" b="75565"/>
+                <wp:wrapNone/>
+                <wp:docPr id="1786134116" name="Straight Arrow Connector 95"/>
+                <wp:cNvGraphicFramePr/>
+                <a:graphic xmlns:a="http://schemas.openxmlformats.org/drawingml/2006/main">
+                  <a:graphicData uri="http://schemas.microsoft.com/office/word/2010/wordprocessingShape">
+                    <wps:wsp>
+                      <wps:cNvCnPr/>
+                      <wps:spPr>
+                        <a:xfrm flipH="1">
+                          <a:off x="0" y="0"/>
+                          <a:ext cx="1626243" cy="248855"/>
+                        </a:xfrm>
+                        <a:prstGeom prst="straightConnector1">
+                          <a:avLst/>
+                        </a:prstGeom>
+                        <a:ln>
+                          <a:tailEnd type="triangle"/>
+                        </a:ln>
+                      </wps:spPr>
+                      <wps:style>
+                        <a:lnRef idx="2">
+                          <a:schemeClr val="accent1"/>
+                        </a:lnRef>
+                        <a:fillRef idx="0">
+                          <a:schemeClr val="accent1"/>
+                        </a:fillRef>
+                        <a:effectRef idx="1">
+                          <a:schemeClr val="accent1"/>
+                        </a:effectRef>
+                        <a:fontRef idx="minor">
+                          <a:schemeClr val="tx1"/>
+                        </a:fontRef>
+                      </wps:style>
+                      <wps:bodyPr/>
+                    </wps:wsp>
+                  </a:graphicData>
+                </a:graphic>
+              </wp:anchor>
+            </w:drawing>
+          </mc:Choice>
+          <mc:Fallback>
+            <w:pict>
+              <v:shape w14:anchorId="5F1273F4" id="Straight Arrow Connector 95" o:spid="_x0000_s1026" type="#_x0000_t32" style="position:absolute;margin-left:237.4pt;margin-top:198.25pt;width:128.05pt;height:19.6pt;flip:x;z-index:251762688;visibility:visible;mso-wrap-style:square;mso-wrap-distance-left:9pt;mso-wrap-distance-top:0;mso-wrap-distance-right:9pt;mso-wrap-distance-bottom:0;mso-position-horizontal:absolute;mso-position-horizontal-relative:text;mso-position-vertical:absolute;mso-position-vertical-relative:text" o:gfxdata="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" strokecolor="#156082 [3204]" strokeweight="1.5pt">
+                <v:stroke endarrow="block" joinstyle="miter"/>
+              </v:shape>
+            </w:pict>
+          </mc:Fallback>
+        </mc:AlternateContent>
+      </w:r>
+      <w:r>
+        <w:rPr>
+          <w:noProof/>
+        </w:rPr>
+        <mc:AlternateContent>
+          <mc:Choice Requires="wps">
+            <w:drawing>
+              <wp:anchor distT="0" distB="0" distL="114300" distR="114300" simplePos="0" relativeHeight="251761664" behindDoc="0" locked="0" layoutInCell="1" allowOverlap="1" wp14:anchorId="23C499F7" wp14:editId="351441F4">
+                <wp:simplePos x="0" y="0"/>
+                <wp:positionH relativeFrom="column">
+                  <wp:posOffset>3906456</wp:posOffset>
+                </wp:positionH>
+                <wp:positionV relativeFrom="paragraph">
+                  <wp:posOffset>138896</wp:posOffset>
+                </wp:positionV>
+                <wp:extent cx="2060293" cy="1064871"/>
+                <wp:effectExtent l="0" t="0" r="16510" b="21590"/>
+                <wp:wrapNone/>
+                <wp:docPr id="1990297930" name="Text Box 94"/>
+                <wp:cNvGraphicFramePr/>
+                <a:graphic xmlns:a="http://schemas.openxmlformats.org/drawingml/2006/main">
+                  <a:graphicData uri="http://schemas.microsoft.com/office/word/2010/wordprocessingShape">
+                    <wps:wsp>
+                      <wps:cNvSpPr txBox="1"/>
+                      <wps:spPr>
+                        <a:xfrm>
+                          <a:off x="0" y="0"/>
+                          <a:ext cx="2060293" cy="1064871"/>
+                        </a:xfrm>
+                        <a:prstGeom prst="rect">
+                          <a:avLst/>
+                        </a:prstGeom>
+                        <a:solidFill>
+                          <a:schemeClr val="lt1"/>
+                        </a:solidFill>
+                        <a:ln w="6350">
+                          <a:solidFill>
+                            <a:prstClr val="black"/>
+                          </a:solidFill>
+                        </a:ln>
+                      </wps:spPr>
+                      <wps:txbx>
+                        <w:txbxContent>
+                          <w:p>
+                            <w:r>
+                              <w:t xml:space="preserve">Checks which way the board is already to determine which way the board needs to be </w:t>
+                            </w:r>
+                            <w:r>
+                              <w:t>flipped</w:t>
+                            </w:r>
+                          </w:p>
+                        </w:txbxContent>
+                      </wps:txbx>
+                      <wps:bodyPr rot="0" spcFirstLastPara="0" vertOverflow="overflow" horzOverflow="overflow" vert="horz" wrap="square" lIns="91440" tIns="45720" rIns="91440" bIns="45720" numCol="1" spcCol="0" rtlCol="0" fromWordArt="0" anchor="t" anchorCtr="0" forceAA="0" compatLnSpc="1">
+                        <a:prstTxWarp prst="textNoShape">
+                          <a:avLst/>
+                        </a:prstTxWarp>
+                        <a:noAutofit/>
+                      </wps:bodyPr>
+                    </wps:wsp>
+                  </a:graphicData>
+                </a:graphic>
+              </wp:anchor>
+            </w:drawing>
+          </mc:Choice>
+          <mc:Fallback>
+            <w:pict>
+              <v:shape w14:anchorId="23C499F7" id="Text Box 94" o:spid="_x0000_s1043" type="#_x0000_t202" style="position:absolute;margin-left:307.6pt;margin-top:10.95pt;width:162.25pt;height:83.85pt;z-index:251761664;visibility:visible;mso-wrap-style:square;mso-wrap-distance-left:9pt;mso-wrap-distance-top:0;mso-wrap-distance-right:9pt;mso-wrap-distance-bottom:0;mso-position-horizontal:absolute;mso-position-horizontal-relative:text;mso-position-vertical:absolute;mso-position-vertical-relative:text;v-text-anchor:top" o:gfxdata="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" fillcolor="white [3201]" strokeweight=".5pt">
+                <v:textbox>
+                  <w:txbxContent>
+                    <w:p>
+                      <w:r>
+                        <w:t xml:space="preserve">Checks which way the board is already to determine which way the board needs to be </w:t>
+                      </w:r>
+                      <w:r>
+                        <w:t>flipped</w:t>
+                      </w:r>
+                    </w:p>
+                  </w:txbxContent>
+                </v:textbox>
+              </v:shape>
+            </w:pict>
+          </mc:Fallback>
+        </mc:AlternateContent>
+      </w:r>
+      <w:r>
+        <w:rPr>
+          <w:noProof/>
+        </w:rPr>
+        <mc:AlternateContent>
+          <mc:Choice Requires="wps">
+            <w:drawing>
+              <wp:anchor distT="0" distB="0" distL="114300" distR="114300" simplePos="0" relativeHeight="251760640" behindDoc="0" locked="0" layoutInCell="1" allowOverlap="1" wp14:anchorId="4539F64E" wp14:editId="6DFA38AE">
+                <wp:simplePos x="0" y="0"/>
+                <wp:positionH relativeFrom="column">
+                  <wp:posOffset>2777924</wp:posOffset>
+                </wp:positionH>
+                <wp:positionV relativeFrom="paragraph">
+                  <wp:posOffset>601884</wp:posOffset>
+                </wp:positionV>
+                <wp:extent cx="1417899" cy="208344"/>
+                <wp:effectExtent l="38100" t="57150" r="11430" b="20320"/>
+                <wp:wrapNone/>
+                <wp:docPr id="1363662906" name="Straight Arrow Connector 93"/>
+                <wp:cNvGraphicFramePr/>
+                <a:graphic xmlns:a="http://schemas.openxmlformats.org/drawingml/2006/main">
+                  <a:graphicData uri="http://schemas.microsoft.com/office/word/2010/wordprocessingShape">
+                    <wps:wsp>
+                      <wps:cNvCnPr/>
+                      <wps:spPr>
+                        <a:xfrm flipH="1" flipV="1">
+                          <a:off x="0" y="0"/>
+                          <a:ext cx="1417899" cy="208344"/>
+                        </a:xfrm>
+                        <a:prstGeom prst="straightConnector1">
+                          <a:avLst/>
+                        </a:prstGeom>
+                        <a:ln>
+                          <a:tailEnd type="triangle"/>
+                        </a:ln>
+                      </wps:spPr>
+                      <wps:style>
+                        <a:lnRef idx="2">
+                          <a:schemeClr val="accent1"/>
+                        </a:lnRef>
+                        <a:fillRef idx="0">
+                          <a:schemeClr val="accent1"/>
+                        </a:fillRef>
+                        <a:effectRef idx="1">
+                          <a:schemeClr val="accent1"/>
+                        </a:effectRef>
+                        <a:fontRef idx="minor">
+                          <a:schemeClr val="tx1"/>
+                        </a:fontRef>
+                      </wps:style>
+                      <wps:bodyPr/>
+                    </wps:wsp>
+                  </a:graphicData>
+                </a:graphic>
+              </wp:anchor>
+            </w:drawing>
+          </mc:Choice>
+          <mc:Fallback>
+            <w:pict>
+              <v:shape w14:anchorId="725736F0" id="Straight Arrow Connector 93" o:spid="_x0000_s1026" type="#_x0000_t32" style="position:absolute;margin-left:218.75pt;margin-top:47.4pt;width:111.65pt;height:16.4pt;flip:x y;z-index:251760640;visibility:visible;mso-wrap-style:square;mso-wrap-distance-left:9pt;mso-wrap-distance-top:0;mso-wrap-distance-right:9pt;mso-wrap-distance-bottom:0;mso-position-horizontal:absolute;mso-position-horizontal-relative:text;mso-position-vertical:absolute;mso-position-vertical-relative:text" o:gfxdata="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" strokecolor="#156082 [3204]" strokeweight="1.5pt">
+                <v:stroke endarrow="block" joinstyle="miter"/>
+              </v:shape>
+            </w:pict>
+          </mc:Fallback>
+        </mc:AlternateContent>
+      </w:r>
+      <w:r>
+        <w:rPr>
+          <w:noProof/>
+        </w:rPr>
+        <w:drawing>
+          <wp:inline distT="0" distB="0" distL="0" distR="0" wp14:anchorId="7B7BF852" wp14:editId="7B7F7932">
+            <wp:extent cx="4576956" cy="3762576"/>
+            <wp:effectExtent l="0" t="0" r="0" b="0"/>
+            <wp:docPr id="954934774" name="Picture 1"/>
+            <wp:cNvGraphicFramePr>
+              <a:graphicFrameLocks xmlns:a="http://schemas.openxmlformats.org/drawingml/2006/main" noChangeAspect="1"/>
+            </wp:cNvGraphicFramePr>
+            <a:graphic xmlns:a="http://schemas.openxmlformats.org/drawingml/2006/main">
+              <a:graphicData uri="http://schemas.openxmlformats.org/drawingml/2006/picture">
+                <pic:pic xmlns:pic="http://schemas.openxmlformats.org/drawingml/2006/picture">
+                  <pic:nvPicPr>
+                    <pic:cNvPr id="954934774" name=""/>
+                    <pic:cNvPicPr/>
+                  </pic:nvPicPr>
+                  <pic:blipFill>
+                    <a:blip r:embed="rId9"/>
+                    <a:stretch>
+                      <a:fillRect/>
+                    </a:stretch>
+                  </pic:blipFill>
+                  <pic:spPr>
+                    <a:xfrm>
+                      <a:off x="0" y="0"/>
+                      <a:ext cx="4580229" cy="3765267"/>
+                    </a:xfrm>
+                    <a:prstGeom prst="rect">
+                      <a:avLst/>
+                    </a:prstGeom>
+                  </pic:spPr>
+                </pic:pic>
+              </a:graphicData>
+            </a:graphic>
+          </wp:inline>
+        </w:drawing>
+      </w:r>
+    </w:p>
     <w:p/>
+    <w:p/>
+    <w:p/>
+    <w:p/>
+    <w:p/>
+    <w:p>
+      <w:pPr>
+        <w:tabs>
+          <w:tab w:val="left" w:pos="1631"/>
+        </w:tabs>
+      </w:pPr>
+      <w:r>
+        <w:tab/>
+      </w:r>
+    </w:p>
+    <w:p>
+      <w:r>
+        <w:br w:type="page"/>
+      </w:r>
+      <w:r>
+        <w:rPr>
+          <w:noProof/>
+        </w:rPr>
+        <w:lastRenderedPageBreak/>
+        <mc:AlternateContent>
+          <mc:Choice Requires="wps">
+            <w:drawing>
+              <wp:anchor distT="0" distB="0" distL="114300" distR="114300" simplePos="0" relativeHeight="251759616" behindDoc="0" locked="0" layoutInCell="1" allowOverlap="1" wp14:anchorId="5348D6C5" wp14:editId="6AE6CB57">
+                <wp:simplePos x="0" y="0"/>
+                <wp:positionH relativeFrom="column">
+                  <wp:posOffset>4467828</wp:posOffset>
+                </wp:positionH>
+                <wp:positionV relativeFrom="paragraph">
+                  <wp:posOffset>1961909</wp:posOffset>
+                </wp:positionV>
+                <wp:extent cx="2089230" cy="1134319"/>
+                <wp:effectExtent l="0" t="0" r="25400" b="27940"/>
+                <wp:wrapNone/>
+                <wp:docPr id="129613081" name="Text Box 92"/>
+                <wp:cNvGraphicFramePr/>
+                <a:graphic xmlns:a="http://schemas.openxmlformats.org/drawingml/2006/main">
+                  <a:graphicData uri="http://schemas.microsoft.com/office/word/2010/wordprocessingShape">
+                    <wps:wsp>
+                      <wps:cNvSpPr txBox="1"/>
+                      <wps:spPr>
+                        <a:xfrm>
+                          <a:off x="0" y="0"/>
+                          <a:ext cx="2089230" cy="1134319"/>
+                        </a:xfrm>
+                        <a:prstGeom prst="rect">
+                          <a:avLst/>
+                        </a:prstGeom>
+                        <a:solidFill>
+                          <a:schemeClr val="lt1"/>
+                        </a:solidFill>
+                        <a:ln w="6350">
+                          <a:solidFill>
+                            <a:prstClr val="black"/>
+                          </a:solidFill>
+                        </a:ln>
+                      </wps:spPr>
+                      <wps:txbx>
+                        <w:txbxContent>
+                          <w:p>
+                            <w:r>
+                              <w:t>The third nested for loop flips it in the y = -(x +7) axis to flip the board entirely and then the flipped button array is set equal to the button array</w:t>
+                            </w:r>
+                          </w:p>
+                        </w:txbxContent>
+                      </wps:txbx>
+                      <wps:bodyPr rot="0" spcFirstLastPara="0" vertOverflow="overflow" horzOverflow="overflow" vert="horz" wrap="square" lIns="91440" tIns="45720" rIns="91440" bIns="45720" numCol="1" spcCol="0" rtlCol="0" fromWordArt="0" anchor="t" anchorCtr="0" forceAA="0" compatLnSpc="1">
+                        <a:prstTxWarp prst="textNoShape">
+                          <a:avLst/>
+                        </a:prstTxWarp>
+                        <a:noAutofit/>
+                      </wps:bodyPr>
+                    </wps:wsp>
+                  </a:graphicData>
+                </a:graphic>
+                <wp14:sizeRelH relativeFrom="margin">
+                  <wp14:pctWidth>0</wp14:pctWidth>
+                </wp14:sizeRelH>
+                <wp14:sizeRelV relativeFrom="margin">
+                  <wp14:pctHeight>0</wp14:pctHeight>
+                </wp14:sizeRelV>
+              </wp:anchor>
+            </w:drawing>
+          </mc:Choice>
+          <mc:Fallback>
+            <w:pict>
+              <v:shape w14:anchorId="5348D6C5" id="Text Box 92" o:spid="_x0000_s1044" type="#_x0000_t202" style="position:absolute;margin-left:351.8pt;margin-top:154.5pt;width:164.5pt;height:89.3pt;z-index:251759616;visibility:visible;mso-wrap-style:square;mso-width-percent:0;mso-height-percent:0;mso-wrap-distance-left:9pt;mso-wrap-distance-top:0;mso-wrap-distance-right:9pt;mso-wrap-distance-bottom:0;mso-position-horizontal:absolute;mso-position-horizontal-relative:text;mso-position-vertical:absolute;mso-position-vertical-relative:text;mso-width-percent:0;mso-height-percent:0;mso-width-relative:margin;mso-height-relative:margin;v-text-anchor:top" o:gfxdata="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" fillcolor="white [3201]" strokeweight=".5pt">
+                <v:textbox>
+                  <w:txbxContent>
+                    <w:p>
+                      <w:r>
+                        <w:t>The third nested for loop flips it in the y = -(x +7) axis to flip the board entirely and then the flipped button array is set equal to the button array</w:t>
+                      </w:r>
+                    </w:p>
+                  </w:txbxContent>
+                </v:textbox>
+              </v:shape>
+            </w:pict>
+          </mc:Fallback>
+        </mc:AlternateContent>
+      </w:r>
+      <w:r>
+        <w:rPr>
+          <w:noProof/>
+        </w:rPr>
+        <mc:AlternateContent>
+          <mc:Choice Requires="wps">
+            <w:drawing>
+              <wp:anchor distT="0" distB="0" distL="114300" distR="114300" simplePos="0" relativeHeight="251758592" behindDoc="0" locked="0" layoutInCell="1" allowOverlap="1" wp14:anchorId="5E7B2A84" wp14:editId="35306D82">
+                <wp:simplePos x="0" y="0"/>
+                <wp:positionH relativeFrom="column">
+                  <wp:posOffset>1766826</wp:posOffset>
+                </wp:positionH>
+                <wp:positionV relativeFrom="paragraph">
+                  <wp:posOffset>2605268</wp:posOffset>
+                </wp:positionV>
+                <wp:extent cx="2770449" cy="45719"/>
+                <wp:effectExtent l="19050" t="76200" r="11430" b="50165"/>
+                <wp:wrapNone/>
+                <wp:docPr id="95124331" name="Straight Arrow Connector 91"/>
+                <wp:cNvGraphicFramePr/>
+                <a:graphic xmlns:a="http://schemas.openxmlformats.org/drawingml/2006/main">
+                  <a:graphicData uri="http://schemas.microsoft.com/office/word/2010/wordprocessingShape">
+                    <wps:wsp>
+                      <wps:cNvCnPr/>
+                      <wps:spPr>
+                        <a:xfrm flipH="1" flipV="1">
+                          <a:off x="0" y="0"/>
+                          <a:ext cx="2770449" cy="45719"/>
+                        </a:xfrm>
+                        <a:prstGeom prst="straightConnector1">
+                          <a:avLst/>
+                        </a:prstGeom>
+                        <a:ln>
+                          <a:tailEnd type="triangle"/>
+                        </a:ln>
+                      </wps:spPr>
+                      <wps:style>
+                        <a:lnRef idx="2">
+                          <a:schemeClr val="accent1"/>
+                        </a:lnRef>
+                        <a:fillRef idx="0">
+                          <a:schemeClr val="accent1"/>
+                        </a:fillRef>
+                        <a:effectRef idx="1">
+                          <a:schemeClr val="accent1"/>
+                        </a:effectRef>
+                        <a:fontRef idx="minor">
+                          <a:schemeClr val="tx1"/>
+                        </a:fontRef>
+                      </wps:style>
+                      <wps:bodyPr/>
+                    </wps:wsp>
+                  </a:graphicData>
+                </a:graphic>
+                <wp14:sizeRelH relativeFrom="margin">
+                  <wp14:pctWidth>0</wp14:pctWidth>
+                </wp14:sizeRelH>
+                <wp14:sizeRelV relativeFrom="margin">
+                  <wp14:pctHeight>0</wp14:pctHeight>
+                </wp14:sizeRelV>
+              </wp:anchor>
+            </w:drawing>
+          </mc:Choice>
+          <mc:Fallback>
+            <w:pict>
+              <v:shape w14:anchorId="57F06E7E" id="Straight Arrow Connector 91" o:spid="_x0000_s1026" type="#_x0000_t32" style="position:absolute;margin-left:139.1pt;margin-top:205.15pt;width:218.15pt;height:3.6pt;flip:x y;z-index:251758592;visibility:visible;mso-wrap-style:square;mso-width-percent:0;mso-height-percent:0;mso-wrap-distance-left:9pt;mso-wrap-distance-top:0;mso-wrap-distance-right:9pt;mso-wrap-distance-bottom:0;mso-position-horizontal:absolute;mso-position-horizontal-relative:text;mso-position-vertical:absolute;mso-position-vertical-relative:text;mso-width-percent:0;mso-height-percent:0;mso-width-relative:margin;mso-height-relative:margin" o:gfxdata="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" strokecolor="#156082 [3204]" strokeweight="1.5pt">
+                <v:stroke endarrow="block" joinstyle="miter"/>
+              </v:shape>
+            </w:pict>
+          </mc:Fallback>
+        </mc:AlternateContent>
+      </w:r>
+      <w:r>
+        <w:rPr>
+          <w:noProof/>
+        </w:rPr>
+        <mc:AlternateContent>
+          <mc:Choice Requires="wps">
+            <w:drawing>
+              <wp:anchor distT="0" distB="0" distL="114300" distR="114300" simplePos="0" relativeHeight="251757568" behindDoc="0" locked="0" layoutInCell="1" allowOverlap="1" wp14:anchorId="5F183541" wp14:editId="27B71C33">
+                <wp:simplePos x="0" y="0"/>
+                <wp:positionH relativeFrom="column">
+                  <wp:posOffset>2853159</wp:posOffset>
+                </wp:positionH>
+                <wp:positionV relativeFrom="paragraph">
+                  <wp:posOffset>538223</wp:posOffset>
+                </wp:positionV>
+                <wp:extent cx="3229337" cy="1302152"/>
+                <wp:effectExtent l="0" t="0" r="28575" b="12700"/>
+                <wp:wrapNone/>
+                <wp:docPr id="1335243676" name="Text Box 90"/>
+                <wp:cNvGraphicFramePr/>
+                <a:graphic xmlns:a="http://schemas.openxmlformats.org/drawingml/2006/main">
+                  <a:graphicData uri="http://schemas.microsoft.com/office/word/2010/wordprocessingShape">
+                    <wps:wsp>
+                      <wps:cNvSpPr txBox="1"/>
+                      <wps:spPr>
+                        <a:xfrm>
+                          <a:off x="0" y="0"/>
+                          <a:ext cx="3229337" cy="1302152"/>
+                        </a:xfrm>
+                        <a:prstGeom prst="rect">
+                          <a:avLst/>
+                        </a:prstGeom>
+                        <a:solidFill>
+                          <a:schemeClr val="lt1"/>
+                        </a:solidFill>
+                        <a:ln w="6350">
+                          <a:solidFill>
+                            <a:prstClr val="black"/>
+                          </a:solidFill>
+                        </a:ln>
+                      </wps:spPr>
+                      <wps:txbx>
+                        <w:txbxContent>
+                          <w:p>
+                            <w:r>
+                              <w:t xml:space="preserve">I created a second </w:t>
+                            </w:r>
+                            <w:proofErr w:type="spellStart"/>
+                            <w:r>
+                              <w:t>JButton</w:t>
+                            </w:r>
+                            <w:proofErr w:type="spellEnd"/>
+                            <w:r>
+                              <w:t xml:space="preserve"> array to store the flipped board and then used a nested for loop to set the icons as null. </w:t>
+                            </w:r>
+                          </w:p>
+                          <w:p>
+                            <w:r>
+                              <w:t xml:space="preserve">This second nested loop flips the buttons in the x and y axis as show in my logic statement. </w:t>
+                            </w:r>
+                          </w:p>
+                        </w:txbxContent>
+                      </wps:txbx>
+                      <wps:bodyPr rot="0" spcFirstLastPara="0" vertOverflow="overflow" horzOverflow="overflow" vert="horz" wrap="square" lIns="91440" tIns="45720" rIns="91440" bIns="45720" numCol="1" spcCol="0" rtlCol="0" fromWordArt="0" anchor="t" anchorCtr="0" forceAA="0" compatLnSpc="1">
+                        <a:prstTxWarp prst="textNoShape">
+                          <a:avLst/>
+                        </a:prstTxWarp>
+                        <a:noAutofit/>
+                      </wps:bodyPr>
+                    </wps:wsp>
+                  </a:graphicData>
+                </a:graphic>
+                <wp14:sizeRelH relativeFrom="margin">
+                  <wp14:pctWidth>0</wp14:pctWidth>
+                </wp14:sizeRelH>
+                <wp14:sizeRelV relativeFrom="margin">
+                  <wp14:pctHeight>0</wp14:pctHeight>
+                </wp14:sizeRelV>
+              </wp:anchor>
+            </w:drawing>
+          </mc:Choice>
+          <mc:Fallback>
+            <w:pict>
+              <v:shape w14:anchorId="5F183541" id="Text Box 90" o:spid="_x0000_s1045" type="#_x0000_t202" style="position:absolute;margin-left:224.65pt;margin-top:42.4pt;width:254.3pt;height:102.55pt;z-index:251757568;visibility:visible;mso-wrap-style:square;mso-width-percent:0;mso-height-percent:0;mso-wrap-distance-left:9pt;mso-wrap-distance-top:0;mso-wrap-distance-right:9pt;mso-wrap-distance-bottom:0;mso-position-horizontal:absolute;mso-position-horizontal-relative:text;mso-position-vertical:absolute;mso-position-vertical-relative:text;mso-width-percent:0;mso-height-percent:0;mso-width-relative:margin;mso-height-relative:margin;v-text-anchor:top" o:gfxdata="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" fillcolor="white [3201]" strokeweight=".5pt">
+                <v:textbox>
+                  <w:txbxContent>
+                    <w:p>
+                      <w:r>
+                        <w:t xml:space="preserve">I created a second </w:t>
+                      </w:r>
+                      <w:proofErr w:type="spellStart"/>
+                      <w:r>
+                        <w:t>JButton</w:t>
+                      </w:r>
+                      <w:proofErr w:type="spellEnd"/>
+                      <w:r>
+                        <w:t xml:space="preserve"> array to store the flipped board and then used a nested for loop to set the icons as null. </w:t>
+                      </w:r>
+                    </w:p>
+                    <w:p>
+                      <w:r>
+                        <w:t xml:space="preserve">This second nested loop flips the buttons in the x and y axis as show in my logic statement. </w:t>
+                      </w:r>
+                    </w:p>
+                  </w:txbxContent>
+                </v:textbox>
+              </v:shape>
+            </w:pict>
+          </mc:Fallback>
+        </mc:AlternateContent>
+      </w:r>
+      <w:r>
+        <w:rPr>
+          <w:noProof/>
+        </w:rPr>
+        <mc:AlternateContent>
+          <mc:Choice Requires="wps">
+            <w:drawing>
+              <wp:anchor distT="0" distB="0" distL="114300" distR="114300" simplePos="0" relativeHeight="251756544" behindDoc="0" locked="0" layoutInCell="1" allowOverlap="1" wp14:anchorId="06B4CA29" wp14:editId="24A05DEA">
+                <wp:simplePos x="0" y="0"/>
+                <wp:positionH relativeFrom="column">
+                  <wp:posOffset>1617980</wp:posOffset>
+                </wp:positionH>
+                <wp:positionV relativeFrom="paragraph">
+                  <wp:posOffset>972161</wp:posOffset>
+                </wp:positionV>
+                <wp:extent cx="1732827" cy="132385"/>
+                <wp:effectExtent l="38100" t="0" r="20320" b="96520"/>
+                <wp:wrapNone/>
+                <wp:docPr id="2076238374" name="Straight Arrow Connector 89"/>
+                <wp:cNvGraphicFramePr/>
+                <a:graphic xmlns:a="http://schemas.openxmlformats.org/drawingml/2006/main">
+                  <a:graphicData uri="http://schemas.microsoft.com/office/word/2010/wordprocessingShape">
+                    <wps:wsp>
+                      <wps:cNvCnPr/>
+                      <wps:spPr>
+                        <a:xfrm flipH="1">
+                          <a:off x="0" y="0"/>
+                          <a:ext cx="1732827" cy="132385"/>
+                        </a:xfrm>
+                        <a:prstGeom prst="straightConnector1">
+                          <a:avLst/>
+                        </a:prstGeom>
+                        <a:ln>
+                          <a:tailEnd type="triangle"/>
+                        </a:ln>
+                      </wps:spPr>
+                      <wps:style>
+                        <a:lnRef idx="2">
+                          <a:schemeClr val="accent1"/>
+                        </a:lnRef>
+                        <a:fillRef idx="0">
+                          <a:schemeClr val="accent1"/>
+                        </a:fillRef>
+                        <a:effectRef idx="1">
+                          <a:schemeClr val="accent1"/>
+                        </a:effectRef>
+                        <a:fontRef idx="minor">
+                          <a:schemeClr val="tx1"/>
+                        </a:fontRef>
+                      </wps:style>
+                      <wps:bodyPr/>
+                    </wps:wsp>
+                  </a:graphicData>
+                </a:graphic>
+                <wp14:sizeRelH relativeFrom="margin">
+                  <wp14:pctWidth>0</wp14:pctWidth>
+                </wp14:sizeRelH>
+                <wp14:sizeRelV relativeFrom="margin">
+                  <wp14:pctHeight>0</wp14:pctHeight>
+                </wp14:sizeRelV>
+              </wp:anchor>
+            </w:drawing>
+          </mc:Choice>
+          <mc:Fallback>
+            <w:pict>
+              <v:shape w14:anchorId="264608E7" id="Straight Arrow Connector 89" o:spid="_x0000_s1026" type="#_x0000_t32" style="position:absolute;margin-left:127.4pt;margin-top:76.55pt;width:136.45pt;height:10.4pt;flip:x;z-index:251756544;visibility:visible;mso-wrap-style:square;mso-width-percent:0;mso-height-percent:0;mso-wrap-distance-left:9pt;mso-wrap-distance-top:0;mso-wrap-distance-right:9pt;mso-wrap-distance-bottom:0;mso-position-horizontal:absolute;mso-position-horizontal-relative:text;mso-position-vertical:absolute;mso-position-vertical-relative:text;mso-width-percent:0;mso-height-percent:0;mso-width-relative:margin;mso-height-relative:margin" o:gfxdata="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" strokecolor="#156082 [3204]" strokeweight="1.5pt">
+                <v:stroke endarrow="block" joinstyle="miter"/>
+              </v:shape>
+            </w:pict>
+          </mc:Fallback>
+        </mc:AlternateContent>
+      </w:r>
+      <w:r>
+        <w:rPr>
+          <w:noProof/>
+        </w:rPr>
+        <mc:AlternateContent>
+          <mc:Choice Requires="wps">
+            <w:drawing>
+              <wp:anchor distT="0" distB="0" distL="114300" distR="114300" simplePos="0" relativeHeight="251755520" behindDoc="0" locked="0" layoutInCell="1" allowOverlap="1" wp14:anchorId="489088B9" wp14:editId="583A1DB0">
+                <wp:simplePos x="0" y="0"/>
+                <wp:positionH relativeFrom="column">
+                  <wp:posOffset>2667868</wp:posOffset>
+                </wp:positionH>
+                <wp:positionV relativeFrom="paragraph">
+                  <wp:posOffset>3211557</wp:posOffset>
+                </wp:positionV>
+                <wp:extent cx="2801074" cy="549797"/>
+                <wp:effectExtent l="0" t="0" r="18415" b="22225"/>
+                <wp:wrapNone/>
+                <wp:docPr id="1378659630" name="Text Box 88"/>
+                <wp:cNvGraphicFramePr/>
+                <a:graphic xmlns:a="http://schemas.openxmlformats.org/drawingml/2006/main">
+                  <a:graphicData uri="http://schemas.microsoft.com/office/word/2010/wordprocessingShape">
+                    <wps:wsp>
+                      <wps:cNvSpPr txBox="1"/>
+                      <wps:spPr>
+                        <a:xfrm>
+                          <a:off x="0" y="0"/>
+                          <a:ext cx="2801074" cy="549797"/>
+                        </a:xfrm>
+                        <a:prstGeom prst="rect">
+                          <a:avLst/>
+                        </a:prstGeom>
+                        <a:solidFill>
+                          <a:schemeClr val="lt1"/>
+                        </a:solidFill>
+                        <a:ln w="6350">
+                          <a:solidFill>
+                            <a:prstClr val="black"/>
+                          </a:solidFill>
+                        </a:ln>
+                      </wps:spPr>
+                      <wps:txbx>
+                        <w:txbxContent>
+                          <w:p>
+                            <w:r>
+                              <w:t>This is the line of logic I used so I can easily trace the algorithm for debugging</w:t>
+                            </w:r>
+                          </w:p>
+                        </w:txbxContent>
+                      </wps:txbx>
+                      <wps:bodyPr rot="0" spcFirstLastPara="0" vertOverflow="overflow" horzOverflow="overflow" vert="horz" wrap="square" lIns="91440" tIns="45720" rIns="91440" bIns="45720" numCol="1" spcCol="0" rtlCol="0" fromWordArt="0" anchor="t" anchorCtr="0" forceAA="0" compatLnSpc="1">
+                        <a:prstTxWarp prst="textNoShape">
+                          <a:avLst/>
+                        </a:prstTxWarp>
+                        <a:noAutofit/>
+                      </wps:bodyPr>
+                    </wps:wsp>
+                  </a:graphicData>
+                </a:graphic>
+                <wp14:sizeRelH relativeFrom="margin">
+                  <wp14:pctWidth>0</wp14:pctWidth>
+                </wp14:sizeRelH>
+                <wp14:sizeRelV relativeFrom="margin">
+                  <wp14:pctHeight>0</wp14:pctHeight>
+                </wp14:sizeRelV>
+              </wp:anchor>
+            </w:drawing>
+          </mc:Choice>
+          <mc:Fallback>
+            <w:pict>
+              <v:shape w14:anchorId="489088B9" id="Text Box 88" o:spid="_x0000_s1046" type="#_x0000_t202" style="position:absolute;margin-left:210.05pt;margin-top:252.9pt;width:220.55pt;height:43.3pt;z-index:251755520;visibility:visible;mso-wrap-style:square;mso-width-percent:0;mso-height-percent:0;mso-wrap-distance-left:9pt;mso-wrap-distance-top:0;mso-wrap-distance-right:9pt;mso-wrap-distance-bottom:0;mso-position-horizontal:absolute;mso-position-horizontal-relative:text;mso-position-vertical:absolute;mso-position-vertical-relative:text;mso-width-percent:0;mso-height-percent:0;mso-width-relative:margin;mso-height-relative:margin;v-text-anchor:top" o:gfxdata="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" fillcolor="white [3201]" strokeweight=".5pt">
+                <v:textbox>
+                  <w:txbxContent>
+                    <w:p>
+                      <w:r>
+                        <w:t>This is the line of logic I used so I can easily trace the algorithm for debugging</w:t>
+                      </w:r>
+                    </w:p>
+                  </w:txbxContent>
+                </v:textbox>
+              </v:shape>
+            </w:pict>
+          </mc:Fallback>
+        </mc:AlternateContent>
+      </w:r>
+      <w:r>
+        <w:rPr>
+          <w:noProof/>
+        </w:rPr>
+        <mc:AlternateContent>
+          <mc:Choice Requires="wps">
+            <w:drawing>
+              <wp:anchor distT="0" distB="0" distL="114300" distR="114300" simplePos="0" relativeHeight="251754496" behindDoc="0" locked="0" layoutInCell="1" allowOverlap="1" wp14:anchorId="02F63448" wp14:editId="4B1142C5">
+                <wp:simplePos x="0" y="0"/>
+                <wp:positionH relativeFrom="column">
+                  <wp:posOffset>2181828</wp:posOffset>
+                </wp:positionH>
+                <wp:positionV relativeFrom="paragraph">
+                  <wp:posOffset>3431894</wp:posOffset>
+                </wp:positionV>
+                <wp:extent cx="1828800" cy="347240"/>
+                <wp:effectExtent l="38100" t="0" r="19050" b="72390"/>
+                <wp:wrapNone/>
+                <wp:docPr id="857181414" name="Straight Arrow Connector 87"/>
+                <wp:cNvGraphicFramePr/>
+                <a:graphic xmlns:a="http://schemas.openxmlformats.org/drawingml/2006/main">
+                  <a:graphicData uri="http://schemas.microsoft.com/office/word/2010/wordprocessingShape">
+                    <wps:wsp>
+                      <wps:cNvCnPr/>
+                      <wps:spPr>
+                        <a:xfrm flipH="1">
+                          <a:off x="0" y="0"/>
+                          <a:ext cx="1828800" cy="347240"/>
+                        </a:xfrm>
+                        <a:prstGeom prst="straightConnector1">
+                          <a:avLst/>
+                        </a:prstGeom>
+                        <a:ln>
+                          <a:tailEnd type="triangle"/>
+                        </a:ln>
+                      </wps:spPr>
+                      <wps:style>
+                        <a:lnRef idx="2">
+                          <a:schemeClr val="accent1"/>
+                        </a:lnRef>
+                        <a:fillRef idx="0">
+                          <a:schemeClr val="accent1"/>
+                        </a:fillRef>
+                        <a:effectRef idx="1">
+                          <a:schemeClr val="accent1"/>
+                        </a:effectRef>
+                        <a:fontRef idx="minor">
+                          <a:schemeClr val="tx1"/>
+                        </a:fontRef>
+                      </wps:style>
+                      <wps:bodyPr/>
+                    </wps:wsp>
+                  </a:graphicData>
+                </a:graphic>
+              </wp:anchor>
+            </w:drawing>
+          </mc:Choice>
+          <mc:Fallback>
+            <w:pict>
+              <v:shape w14:anchorId="20541A3C" id="Straight Arrow Connector 87" o:spid="_x0000_s1026" type="#_x0000_t32" style="position:absolute;margin-left:171.8pt;margin-top:270.25pt;width:2in;height:27.35pt;flip:x;z-index:251754496;visibility:visible;mso-wrap-style:square;mso-wrap-distance-left:9pt;mso-wrap-distance-top:0;mso-wrap-distance-right:9pt;mso-wrap-distance-bottom:0;mso-position-horizontal:absolute;mso-position-horizontal-relative:text;mso-position-vertical:absolute;mso-position-vertical-relative:text" o:gfxdata="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" strokecolor="#156082 [3204]" strokeweight="1.5pt">
+                <v:stroke endarrow="block" joinstyle="miter"/>
+              </v:shape>
+            </w:pict>
+          </mc:Fallback>
+        </mc:AlternateContent>
+      </w:r>
+      <w:r>
+        <w:rPr>
+          <w:noProof/>
+        </w:rPr>
+        <w:drawing>
+          <wp:inline distT="0" distB="0" distL="0" distR="0" wp14:anchorId="0FC6FB14" wp14:editId="6DA66528">
+            <wp:extent cx="4878335" cy="5665808"/>
+            <wp:effectExtent l="0" t="0" r="0" b="0"/>
+            <wp:docPr id="1193963066" name="Picture 1"/>
+            <wp:cNvGraphicFramePr>
+              <a:graphicFrameLocks xmlns:a="http://schemas.openxmlformats.org/drawingml/2006/main" noChangeAspect="1"/>
+            </wp:cNvGraphicFramePr>
+            <a:graphic xmlns:a="http://schemas.openxmlformats.org/drawingml/2006/main">
+              <a:graphicData uri="http://schemas.openxmlformats.org/drawingml/2006/picture">
+                <pic:pic xmlns:pic="http://schemas.openxmlformats.org/drawingml/2006/picture">
+                  <pic:nvPicPr>
+                    <pic:cNvPr id="1193963066" name=""/>
+                    <pic:cNvPicPr/>
+                  </pic:nvPicPr>
+                  <pic:blipFill>
+                    <a:blip r:embed="rId10"/>
+                    <a:stretch>
+                      <a:fillRect/>
+                    </a:stretch>
+                  </pic:blipFill>
+                  <pic:spPr>
+                    <a:xfrm>
+                      <a:off x="0" y="0"/>
+                      <a:ext cx="4880156" cy="5667923"/>
+                    </a:xfrm>
+                    <a:prstGeom prst="rect">
+                      <a:avLst/>
+                    </a:prstGeom>
+                  </pic:spPr>
+                </pic:pic>
+              </a:graphicData>
+            </a:graphic>
+          </wp:inline>
+        </w:drawing>
+      </w:r>
+    </w:p>
+    <w:p>
+      <w:r>
+        <w:br w:type="page"/>
+      </w:r>
+    </w:p>
+    <w:p/>
+    <w:p>
+      <w:r>
+        <w:rPr>
+          <w:noProof/>
+        </w:rPr>
+        <mc:AlternateContent>
+          <mc:Choice Requires="wps">
+            <w:drawing>
+              <wp:anchor distT="0" distB="0" distL="114300" distR="114300" simplePos="0" relativeHeight="251753472" behindDoc="0" locked="0" layoutInCell="1" allowOverlap="1" wp14:anchorId="7DFEBECC" wp14:editId="52A76A31">
+                <wp:simplePos x="0" y="0"/>
+                <wp:positionH relativeFrom="column">
+                  <wp:posOffset>1053296</wp:posOffset>
+                </wp:positionH>
+                <wp:positionV relativeFrom="paragraph">
+                  <wp:posOffset>3269848</wp:posOffset>
+                </wp:positionV>
+                <wp:extent cx="4994163" cy="1417899"/>
+                <wp:effectExtent l="0" t="0" r="16510" b="11430"/>
+                <wp:wrapNone/>
+                <wp:docPr id="1025620047" name="Text Box 86"/>
+                <wp:cNvGraphicFramePr/>
+                <a:graphic xmlns:a="http://schemas.openxmlformats.org/drawingml/2006/main">
+                  <a:graphicData uri="http://schemas.microsoft.com/office/word/2010/wordprocessingShape">
+                    <wps:wsp>
+                      <wps:cNvSpPr txBox="1"/>
+                      <wps:spPr>
+                        <a:xfrm>
+                          <a:off x="0" y="0"/>
+                          <a:ext cx="4994163" cy="1417899"/>
+                        </a:xfrm>
+                        <a:prstGeom prst="rect">
+                          <a:avLst/>
+                        </a:prstGeom>
+                        <a:solidFill>
+                          <a:schemeClr val="lt1"/>
+                        </a:solidFill>
+                        <a:ln w="6350">
+                          <a:solidFill>
+                            <a:prstClr val="black"/>
+                          </a:solidFill>
+                        </a:ln>
+                      </wps:spPr>
+                      <wps:txbx>
+                        <w:txbxContent>
+                          <w:p>
+                            <w:r>
+                              <w:t xml:space="preserve">If this is the second part of </w:t>
+                            </w:r>
+                            <w:proofErr w:type="spellStart"/>
+                            <w:r>
+                              <w:t>movePieces</w:t>
+                            </w:r>
+                            <w:proofErr w:type="spellEnd"/>
+                            <w:r>
+                              <w:t xml:space="preserve"> then it gets the old colour of the button used for later and its x and y position so it can be used to re-apply its colour later and then uses the valid move getter to checks if its move is valid and if so then it changes its colour based of the out and sets the text of the panel to the pieces that was moved last and then sets </w:t>
+                            </w:r>
+                            <w:proofErr w:type="spellStart"/>
+                            <w:r>
+                              <w:t>movePiece</w:t>
+                            </w:r>
+                            <w:proofErr w:type="spellEnd"/>
+                            <w:r>
+                              <w:t xml:space="preserve"> as true for when a new piece is moved</w:t>
+                            </w:r>
+                          </w:p>
+                        </w:txbxContent>
+                      </wps:txbx>
+                      <wps:bodyPr rot="0" spcFirstLastPara="0" vertOverflow="overflow" horzOverflow="overflow" vert="horz" wrap="square" lIns="91440" tIns="45720" rIns="91440" bIns="45720" numCol="1" spcCol="0" rtlCol="0" fromWordArt="0" anchor="t" anchorCtr="0" forceAA="0" compatLnSpc="1">
+                        <a:prstTxWarp prst="textNoShape">
+                          <a:avLst/>
+                        </a:prstTxWarp>
+                        <a:noAutofit/>
+                      </wps:bodyPr>
+                    </wps:wsp>
+                  </a:graphicData>
+                </a:graphic>
+                <wp14:sizeRelH relativeFrom="margin">
+                  <wp14:pctWidth>0</wp14:pctWidth>
+                </wp14:sizeRelH>
+                <wp14:sizeRelV relativeFrom="margin">
+                  <wp14:pctHeight>0</wp14:pctHeight>
+                </wp14:sizeRelV>
+              </wp:anchor>
+            </w:drawing>
+          </mc:Choice>
+          <mc:Fallback>
+            <w:pict>
+              <v:shape w14:anchorId="7DFEBECC" id="Text Box 86" o:spid="_x0000_s1047" type="#_x0000_t202" style="position:absolute;margin-left:82.95pt;margin-top:257.45pt;width:393.25pt;height:111.65pt;z-index:251753472;visibility:visible;mso-wrap-style:square;mso-width-percent:0;mso-height-percent:0;mso-wrap-distance-left:9pt;mso-wrap-distance-top:0;mso-wrap-distance-right:9pt;mso-wrap-distance-bottom:0;mso-position-horizontal:absolute;mso-position-horizontal-relative:text;mso-position-vertical:absolute;mso-position-vertical-relative:text;mso-width-percent:0;mso-height-percent:0;mso-width-relative:margin;mso-height-relative:margin;v-text-anchor:top" o:gfxdata="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" fillcolor="white [3201]" strokeweight=".5pt">
+                <v:textbox>
+                  <w:txbxContent>
+                    <w:p>
+                      <w:r>
+                        <w:t xml:space="preserve">If this is the second part of </w:t>
+                      </w:r>
+                      <w:proofErr w:type="spellStart"/>
+                      <w:r>
+                        <w:t>movePieces</w:t>
+                      </w:r>
+                      <w:proofErr w:type="spellEnd"/>
+                      <w:r>
+                        <w:t xml:space="preserve"> then it gets the old colour of the button used for later and its x and y position so it can be used to re-apply its colour later and then uses the valid move getter to checks if its move is valid and if so then it changes its colour based of the out and sets the text of the panel to the pieces that was moved last and then sets </w:t>
+                      </w:r>
+                      <w:proofErr w:type="spellStart"/>
+                      <w:r>
+                        <w:t>movePiece</w:t>
+                      </w:r>
+                      <w:proofErr w:type="spellEnd"/>
+                      <w:r>
+                        <w:t xml:space="preserve"> as true for when a new piece is moved</w:t>
+                      </w:r>
+                    </w:p>
+                  </w:txbxContent>
+                </v:textbox>
+              </v:shape>
+            </w:pict>
+          </mc:Fallback>
+        </mc:AlternateContent>
+      </w:r>
+      <w:r>
+        <w:rPr>
+          <w:noProof/>
+        </w:rPr>
+        <mc:AlternateContent>
+          <mc:Choice Requires="wps">
+            <w:drawing>
+              <wp:anchor distT="0" distB="0" distL="114300" distR="114300" simplePos="0" relativeHeight="251752448" behindDoc="0" locked="0" layoutInCell="1" allowOverlap="1" wp14:anchorId="0B2A4F65" wp14:editId="6F802501">
+                <wp:simplePos x="0" y="0"/>
+                <wp:positionH relativeFrom="column">
+                  <wp:posOffset>2821811</wp:posOffset>
+                </wp:positionH>
+                <wp:positionV relativeFrom="paragraph">
+                  <wp:posOffset>2538232</wp:posOffset>
+                </wp:positionV>
+                <wp:extent cx="581146" cy="789490"/>
+                <wp:effectExtent l="38100" t="38100" r="28575" b="29845"/>
+                <wp:wrapNone/>
+                <wp:docPr id="906076399" name="Straight Arrow Connector 85"/>
+                <wp:cNvGraphicFramePr/>
+                <a:graphic xmlns:a="http://schemas.openxmlformats.org/drawingml/2006/main">
+                  <a:graphicData uri="http://schemas.microsoft.com/office/word/2010/wordprocessingShape">
+                    <wps:wsp>
+                      <wps:cNvCnPr/>
+                      <wps:spPr>
+                        <a:xfrm flipH="1" flipV="1">
+                          <a:off x="0" y="0"/>
+                          <a:ext cx="581146" cy="789490"/>
+                        </a:xfrm>
+                        <a:prstGeom prst="straightConnector1">
+                          <a:avLst/>
+                        </a:prstGeom>
+                        <a:ln>
+                          <a:tailEnd type="triangle"/>
+                        </a:ln>
+                      </wps:spPr>
+                      <wps:style>
+                        <a:lnRef idx="2">
+                          <a:schemeClr val="accent1"/>
+                        </a:lnRef>
+                        <a:fillRef idx="0">
+                          <a:schemeClr val="accent1"/>
+                        </a:fillRef>
+                        <a:effectRef idx="1">
+                          <a:schemeClr val="accent1"/>
+                        </a:effectRef>
+                        <a:fontRef idx="minor">
+                          <a:schemeClr val="tx1"/>
+                        </a:fontRef>
+                      </wps:style>
+                      <wps:bodyPr/>
+                    </wps:wsp>
+                  </a:graphicData>
+                </a:graphic>
+                <wp14:sizeRelH relativeFrom="margin">
+                  <wp14:pctWidth>0</wp14:pctWidth>
+                </wp14:sizeRelH>
+                <wp14:sizeRelV relativeFrom="margin">
+                  <wp14:pctHeight>0</wp14:pctHeight>
+                </wp14:sizeRelV>
+              </wp:anchor>
+            </w:drawing>
+          </mc:Choice>
+          <mc:Fallback>
+            <w:pict>
+              <v:shape w14:anchorId="7E8E8D95" id="Straight Arrow Connector 85" o:spid="_x0000_s1026" type="#_x0000_t32" style="position:absolute;margin-left:222.2pt;margin-top:199.85pt;width:45.75pt;height:62.15pt;flip:x y;z-index:251752448;visibility:visible;mso-wrap-style:square;mso-width-percent:0;mso-height-percent:0;mso-wrap-distance-left:9pt;mso-wrap-distance-top:0;mso-wrap-distance-right:9pt;mso-wrap-distance-bottom:0;mso-position-horizontal:absolute;mso-position-horizontal-relative:text;mso-position-vertical:absolute;mso-position-vertical-relative:text;mso-width-percent:0;mso-height-percent:0;mso-width-relative:margin;mso-height-relative:margin" o:gfxdata="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" strokecolor="#156082 [3204]" strokeweight="1.5pt">
+                <v:stroke endarrow="block" joinstyle="miter"/>
+              </v:shape>
+            </w:pict>
+          </mc:Fallback>
+        </mc:AlternateContent>
+      </w:r>
+      <w:r>
+        <w:rPr>
+          <w:noProof/>
+        </w:rPr>
+        <mc:AlternateContent>
+          <mc:Choice Requires="wps">
+            <w:drawing>
+              <wp:anchor distT="0" distB="0" distL="114300" distR="114300" simplePos="0" relativeHeight="251751424" behindDoc="0" locked="0" layoutInCell="1" allowOverlap="1" wp14:anchorId="4B580BE1" wp14:editId="0BCBBDF2">
+                <wp:simplePos x="0" y="0"/>
+                <wp:positionH relativeFrom="column">
+                  <wp:posOffset>3669175</wp:posOffset>
+                </wp:positionH>
+                <wp:positionV relativeFrom="paragraph">
+                  <wp:posOffset>856528</wp:posOffset>
+                </wp:positionV>
+                <wp:extent cx="2475865" cy="2286000"/>
+                <wp:effectExtent l="0" t="0" r="19685" b="19050"/>
+                <wp:wrapNone/>
+                <wp:docPr id="1389164241" name="Text Box 84"/>
+                <wp:cNvGraphicFramePr/>
+                <a:graphic xmlns:a="http://schemas.openxmlformats.org/drawingml/2006/main">
+                  <a:graphicData uri="http://schemas.microsoft.com/office/word/2010/wordprocessingShape">
+                    <wps:wsp>
+                      <wps:cNvSpPr txBox="1"/>
+                      <wps:spPr>
+                        <a:xfrm>
+                          <a:off x="0" y="0"/>
+                          <a:ext cx="2475865" cy="2286000"/>
+                        </a:xfrm>
+                        <a:prstGeom prst="rect">
+                          <a:avLst/>
+                        </a:prstGeom>
+                        <a:solidFill>
+                          <a:schemeClr val="lt1"/>
+                        </a:solidFill>
+                        <a:ln w="6350">
+                          <a:solidFill>
+                            <a:prstClr val="black"/>
+                          </a:solidFill>
+                        </a:ln>
+                      </wps:spPr>
+                      <wps:txbx>
+                        <w:txbxContent>
+                          <w:p>
+                            <w:r>
+                              <w:t xml:space="preserve">First checks If this is the first piece that been clicked by using </w:t>
+                            </w:r>
+                            <w:proofErr w:type="spellStart"/>
+                            <w:r>
+                              <w:t>movePiece</w:t>
+                            </w:r>
+                            <w:proofErr w:type="spellEnd"/>
+                            <w:r>
+                              <w:t xml:space="preserve"> to check which part of </w:t>
+                            </w:r>
+                            <w:proofErr w:type="spellStart"/>
+                            <w:r>
+                              <w:t>movePiece</w:t>
+                            </w:r>
+                            <w:proofErr w:type="spellEnd"/>
+                            <w:r>
+                              <w:t xml:space="preserve"> is the function on then if its on the first part it </w:t>
+                            </w:r>
+                            <w:r>
+                              <w:t>gets</w:t>
+                            </w:r>
+                            <w:r>
+                              <w:t xml:space="preserve"> the piece and the set the icons of it to null and </w:t>
+                            </w:r>
+                            <w:r>
+                              <w:t>apply</w:t>
+                            </w:r>
+                            <w:r>
+                              <w:t xml:space="preserve"> </w:t>
+                            </w:r>
+                            <w:r>
+                              <w:t>the last button clicked its</w:t>
+                            </w:r>
+                            <w:r>
+                              <w:t xml:space="preserve"> </w:t>
+                            </w:r>
+                            <w:r>
+                              <w:t xml:space="preserve">old colour as the button changes colour depending on if the previous move was valid or not </w:t>
+                            </w:r>
+                          </w:p>
+                        </w:txbxContent>
+                      </wps:txbx>
+                      <wps:bodyPr rot="0" spcFirstLastPara="0" vertOverflow="overflow" horzOverflow="overflow" vert="horz" wrap="square" lIns="91440" tIns="45720" rIns="91440" bIns="45720" numCol="1" spcCol="0" rtlCol="0" fromWordArt="0" anchor="t" anchorCtr="0" forceAA="0" compatLnSpc="1">
+                        <a:prstTxWarp prst="textNoShape">
+                          <a:avLst/>
+                        </a:prstTxWarp>
+                        <a:noAutofit/>
+                      </wps:bodyPr>
+                    </wps:wsp>
+                  </a:graphicData>
+                </a:graphic>
+                <wp14:sizeRelH relativeFrom="margin">
+                  <wp14:pctWidth>0</wp14:pctWidth>
+                </wp14:sizeRelH>
+                <wp14:sizeRelV relativeFrom="margin">
+                  <wp14:pctHeight>0</wp14:pctHeight>
+                </wp14:sizeRelV>
+              </wp:anchor>
+            </w:drawing>
+          </mc:Choice>
+          <mc:Fallback>
+            <w:pict>
+              <v:shape w14:anchorId="4B580BE1" id="Text Box 84" o:spid="_x0000_s1048" type="#_x0000_t202" style="position:absolute;margin-left:288.9pt;margin-top:67.45pt;width:194.95pt;height:180pt;z-index:251751424;visibility:visible;mso-wrap-style:square;mso-width-percent:0;mso-height-percent:0;mso-wrap-distance-left:9pt;mso-wrap-distance-top:0;mso-wrap-distance-right:9pt;mso-wrap-distance-bottom:0;mso-position-horizontal:absolute;mso-position-horizontal-relative:text;mso-position-vertical:absolute;mso-position-vertical-relative:text;mso-width-percent:0;mso-height-percent:0;mso-width-relative:margin;mso-height-relative:margin;v-text-anchor:top" o:gfxdata="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" fillcolor="white [3201]" strokeweight=".5pt">
+                <v:textbox>
+                  <w:txbxContent>
+                    <w:p>
+                      <w:r>
+                        <w:t xml:space="preserve">First checks If this is the first piece that been clicked by using </w:t>
+                      </w:r>
+                      <w:proofErr w:type="spellStart"/>
+                      <w:r>
+                        <w:t>movePiece</w:t>
+                      </w:r>
+                      <w:proofErr w:type="spellEnd"/>
+                      <w:r>
+                        <w:t xml:space="preserve"> to check which part of </w:t>
+                      </w:r>
+                      <w:proofErr w:type="spellStart"/>
+                      <w:r>
+                        <w:t>movePiece</w:t>
+                      </w:r>
+                      <w:proofErr w:type="spellEnd"/>
+                      <w:r>
+                        <w:t xml:space="preserve"> is the function on then if its on the first part it </w:t>
+                      </w:r>
+                      <w:r>
+                        <w:t>gets</w:t>
+                      </w:r>
+                      <w:r>
+                        <w:t xml:space="preserve"> the piece and the set the icons of it to null and </w:t>
+                      </w:r>
+                      <w:r>
+                        <w:t>apply</w:t>
+                      </w:r>
+                      <w:r>
+                        <w:t xml:space="preserve"> </w:t>
+                      </w:r>
+                      <w:r>
+                        <w:t>the last button clicked its</w:t>
+                      </w:r>
+                      <w:r>
+                        <w:t xml:space="preserve"> </w:t>
+                      </w:r>
+                      <w:r>
+                        <w:t xml:space="preserve">old colour as the button changes colour depending on if the previous move was valid or not </w:t>
+                      </w:r>
+                    </w:p>
+                  </w:txbxContent>
+                </v:textbox>
+              </v:shape>
+            </w:pict>
+          </mc:Fallback>
+        </mc:AlternateContent>
+      </w:r>
+      <w:r>
+        <w:rPr>
+          <w:noProof/>
+        </w:rPr>
+        <mc:AlternateContent>
+          <mc:Choice Requires="wps">
+            <w:drawing>
+              <wp:anchor distT="0" distB="0" distL="114300" distR="114300" simplePos="0" relativeHeight="251750400" behindDoc="0" locked="0" layoutInCell="1" allowOverlap="1" wp14:anchorId="053A5A23" wp14:editId="1FB88315">
+                <wp:simplePos x="0" y="0"/>
+                <wp:positionH relativeFrom="column">
+                  <wp:posOffset>1953710</wp:posOffset>
+                </wp:positionH>
+                <wp:positionV relativeFrom="paragraph">
+                  <wp:posOffset>1017848</wp:posOffset>
+                </wp:positionV>
+                <wp:extent cx="1721252" cy="307452"/>
+                <wp:effectExtent l="19050" t="57150" r="12700" b="35560"/>
+                <wp:wrapNone/>
+                <wp:docPr id="218931130" name="Straight Arrow Connector 83"/>
+                <wp:cNvGraphicFramePr/>
+                <a:graphic xmlns:a="http://schemas.openxmlformats.org/drawingml/2006/main">
+                  <a:graphicData uri="http://schemas.microsoft.com/office/word/2010/wordprocessingShape">
+                    <wps:wsp>
+                      <wps:cNvCnPr/>
+                      <wps:spPr>
+                        <a:xfrm flipH="1" flipV="1">
+                          <a:off x="0" y="0"/>
+                          <a:ext cx="1721252" cy="307452"/>
+                        </a:xfrm>
+                        <a:prstGeom prst="straightConnector1">
+                          <a:avLst/>
+                        </a:prstGeom>
+                        <a:ln>
+                          <a:tailEnd type="triangle"/>
+                        </a:ln>
+                      </wps:spPr>
+                      <wps:style>
+                        <a:lnRef idx="2">
+                          <a:schemeClr val="accent1"/>
+                        </a:lnRef>
+                        <a:fillRef idx="0">
+                          <a:schemeClr val="accent1"/>
+                        </a:fillRef>
+                        <a:effectRef idx="1">
+                          <a:schemeClr val="accent1"/>
+                        </a:effectRef>
+                        <a:fontRef idx="minor">
+                          <a:schemeClr val="tx1"/>
+                        </a:fontRef>
+                      </wps:style>
+                      <wps:bodyPr/>
+                    </wps:wsp>
+                  </a:graphicData>
+                </a:graphic>
+                <wp14:sizeRelH relativeFrom="margin">
+                  <wp14:pctWidth>0</wp14:pctWidth>
+                </wp14:sizeRelH>
+                <wp14:sizeRelV relativeFrom="margin">
+                  <wp14:pctHeight>0</wp14:pctHeight>
+                </wp14:sizeRelV>
+              </wp:anchor>
+            </w:drawing>
+          </mc:Choice>
+          <mc:Fallback>
+            <w:pict>
+              <v:shape w14:anchorId="5514FB54" id="Straight Arrow Connector 83" o:spid="_x0000_s1026" type="#_x0000_t32" style="position:absolute;margin-left:153.85pt;margin-top:80.15pt;width:135.55pt;height:24.2pt;flip:x y;z-index:251750400;visibility:visible;mso-wrap-style:square;mso-width-percent:0;mso-height-percent:0;mso-wrap-distance-left:9pt;mso-wrap-distance-top:0;mso-wrap-distance-right:9pt;mso-wrap-distance-bottom:0;mso-position-horizontal:absolute;mso-position-horizontal-relative:text;mso-position-vertical:absolute;mso-position-vertical-relative:text;mso-width-percent:0;mso-height-percent:0;mso-width-relative:margin;mso-height-relative:margin" o:gfxdata="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" strokecolor="#156082 [3204]" strokeweight="1.5pt">
+                <v:stroke endarrow="block" joinstyle="miter"/>
+              </v:shape>
+            </w:pict>
+          </mc:Fallback>
+        </mc:AlternateContent>
+      </w:r>
+      <w:r>
+        <w:rPr>
+          <w:noProof/>
+        </w:rPr>
+        <mc:AlternateContent>
+          <mc:Choice Requires="wps">
+            <w:drawing>
+              <wp:anchor distT="0" distB="0" distL="114300" distR="114300" simplePos="0" relativeHeight="251749376" behindDoc="0" locked="0" layoutInCell="1" allowOverlap="1" wp14:anchorId="4533B733" wp14:editId="5333F58F">
+                <wp:simplePos x="0" y="0"/>
+                <wp:positionH relativeFrom="column">
+                  <wp:posOffset>1909822</wp:posOffset>
+                </wp:positionH>
+                <wp:positionV relativeFrom="paragraph">
+                  <wp:posOffset>-491924</wp:posOffset>
+                </wp:positionV>
+                <wp:extent cx="2992055" cy="717325"/>
+                <wp:effectExtent l="0" t="0" r="18415" b="26035"/>
+                <wp:wrapNone/>
+                <wp:docPr id="1695499497" name="Text Box 82"/>
+                <wp:cNvGraphicFramePr/>
+                <a:graphic xmlns:a="http://schemas.openxmlformats.org/drawingml/2006/main">
+                  <a:graphicData uri="http://schemas.microsoft.com/office/word/2010/wordprocessingShape">
+                    <wps:wsp>
+                      <wps:cNvSpPr txBox="1"/>
+                      <wps:spPr>
+                        <a:xfrm>
+                          <a:off x="0" y="0"/>
+                          <a:ext cx="2992055" cy="717325"/>
+                        </a:xfrm>
+                        <a:prstGeom prst="rect">
+                          <a:avLst/>
+                        </a:prstGeom>
+                        <a:solidFill>
+                          <a:schemeClr val="lt1"/>
+                        </a:solidFill>
+                        <a:ln w="6350">
+                          <a:solidFill>
+                            <a:prstClr val="black"/>
+                          </a:solidFill>
+                        </a:ln>
+                      </wps:spPr>
+                      <wps:txbx>
+                        <w:txbxContent>
+                          <w:p>
+                            <w:r>
+                              <w:t xml:space="preserve">First it checks if </w:t>
+                            </w:r>
+                            <w:proofErr w:type="spellStart"/>
+                            <w:r>
+                              <w:t>letMove</w:t>
+                            </w:r>
+                            <w:proofErr w:type="spellEnd"/>
+                            <w:r>
+                              <w:t xml:space="preserve"> is on a it will be off it arrow mode is active then it enters a nested for loop to find the button clicked</w:t>
+                            </w:r>
+                          </w:p>
+                        </w:txbxContent>
+                      </wps:txbx>
+                      <wps:bodyPr rot="0" spcFirstLastPara="0" vertOverflow="overflow" horzOverflow="overflow" vert="horz" wrap="square" lIns="91440" tIns="45720" rIns="91440" bIns="45720" numCol="1" spcCol="0" rtlCol="0" fromWordArt="0" anchor="t" anchorCtr="0" forceAA="0" compatLnSpc="1">
+                        <a:prstTxWarp prst="textNoShape">
+                          <a:avLst/>
+                        </a:prstTxWarp>
+                        <a:noAutofit/>
+                      </wps:bodyPr>
+                    </wps:wsp>
+                  </a:graphicData>
+                </a:graphic>
+                <wp14:sizeRelH relativeFrom="margin">
+                  <wp14:pctWidth>0</wp14:pctWidth>
+                </wp14:sizeRelH>
+                <wp14:sizeRelV relativeFrom="margin">
+                  <wp14:pctHeight>0</wp14:pctHeight>
+                </wp14:sizeRelV>
+              </wp:anchor>
+            </w:drawing>
+          </mc:Choice>
+          <mc:Fallback>
+            <w:pict>
+              <v:shape w14:anchorId="4533B733" id="Text Box 82" o:spid="_x0000_s1049" type="#_x0000_t202" style="position:absolute;margin-left:150.4pt;margin-top:-38.75pt;width:235.6pt;height:56.5pt;z-index:251749376;visibility:visible;mso-wrap-style:square;mso-width-percent:0;mso-height-percent:0;mso-wrap-distance-left:9pt;mso-wrap-distance-top:0;mso-wrap-distance-right:9pt;mso-wrap-distance-bottom:0;mso-position-horizontal:absolute;mso-position-horizontal-relative:text;mso-position-vertical:absolute;mso-position-vertical-relative:text;mso-width-percent:0;mso-height-percent:0;mso-width-relative:margin;mso-height-relative:margin;v-text-anchor:top" o:gfxdata="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" fillcolor="white [3201]" strokeweight=".5pt">
+                <v:textbox>
+                  <w:txbxContent>
+                    <w:p>
+                      <w:r>
+                        <w:t xml:space="preserve">First it checks if </w:t>
+                      </w:r>
+                      <w:proofErr w:type="spellStart"/>
+                      <w:r>
+                        <w:t>letMove</w:t>
+                      </w:r>
+                      <w:proofErr w:type="spellEnd"/>
+                      <w:r>
+                        <w:t xml:space="preserve"> is on a it will be off it arrow mode is active then it enters a nested for loop to find the button clicked</w:t>
+                      </w:r>
+                    </w:p>
+                  </w:txbxContent>
+                </v:textbox>
+              </v:shape>
+            </w:pict>
+          </mc:Fallback>
+        </mc:AlternateContent>
+      </w:r>
+      <w:r>
+        <w:rPr>
+          <w:noProof/>
+        </w:rPr>
+        <mc:AlternateContent>
+          <mc:Choice Requires="wps">
+            <w:drawing>
+              <wp:anchor distT="0" distB="0" distL="114300" distR="114300" simplePos="0" relativeHeight="251748352" behindDoc="0" locked="0" layoutInCell="1" allowOverlap="1" wp14:anchorId="25EA1A4A" wp14:editId="1170CC5D">
+                <wp:simplePos x="0" y="0"/>
+                <wp:positionH relativeFrom="column">
+                  <wp:posOffset>1603094</wp:posOffset>
+                </wp:positionH>
+                <wp:positionV relativeFrom="paragraph">
+                  <wp:posOffset>52086</wp:posOffset>
+                </wp:positionV>
+                <wp:extent cx="769716" cy="144684"/>
+                <wp:effectExtent l="38100" t="0" r="11430" b="84455"/>
+                <wp:wrapNone/>
+                <wp:docPr id="1251310022" name="Straight Arrow Connector 81"/>
+                <wp:cNvGraphicFramePr/>
+                <a:graphic xmlns:a="http://schemas.openxmlformats.org/drawingml/2006/main">
+                  <a:graphicData uri="http://schemas.microsoft.com/office/word/2010/wordprocessingShape">
+                    <wps:wsp>
+                      <wps:cNvCnPr/>
+                      <wps:spPr>
+                        <a:xfrm flipH="1">
+                          <a:off x="0" y="0"/>
+                          <a:ext cx="769716" cy="144684"/>
+                        </a:xfrm>
+                        <a:prstGeom prst="straightConnector1">
+                          <a:avLst/>
+                        </a:prstGeom>
+                        <a:ln>
+                          <a:tailEnd type="triangle"/>
+                        </a:ln>
+                      </wps:spPr>
+                      <wps:style>
+                        <a:lnRef idx="2">
+                          <a:schemeClr val="accent1"/>
+                        </a:lnRef>
+                        <a:fillRef idx="0">
+                          <a:schemeClr val="accent1"/>
+                        </a:fillRef>
+                        <a:effectRef idx="1">
+                          <a:schemeClr val="accent1"/>
+                        </a:effectRef>
+                        <a:fontRef idx="minor">
+                          <a:schemeClr val="tx1"/>
+                        </a:fontRef>
+                      </wps:style>
+                      <wps:bodyPr/>
+                    </wps:wsp>
+                  </a:graphicData>
+                </a:graphic>
+              </wp:anchor>
+            </w:drawing>
+          </mc:Choice>
+          <mc:Fallback>
+            <w:pict>
+              <v:shape w14:anchorId="367EF064" id="Straight Arrow Connector 81" o:spid="_x0000_s1026" type="#_x0000_t32" style="position:absolute;margin-left:126.25pt;margin-top:4.1pt;width:60.6pt;height:11.4pt;flip:x;z-index:251748352;visibility:visible;mso-wrap-style:square;mso-wrap-distance-left:9pt;mso-wrap-distance-top:0;mso-wrap-distance-right:9pt;mso-wrap-distance-bottom:0;mso-position-horizontal:absolute;mso-position-horizontal-relative:text;mso-position-vertical:absolute;mso-position-vertical-relative:text" o:gfxdata="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" strokecolor="#156082 [3204]" strokeweight="1.5pt">
+                <v:stroke endarrow="block" joinstyle="miter"/>
+              </v:shape>
+            </w:pict>
+          </mc:Fallback>
+        </mc:AlternateContent>
+      </w:r>
+      <w:r>
+        <w:rPr>
+          <w:noProof/>
+        </w:rPr>
+        <w:drawing>
+          <wp:inline distT="0" distB="0" distL="0" distR="0" wp14:anchorId="76E270F2" wp14:editId="57EF7F28">
+            <wp:extent cx="5323731" cy="3777808"/>
+            <wp:effectExtent l="0" t="0" r="0" b="0"/>
+            <wp:docPr id="159353425" name="Picture 1"/>
+            <wp:cNvGraphicFramePr>
+              <a:graphicFrameLocks xmlns:a="http://schemas.openxmlformats.org/drawingml/2006/main" noChangeAspect="1"/>
+            </wp:cNvGraphicFramePr>
+            <a:graphic xmlns:a="http://schemas.openxmlformats.org/drawingml/2006/main">
+              <a:graphicData uri="http://schemas.openxmlformats.org/drawingml/2006/picture">
+                <pic:pic xmlns:pic="http://schemas.openxmlformats.org/drawingml/2006/picture">
+                  <pic:nvPicPr>
+                    <pic:cNvPr id="159353425" name=""/>
+                    <pic:cNvPicPr/>
+                  </pic:nvPicPr>
+                  <pic:blipFill>
+                    <a:blip r:embed="rId11"/>
+                    <a:stretch>
+                      <a:fillRect/>
+                    </a:stretch>
+                  </pic:blipFill>
+                  <pic:spPr>
+                    <a:xfrm>
+                      <a:off x="0" y="0"/>
+                      <a:ext cx="5326267" cy="3779608"/>
+                    </a:xfrm>
+                    <a:prstGeom prst="rect">
+                      <a:avLst/>
+                    </a:prstGeom>
+                  </pic:spPr>
+                </pic:pic>
+              </a:graphicData>
+            </a:graphic>
+          </wp:inline>
+        </w:drawing>
+      </w:r>
+    </w:p>
+    <w:p>
+      <w:pPr>
+        <w:tabs>
+          <w:tab w:val="left" w:pos="1768"/>
+        </w:tabs>
+      </w:pPr>
+      <w:r>
+        <w:tab/>
+      </w:r>
+    </w:p>
     <w:p/>
     <w:p>
       <w:r>
@@ -3010,7 +4962,7 @@
           </mc:Choice>
           <mc:Fallback>
             <w:pict>
-              <v:shape w14:anchorId="341A9765" id="Text Box 46" o:spid="_x0000_s1040" type="#_x0000_t202" style="position:absolute;margin-left:47.4pt;margin-top:356.35pt;width:158.6pt;height:66.1pt;z-index:251710464;visibility:visible;mso-wrap-style:square;mso-wrap-distance-left:9pt;mso-wrap-distance-top:0;mso-wrap-distance-right:9pt;mso-wrap-distance-bottom:0;mso-position-horizontal:absolute;mso-position-horizontal-relative:text;mso-position-vertical:absolute;mso-position-vertical-relative:text;v-text-anchor:top" o:gfxdata="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" fillcolor="white [3201]" strokeweight=".5pt">
+              <v:shape w14:anchorId="341A9765" id="Text Box 46" o:spid="_x0000_s1050" type="#_x0000_t202" style="position:absolute;margin-left:47.4pt;margin-top:356.35pt;width:158.6pt;height:66.1pt;z-index:251710464;visibility:visible;mso-wrap-style:square;mso-wrap-distance-left:9pt;mso-wrap-distance-top:0;mso-wrap-distance-right:9pt;mso-wrap-distance-bottom:0;mso-position-horizontal:absolute;mso-position-horizontal-relative:text;mso-position-vertical:absolute;mso-position-vertical-relative:text;v-text-anchor:top" o:gfxdata="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" fillcolor="white [3201]" strokeweight=".5pt">
                 <v:textbox>
                   <w:txbxContent>
                     <w:p>
@@ -3101,7 +5053,7 @@
           </mc:Choice>
           <mc:Fallback>
             <w:pict>
-              <v:shape w14:anchorId="5B178326" id="Straight Arrow Connector 45" o:spid="_x0000_s1026" type="#_x0000_t32" style="position:absolute;margin-left:90.7pt;margin-top:328.55pt;width:42.85pt;height:42.35pt;flip:x y;z-index:251709440;visibility:visible;mso-wrap-style:square;mso-width-percent:0;mso-height-percent:0;mso-wrap-distance-left:9pt;mso-wrap-distance-top:0;mso-wrap-distance-right:9pt;mso-wrap-distance-bottom:0;mso-position-horizontal:absolute;mso-position-horizontal-relative:text;mso-position-vertical:absolute;mso-position-vertical-relative:text;mso-width-percent:0;mso-height-percent:0;mso-width-relative:margin;mso-height-relative:margin" o:gfxdata="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" strokecolor="#156082 [3204]" strokeweight="1.5pt">
+              <v:shape w14:anchorId="3A119007" id="Straight Arrow Connector 45" o:spid="_x0000_s1026" type="#_x0000_t32" style="position:absolute;margin-left:90.7pt;margin-top:328.55pt;width:42.85pt;height:42.35pt;flip:x y;z-index:251709440;visibility:visible;mso-wrap-style:square;mso-width-percent:0;mso-height-percent:0;mso-wrap-distance-left:9pt;mso-wrap-distance-top:0;mso-wrap-distance-right:9pt;mso-wrap-distance-bottom:0;mso-position-horizontal:absolute;mso-position-horizontal-relative:text;mso-position-vertical:absolute;mso-position-vertical-relative:text;mso-width-percent:0;mso-height-percent:0;mso-width-relative:margin;mso-height-relative:margin" o:gfxdata="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" strokecolor="#156082 [3204]" strokeweight="1.5pt">
                 <v:stroke endarrow="block" joinstyle="miter"/>
               </v:shape>
             </w:pict>
@@ -3172,7 +5124,7 @@
           </mc:Choice>
           <mc:Fallback>
             <w:pict>
-              <v:shape w14:anchorId="2913F8D5" id="Text Box 44" o:spid="_x0000_s1041" type="#_x0000_t202" style="position:absolute;margin-left:267.05pt;margin-top:366.4pt;width:235.15pt;height:1in;z-index:251708416;visibility:visible;mso-wrap-style:square;mso-wrap-distance-left:9pt;mso-wrap-distance-top:0;mso-wrap-distance-right:9pt;mso-wrap-distance-bottom:0;mso-position-horizontal:absolute;mso-position-horizontal-relative:text;mso-position-vertical:absolute;mso-position-vertical-relative:text;v-text-anchor:top" o:gfxdata="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" fillcolor="white [3201]" strokeweight=".5pt">
+              <v:shape w14:anchorId="2913F8D5" id="Text Box 44" o:spid="_x0000_s1051" type="#_x0000_t202" style="position:absolute;margin-left:267.05pt;margin-top:366.4pt;width:235.15pt;height:1in;z-index:251708416;visibility:visible;mso-wrap-style:square;mso-wrap-distance-left:9pt;mso-wrap-distance-top:0;mso-wrap-distance-right:9pt;mso-wrap-distance-bottom:0;mso-position-horizontal:absolute;mso-position-horizontal-relative:text;mso-position-vertical:absolute;mso-position-vertical-relative:text;v-text-anchor:top" o:gfxdata="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" fillcolor="white [3201]" strokeweight=".5pt">
                 <v:textbox>
                   <w:txbxContent>
                     <w:p>
@@ -3246,7 +5198,7 @@
           </mc:Choice>
           <mc:Fallback>
             <w:pict>
-              <v:shape w14:anchorId="079E3512" id="Straight Arrow Connector 43" o:spid="_x0000_s1026" type="#_x0000_t32" style="position:absolute;margin-left:302.6pt;margin-top:272.05pt;width:32.8pt;height:103.9pt;flip:x y;z-index:251707392;visibility:visible;mso-wrap-style:square;mso-wrap-distance-left:9pt;mso-wrap-distance-top:0;mso-wrap-distance-right:9pt;mso-wrap-distance-bottom:0;mso-position-horizontal:absolute;mso-position-horizontal-relative:text;mso-position-vertical:absolute;mso-position-vertical-relative:text" o:gfxdata="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" strokecolor="#156082 [3204]" strokeweight="1.5pt">
+              <v:shape w14:anchorId="5D5EB0EB" id="Straight Arrow Connector 43" o:spid="_x0000_s1026" type="#_x0000_t32" style="position:absolute;margin-left:302.6pt;margin-top:272.05pt;width:32.8pt;height:103.9pt;flip:x y;z-index:251707392;visibility:visible;mso-wrap-style:square;mso-wrap-distance-left:9pt;mso-wrap-distance-top:0;mso-wrap-distance-right:9pt;mso-wrap-distance-bottom:0;mso-position-horizontal:absolute;mso-position-horizontal-relative:text;mso-position-vertical:absolute;mso-position-vertical-relative:text" o:gfxdata="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" strokecolor="#156082 [3204]" strokeweight="1.5pt">
                 <v:stroke endarrow="block" joinstyle="miter"/>
               </v:shape>
             </w:pict>
@@ -3331,7 +5283,7 @@
           </mc:Choice>
           <mc:Fallback>
             <w:pict>
-              <v:shape w14:anchorId="165B4D23" id="Text Box 42" o:spid="_x0000_s1042" type="#_x0000_t202" style="position:absolute;margin-left:358.15pt;margin-top:197.3pt;width:148.1pt;height:155.4pt;z-index:251706368;visibility:visible;mso-wrap-style:square;mso-height-percent:0;mso-wrap-distance-left:9pt;mso-wrap-distance-top:0;mso-wrap-distance-right:9pt;mso-wrap-distance-bottom:0;mso-position-horizontal:absolute;mso-position-horizontal-relative:text;mso-position-vertical:absolute;mso-position-vertical-relative:text;mso-height-percent:0;mso-height-relative:margin;v-text-anchor:top" o:gfxdata="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" fillcolor="white [3201]" strokeweight=".5pt">
+              <v:shape w14:anchorId="165B4D23" id="Text Box 42" o:spid="_x0000_s1052" type="#_x0000_t202" style="position:absolute;margin-left:358.15pt;margin-top:197.3pt;width:148.1pt;height:155.4pt;z-index:251706368;visibility:visible;mso-wrap-style:square;mso-height-percent:0;mso-wrap-distance-left:9pt;mso-wrap-distance-top:0;mso-wrap-distance-right:9pt;mso-wrap-distance-bottom:0;mso-position-horizontal:absolute;mso-position-horizontal-relative:text;mso-position-vertical:absolute;mso-position-vertical-relative:text;mso-height-percent:0;mso-height-relative:margin;v-text-anchor:top" o:gfxdata="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" fillcolor="white [3201]" strokeweight=".5pt">
                 <v:textbox>
                   <w:txbxContent>
                     <w:p>
@@ -3422,7 +5374,7 @@
           </mc:Choice>
           <mc:Fallback>
             <w:pict>
-              <v:shape w14:anchorId="2873FCE2" id="Straight Arrow Connector 41" o:spid="_x0000_s1026" type="#_x0000_t32" style="position:absolute;margin-left:249.1pt;margin-top:178.9pt;width:110.45pt;height:37.55pt;flip:x y;z-index:251705344;visibility:visible;mso-wrap-style:square;mso-width-percent:0;mso-height-percent:0;mso-wrap-distance-left:9pt;mso-wrap-distance-top:0;mso-wrap-distance-right:9pt;mso-wrap-distance-bottom:0;mso-position-horizontal:absolute;mso-position-horizontal-relative:text;mso-position-vertical:absolute;mso-position-vertical-relative:text;mso-width-percent:0;mso-height-percent:0;mso-width-relative:margin;mso-height-relative:margin" o:gfxdata="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" strokecolor="#156082 [3204]" strokeweight="1.5pt">
+              <v:shape w14:anchorId="266F9199" id="Straight Arrow Connector 41" o:spid="_x0000_s1026" type="#_x0000_t32" style="position:absolute;margin-left:249.1pt;margin-top:178.9pt;width:110.45pt;height:37.55pt;flip:x y;z-index:251705344;visibility:visible;mso-wrap-style:square;mso-width-percent:0;mso-height-percent:0;mso-wrap-distance-left:9pt;mso-wrap-distance-top:0;mso-wrap-distance-right:9pt;mso-wrap-distance-bottom:0;mso-position-horizontal:absolute;mso-position-horizontal-relative:text;mso-position-vertical:absolute;mso-position-vertical-relative:text;mso-width-percent:0;mso-height-percent:0;mso-width-relative:margin;mso-height-relative:margin" o:gfxdata="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" strokecolor="#156082 [3204]" strokeweight="1.5pt">
                 <v:stroke endarrow="block" joinstyle="miter"/>
               </v:shape>
             </w:pict>
@@ -3494,7 +5446,7 @@
           </mc:Choice>
           <mc:Fallback>
             <w:pict>
-              <v:shape w14:anchorId="187FA93B" id="Straight Arrow Connector 39" o:spid="_x0000_s1026" type="#_x0000_t32" style="position:absolute;margin-left:178.2pt;margin-top:110.2pt;width:169.05pt;height:21pt;flip:x y;z-index:251703296;visibility:visible;mso-wrap-style:square;mso-width-percent:0;mso-height-percent:0;mso-wrap-distance-left:9pt;mso-wrap-distance-top:0;mso-wrap-distance-right:9pt;mso-wrap-distance-bottom:0;mso-position-horizontal:absolute;mso-position-horizontal-relative:text;mso-position-vertical:absolute;mso-position-vertical-relative:text;mso-width-percent:0;mso-height-percent:0;mso-width-relative:margin;mso-height-relative:margin" o:gfxdata="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" strokecolor="#156082 [3204]" strokeweight="1.5pt">
+              <v:shape w14:anchorId="3B70B2B8" id="Straight Arrow Connector 39" o:spid="_x0000_s1026" type="#_x0000_t32" style="position:absolute;margin-left:178.2pt;margin-top:110.2pt;width:169.05pt;height:21pt;flip:x y;z-index:251703296;visibility:visible;mso-wrap-style:square;mso-width-percent:0;mso-height-percent:0;mso-wrap-distance-left:9pt;mso-wrap-distance-top:0;mso-wrap-distance-right:9pt;mso-wrap-distance-bottom:0;mso-position-horizontal:absolute;mso-position-horizontal-relative:text;mso-position-vertical:absolute;mso-position-vertical-relative:text;mso-width-percent:0;mso-height-percent:0;mso-width-relative:margin;mso-height-relative:margin" o:gfxdata="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" strokecolor="#156082 [3204]" strokeweight="1.5pt">
                 <v:stroke endarrow="block" joinstyle="miter"/>
               </v:shape>
             </w:pict>
@@ -3571,7 +5523,7 @@
           </mc:Choice>
           <mc:Fallback>
             <w:pict>
-              <v:shape w14:anchorId="303FF60A" id="Text Box 40" o:spid="_x0000_s1043" type="#_x0000_t202" style="position:absolute;margin-left:345.85pt;margin-top:101.15pt;width:150.35pt;height:89.3pt;z-index:251704320;visibility:visible;mso-wrap-style:square;mso-width-percent:0;mso-height-percent:0;mso-wrap-distance-left:9pt;mso-wrap-distance-top:0;mso-wrap-distance-right:9pt;mso-wrap-distance-bottom:0;mso-position-horizontal:absolute;mso-position-horizontal-relative:text;mso-position-vertical:absolute;mso-position-vertical-relative:text;mso-width-percent:0;mso-height-percent:0;mso-width-relative:margin;mso-height-relative:margin;v-text-anchor:top" o:gfxdata="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" fillcolor="white [3201]" strokeweight=".5pt">
+              <v:shape w14:anchorId="303FF60A" id="Text Box 40" o:spid="_x0000_s1053" type="#_x0000_t202" style="position:absolute;margin-left:345.85pt;margin-top:101.15pt;width:150.35pt;height:89.3pt;z-index:251704320;visibility:visible;mso-wrap-style:square;mso-width-percent:0;mso-height-percent:0;mso-wrap-distance-left:9pt;mso-wrap-distance-top:0;mso-wrap-distance-right:9pt;mso-wrap-distance-bottom:0;mso-position-horizontal:absolute;mso-position-horizontal-relative:text;mso-position-vertical:absolute;mso-position-vertical-relative:text;mso-width-percent:0;mso-height-percent:0;mso-width-relative:margin;mso-height-relative:margin;v-text-anchor:top" o:gfxdata="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" fillcolor="white [3201]" strokeweight=".5pt">
                 <v:textbox>
                   <w:txbxContent>
                     <w:p>
@@ -3656,7 +5608,7 @@
           </mc:Choice>
           <mc:Fallback>
             <w:pict>
-              <v:shape w14:anchorId="574A2F50" id="Text Box 38" o:spid="_x0000_s1044" type="#_x0000_t202" style="position:absolute;margin-left:357.7pt;margin-top:-5pt;width:137.15pt;height:89.3pt;z-index:251702272;visibility:visible;mso-wrap-style:square;mso-width-percent:0;mso-height-percent:0;mso-wrap-distance-left:9pt;mso-wrap-distance-top:0;mso-wrap-distance-right:9pt;mso-wrap-distance-bottom:0;mso-position-horizontal:absolute;mso-position-horizontal-relative:text;mso-position-vertical:absolute;mso-position-vertical-relative:text;mso-width-percent:0;mso-height-percent:0;mso-width-relative:margin;mso-height-relative:margin;v-text-anchor:top" o:gfxdata="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" fillcolor="white [3201]" strokeweight=".5pt">
+              <v:shape w14:anchorId="574A2F50" id="Text Box 38" o:spid="_x0000_s1054" type="#_x0000_t202" style="position:absolute;margin-left:357.7pt;margin-top:-5pt;width:137.15pt;height:89.3pt;z-index:251702272;visibility:visible;mso-wrap-style:square;mso-width-percent:0;mso-height-percent:0;mso-wrap-distance-left:9pt;mso-wrap-distance-top:0;mso-wrap-distance-right:9pt;mso-wrap-distance-bottom:0;mso-position-horizontal:absolute;mso-position-horizontal-relative:text;mso-position-vertical:absolute;mso-position-vertical-relative:text;mso-width-percent:0;mso-height-percent:0;mso-width-relative:margin;mso-height-relative:margin;v-text-anchor:top" o:gfxdata="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" fillcolor="white [3201]" strokeweight=".5pt">
                 <v:textbox>
                   <w:txbxContent>
                     <w:p>
@@ -3730,7 +5682,7 @@
           </mc:Choice>
           <mc:Fallback>
             <w:pict>
-              <v:shape w14:anchorId="53B2BF69" id="Straight Arrow Connector 37" o:spid="_x0000_s1026" type="#_x0000_t32" style="position:absolute;margin-left:206.45pt;margin-top:55.6pt;width:175pt;height:8.65pt;flip:x y;z-index:251701248;visibility:visible;mso-wrap-style:square;mso-wrap-distance-left:9pt;mso-wrap-distance-top:0;mso-wrap-distance-right:9pt;mso-wrap-distance-bottom:0;mso-position-horizontal:absolute;mso-position-horizontal-relative:text;mso-position-vertical:absolute;mso-position-vertical-relative:text" o:gfxdata="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" strokecolor="#156082 [3204]" strokeweight="1.5pt">
+              <v:shape w14:anchorId="6FCBE0A3" id="Straight Arrow Connector 37" o:spid="_x0000_s1026" type="#_x0000_t32" style="position:absolute;margin-left:206.45pt;margin-top:55.6pt;width:175pt;height:8.65pt;flip:x y;z-index:251701248;visibility:visible;mso-wrap-style:square;mso-wrap-distance-left:9pt;mso-wrap-distance-top:0;mso-wrap-distance-right:9pt;mso-wrap-distance-bottom:0;mso-position-horizontal:absolute;mso-position-horizontal-relative:text;mso-position-vertical:absolute;mso-position-vertical-relative:text" o:gfxdata="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" strokecolor="#156082 [3204]" strokeweight="1.5pt">
                 <v:stroke endarrow="block" joinstyle="miter"/>
               </v:shape>
             </w:pict>
@@ -3757,7 +5709,7 @@
                     <pic:cNvPicPr/>
                   </pic:nvPicPr>
                   <pic:blipFill>
-                    <a:blip r:embed="rId8"/>
+                    <a:blip r:embed="rId12"/>
                     <a:stretch>
                       <a:fillRect/>
                     </a:stretch>
@@ -3863,7 +5815,7 @@
           </mc:Choice>
           <mc:Fallback>
             <w:pict>
-              <v:shape w14:anchorId="04420F60" id="Text Box 54" o:spid="_x0000_s1045" type="#_x0000_t202" style="position:absolute;margin-left:108.9pt;margin-top:398.85pt;width:217.35pt;height:95.7pt;z-index:251718656;visibility:visible;mso-wrap-style:square;mso-wrap-distance-left:9pt;mso-wrap-distance-top:0;mso-wrap-distance-right:9pt;mso-wrap-distance-bottom:0;mso-position-horizontal:absolute;mso-position-horizontal-relative:text;mso-position-vertical:absolute;mso-position-vertical-relative:text;v-text-anchor:top" o:gfxdata="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" fillcolor="white [3201]" strokeweight=".5pt">
+              <v:shape w14:anchorId="04420F60" id="Text Box 54" o:spid="_x0000_s1055" type="#_x0000_t202" style="position:absolute;margin-left:108.9pt;margin-top:398.85pt;width:217.35pt;height:95.7pt;z-index:251718656;visibility:visible;mso-wrap-style:square;mso-wrap-distance-left:9pt;mso-wrap-distance-top:0;mso-wrap-distance-right:9pt;mso-wrap-distance-bottom:0;mso-position-horizontal:absolute;mso-position-horizontal-relative:text;mso-position-vertical:absolute;mso-position-vertical-relative:text;v-text-anchor:top" o:gfxdata="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" fillcolor="white [3201]" strokeweight=".5pt">
                 <v:textbox>
                   <w:txbxContent>
                     <w:p>
@@ -3942,7 +5894,7 @@
           </mc:Choice>
           <mc:Fallback>
             <w:pict>
-              <v:shape w14:anchorId="492383C8" id="Straight Arrow Connector 53" o:spid="_x0000_s1026" type="#_x0000_t32" style="position:absolute;margin-left:110.75pt;margin-top:351.5pt;width:48.75pt;height:51.95pt;flip:x y;z-index:251717632;visibility:visible;mso-wrap-style:square;mso-wrap-distance-left:9pt;mso-wrap-distance-top:0;mso-wrap-distance-right:9pt;mso-wrap-distance-bottom:0;mso-position-horizontal:absolute;mso-position-horizontal-relative:text;mso-position-vertical:absolute;mso-position-vertical-relative:text" o:gfxdata="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" strokecolor="#156082 [3204]" strokeweight="1.5pt">
+              <v:shape w14:anchorId="0E4DFE8F" id="Straight Arrow Connector 53" o:spid="_x0000_s1026" type="#_x0000_t32" style="position:absolute;margin-left:110.75pt;margin-top:351.5pt;width:48.75pt;height:51.95pt;flip:x y;z-index:251717632;visibility:visible;mso-wrap-style:square;mso-wrap-distance-left:9pt;mso-wrap-distance-top:0;mso-wrap-distance-right:9pt;mso-wrap-distance-bottom:0;mso-position-horizontal:absolute;mso-position-horizontal-relative:text;mso-position-vertical:absolute;mso-position-vertical-relative:text" o:gfxdata="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" strokecolor="#156082 [3204]" strokeweight="1.5pt">
                 <v:stroke endarrow="block" joinstyle="miter"/>
               </v:shape>
             </w:pict>
@@ -4027,7 +5979,7 @@
           </mc:Choice>
           <mc:Fallback>
             <w:pict>
-              <v:shape w14:anchorId="33C5C7F6" id="Text Box 52" o:spid="_x0000_s1046" type="#_x0000_t202" style="position:absolute;margin-left:217.35pt;margin-top:316.45pt;width:260.2pt;height:77.45pt;z-index:251716608;visibility:visible;mso-wrap-style:square;mso-width-percent:0;mso-height-percent:0;mso-wrap-distance-left:9pt;mso-wrap-distance-top:0;mso-wrap-distance-right:9pt;mso-wrap-distance-bottom:0;mso-position-horizontal:absolute;mso-position-horizontal-relative:text;mso-position-vertical:absolute;mso-position-vertical-relative:text;mso-width-percent:0;mso-height-percent:0;mso-width-relative:margin;mso-height-relative:margin;v-text-anchor:top" o:gfxdata="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" fillcolor="white [3201]" strokeweight=".5pt">
+              <v:shape w14:anchorId="33C5C7F6" id="Text Box 52" o:spid="_x0000_s1056" type="#_x0000_t202" style="position:absolute;margin-left:217.35pt;margin-top:316.45pt;width:260.2pt;height:77.45pt;z-index:251716608;visibility:visible;mso-wrap-style:square;mso-width-percent:0;mso-height-percent:0;mso-wrap-distance-left:9pt;mso-wrap-distance-top:0;mso-wrap-distance-right:9pt;mso-wrap-distance-bottom:0;mso-position-horizontal:absolute;mso-position-horizontal-relative:text;mso-position-vertical:absolute;mso-position-vertical-relative:text;mso-width-percent:0;mso-height-percent:0;mso-width-relative:margin;mso-height-relative:margin;v-text-anchor:top" o:gfxdata="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" fillcolor="white [3201]" strokeweight=".5pt">
                 <v:textbox>
                   <w:txbxContent>
                     <w:p>
@@ -4115,7 +6067,7 @@
           </mc:Choice>
           <mc:Fallback>
             <w:pict>
-              <v:shape w14:anchorId="4A73CCC7" id="Straight Arrow Connector 51" o:spid="_x0000_s1026" type="#_x0000_t32" style="position:absolute;margin-left:172.4pt;margin-top:303.15pt;width:50.9pt;height:17.35pt;flip:x y;z-index:251715584;visibility:visible;mso-wrap-style:square;mso-width-percent:0;mso-height-percent:0;mso-wrap-distance-left:9pt;mso-wrap-distance-top:0;mso-wrap-distance-right:9pt;mso-wrap-distance-bottom:0;mso-position-horizontal:absolute;mso-position-horizontal-relative:text;mso-position-vertical:absolute;mso-position-vertical-relative:text;mso-width-percent:0;mso-height-percent:0;mso-width-relative:margin;mso-height-relative:margin" o:gfxdata="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" strokecolor="#156082 [3204]" strokeweight="1.5pt">
+              <v:shape w14:anchorId="1DD0D022" id="Straight Arrow Connector 51" o:spid="_x0000_s1026" type="#_x0000_t32" style="position:absolute;margin-left:172.4pt;margin-top:303.15pt;width:50.9pt;height:17.35pt;flip:x y;z-index:251715584;visibility:visible;mso-wrap-style:square;mso-width-percent:0;mso-height-percent:0;mso-wrap-distance-left:9pt;mso-wrap-distance-top:0;mso-wrap-distance-right:9pt;mso-wrap-distance-bottom:0;mso-position-horizontal:absolute;mso-position-horizontal-relative:text;mso-position-vertical:absolute;mso-position-vertical-relative:text;mso-width-percent:0;mso-height-percent:0;mso-width-relative:margin;mso-height-relative:margin" o:gfxdata="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" strokecolor="#156082 [3204]" strokeweight="1.5pt">
                 <v:stroke endarrow="block" joinstyle="miter"/>
               </v:shape>
             </w:pict>
@@ -4195,7 +6147,7 @@
           </mc:Choice>
           <mc:Fallback>
             <w:pict>
-              <v:shape w14:anchorId="07410616" id="Text Box 50" o:spid="_x0000_s1047" type="#_x0000_t202" style="position:absolute;margin-left:239.7pt;margin-top:237.6pt;width:200.95pt;height:56.95pt;z-index:251714560;visibility:visible;mso-wrap-style:square;mso-width-percent:0;mso-height-percent:0;mso-wrap-distance-left:9pt;mso-wrap-distance-top:0;mso-wrap-distance-right:9pt;mso-wrap-distance-bottom:0;mso-position-horizontal:absolute;mso-position-horizontal-relative:text;mso-position-vertical:absolute;mso-position-vertical-relative:text;mso-width-percent:0;mso-height-percent:0;mso-width-relative:margin;mso-height-relative:margin;v-text-anchor:top" o:gfxdata="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" fillcolor="white [3201]" strokeweight=".5pt">
+              <v:shape w14:anchorId="07410616" id="Text Box 50" o:spid="_x0000_s1057" type="#_x0000_t202" style="position:absolute;margin-left:239.7pt;margin-top:237.6pt;width:200.95pt;height:56.95pt;z-index:251714560;visibility:visible;mso-wrap-style:square;mso-width-percent:0;mso-height-percent:0;mso-wrap-distance-left:9pt;mso-wrap-distance-top:0;mso-wrap-distance-right:9pt;mso-wrap-distance-bottom:0;mso-position-horizontal:absolute;mso-position-horizontal-relative:text;mso-position-vertical:absolute;mso-position-vertical-relative:text;mso-width-percent:0;mso-height-percent:0;mso-width-relative:margin;mso-height-relative:margin;v-text-anchor:top" o:gfxdata="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" fillcolor="white [3201]" strokeweight=".5pt">
                 <v:textbox>
                   <w:txbxContent>
                     <w:p>
@@ -4278,7 +6230,7 @@
           </mc:Choice>
           <mc:Fallback>
             <w:pict>
-              <v:shape w14:anchorId="130C5440" id="Straight Arrow Connector 49" o:spid="_x0000_s1026" type="#_x0000_t32" style="position:absolute;margin-left:122.85pt;margin-top:204.15pt;width:119.15pt;height:51.25pt;flip:x y;z-index:251713536;visibility:visible;mso-wrap-style:square;mso-width-percent:0;mso-height-percent:0;mso-wrap-distance-left:9pt;mso-wrap-distance-top:0;mso-wrap-distance-right:9pt;mso-wrap-distance-bottom:0;mso-position-horizontal:absolute;mso-position-horizontal-relative:text;mso-position-vertical:absolute;mso-position-vertical-relative:text;mso-width-percent:0;mso-height-percent:0;mso-width-relative:margin;mso-height-relative:margin" o:gfxdata="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" strokecolor="#156082 [3204]" strokeweight="1.5pt">
+              <v:shape w14:anchorId="137A5126" id="Straight Arrow Connector 49" o:spid="_x0000_s1026" type="#_x0000_t32" style="position:absolute;margin-left:122.85pt;margin-top:204.15pt;width:119.15pt;height:51.25pt;flip:x y;z-index:251713536;visibility:visible;mso-wrap-style:square;mso-width-percent:0;mso-height-percent:0;mso-wrap-distance-left:9pt;mso-wrap-distance-top:0;mso-wrap-distance-right:9pt;mso-wrap-distance-bottom:0;mso-position-horizontal:absolute;mso-position-horizontal-relative:text;mso-position-vertical:absolute;mso-position-vertical-relative:text;mso-width-percent:0;mso-height-percent:0;mso-width-relative:margin;mso-height-relative:margin" o:gfxdata="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" strokecolor="#156082 [3204]" strokeweight="1.5pt">
                 <v:stroke endarrow="block" joinstyle="miter"/>
               </v:shape>
             </w:pict>
@@ -4364,7 +6316,7 @@
           </mc:Choice>
           <mc:Fallback>
             <w:pict>
-              <v:shape w14:anchorId="60BAE91E" id="Text Box 48" o:spid="_x0000_s1048" type="#_x0000_t202" style="position:absolute;margin-left:223.75pt;margin-top:110.45pt;width:265.65pt;height:110.3pt;z-index:251712512;visibility:visible;mso-wrap-style:square;mso-width-percent:0;mso-height-percent:0;mso-wrap-distance-left:9pt;mso-wrap-distance-top:0;mso-wrap-distance-right:9pt;mso-wrap-distance-bottom:0;mso-position-horizontal:absolute;mso-position-horizontal-relative:text;mso-position-vertical:absolute;mso-position-vertical-relative:text;mso-width-percent:0;mso-height-percent:0;mso-width-relative:margin;mso-height-relative:margin;v-text-anchor:top" o:gfxdata="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" fillcolor="white [3201]" strokeweight=".5pt">
+              <v:shape w14:anchorId="60BAE91E" id="Text Box 48" o:spid="_x0000_s1058" type="#_x0000_t202" style="position:absolute;margin-left:223.75pt;margin-top:110.45pt;width:265.65pt;height:110.3pt;z-index:251712512;visibility:visible;mso-wrap-style:square;mso-width-percent:0;mso-height-percent:0;mso-wrap-distance-left:9pt;mso-wrap-distance-top:0;mso-wrap-distance-right:9pt;mso-wrap-distance-bottom:0;mso-position-horizontal:absolute;mso-position-horizontal-relative:text;mso-position-vertical:absolute;mso-position-vertical-relative:text;mso-width-percent:0;mso-height-percent:0;mso-width-relative:margin;mso-height-relative:margin;v-text-anchor:top" o:gfxdata="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" fillcolor="white [3201]" strokeweight=".5pt">
                 <v:textbox>
                   <w:txbxContent>
                     <w:p>
@@ -4453,7 +6405,7 @@
           </mc:Choice>
           <mc:Fallback>
             <w:pict>
-              <v:shape w14:anchorId="6A86FDDA" id="Straight Arrow Connector 47" o:spid="_x0000_s1026" type="#_x0000_t32" style="position:absolute;margin-left:247.45pt;margin-top:81.3pt;width:83.35pt;height:30.9pt;flip:x y;z-index:251711488;visibility:visible;mso-wrap-style:square;mso-width-percent:0;mso-height-percent:0;mso-wrap-distance-left:9pt;mso-wrap-distance-top:0;mso-wrap-distance-right:9pt;mso-wrap-distance-bottom:0;mso-position-horizontal:absolute;mso-position-horizontal-relative:text;mso-position-vertical:absolute;mso-position-vertical-relative:text;mso-width-percent:0;mso-height-percent:0;mso-width-relative:margin;mso-height-relative:margin" o:gfxdata="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" strokecolor="#156082 [3204]" strokeweight="1.5pt">
+              <v:shape w14:anchorId="060051BC" id="Straight Arrow Connector 47" o:spid="_x0000_s1026" type="#_x0000_t32" style="position:absolute;margin-left:247.45pt;margin-top:81.3pt;width:83.35pt;height:30.9pt;flip:x y;z-index:251711488;visibility:visible;mso-wrap-style:square;mso-width-percent:0;mso-height-percent:0;mso-wrap-distance-left:9pt;mso-wrap-distance-top:0;mso-wrap-distance-right:9pt;mso-wrap-distance-bottom:0;mso-position-horizontal:absolute;mso-position-horizontal-relative:text;mso-position-vertical:absolute;mso-position-vertical-relative:text;mso-width-percent:0;mso-height-percent:0;mso-width-relative:margin;mso-height-relative:margin" o:gfxdata="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" strokecolor="#156082 [3204]" strokeweight="1.5pt">
                 <v:stroke endarrow="block" joinstyle="miter"/>
               </v:shape>
             </w:pict>
@@ -4480,7 +6432,7 @@
                     <pic:cNvPicPr/>
                   </pic:nvPicPr>
                   <pic:blipFill>
-                    <a:blip r:embed="rId9"/>
+                    <a:blip r:embed="rId13"/>
                     <a:stretch>
                       <a:fillRect/>
                     </a:stretch>
@@ -4582,7 +6534,7 @@
           </mc:Choice>
           <mc:Fallback>
             <w:pict>
-              <v:shape w14:anchorId="27FE9612" id="Text Box 61" o:spid="_x0000_s1049" type="#_x0000_t202" style="position:absolute;margin-left:319.9pt;margin-top:115.4pt;width:191.85pt;height:114.35pt;z-index:251724800;visibility:visible;mso-wrap-style:square;mso-width-percent:0;mso-height-percent:0;mso-wrap-distance-left:9pt;mso-wrap-distance-top:0;mso-wrap-distance-right:9pt;mso-wrap-distance-bottom:0;mso-position-horizontal:absolute;mso-position-horizontal-relative:text;mso-position-vertical:absolute;mso-position-vertical-relative:text;mso-width-percent:0;mso-height-percent:0;mso-width-relative:margin;mso-height-relative:margin;v-text-anchor:top" o:gfxdata="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" fillcolor="white [3201]" strokeweight=".5pt">
+              <v:shape w14:anchorId="27FE9612" id="Text Box 61" o:spid="_x0000_s1059" type="#_x0000_t202" style="position:absolute;margin-left:319.9pt;margin-top:115.4pt;width:191.85pt;height:114.35pt;z-index:251724800;visibility:visible;mso-wrap-style:square;mso-width-percent:0;mso-height-percent:0;mso-wrap-distance-left:9pt;mso-wrap-distance-top:0;mso-wrap-distance-right:9pt;mso-wrap-distance-bottom:0;mso-position-horizontal:absolute;mso-position-horizontal-relative:text;mso-position-vertical:absolute;mso-position-vertical-relative:text;mso-width-percent:0;mso-height-percent:0;mso-width-relative:margin;mso-height-relative:margin;v-text-anchor:top" o:gfxdata="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" fillcolor="white [3201]" strokeweight=".5pt">
                 <v:textbox>
                   <w:txbxContent>
                     <w:p>
@@ -4656,7 +6608,7 @@
           </mc:Choice>
           <mc:Fallback>
             <w:pict>
-              <v:shape w14:anchorId="304A4821" id="Straight Arrow Connector 60" o:spid="_x0000_s1026" type="#_x0000_t32" style="position:absolute;margin-left:152.65pt;margin-top:140pt;width:201.4pt;height:1.8pt;flip:x;z-index:251723776;visibility:visible;mso-wrap-style:square;mso-wrap-distance-left:9pt;mso-wrap-distance-top:0;mso-wrap-distance-right:9pt;mso-wrap-distance-bottom:0;mso-position-horizontal:absolute;mso-position-horizontal-relative:text;mso-position-vertical:absolute;mso-position-vertical-relative:text" o:gfxdata="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" strokecolor="#156082 [3204]" strokeweight="1.5pt">
+              <v:shape w14:anchorId="33F95FCB" id="Straight Arrow Connector 60" o:spid="_x0000_s1026" type="#_x0000_t32" style="position:absolute;margin-left:152.65pt;margin-top:140pt;width:201.4pt;height:1.8pt;flip:x;z-index:251723776;visibility:visible;mso-wrap-style:square;mso-wrap-distance-left:9pt;mso-wrap-distance-top:0;mso-wrap-distance-right:9pt;mso-wrap-distance-bottom:0;mso-position-horizontal:absolute;mso-position-horizontal-relative:text;mso-position-vertical:absolute;mso-position-vertical-relative:text" o:gfxdata="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" strokecolor="#156082 [3204]" strokeweight="1.5pt">
                 <v:stroke endarrow="block" joinstyle="miter"/>
               </v:shape>
             </w:pict>
@@ -4733,7 +6685,7 @@
           </mc:Choice>
           <mc:Fallback>
             <w:pict>
-              <v:shape w14:anchorId="236A28FE" id="Text Box 59" o:spid="_x0000_s1050" type="#_x0000_t202" style="position:absolute;margin-left:191.85pt;margin-top:62.55pt;width:255.65pt;height:38.75pt;z-index:251722752;visibility:visible;mso-wrap-style:square;mso-width-percent:0;mso-height-percent:0;mso-wrap-distance-left:9pt;mso-wrap-distance-top:0;mso-wrap-distance-right:9pt;mso-wrap-distance-bottom:0;mso-position-horizontal:absolute;mso-position-horizontal-relative:text;mso-position-vertical:absolute;mso-position-vertical-relative:text;mso-width-percent:0;mso-height-percent:0;mso-width-relative:margin;mso-height-relative:margin;v-text-anchor:top" o:gfxdata="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" fillcolor="white [3201]" strokeweight=".5pt">
+              <v:shape w14:anchorId="236A28FE" id="Text Box 59" o:spid="_x0000_s1060" type="#_x0000_t202" style="position:absolute;margin-left:191.85pt;margin-top:62.55pt;width:255.65pt;height:38.75pt;z-index:251722752;visibility:visible;mso-wrap-style:square;mso-width-percent:0;mso-height-percent:0;mso-wrap-distance-left:9pt;mso-wrap-distance-top:0;mso-wrap-distance-right:9pt;mso-wrap-distance-bottom:0;mso-position-horizontal:absolute;mso-position-horizontal-relative:text;mso-position-vertical:absolute;mso-position-vertical-relative:text;mso-width-percent:0;mso-height-percent:0;mso-width-relative:margin;mso-height-relative:margin;v-text-anchor:top" o:gfxdata="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" fillcolor="white [3201]" strokeweight=".5pt">
                 <v:textbox>
                   <w:txbxContent>
                     <w:p>
@@ -4807,7 +6759,7 @@
           </mc:Choice>
           <mc:Fallback>
             <w:pict>
-              <v:shape w14:anchorId="19B4F1F5" id="Straight Arrow Connector 58" o:spid="_x0000_s1026" type="#_x0000_t32" style="position:absolute;margin-left:167.7pt;margin-top:71.2pt;width:40.55pt;height:6.85pt;flip:x y;z-index:251721728;visibility:visible;mso-wrap-style:square;mso-wrap-distance-left:9pt;mso-wrap-distance-top:0;mso-wrap-distance-right:9pt;mso-wrap-distance-bottom:0;mso-position-horizontal:absolute;mso-position-horizontal-relative:text;mso-position-vertical:absolute;mso-position-vertical-relative:text" o:gfxdata="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" strokecolor="#156082 [3204]" strokeweight="1.5pt">
+              <v:shape w14:anchorId="4A98831F" id="Straight Arrow Connector 58" o:spid="_x0000_s1026" type="#_x0000_t32" style="position:absolute;margin-left:167.7pt;margin-top:71.2pt;width:40.55pt;height:6.85pt;flip:x y;z-index:251721728;visibility:visible;mso-wrap-style:square;mso-wrap-distance-left:9pt;mso-wrap-distance-top:0;mso-wrap-distance-right:9pt;mso-wrap-distance-bottom:0;mso-position-horizontal:absolute;mso-position-horizontal-relative:text;mso-position-vertical:absolute;mso-position-vertical-relative:text" o:gfxdata="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" strokecolor="#156082 [3204]" strokeweight="1.5pt">
                 <v:stroke endarrow="block" joinstyle="miter"/>
               </v:shape>
             </w:pict>
@@ -4884,7 +6836,7 @@
           </mc:Choice>
           <mc:Fallback>
             <w:pict>
-              <v:shape w14:anchorId="3CD2E940" id="Text Box 57" o:spid="_x0000_s1051" type="#_x0000_t202" style="position:absolute;margin-left:176.8pt;margin-top:19.2pt;width:187.75pt;height:27.8pt;z-index:251720704;visibility:visible;mso-wrap-style:square;mso-width-percent:0;mso-height-percent:0;mso-wrap-distance-left:9pt;mso-wrap-distance-top:0;mso-wrap-distance-right:9pt;mso-wrap-distance-bottom:0;mso-position-horizontal:absolute;mso-position-horizontal-relative:text;mso-position-vertical:absolute;mso-position-vertical-relative:text;mso-width-percent:0;mso-height-percent:0;mso-width-relative:margin;mso-height-relative:margin;v-text-anchor:top" o:gfxdata="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" fillcolor="white [3201]" strokeweight=".5pt">
+              <v:shape w14:anchorId="3CD2E940" id="Text Box 57" o:spid="_x0000_s1061" type="#_x0000_t202" style="position:absolute;margin-left:176.8pt;margin-top:19.2pt;width:187.75pt;height:27.8pt;z-index:251720704;visibility:visible;mso-wrap-style:square;mso-width-percent:0;mso-height-percent:0;mso-wrap-distance-left:9pt;mso-wrap-distance-top:0;mso-wrap-distance-right:9pt;mso-wrap-distance-bottom:0;mso-position-horizontal:absolute;mso-position-horizontal-relative:text;mso-position-vertical:absolute;mso-position-vertical-relative:text;mso-width-percent:0;mso-height-percent:0;mso-width-relative:margin;mso-height-relative:margin;v-text-anchor:top" o:gfxdata="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" fillcolor="white [3201]" strokeweight=".5pt">
                 <v:textbox>
                   <w:txbxContent>
                     <w:p>
@@ -4964,7 +6916,7 @@
           </mc:Choice>
           <mc:Fallback>
             <w:pict>
-              <v:shape w14:anchorId="21365851" id="Straight Arrow Connector 56" o:spid="_x0000_s1026" type="#_x0000_t32" style="position:absolute;margin-left:134.7pt;margin-top:35.2pt;width:54.85pt;height:4.05pt;flip:x;z-index:251719680;visibility:visible;mso-wrap-style:square;mso-width-percent:0;mso-height-percent:0;mso-wrap-distance-left:9pt;mso-wrap-distance-top:0;mso-wrap-distance-right:9pt;mso-wrap-distance-bottom:0;mso-position-horizontal:absolute;mso-position-horizontal-relative:text;mso-position-vertical:absolute;mso-position-vertical-relative:text;mso-width-percent:0;mso-height-percent:0;mso-width-relative:margin;mso-height-relative:margin" o:gfxdata="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" strokecolor="#156082 [3204]" strokeweight="1.5pt">
+              <v:shape w14:anchorId="1E0810BF" id="Straight Arrow Connector 56" o:spid="_x0000_s1026" type="#_x0000_t32" style="position:absolute;margin-left:134.7pt;margin-top:35.2pt;width:54.85pt;height:4.05pt;flip:x;z-index:251719680;visibility:visible;mso-wrap-style:square;mso-width-percent:0;mso-height-percent:0;mso-wrap-distance-left:9pt;mso-wrap-distance-top:0;mso-wrap-distance-right:9pt;mso-wrap-distance-bottom:0;mso-position-horizontal:absolute;mso-position-horizontal-relative:text;mso-position-vertical:absolute;mso-position-vertical-relative:text;mso-width-percent:0;mso-height-percent:0;mso-width-relative:margin;mso-height-relative:margin" o:gfxdata="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" strokecolor="#156082 [3204]" strokeweight="1.5pt">
                 <v:stroke endarrow="block" joinstyle="miter"/>
               </v:shape>
             </w:pict>
@@ -4991,7 +6943,7 @@
                     <pic:cNvPicPr/>
                   </pic:nvPicPr>
                   <pic:blipFill>
-                    <a:blip r:embed="rId10"/>
+                    <a:blip r:embed="rId14"/>
                     <a:stretch>
                       <a:fillRect/>
                     </a:stretch>
@@ -5089,7 +7041,7 @@
           </mc:Choice>
           <mc:Fallback>
             <w:pict>
-              <v:shape w14:anchorId="22A8290A" id="Text Box 63" o:spid="_x0000_s1052" type="#_x0000_t202" style="position:absolute;margin-left:260.2pt;margin-top:22.25pt;width:201.85pt;height:110.3pt;z-index:251726848;visibility:visible;mso-wrap-style:square;mso-height-percent:0;mso-wrap-distance-left:9pt;mso-wrap-distance-top:0;mso-wrap-distance-right:9pt;mso-wrap-distance-bottom:0;mso-position-horizontal:absolute;mso-position-horizontal-relative:text;mso-position-vertical:absolute;mso-position-vertical-relative:text;mso-height-percent:0;mso-height-relative:margin;v-text-anchor:top" o:gfxdata="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" fillcolor="white [3201]" strokeweight=".5pt">
+              <v:shape w14:anchorId="22A8290A" id="Text Box 63" o:spid="_x0000_s1062" type="#_x0000_t202" style="position:absolute;margin-left:260.2pt;margin-top:22.25pt;width:201.85pt;height:110.3pt;z-index:251726848;visibility:visible;mso-wrap-style:square;mso-height-percent:0;mso-wrap-distance-left:9pt;mso-wrap-distance-top:0;mso-wrap-distance-right:9pt;mso-wrap-distance-bottom:0;mso-position-horizontal:absolute;mso-position-horizontal-relative:text;mso-position-vertical:absolute;mso-position-vertical-relative:text;mso-height-percent:0;mso-height-relative:margin;v-text-anchor:top" o:gfxdata="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" fillcolor="white [3201]" strokeweight=".5pt">
                 <v:textbox>
                   <w:txbxContent>
                     <w:p>
@@ -5179,7 +7131,7 @@
           </mc:Choice>
           <mc:Fallback>
             <w:pict>
-              <v:shape w14:anchorId="31D07D4E" id="Straight Arrow Connector 62" o:spid="_x0000_s1026" type="#_x0000_t32" style="position:absolute;margin-left:161.15pt;margin-top:47.9pt;width:105.9pt;height:15.95pt;flip:x;z-index:251725824;visibility:visible;mso-wrap-style:square;mso-width-percent:0;mso-height-percent:0;mso-wrap-distance-left:9pt;mso-wrap-distance-top:0;mso-wrap-distance-right:9pt;mso-wrap-distance-bottom:0;mso-position-horizontal:absolute;mso-position-horizontal-relative:text;mso-position-vertical:absolute;mso-position-vertical-relative:text;mso-width-percent:0;mso-height-percent:0;mso-width-relative:margin;mso-height-relative:margin" o:gfxdata="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" strokecolor="#156082 [3204]" strokeweight="1.5pt">
+              <v:shape w14:anchorId="79267FD9" id="Straight Arrow Connector 62" o:spid="_x0000_s1026" type="#_x0000_t32" style="position:absolute;margin-left:161.15pt;margin-top:47.9pt;width:105.9pt;height:15.95pt;flip:x;z-index:251725824;visibility:visible;mso-wrap-style:square;mso-width-percent:0;mso-height-percent:0;mso-wrap-distance-left:9pt;mso-wrap-distance-top:0;mso-wrap-distance-right:9pt;mso-wrap-distance-bottom:0;mso-position-horizontal:absolute;mso-position-horizontal-relative:text;mso-position-vertical:absolute;mso-position-vertical-relative:text;mso-width-percent:0;mso-height-percent:0;mso-width-relative:margin;mso-height-relative:margin" o:gfxdata="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" strokecolor="#156082 [3204]" strokeweight="1.5pt">
                 <v:stroke endarrow="block" joinstyle="miter"/>
               </v:shape>
             </w:pict>
@@ -5206,7 +7158,7 @@
                     <pic:cNvPicPr/>
                   </pic:nvPicPr>
                   <pic:blipFill>
-                    <a:blip r:embed="rId11"/>
+                    <a:blip r:embed="rId15"/>
                     <a:stretch>
                       <a:fillRect/>
                     </a:stretch>
@@ -5302,7 +7254,7 @@
           </mc:Choice>
           <mc:Fallback>
             <w:pict>
-              <v:shape w14:anchorId="00ED700A" id="Text Box 71" o:spid="_x0000_s1053" type="#_x0000_t202" style="position:absolute;margin-left:41.45pt;margin-top:226.05pt;width:211pt;height:83.4pt;z-index:251735040;visibility:visible;mso-wrap-style:square;mso-width-percent:0;mso-height-percent:0;mso-wrap-distance-left:9pt;mso-wrap-distance-top:0;mso-wrap-distance-right:9pt;mso-wrap-distance-bottom:0;mso-position-horizontal:absolute;mso-position-horizontal-relative:text;mso-position-vertical:absolute;mso-position-vertical-relative:text;mso-width-percent:0;mso-height-percent:0;mso-width-relative:margin;mso-height-relative:margin;v-text-anchor:top" o:gfxdata="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" fillcolor="white [3201]" strokeweight=".5pt">
+              <v:shape w14:anchorId="00ED700A" id="Text Box 71" o:spid="_x0000_s1063" type="#_x0000_t202" style="position:absolute;margin-left:41.45pt;margin-top:226.05pt;width:211pt;height:83.4pt;z-index:251735040;visibility:visible;mso-wrap-style:square;mso-width-percent:0;mso-height-percent:0;mso-wrap-distance-left:9pt;mso-wrap-distance-top:0;mso-wrap-distance-right:9pt;mso-wrap-distance-bottom:0;mso-position-horizontal:absolute;mso-position-horizontal-relative:text;mso-position-vertical:absolute;mso-position-vertical-relative:text;mso-width-percent:0;mso-height-percent:0;mso-width-relative:margin;mso-height-relative:margin;v-text-anchor:top" o:gfxdata="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" fillcolor="white [3201]" strokeweight=".5pt">
                 <v:textbox>
                   <w:txbxContent>
                     <w:p>
@@ -5376,7 +7328,7 @@
           </mc:Choice>
           <mc:Fallback>
             <w:pict>
-              <v:shape w14:anchorId="77189571" id="Straight Arrow Connector 70" o:spid="_x0000_s1026" type="#_x0000_t32" style="position:absolute;margin-left:148.55pt;margin-top:201.85pt;width:52.85pt;height:42.4pt;flip:x y;z-index:251734016;visibility:visible;mso-wrap-style:square;mso-wrap-distance-left:9pt;mso-wrap-distance-top:0;mso-wrap-distance-right:9pt;mso-wrap-distance-bottom:0;mso-position-horizontal:absolute;mso-position-horizontal-relative:text;mso-position-vertical:absolute;mso-position-vertical-relative:text" o:gfxdata="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" strokecolor="#156082 [3204]" strokeweight="1.5pt">
+              <v:shape w14:anchorId="6F26A7EE" id="Straight Arrow Connector 70" o:spid="_x0000_s1026" type="#_x0000_t32" style="position:absolute;margin-left:148.55pt;margin-top:201.85pt;width:52.85pt;height:42.4pt;flip:x y;z-index:251734016;visibility:visible;mso-wrap-style:square;mso-wrap-distance-left:9pt;mso-wrap-distance-top:0;mso-wrap-distance-right:9pt;mso-wrap-distance-bottom:0;mso-position-horizontal:absolute;mso-position-horizontal-relative:text;mso-position-vertical:absolute;mso-position-vertical-relative:text" o:gfxdata="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" strokecolor="#156082 [3204]" strokeweight="1.5pt">
                 <v:stroke endarrow="block" joinstyle="miter"/>
               </v:shape>
             </w:pict>
@@ -5450,7 +7402,7 @@
           </mc:Choice>
           <mc:Fallback>
             <w:pict>
-              <v:shape w14:anchorId="287B9EF2" id="Text Box 69" o:spid="_x0000_s1054" type="#_x0000_t202" style="position:absolute;margin-left:269.3pt;margin-top:156.75pt;width:221pt;height:77pt;z-index:251732992;visibility:visible;mso-wrap-style:square;mso-height-percent:0;mso-wrap-distance-left:9pt;mso-wrap-distance-top:0;mso-wrap-distance-right:9pt;mso-wrap-distance-bottom:0;mso-position-horizontal:absolute;mso-position-horizontal-relative:text;mso-position-vertical:absolute;mso-position-vertical-relative:text;mso-height-percent:0;mso-height-relative:margin;v-text-anchor:top" o:gfxdata="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" fillcolor="white [3201]" strokeweight=".5pt">
+              <v:shape w14:anchorId="287B9EF2" id="Text Box 69" o:spid="_x0000_s1064" type="#_x0000_t202" style="position:absolute;margin-left:269.3pt;margin-top:156.75pt;width:221pt;height:77pt;z-index:251732992;visibility:visible;mso-wrap-style:square;mso-height-percent:0;mso-wrap-distance-left:9pt;mso-wrap-distance-top:0;mso-wrap-distance-right:9pt;mso-wrap-distance-bottom:0;mso-position-horizontal:absolute;mso-position-horizontal-relative:text;mso-position-vertical:absolute;mso-position-vertical-relative:text;mso-height-percent:0;mso-height-relative:margin;v-text-anchor:top" o:gfxdata="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" fillcolor="white [3201]" strokeweight=".5pt">
                 <v:textbox>
                   <w:txbxContent>
                     <w:p>
@@ -5530,7 +7482,7 @@
           </mc:Choice>
           <mc:Fallback>
             <w:pict>
-              <v:shape w14:anchorId="7C244BA8" id="Straight Arrow Connector 66" o:spid="_x0000_s1026" type="#_x0000_t32" style="position:absolute;margin-left:242.2pt;margin-top:154.25pt;width:61.25pt;height:33pt;flip:x y;z-index:251729920;visibility:visible;mso-wrap-style:square;mso-width-percent:0;mso-height-percent:0;mso-wrap-distance-left:9pt;mso-wrap-distance-top:0;mso-wrap-distance-right:9pt;mso-wrap-distance-bottom:0;mso-position-horizontal:absolute;mso-position-horizontal-relative:text;mso-position-vertical:absolute;mso-position-vertical-relative:text;mso-width-percent:0;mso-height-percent:0;mso-width-relative:margin;mso-height-relative:margin" o:gfxdata="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" strokecolor="#156082 [3204]" strokeweight="1.5pt">
+              <v:shape w14:anchorId="3DF7F797" id="Straight Arrow Connector 66" o:spid="_x0000_s1026" type="#_x0000_t32" style="position:absolute;margin-left:242.2pt;margin-top:154.25pt;width:61.25pt;height:33pt;flip:x y;z-index:251729920;visibility:visible;mso-wrap-style:square;mso-width-percent:0;mso-height-percent:0;mso-wrap-distance-left:9pt;mso-wrap-distance-top:0;mso-wrap-distance-right:9pt;mso-wrap-distance-bottom:0;mso-position-horizontal:absolute;mso-position-horizontal-relative:text;mso-position-vertical:absolute;mso-position-vertical-relative:text;mso-width-percent:0;mso-height-percent:0;mso-width-relative:margin;mso-height-relative:margin" o:gfxdata="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" strokecolor="#156082 [3204]" strokeweight="1.5pt">
                 <v:stroke endarrow="block" joinstyle="miter"/>
               </v:shape>
             </w:pict>
@@ -5610,7 +7562,7 @@
           </mc:Choice>
           <mc:Fallback>
             <w:pict>
-              <v:shape w14:anchorId="4DBE1367" id="Text Box 68" o:spid="_x0000_s1055" type="#_x0000_t202" style="position:absolute;margin-left:236.95pt;margin-top:53.75pt;width:275.25pt;height:73.35pt;z-index:251731968;visibility:visible;mso-wrap-style:square;mso-width-percent:0;mso-height-percent:0;mso-wrap-distance-left:9pt;mso-wrap-distance-top:0;mso-wrap-distance-right:9pt;mso-wrap-distance-bottom:0;mso-position-horizontal:absolute;mso-position-horizontal-relative:margin;mso-position-vertical:absolute;mso-position-vertical-relative:text;mso-width-percent:0;mso-height-percent:0;mso-width-relative:margin;mso-height-relative:margin;v-text-anchor:top" o:gfxdata="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" fillcolor="white [3201]" strokeweight=".5pt">
+              <v:shape w14:anchorId="4DBE1367" id="Text Box 68" o:spid="_x0000_s1065" type="#_x0000_t202" style="position:absolute;margin-left:236.95pt;margin-top:53.75pt;width:275.25pt;height:73.35pt;z-index:251731968;visibility:visible;mso-wrap-style:square;mso-width-percent:0;mso-height-percent:0;mso-wrap-distance-left:9pt;mso-wrap-distance-top:0;mso-wrap-distance-right:9pt;mso-wrap-distance-bottom:0;mso-position-horizontal:absolute;mso-position-horizontal-relative:margin;mso-position-vertical:absolute;mso-position-vertical-relative:text;mso-width-percent:0;mso-height-percent:0;mso-width-relative:margin;mso-height-relative:margin;v-text-anchor:top" o:gfxdata="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" fillcolor="white [3201]" strokeweight=".5pt">
                 <v:textbox>
                   <w:txbxContent>
                     <w:p>
@@ -5699,7 +7651,7 @@
           </mc:Choice>
           <mc:Fallback>
             <w:pict>
-              <v:shape w14:anchorId="4E67FB89" id="Text Box 67" o:spid="_x0000_s1056" type="#_x0000_t202" style="position:absolute;margin-left:218.75pt;margin-top:-52.4pt;width:231pt;height:75.15pt;z-index:251730944;visibility:visible;mso-wrap-style:square;mso-width-percent:0;mso-height-percent:0;mso-wrap-distance-left:9pt;mso-wrap-distance-top:0;mso-wrap-distance-right:9pt;mso-wrap-distance-bottom:0;mso-position-horizontal:absolute;mso-position-horizontal-relative:margin;mso-position-vertical:absolute;mso-position-vertical-relative:text;mso-width-percent:0;mso-height-percent:0;mso-width-relative:margin;mso-height-relative:margin;v-text-anchor:top" o:gfxdata="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" fillcolor="white [3201]" strokeweight=".5pt">
+              <v:shape w14:anchorId="4E67FB89" id="Text Box 67" o:spid="_x0000_s1066" type="#_x0000_t202" style="position:absolute;margin-left:218.75pt;margin-top:-52.4pt;width:231pt;height:75.15pt;z-index:251730944;visibility:visible;mso-wrap-style:square;mso-width-percent:0;mso-height-percent:0;mso-wrap-distance-left:9pt;mso-wrap-distance-top:0;mso-wrap-distance-right:9pt;mso-wrap-distance-bottom:0;mso-position-horizontal:absolute;mso-position-horizontal-relative:margin;mso-position-vertical:absolute;mso-position-vertical-relative:text;mso-width-percent:0;mso-height-percent:0;mso-width-relative:margin;mso-height-relative:margin;v-text-anchor:top" o:gfxdata="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" fillcolor="white [3201]" strokeweight=".5pt">
                 <v:textbox>
                   <w:txbxContent>
                     <w:p>
@@ -5780,7 +7732,7 @@
           </mc:Choice>
           <mc:Fallback>
             <w:pict>
-              <v:shape w14:anchorId="115613BC" id="Straight Arrow Connector 64" o:spid="_x0000_s1026" type="#_x0000_t32" style="position:absolute;margin-left:194.85pt;margin-top:.45pt;width:61.25pt;height:20.05pt;flip:x;z-index:251727872;visibility:visible;mso-wrap-style:square;mso-width-percent:0;mso-height-percent:0;mso-wrap-distance-left:9pt;mso-wrap-distance-top:0;mso-wrap-distance-right:9pt;mso-wrap-distance-bottom:0;mso-position-horizontal:absolute;mso-position-horizontal-relative:text;mso-position-vertical:absolute;mso-position-vertical-relative:text;mso-width-percent:0;mso-height-percent:0;mso-width-relative:margin;mso-height-relative:margin" o:gfxdata="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" strokecolor="#156082 [3204]" strokeweight="1.5pt">
+              <v:shape w14:anchorId="34A1262A" id="Straight Arrow Connector 64" o:spid="_x0000_s1026" type="#_x0000_t32" style="position:absolute;margin-left:194.85pt;margin-top:.45pt;width:61.25pt;height:20.05pt;flip:x;z-index:251727872;visibility:visible;mso-wrap-style:square;mso-width-percent:0;mso-height-percent:0;mso-wrap-distance-left:9pt;mso-wrap-distance-top:0;mso-wrap-distance-right:9pt;mso-wrap-distance-bottom:0;mso-position-horizontal:absolute;mso-position-horizontal-relative:text;mso-position-vertical:absolute;mso-position-vertical-relative:text;mso-width-percent:0;mso-height-percent:0;mso-width-relative:margin;mso-height-relative:margin" o:gfxdata="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" strokecolor="#156082 [3204]" strokeweight="1.5pt">
                 <v:stroke endarrow="block" joinstyle="miter"/>
               </v:shape>
             </w:pict>
@@ -5852,7 +7804,7 @@
           </mc:Choice>
           <mc:Fallback>
             <w:pict>
-              <v:shape w14:anchorId="7B844230" id="Straight Arrow Connector 65" o:spid="_x0000_s1026" type="#_x0000_t32" style="position:absolute;margin-left:170.9pt;margin-top:93.75pt;width:108.25pt;height:3.6pt;flip:x y;z-index:251728896;visibility:visible;mso-wrap-style:square;mso-width-percent:0;mso-height-percent:0;mso-wrap-distance-left:9pt;mso-wrap-distance-top:0;mso-wrap-distance-right:9pt;mso-wrap-distance-bottom:0;mso-position-horizontal:absolute;mso-position-horizontal-relative:text;mso-position-vertical:absolute;mso-position-vertical-relative:text;mso-width-percent:0;mso-height-percent:0;mso-width-relative:margin;mso-height-relative:margin" o:gfxdata="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" strokecolor="#156082 [3204]" strokeweight="1.5pt">
+              <v:shape w14:anchorId="2D630A2D" id="Straight Arrow Connector 65" o:spid="_x0000_s1026" type="#_x0000_t32" style="position:absolute;margin-left:170.9pt;margin-top:93.75pt;width:108.25pt;height:3.6pt;flip:x y;z-index:251728896;visibility:visible;mso-wrap-style:square;mso-width-percent:0;mso-height-percent:0;mso-wrap-distance-left:9pt;mso-wrap-distance-top:0;mso-wrap-distance-right:9pt;mso-wrap-distance-bottom:0;mso-position-horizontal:absolute;mso-position-horizontal-relative:text;mso-position-vertical:absolute;mso-position-vertical-relative:text;mso-width-percent:0;mso-height-percent:0;mso-width-relative:margin;mso-height-relative:margin" o:gfxdata="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" strokecolor="#156082 [3204]" strokeweight="1.5pt">
                 <v:stroke endarrow="block" joinstyle="miter"/>
               </v:shape>
             </w:pict>
@@ -5879,7 +7831,7 @@
                     <pic:cNvPicPr/>
                   </pic:nvPicPr>
                   <pic:blipFill>
-                    <a:blip r:embed="rId12"/>
+                    <a:blip r:embed="rId16"/>
                     <a:stretch>
                       <a:fillRect/>
                     </a:stretch>
@@ -5984,7 +7936,7 @@
           </mc:Choice>
           <mc:Fallback>
             <w:pict>
-              <v:shape w14:anchorId="6CFDD799" id="Text Box 74" o:spid="_x0000_s1057" type="#_x0000_t202" style="position:absolute;margin-left:295.75pt;margin-top:179.05pt;width:205.95pt;height:90.25pt;z-index:251739136;visibility:visible;mso-wrap-style:square;mso-width-percent:0;mso-height-percent:0;mso-wrap-distance-left:9pt;mso-wrap-distance-top:0;mso-wrap-distance-right:9pt;mso-wrap-distance-bottom:0;mso-position-horizontal:absolute;mso-position-horizontal-relative:text;mso-position-vertical:absolute;mso-position-vertical-relative:text;mso-width-percent:0;mso-height-percent:0;mso-width-relative:margin;mso-height-relative:margin;v-text-anchor:top" o:gfxdata="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" fillcolor="white [3201]" strokeweight=".5pt">
+              <v:shape w14:anchorId="6CFDD799" id="Text Box 74" o:spid="_x0000_s1067" type="#_x0000_t202" style="position:absolute;margin-left:295.75pt;margin-top:179.05pt;width:205.95pt;height:90.25pt;z-index:251739136;visibility:visible;mso-wrap-style:square;mso-width-percent:0;mso-height-percent:0;mso-wrap-distance-left:9pt;mso-wrap-distance-top:0;mso-wrap-distance-right:9pt;mso-wrap-distance-bottom:0;mso-position-horizontal:absolute;mso-position-horizontal-relative:text;mso-position-vertical:absolute;mso-position-vertical-relative:text;mso-width-percent:0;mso-height-percent:0;mso-width-relative:margin;mso-height-relative:margin;v-text-anchor:top" o:gfxdata="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" fillcolor="white [3201]" strokeweight=".5pt">
                 <v:textbox>
                   <w:txbxContent>
                     <w:p>
@@ -6072,7 +8024,7 @@
           </mc:Choice>
           <mc:Fallback>
             <w:pict>
-              <v:shape w14:anchorId="67C6F411" id="Straight Arrow Connector 73" o:spid="_x0000_s1026" type="#_x0000_t32" style="position:absolute;margin-left:168.85pt;margin-top:229.15pt;width:128.7pt;height:4.15pt;flip:x y;z-index:251738112;visibility:visible;mso-wrap-style:square;mso-width-percent:0;mso-height-percent:0;mso-wrap-distance-left:9pt;mso-wrap-distance-top:0;mso-wrap-distance-right:9pt;mso-wrap-distance-bottom:0;mso-position-horizontal:absolute;mso-position-horizontal-relative:text;mso-position-vertical:absolute;mso-position-vertical-relative:text;mso-width-percent:0;mso-height-percent:0;mso-width-relative:margin;mso-height-relative:margin" o:gfxdata="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" strokecolor="#156082 [3204]" strokeweight="1.5pt">
+              <v:shape w14:anchorId="2DA01984" id="Straight Arrow Connector 73" o:spid="_x0000_s1026" type="#_x0000_t32" style="position:absolute;margin-left:168.85pt;margin-top:229.15pt;width:128.7pt;height:4.15pt;flip:x y;z-index:251738112;visibility:visible;mso-wrap-style:square;mso-width-percent:0;mso-height-percent:0;mso-wrap-distance-left:9pt;mso-wrap-distance-top:0;mso-wrap-distance-right:9pt;mso-wrap-distance-bottom:0;mso-position-horizontal:absolute;mso-position-horizontal-relative:text;mso-position-vertical:absolute;mso-position-vertical-relative:text;mso-width-percent:0;mso-height-percent:0;mso-width-relative:margin;mso-height-relative:margin" o:gfxdata="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" strokecolor="#156082 [3204]" strokeweight="1.5pt">
                 <v:stroke endarrow="block" joinstyle="miter"/>
               </v:shape>
             </w:pict>
@@ -6144,7 +8096,7 @@
           </mc:Choice>
           <mc:Fallback>
             <w:pict>
-              <v:shape w14:anchorId="72A2725F" id="Straight Arrow Connector 71" o:spid="_x0000_s1026" type="#_x0000_t32" style="position:absolute;margin-left:166.8pt;margin-top:104.6pt;width:132.55pt;height:3.6pt;flip:x;z-index:251736064;visibility:visible;mso-wrap-style:square;mso-width-percent:0;mso-height-percent:0;mso-wrap-distance-left:9pt;mso-wrap-distance-top:0;mso-wrap-distance-right:9pt;mso-wrap-distance-bottom:0;mso-position-horizontal:absolute;mso-position-horizontal-relative:text;mso-position-vertical:absolute;mso-position-vertical-relative:text;mso-width-percent:0;mso-height-percent:0;mso-width-relative:margin;mso-height-relative:margin" o:gfxdata="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" strokecolor="#156082 [3204]" strokeweight="1.5pt">
+              <v:shape w14:anchorId="13B9350D" id="Straight Arrow Connector 71" o:spid="_x0000_s1026" type="#_x0000_t32" style="position:absolute;margin-left:166.8pt;margin-top:104.6pt;width:132.55pt;height:3.6pt;flip:x;z-index:251736064;visibility:visible;mso-wrap-style:square;mso-width-percent:0;mso-height-percent:0;mso-wrap-distance-left:9pt;mso-wrap-distance-top:0;mso-wrap-distance-right:9pt;mso-wrap-distance-bottom:0;mso-position-horizontal:absolute;mso-position-horizontal-relative:text;mso-position-vertical:absolute;mso-position-vertical-relative:text;mso-width-percent:0;mso-height-percent:0;mso-width-relative:margin;mso-height-relative:margin" o:gfxdata="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" strokecolor="#156082 [3204]" strokeweight="1.5pt">
                 <v:stroke endarrow="block" joinstyle="miter"/>
               </v:shape>
             </w:pict>
@@ -6229,7 +8181,7 @@
           </mc:Choice>
           <mc:Fallback>
             <w:pict>
-              <v:shape w14:anchorId="33F634FB" id="Text Box 72" o:spid="_x0000_s1058" type="#_x0000_t202" style="position:absolute;margin-left:173.45pt;margin-top:66.5pt;width:224.65pt;height:83.4pt;z-index:251737088;visibility:visible;mso-wrap-style:square;mso-width-percent:0;mso-height-percent:0;mso-wrap-distance-left:9pt;mso-wrap-distance-top:0;mso-wrap-distance-right:9pt;mso-wrap-distance-bottom:0;mso-position-horizontal:right;mso-position-horizontal-relative:page;mso-position-vertical:absolute;mso-position-vertical-relative:text;mso-width-percent:0;mso-height-percent:0;mso-width-relative:margin;mso-height-relative:margin;v-text-anchor:top" o:gfxdata="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" fillcolor="white [3201]" strokeweight=".5pt">
+              <v:shape w14:anchorId="33F634FB" id="Text Box 72" o:spid="_x0000_s1068" type="#_x0000_t202" style="position:absolute;margin-left:173.45pt;margin-top:66.5pt;width:224.65pt;height:83.4pt;z-index:251737088;visibility:visible;mso-wrap-style:square;mso-width-percent:0;mso-height-percent:0;mso-wrap-distance-left:9pt;mso-wrap-distance-top:0;mso-wrap-distance-right:9pt;mso-wrap-distance-bottom:0;mso-position-horizontal:right;mso-position-horizontal-relative:page;mso-position-vertical:absolute;mso-position-vertical-relative:text;mso-width-percent:0;mso-height-percent:0;mso-width-relative:margin;mso-height-relative:margin;v-text-anchor:top" o:gfxdata="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" fillcolor="white [3201]" strokeweight=".5pt">
                 <v:textbox>
                   <w:txbxContent>
                     <w:p>
@@ -6281,7 +8233,7 @@
                     <pic:cNvPicPr/>
                   </pic:nvPicPr>
                   <pic:blipFill>
-                    <a:blip r:embed="rId13">
+                    <a:blip r:embed="rId17">
                       <a:extLst>
                         <a:ext uri="{28A0092B-C50C-407E-A947-70E740481C1C}">
                           <a14:useLocalDpi xmlns:a14="http://schemas.microsoft.com/office/drawing/2010/main" val="0"/>
@@ -6377,7 +8329,7 @@
           </mc:Choice>
           <mc:Fallback>
             <w:pict>
-              <v:shape w14:anchorId="408683CC" id="Straight Arrow Connector 8" o:spid="_x0000_s1026" type="#_x0000_t32" style="position:absolute;margin-left:150.25pt;margin-top:382.05pt;width:71.6pt;height:1.65pt;z-index:251667456;visibility:visible;mso-wrap-style:square;mso-wrap-distance-left:9pt;mso-wrap-distance-top:0;mso-wrap-distance-right:9pt;mso-wrap-distance-bottom:0;mso-position-horizontal:absolute;mso-position-horizontal-relative:text;mso-position-vertical:absolute;mso-position-vertical-relative:text" o:gfxdata="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" strokecolor="#156082 [3204]" strokeweight="1.5pt">
+              <v:shape w14:anchorId="01FEAE1B" id="Straight Arrow Connector 8" o:spid="_x0000_s1026" type="#_x0000_t32" style="position:absolute;margin-left:150.25pt;margin-top:382.05pt;width:71.6pt;height:1.65pt;z-index:251667456;visibility:visible;mso-wrap-style:square;mso-wrap-distance-left:9pt;mso-wrap-distance-top:0;mso-wrap-distance-right:9pt;mso-wrap-distance-bottom:0;mso-position-horizontal:absolute;mso-position-horizontal-relative:text;mso-position-vertical:absolute;mso-position-vertical-relative:text" o:gfxdata="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" strokecolor="#156082 [3204]" strokeweight="1.5pt">
                 <v:stroke endarrow="block" joinstyle="miter"/>
               </v:shape>
             </w:pict>
@@ -6448,7 +8400,7 @@
           </mc:Choice>
           <mc:Fallback>
             <w:pict>
-              <v:shape w14:anchorId="48A36B68" id="Text Box 7" o:spid="_x0000_s1059" type="#_x0000_t202" style="position:absolute;margin-left:226.8pt;margin-top:333.8pt;width:277.6pt;height:86.55pt;z-index:251666432;visibility:visible;mso-wrap-style:square;mso-wrap-distance-left:9pt;mso-wrap-distance-top:0;mso-wrap-distance-right:9pt;mso-wrap-distance-bottom:0;mso-position-horizontal:absolute;mso-position-horizontal-relative:text;mso-position-vertical:absolute;mso-position-vertical-relative:text;v-text-anchor:top" o:gfxdata="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" fillcolor="white [3201]" strokeweight=".5pt">
+              <v:shape w14:anchorId="48A36B68" id="Text Box 7" o:spid="_x0000_s1069" type="#_x0000_t202" style="position:absolute;margin-left:226.8pt;margin-top:333.8pt;width:277.6pt;height:86.55pt;z-index:251666432;visibility:visible;mso-wrap-style:square;mso-wrap-distance-left:9pt;mso-wrap-distance-top:0;mso-wrap-distance-right:9pt;mso-wrap-distance-bottom:0;mso-position-horizontal:absolute;mso-position-horizontal-relative:text;mso-position-vertical:absolute;mso-position-vertical-relative:text;v-text-anchor:top" o:gfxdata="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" fillcolor="white [3201]" strokeweight=".5pt">
                 <v:textbox>
                   <w:txbxContent>
                     <w:p>
@@ -6533,7 +8485,7 @@
           </mc:Choice>
           <mc:Fallback>
             <w:pict>
-              <v:shape w14:anchorId="0F52C9EA" id="Text Box 6" o:spid="_x0000_s1060" type="#_x0000_t202" style="position:absolute;margin-left:264.7pt;margin-top:227.25pt;width:238.85pt;height:59.5pt;z-index:251665408;visibility:visible;mso-wrap-style:square;mso-width-percent:0;mso-height-percent:0;mso-wrap-distance-left:9pt;mso-wrap-distance-top:0;mso-wrap-distance-right:9pt;mso-wrap-distance-bottom:0;mso-position-horizontal:absolute;mso-position-horizontal-relative:text;mso-position-vertical:absolute;mso-position-vertical-relative:text;mso-width-percent:0;mso-height-percent:0;mso-width-relative:margin;mso-height-relative:margin;v-text-anchor:top" o:gfxdata="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" fillcolor="white [3201]" strokeweight=".5pt">
+              <v:shape w14:anchorId="0F52C9EA" id="Text Box 6" o:spid="_x0000_s1070" type="#_x0000_t202" style="position:absolute;margin-left:264.7pt;margin-top:227.25pt;width:238.85pt;height:59.5pt;z-index:251665408;visibility:visible;mso-wrap-style:square;mso-width-percent:0;mso-height-percent:0;mso-wrap-distance-left:9pt;mso-wrap-distance-top:0;mso-wrap-distance-right:9pt;mso-wrap-distance-bottom:0;mso-position-horizontal:absolute;mso-position-horizontal-relative:text;mso-position-vertical:absolute;mso-position-vertical-relative:text;mso-width-percent:0;mso-height-percent:0;mso-width-relative:margin;mso-height-relative:margin;v-text-anchor:top" o:gfxdata="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" fillcolor="white [3201]" strokeweight=".5pt">
                 <v:textbox>
                   <w:txbxContent>
                     <w:p>
@@ -6607,7 +8559,7 @@
           </mc:Choice>
           <mc:Fallback>
             <w:pict>
-              <v:shape w14:anchorId="43413624" id="Straight Arrow Connector 5" o:spid="_x0000_s1026" type="#_x0000_t32" style="position:absolute;margin-left:187.3pt;margin-top:237.25pt;width:96.55pt;height:22.9pt;flip:x y;z-index:251664384;visibility:visible;mso-wrap-style:square;mso-wrap-distance-left:9pt;mso-wrap-distance-top:0;mso-wrap-distance-right:9pt;mso-wrap-distance-bottom:0;mso-position-horizontal:absolute;mso-position-horizontal-relative:text;mso-position-vertical:absolute;mso-position-vertical-relative:text" o:gfxdata="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" strokecolor="#156082 [3204]" strokeweight="1.5pt">
+              <v:shape w14:anchorId="48F9DC7C" id="Straight Arrow Connector 5" o:spid="_x0000_s1026" type="#_x0000_t32" style="position:absolute;margin-left:187.3pt;margin-top:237.25pt;width:96.55pt;height:22.9pt;flip:x y;z-index:251664384;visibility:visible;mso-wrap-style:square;mso-wrap-distance-left:9pt;mso-wrap-distance-top:0;mso-wrap-distance-right:9pt;mso-wrap-distance-bottom:0;mso-position-horizontal:absolute;mso-position-horizontal-relative:text;mso-position-vertical:absolute;mso-position-vertical-relative:text" o:gfxdata="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" strokecolor="#156082 [3204]" strokeweight="1.5pt">
                 <v:stroke endarrow="block" joinstyle="miter"/>
               </v:shape>
             </w:pict>
@@ -6679,7 +8631,7 @@
           </mc:Choice>
           <mc:Fallback>
             <w:pict>
-              <v:shape w14:anchorId="7A9BA978" id="Straight Arrow Connector 3" o:spid="_x0000_s1026" type="#_x0000_t32" style="position:absolute;margin-left:293.85pt;margin-top:44.55pt;width:117.05pt;height:34.95pt;flip:x;z-index:251663360;visibility:visible;mso-wrap-style:square;mso-width-percent:0;mso-height-percent:0;mso-wrap-distance-left:9pt;mso-wrap-distance-top:0;mso-wrap-distance-right:9pt;mso-wrap-distance-bottom:0;mso-position-horizontal:absolute;mso-position-horizontal-relative:text;mso-position-vertical:absolute;mso-position-vertical-relative:text;mso-width-percent:0;mso-height-percent:0;mso-width-relative:margin;mso-height-relative:margin" o:gfxdata="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" strokecolor="#156082 [3204]" strokeweight="1.5pt">
+              <v:shape w14:anchorId="2E9E7B0D" id="Straight Arrow Connector 3" o:spid="_x0000_s1026" type="#_x0000_t32" style="position:absolute;margin-left:293.85pt;margin-top:44.55pt;width:117.05pt;height:34.95pt;flip:x;z-index:251663360;visibility:visible;mso-wrap-style:square;mso-width-percent:0;mso-height-percent:0;mso-wrap-distance-left:9pt;mso-wrap-distance-top:0;mso-wrap-distance-right:9pt;mso-wrap-distance-bottom:0;mso-position-horizontal:absolute;mso-position-horizontal-relative:text;mso-position-vertical:absolute;mso-position-vertical-relative:text;mso-width-percent:0;mso-height-percent:0;mso-width-relative:margin;mso-height-relative:margin" o:gfxdata="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" strokecolor="#156082 [3204]" strokeweight="1.5pt">
                 <v:stroke endarrow="block" joinstyle="miter"/>
               </v:shape>
             </w:pict>
@@ -6764,7 +8716,7 @@
           </mc:Choice>
           <mc:Fallback>
             <w:pict>
-              <v:shape w14:anchorId="77A54250" id="Text Box 4" o:spid="_x0000_s1061" type="#_x0000_t202" style="position:absolute;margin-left:198.5pt;margin-top:-59.95pt;width:308.8pt;height:117.35pt;z-index:251662336;visibility:visible;mso-wrap-style:square;mso-width-percent:0;mso-height-percent:0;mso-wrap-distance-left:9pt;mso-wrap-distance-top:0;mso-wrap-distance-right:9pt;mso-wrap-distance-bottom:0;mso-position-horizontal:absolute;mso-position-horizontal-relative:text;mso-position-vertical:absolute;mso-position-vertical-relative:text;mso-width-percent:0;mso-height-percent:0;mso-width-relative:margin;mso-height-relative:margin;v-text-anchor:top" o:gfxdata="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" fillcolor="white [3201]" strokeweight=".5pt">
+              <v:shape w14:anchorId="77A54250" id="Text Box 4" o:spid="_x0000_s1071" type="#_x0000_t202" style="position:absolute;margin-left:198.5pt;margin-top:-59.95pt;width:308.8pt;height:117.35pt;z-index:251662336;visibility:visible;mso-wrap-style:square;mso-width-percent:0;mso-height-percent:0;mso-wrap-distance-left:9pt;mso-wrap-distance-top:0;mso-wrap-distance-right:9pt;mso-wrap-distance-bottom:0;mso-position-horizontal:absolute;mso-position-horizontal-relative:text;mso-position-vertical:absolute;mso-position-vertical-relative:text;mso-width-percent:0;mso-height-percent:0;mso-width-relative:margin;mso-height-relative:margin;v-text-anchor:top" o:gfxdata="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" fillcolor="white [3201]" strokeweight=".5pt">
                 <v:textbox>
                   <w:txbxContent>
                     <w:p>
@@ -6852,7 +8804,7 @@
           </mc:Choice>
           <mc:Fallback>
             <w:pict>
-              <v:shape w14:anchorId="2B3EBDFF" id="Straight Arrow Connector 1" o:spid="_x0000_s1026" type="#_x0000_t32" style="position:absolute;margin-left:162.75pt;margin-top:159pt;width:95.15pt;height:4.7pt;flip:x y;z-index:251659264;visibility:visible;mso-wrap-style:square;mso-width-percent:0;mso-height-percent:0;mso-wrap-distance-left:9pt;mso-wrap-distance-top:0;mso-wrap-distance-right:9pt;mso-wrap-distance-bottom:0;mso-position-horizontal:absolute;mso-position-horizontal-relative:text;mso-position-vertical:absolute;mso-position-vertical-relative:text;mso-width-percent:0;mso-height-percent:0;mso-width-relative:margin;mso-height-relative:margin" o:gfxdata="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" strokecolor="#156082 [3204]" strokeweight="1.5pt">
+              <v:shape w14:anchorId="6F52F744" id="Straight Arrow Connector 1" o:spid="_x0000_s1026" type="#_x0000_t32" style="position:absolute;margin-left:162.75pt;margin-top:159pt;width:95.15pt;height:4.7pt;flip:x y;z-index:251659264;visibility:visible;mso-wrap-style:square;mso-width-percent:0;mso-height-percent:0;mso-wrap-distance-left:9pt;mso-wrap-distance-top:0;mso-wrap-distance-right:9pt;mso-wrap-distance-bottom:0;mso-position-horizontal:absolute;mso-position-horizontal-relative:text;mso-position-vertical:absolute;mso-position-vertical-relative:text;mso-width-percent:0;mso-height-percent:0;mso-width-relative:margin;mso-height-relative:margin" o:gfxdata="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" strokecolor="#156082 [3204]" strokeweight="1.5pt">
                 <v:stroke endarrow="block" joinstyle="miter"/>
               </v:shape>
             </w:pict>
@@ -6895,7 +8847,7 @@
                     <pic:cNvPicPr/>
                   </pic:nvPicPr>
                   <pic:blipFill>
-                    <a:blip r:embed="rId14">
+                    <a:blip r:embed="rId18">
                       <a:extLst>
                         <a:ext uri="{28A0092B-C50C-407E-A947-70E740481C1C}">
                           <a14:useLocalDpi xmlns:a14="http://schemas.microsoft.com/office/drawing/2010/main" val="0"/>
@@ -6993,7 +8945,7 @@
           </mc:Choice>
           <mc:Fallback>
             <w:pict>
-              <v:shape w14:anchorId="4A61A4BF" id="Text Box 2" o:spid="_x0000_s1062" type="#_x0000_t202" style="position:absolute;margin-left:229.7pt;margin-top:136.1pt;width:170.65pt;height:86.15pt;z-index:251660288;visibility:visible;mso-wrap-style:square;mso-wrap-distance-left:9pt;mso-wrap-distance-top:0;mso-wrap-distance-right:9pt;mso-wrap-distance-bottom:0;mso-position-horizontal:absolute;mso-position-horizontal-relative:text;mso-position-vertical:absolute;mso-position-vertical-relative:text;v-text-anchor:top" o:gfxdata="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" fillcolor="white [3201]" strokeweight=".5pt">
+              <v:shape w14:anchorId="4A61A4BF" id="Text Box 2" o:spid="_x0000_s1072" type="#_x0000_t202" style="position:absolute;margin-left:229.7pt;margin-top:136.1pt;width:170.65pt;height:86.15pt;z-index:251660288;visibility:visible;mso-wrap-style:square;mso-wrap-distance-left:9pt;mso-wrap-distance-top:0;mso-wrap-distance-right:9pt;mso-wrap-distance-bottom:0;mso-position-horizontal:absolute;mso-position-horizontal-relative:text;mso-position-vertical:absolute;mso-position-vertical-relative:text;v-text-anchor:top" o:gfxdata="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" fillcolor="white [3201]" strokeweight=".5pt">
                 <v:textbox>
                   <w:txbxContent>
                     <w:p>
@@ -7106,7 +9058,7 @@
           </mc:Choice>
           <mc:Fallback>
             <w:pict>
-              <v:shape w14:anchorId="28C6E439" id="Text Box 78" o:spid="_x0000_s1063" type="#_x0000_t202" style="position:absolute;margin-left:330.4pt;margin-top:105.25pt;width:169.5pt;height:165.85pt;z-index:251743232;visibility:visible;mso-wrap-style:square;mso-height-percent:0;mso-wrap-distance-left:9pt;mso-wrap-distance-top:0;mso-wrap-distance-right:9pt;mso-wrap-distance-bottom:0;mso-position-horizontal:absolute;mso-position-horizontal-relative:text;mso-position-vertical:absolute;mso-position-vertical-relative:text;mso-height-percent:0;mso-height-relative:margin;v-text-anchor:top" o:gfxdata="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" fillcolor="white [3201]" strokeweight=".5pt">
+              <v:shape w14:anchorId="28C6E439" id="_x0000_s1073" type="#_x0000_t202" style="position:absolute;margin-left:330.4pt;margin-top:105.25pt;width:169.5pt;height:165.85pt;z-index:251743232;visibility:visible;mso-wrap-style:square;mso-height-percent:0;mso-wrap-distance-left:9pt;mso-wrap-distance-top:0;mso-wrap-distance-right:9pt;mso-wrap-distance-bottom:0;mso-position-horizontal:absolute;mso-position-horizontal-relative:text;mso-position-vertical:absolute;mso-position-vertical-relative:text;mso-height-percent:0;mso-height-relative:margin;v-text-anchor:top" o:gfxdata="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" fillcolor="white [3201]" strokeweight=".5pt">
                 <v:textbox>
                   <w:txbxContent>
                     <w:p>
@@ -7202,7 +9154,7 @@
           </mc:Choice>
           <mc:Fallback>
             <w:pict>
-              <v:shape w14:anchorId="4BAA22E1" id="Straight Arrow Connector 76" o:spid="_x0000_s1026" type="#_x0000_t32" style="position:absolute;margin-left:196.55pt;margin-top:147.75pt;width:147.95pt;height:3.6pt;flip:x;z-index:251742208;visibility:visible;mso-wrap-style:square;mso-width-percent:0;mso-height-percent:0;mso-wrap-distance-left:9pt;mso-wrap-distance-top:0;mso-wrap-distance-right:9pt;mso-wrap-distance-bottom:0;mso-position-horizontal:absolute;mso-position-horizontal-relative:text;mso-position-vertical:absolute;mso-position-vertical-relative:text;mso-width-percent:0;mso-height-percent:0;mso-width-relative:margin;mso-height-relative:margin" o:gfxdata="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" strokecolor="#156082 [3204]" strokeweight="1.5pt">
+              <v:shape w14:anchorId="1F73871C" id="Straight Arrow Connector 76" o:spid="_x0000_s1026" type="#_x0000_t32" style="position:absolute;margin-left:196.55pt;margin-top:147.75pt;width:147.95pt;height:3.6pt;flip:x;z-index:251742208;visibility:visible;mso-wrap-style:square;mso-width-percent:0;mso-height-percent:0;mso-wrap-distance-left:9pt;mso-wrap-distance-top:0;mso-wrap-distance-right:9pt;mso-wrap-distance-bottom:0;mso-position-horizontal:absolute;mso-position-horizontal-relative:text;mso-position-vertical:absolute;mso-position-vertical-relative:text;mso-width-percent:0;mso-height-percent:0;mso-width-relative:margin;mso-height-relative:margin" o:gfxdata="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" strokecolor="#156082 [3204]" strokeweight="1.5pt">
                 <v:stroke endarrow="block" joinstyle="miter"/>
               </v:shape>
             </w:pict>
@@ -7210,8 +9162,11 @@
         </mc:AlternateContent>
       </w:r>
       <w:r>
+        <w:rPr>
+          <w:noProof/>
+        </w:rPr>
         <w:drawing>
-          <wp:anchor distT="0" distB="0" distL="114300" distR="114300" simplePos="0" relativeHeight="251740160" behindDoc="0" locked="0" layoutInCell="1" allowOverlap="1" wp14:anchorId="66C270D2" wp14:editId="5A57C3DC">
+          <wp:anchor distT="0" distB="0" distL="114300" distR="114300" simplePos="0" relativeHeight="251740160" behindDoc="0" locked="0" layoutInCell="1" allowOverlap="1" wp14:anchorId="66C270D2" wp14:editId="56502845">
             <wp:simplePos x="0" y="0"/>
             <wp:positionH relativeFrom="column">
               <wp:posOffset>-631351</wp:posOffset>
@@ -7234,7 +9189,7 @@
                     <pic:cNvPicPr/>
                   </pic:nvPicPr>
                   <pic:blipFill>
-                    <a:blip r:embed="rId15" cstate="print">
+                    <a:blip r:embed="rId19" cstate="print">
                       <a:extLst>
                         <a:ext uri="{28A0092B-C50C-407E-A947-70E740481C1C}">
                           <a14:useLocalDpi xmlns:a14="http://schemas.microsoft.com/office/drawing/2010/main" val="0"/>
@@ -7258,6 +9213,2756 @@
               </a:graphicData>
             </a:graphic>
           </wp:anchor>
+        </w:drawing>
+      </w:r>
+    </w:p>
+    <w:p/>
+    <w:p/>
+    <w:p/>
+    <w:p/>
+    <w:p/>
+    <w:p/>
+    <w:p/>
+    <w:p/>
+    <w:p/>
+    <w:p/>
+    <w:p/>
+    <w:p>
+      <w:r>
+        <w:rPr>
+          <w:noProof/>
+        </w:rPr>
+        <w:lastRenderedPageBreak/>
+        <mc:AlternateContent>
+          <mc:Choice Requires="wps">
+            <w:drawing>
+              <wp:anchor distT="0" distB="0" distL="114300" distR="114300" simplePos="0" relativeHeight="251765760" behindDoc="0" locked="0" layoutInCell="1" allowOverlap="1" wp14:anchorId="5C21D309" wp14:editId="77C8D8AF">
+                <wp:simplePos x="0" y="0"/>
+                <wp:positionH relativeFrom="column">
+                  <wp:posOffset>3302000</wp:posOffset>
+                </wp:positionH>
+                <wp:positionV relativeFrom="paragraph">
+                  <wp:posOffset>838200</wp:posOffset>
+                </wp:positionV>
+                <wp:extent cx="3079750" cy="1358900"/>
+                <wp:effectExtent l="0" t="0" r="25400" b="12700"/>
+                <wp:wrapNone/>
+                <wp:docPr id="1982886756" name="Text Box 98"/>
+                <wp:cNvGraphicFramePr/>
+                <a:graphic xmlns:a="http://schemas.openxmlformats.org/drawingml/2006/main">
+                  <a:graphicData uri="http://schemas.microsoft.com/office/word/2010/wordprocessingShape">
+                    <wps:wsp>
+                      <wps:cNvSpPr txBox="1"/>
+                      <wps:spPr>
+                        <a:xfrm>
+                          <a:off x="0" y="0"/>
+                          <a:ext cx="3079750" cy="1358900"/>
+                        </a:xfrm>
+                        <a:prstGeom prst="rect">
+                          <a:avLst/>
+                        </a:prstGeom>
+                        <a:solidFill>
+                          <a:schemeClr val="lt1"/>
+                        </a:solidFill>
+                        <a:ln w="6350">
+                          <a:solidFill>
+                            <a:prstClr val="black"/>
+                          </a:solidFill>
+                        </a:ln>
+                      </wps:spPr>
+                      <wps:txbx>
+                        <w:txbxContent>
+                          <w:p>
+                            <w:r>
+                              <w:t xml:space="preserve">Takes a files name and then will try to create a file object with the name added with the extension .txt then it creates the file in an if loop and will return if it is true else it will return false if either an error happened or exists. </w:t>
+                            </w:r>
+                          </w:p>
+                        </w:txbxContent>
+                      </wps:txbx>
+                      <wps:bodyPr rot="0" spcFirstLastPara="0" vertOverflow="overflow" horzOverflow="overflow" vert="horz" wrap="square" lIns="91440" tIns="45720" rIns="91440" bIns="45720" numCol="1" spcCol="0" rtlCol="0" fromWordArt="0" anchor="t" anchorCtr="0" forceAA="0" compatLnSpc="1">
+                        <a:prstTxWarp prst="textNoShape">
+                          <a:avLst/>
+                        </a:prstTxWarp>
+                        <a:noAutofit/>
+                      </wps:bodyPr>
+                    </wps:wsp>
+                  </a:graphicData>
+                </a:graphic>
+                <wp14:sizeRelH relativeFrom="margin">
+                  <wp14:pctWidth>0</wp14:pctWidth>
+                </wp14:sizeRelH>
+                <wp14:sizeRelV relativeFrom="margin">
+                  <wp14:pctHeight>0</wp14:pctHeight>
+                </wp14:sizeRelV>
+              </wp:anchor>
+            </w:drawing>
+          </mc:Choice>
+          <mc:Fallback>
+            <w:pict>
+              <v:shapetype w14:anchorId="5C21D309" id="_x0000_t202" coordsize="21600,21600" o:spt="202" path="m,l,21600r21600,l21600,xe">
+                <v:stroke joinstyle="miter"/>
+                <v:path gradientshapeok="t" o:connecttype="rect"/>
+              </v:shapetype>
+              <v:shape id="Text Box 98" o:spid="_x0000_s1074" type="#_x0000_t202" style="position:absolute;margin-left:260pt;margin-top:66pt;width:242.5pt;height:107pt;z-index:251765760;visibility:visible;mso-wrap-style:square;mso-width-percent:0;mso-height-percent:0;mso-wrap-distance-left:9pt;mso-wrap-distance-top:0;mso-wrap-distance-right:9pt;mso-wrap-distance-bottom:0;mso-position-horizontal:absolute;mso-position-horizontal-relative:text;mso-position-vertical:absolute;mso-position-vertical-relative:text;mso-width-percent:0;mso-height-percent:0;mso-width-relative:margin;mso-height-relative:margin;v-text-anchor:top" o:gfxdata="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" fillcolor="white [3201]" strokeweight=".5pt">
+                <v:textbox>
+                  <w:txbxContent>
+                    <w:p>
+                      <w:r>
+                        <w:t xml:space="preserve">Takes a files name and then will try to create a file object with the name added with the extension .txt then it creates the file in an if loop and will return if it is true else it will return false if either an error happened or exists. </w:t>
+                      </w:r>
+                    </w:p>
+                  </w:txbxContent>
+                </v:textbox>
+              </v:shape>
+            </w:pict>
+          </mc:Fallback>
+        </mc:AlternateContent>
+      </w:r>
+      <w:r>
+        <w:rPr>
+          <w:noProof/>
+        </w:rPr>
+        <mc:AlternateContent>
+          <mc:Choice Requires="wps">
+            <w:drawing>
+              <wp:anchor distT="0" distB="0" distL="114300" distR="114300" simplePos="0" relativeHeight="251764736" behindDoc="0" locked="0" layoutInCell="1" allowOverlap="1" wp14:anchorId="50067597" wp14:editId="690676CA">
+                <wp:simplePos x="0" y="0"/>
+                <wp:positionH relativeFrom="column">
+                  <wp:posOffset>2228850</wp:posOffset>
+                </wp:positionH>
+                <wp:positionV relativeFrom="paragraph">
+                  <wp:posOffset>488950</wp:posOffset>
+                </wp:positionV>
+                <wp:extent cx="1377950" cy="615950"/>
+                <wp:effectExtent l="38100" t="38100" r="31750" b="31750"/>
+                <wp:wrapNone/>
+                <wp:docPr id="524174542" name="Straight Arrow Connector 97"/>
+                <wp:cNvGraphicFramePr/>
+                <a:graphic xmlns:a="http://schemas.openxmlformats.org/drawingml/2006/main">
+                  <a:graphicData uri="http://schemas.microsoft.com/office/word/2010/wordprocessingShape">
+                    <wps:wsp>
+                      <wps:cNvCnPr/>
+                      <wps:spPr>
+                        <a:xfrm flipH="1" flipV="1">
+                          <a:off x="0" y="0"/>
+                          <a:ext cx="1377950" cy="615950"/>
+                        </a:xfrm>
+                        <a:prstGeom prst="straightConnector1">
+                          <a:avLst/>
+                        </a:prstGeom>
+                        <a:ln>
+                          <a:tailEnd type="triangle"/>
+                        </a:ln>
+                      </wps:spPr>
+                      <wps:style>
+                        <a:lnRef idx="2">
+                          <a:schemeClr val="accent1"/>
+                        </a:lnRef>
+                        <a:fillRef idx="0">
+                          <a:schemeClr val="accent1"/>
+                        </a:fillRef>
+                        <a:effectRef idx="1">
+                          <a:schemeClr val="accent1"/>
+                        </a:effectRef>
+                        <a:fontRef idx="minor">
+                          <a:schemeClr val="tx1"/>
+                        </a:fontRef>
+                      </wps:style>
+                      <wps:bodyPr/>
+                    </wps:wsp>
+                  </a:graphicData>
+                </a:graphic>
+                <wp14:sizeRelH relativeFrom="margin">
+                  <wp14:pctWidth>0</wp14:pctWidth>
+                </wp14:sizeRelH>
+                <wp14:sizeRelV relativeFrom="margin">
+                  <wp14:pctHeight>0</wp14:pctHeight>
+                </wp14:sizeRelV>
+              </wp:anchor>
+            </w:drawing>
+          </mc:Choice>
+          <mc:Fallback>
+            <w:pict>
+              <v:shapetype w14:anchorId="030FB8DC" id="_x0000_t32" coordsize="21600,21600" o:spt="32" o:oned="t" path="m,l21600,21600e" filled="f">
+                <v:path arrowok="t" fillok="f" o:connecttype="none"/>
+                <o:lock v:ext="edit" shapetype="t"/>
+              </v:shapetype>
+              <v:shape id="Straight Arrow Connector 97" o:spid="_x0000_s1026" type="#_x0000_t32" style="position:absolute;margin-left:175.5pt;margin-top:38.5pt;width:108.5pt;height:48.5pt;flip:x y;z-index:251764736;visibility:visible;mso-wrap-style:square;mso-width-percent:0;mso-height-percent:0;mso-wrap-distance-left:9pt;mso-wrap-distance-top:0;mso-wrap-distance-right:9pt;mso-wrap-distance-bottom:0;mso-position-horizontal:absolute;mso-position-horizontal-relative:text;mso-position-vertical:absolute;mso-position-vertical-relative:text;mso-width-percent:0;mso-height-percent:0;mso-width-relative:margin;mso-height-relative:margin" o:gfxdata="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" strokecolor="#156082 [3204]" strokeweight="1.5pt">
+                <v:stroke endarrow="block" joinstyle="miter"/>
+              </v:shape>
+            </w:pict>
+          </mc:Fallback>
+        </mc:AlternateContent>
+      </w:r>
+      <w:r>
+        <w:drawing>
+          <wp:inline distT="0" distB="0" distL="0" distR="0" wp14:anchorId="01803EA7" wp14:editId="05341FCF">
+            <wp:extent cx="5035078" cy="2616835"/>
+            <wp:effectExtent l="0" t="0" r="0" b="0"/>
+            <wp:docPr id="1887781180" name="Picture 1"/>
+            <wp:cNvGraphicFramePr>
+              <a:graphicFrameLocks xmlns:a="http://schemas.openxmlformats.org/drawingml/2006/main" noChangeAspect="1"/>
+            </wp:cNvGraphicFramePr>
+            <a:graphic xmlns:a="http://schemas.openxmlformats.org/drawingml/2006/main">
+              <a:graphicData uri="http://schemas.openxmlformats.org/drawingml/2006/picture">
+                <pic:pic xmlns:pic="http://schemas.openxmlformats.org/drawingml/2006/picture">
+                  <pic:nvPicPr>
+                    <pic:cNvPr id="1887781180" name=""/>
+                    <pic:cNvPicPr/>
+                  </pic:nvPicPr>
+                  <pic:blipFill>
+                    <a:blip r:embed="rId20"/>
+                    <a:stretch>
+                      <a:fillRect/>
+                    </a:stretch>
+                  </pic:blipFill>
+                  <pic:spPr>
+                    <a:xfrm>
+                      <a:off x="0" y="0"/>
+                      <a:ext cx="5038544" cy="2618636"/>
+                    </a:xfrm>
+                    <a:prstGeom prst="rect">
+                      <a:avLst/>
+                    </a:prstGeom>
+                  </pic:spPr>
+                </pic:pic>
+              </a:graphicData>
+            </a:graphic>
+          </wp:inline>
+        </w:drawing>
+      </w:r>
+    </w:p>
+    <w:p/>
+    <w:p/>
+    <w:p>
+      <w:r>
+        <w:rPr>
+          <w:noProof/>
+        </w:rPr>
+        <mc:AlternateContent>
+          <mc:Choice Requires="wps">
+            <w:drawing>
+              <wp:anchor distT="0" distB="0" distL="114300" distR="114300" simplePos="0" relativeHeight="251769856" behindDoc="0" locked="0" layoutInCell="1" allowOverlap="1" wp14:anchorId="1870518A" wp14:editId="3FB3C0F7">
+                <wp:simplePos x="0" y="0"/>
+                <wp:positionH relativeFrom="column">
+                  <wp:posOffset>3028950</wp:posOffset>
+                </wp:positionH>
+                <wp:positionV relativeFrom="paragraph">
+                  <wp:posOffset>1247140</wp:posOffset>
+                </wp:positionV>
+                <wp:extent cx="3079750" cy="590550"/>
+                <wp:effectExtent l="0" t="0" r="25400" b="19050"/>
+                <wp:wrapNone/>
+                <wp:docPr id="848241107" name="Text Box 102"/>
+                <wp:cNvGraphicFramePr/>
+                <a:graphic xmlns:a="http://schemas.openxmlformats.org/drawingml/2006/main">
+                  <a:graphicData uri="http://schemas.microsoft.com/office/word/2010/wordprocessingShape">
+                    <wps:wsp>
+                      <wps:cNvSpPr txBox="1"/>
+                      <wps:spPr>
+                        <a:xfrm>
+                          <a:off x="0" y="0"/>
+                          <a:ext cx="3079750" cy="590550"/>
+                        </a:xfrm>
+                        <a:prstGeom prst="rect">
+                          <a:avLst/>
+                        </a:prstGeom>
+                        <a:solidFill>
+                          <a:schemeClr val="lt1"/>
+                        </a:solidFill>
+                        <a:ln w="6350">
+                          <a:solidFill>
+                            <a:prstClr val="black"/>
+                          </a:solidFill>
+                        </a:ln>
+                      </wps:spPr>
+                      <wps:txbx>
+                        <w:txbxContent>
+                          <w:p>
+                            <w:r>
+                              <w:t xml:space="preserve">It tries to write the data to the file and then will return true if it worked else is false </w:t>
+                            </w:r>
+                          </w:p>
+                        </w:txbxContent>
+                      </wps:txbx>
+                      <wps:bodyPr rot="0" spcFirstLastPara="0" vertOverflow="overflow" horzOverflow="overflow" vert="horz" wrap="square" lIns="91440" tIns="45720" rIns="91440" bIns="45720" numCol="1" spcCol="0" rtlCol="0" fromWordArt="0" anchor="t" anchorCtr="0" forceAA="0" compatLnSpc="1">
+                        <a:prstTxWarp prst="textNoShape">
+                          <a:avLst/>
+                        </a:prstTxWarp>
+                        <a:noAutofit/>
+                      </wps:bodyPr>
+                    </wps:wsp>
+                  </a:graphicData>
+                </a:graphic>
+                <wp14:sizeRelH relativeFrom="margin">
+                  <wp14:pctWidth>0</wp14:pctWidth>
+                </wp14:sizeRelH>
+                <wp14:sizeRelV relativeFrom="margin">
+                  <wp14:pctHeight>0</wp14:pctHeight>
+                </wp14:sizeRelV>
+              </wp:anchor>
+            </w:drawing>
+          </mc:Choice>
+          <mc:Fallback>
+            <w:pict>
+              <v:shape w14:anchorId="1870518A" id="Text Box 102" o:spid="_x0000_s1075" type="#_x0000_t202" style="position:absolute;margin-left:238.5pt;margin-top:98.2pt;width:242.5pt;height:46.5pt;z-index:251769856;visibility:visible;mso-wrap-style:square;mso-width-percent:0;mso-height-percent:0;mso-wrap-distance-left:9pt;mso-wrap-distance-top:0;mso-wrap-distance-right:9pt;mso-wrap-distance-bottom:0;mso-position-horizontal:absolute;mso-position-horizontal-relative:text;mso-position-vertical:absolute;mso-position-vertical-relative:text;mso-width-percent:0;mso-height-percent:0;mso-width-relative:margin;mso-height-relative:margin;v-text-anchor:top" o:gfxdata="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" fillcolor="white [3201]" strokeweight=".5pt">
+                <v:textbox>
+                  <w:txbxContent>
+                    <w:p>
+                      <w:r>
+                        <w:t xml:space="preserve">It tries to write the data to the file and then will return true if it worked else is false </w:t>
+                      </w:r>
+                    </w:p>
+                  </w:txbxContent>
+                </v:textbox>
+              </v:shape>
+            </w:pict>
+          </mc:Fallback>
+        </mc:AlternateContent>
+      </w:r>
+      <w:r>
+        <w:rPr>
+          <w:noProof/>
+        </w:rPr>
+        <mc:AlternateContent>
+          <mc:Choice Requires="wps">
+            <w:drawing>
+              <wp:anchor distT="0" distB="0" distL="114300" distR="114300" simplePos="0" relativeHeight="251768832" behindDoc="0" locked="0" layoutInCell="1" allowOverlap="1" wp14:anchorId="249FF10D" wp14:editId="046641D9">
+                <wp:simplePos x="0" y="0"/>
+                <wp:positionH relativeFrom="column">
+                  <wp:posOffset>1600200</wp:posOffset>
+                </wp:positionH>
+                <wp:positionV relativeFrom="paragraph">
+                  <wp:posOffset>1202690</wp:posOffset>
+                </wp:positionV>
+                <wp:extent cx="1479550" cy="292100"/>
+                <wp:effectExtent l="19050" t="57150" r="25400" b="31750"/>
+                <wp:wrapNone/>
+                <wp:docPr id="945713026" name="Straight Arrow Connector 101"/>
+                <wp:cNvGraphicFramePr/>
+                <a:graphic xmlns:a="http://schemas.openxmlformats.org/drawingml/2006/main">
+                  <a:graphicData uri="http://schemas.microsoft.com/office/word/2010/wordprocessingShape">
+                    <wps:wsp>
+                      <wps:cNvCnPr/>
+                      <wps:spPr>
+                        <a:xfrm flipH="1" flipV="1">
+                          <a:off x="0" y="0"/>
+                          <a:ext cx="1479550" cy="292100"/>
+                        </a:xfrm>
+                        <a:prstGeom prst="straightConnector1">
+                          <a:avLst/>
+                        </a:prstGeom>
+                        <a:ln>
+                          <a:tailEnd type="triangle"/>
+                        </a:ln>
+                      </wps:spPr>
+                      <wps:style>
+                        <a:lnRef idx="2">
+                          <a:schemeClr val="accent1"/>
+                        </a:lnRef>
+                        <a:fillRef idx="0">
+                          <a:schemeClr val="accent1"/>
+                        </a:fillRef>
+                        <a:effectRef idx="1">
+                          <a:schemeClr val="accent1"/>
+                        </a:effectRef>
+                        <a:fontRef idx="minor">
+                          <a:schemeClr val="tx1"/>
+                        </a:fontRef>
+                      </wps:style>
+                      <wps:bodyPr/>
+                    </wps:wsp>
+                  </a:graphicData>
+                </a:graphic>
+              </wp:anchor>
+            </w:drawing>
+          </mc:Choice>
+          <mc:Fallback>
+            <w:pict>
+              <v:shape w14:anchorId="4B350213" id="Straight Arrow Connector 101" o:spid="_x0000_s1026" type="#_x0000_t32" style="position:absolute;margin-left:126pt;margin-top:94.7pt;width:116.5pt;height:23pt;flip:x y;z-index:251768832;visibility:visible;mso-wrap-style:square;mso-wrap-distance-left:9pt;mso-wrap-distance-top:0;mso-wrap-distance-right:9pt;mso-wrap-distance-bottom:0;mso-position-horizontal:absolute;mso-position-horizontal-relative:text;mso-position-vertical:absolute;mso-position-vertical-relative:text" o:gfxdata="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" strokecolor="#156082 [3204]" strokeweight="1.5pt">
+                <v:stroke endarrow="block" joinstyle="miter"/>
+              </v:shape>
+            </w:pict>
+          </mc:Fallback>
+        </mc:AlternateContent>
+      </w:r>
+      <w:r>
+        <w:rPr>
+          <w:noProof/>
+        </w:rPr>
+        <mc:AlternateContent>
+          <mc:Choice Requires="wps">
+            <w:drawing>
+              <wp:anchor distT="0" distB="0" distL="114300" distR="114300" simplePos="0" relativeHeight="251767808" behindDoc="0" locked="0" layoutInCell="1" allowOverlap="1" wp14:anchorId="6F094FD1" wp14:editId="729CABA8">
+                <wp:simplePos x="0" y="0"/>
+                <wp:positionH relativeFrom="column">
+                  <wp:posOffset>2844800</wp:posOffset>
+                </wp:positionH>
+                <wp:positionV relativeFrom="paragraph">
+                  <wp:posOffset>256540</wp:posOffset>
+                </wp:positionV>
+                <wp:extent cx="2959100" cy="831850"/>
+                <wp:effectExtent l="0" t="0" r="12700" b="25400"/>
+                <wp:wrapNone/>
+                <wp:docPr id="1610631356" name="Text Box 100"/>
+                <wp:cNvGraphicFramePr/>
+                <a:graphic xmlns:a="http://schemas.openxmlformats.org/drawingml/2006/main">
+                  <a:graphicData uri="http://schemas.microsoft.com/office/word/2010/wordprocessingShape">
+                    <wps:wsp>
+                      <wps:cNvSpPr txBox="1"/>
+                      <wps:spPr>
+                        <a:xfrm>
+                          <a:off x="0" y="0"/>
+                          <a:ext cx="2959100" cy="831850"/>
+                        </a:xfrm>
+                        <a:prstGeom prst="rect">
+                          <a:avLst/>
+                        </a:prstGeom>
+                        <a:solidFill>
+                          <a:schemeClr val="lt1"/>
+                        </a:solidFill>
+                        <a:ln w="6350">
+                          <a:solidFill>
+                            <a:prstClr val="black"/>
+                          </a:solidFill>
+                        </a:ln>
+                      </wps:spPr>
+                      <wps:txbx>
+                        <w:txbxContent>
+                          <w:p>
+                            <w:r>
+                              <w:t xml:space="preserve">Gets the path of the file from the name and adds the file extension. Then gets the data and converts it to </w:t>
+                            </w:r>
+                            <w:proofErr w:type="gramStart"/>
+                            <w:r>
+                              <w:t>a</w:t>
+                            </w:r>
+                            <w:proofErr w:type="gramEnd"/>
+                            <w:r>
+                              <w:t xml:space="preserve"> array of bytes</w:t>
+                            </w:r>
+                          </w:p>
+                        </w:txbxContent>
+                      </wps:txbx>
+                      <wps:bodyPr rot="0" spcFirstLastPara="0" vertOverflow="overflow" horzOverflow="overflow" vert="horz" wrap="square" lIns="91440" tIns="45720" rIns="91440" bIns="45720" numCol="1" spcCol="0" rtlCol="0" fromWordArt="0" anchor="t" anchorCtr="0" forceAA="0" compatLnSpc="1">
+                        <a:prstTxWarp prst="textNoShape">
+                          <a:avLst/>
+                        </a:prstTxWarp>
+                        <a:noAutofit/>
+                      </wps:bodyPr>
+                    </wps:wsp>
+                  </a:graphicData>
+                </a:graphic>
+                <wp14:sizeRelH relativeFrom="margin">
+                  <wp14:pctWidth>0</wp14:pctWidth>
+                </wp14:sizeRelH>
+                <wp14:sizeRelV relativeFrom="margin">
+                  <wp14:pctHeight>0</wp14:pctHeight>
+                </wp14:sizeRelV>
+              </wp:anchor>
+            </w:drawing>
+          </mc:Choice>
+          <mc:Fallback>
+            <w:pict>
+              <v:shape w14:anchorId="6F094FD1" id="Text Box 100" o:spid="_x0000_s1076" type="#_x0000_t202" style="position:absolute;margin-left:224pt;margin-top:20.2pt;width:233pt;height:65.5pt;z-index:251767808;visibility:visible;mso-wrap-style:square;mso-width-percent:0;mso-height-percent:0;mso-wrap-distance-left:9pt;mso-wrap-distance-top:0;mso-wrap-distance-right:9pt;mso-wrap-distance-bottom:0;mso-position-horizontal:absolute;mso-position-horizontal-relative:text;mso-position-vertical:absolute;mso-position-vertical-relative:text;mso-width-percent:0;mso-height-percent:0;mso-width-relative:margin;mso-height-relative:margin;v-text-anchor:top" o:gfxdata="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" fillcolor="white [3201]" strokeweight=".5pt">
+                <v:textbox>
+                  <w:txbxContent>
+                    <w:p>
+                      <w:r>
+                        <w:t xml:space="preserve">Gets the path of the file from the name and adds the file extension. Then gets the data and converts it to </w:t>
+                      </w:r>
+                      <w:proofErr w:type="gramStart"/>
+                      <w:r>
+                        <w:t>a</w:t>
+                      </w:r>
+                      <w:proofErr w:type="gramEnd"/>
+                      <w:r>
+                        <w:t xml:space="preserve"> array of bytes</w:t>
+                      </w:r>
+                    </w:p>
+                  </w:txbxContent>
+                </v:textbox>
+              </v:shape>
+            </w:pict>
+          </mc:Fallback>
+        </mc:AlternateContent>
+      </w:r>
+      <w:r>
+        <w:rPr>
+          <w:noProof/>
+        </w:rPr>
+        <mc:AlternateContent>
+          <mc:Choice Requires="wps">
+            <w:drawing>
+              <wp:anchor distT="0" distB="0" distL="114300" distR="114300" simplePos="0" relativeHeight="251766784" behindDoc="0" locked="0" layoutInCell="1" allowOverlap="1" wp14:anchorId="38A15DF5" wp14:editId="2A97232F">
+                <wp:simplePos x="0" y="0"/>
+                <wp:positionH relativeFrom="column">
+                  <wp:posOffset>1555750</wp:posOffset>
+                </wp:positionH>
+                <wp:positionV relativeFrom="paragraph">
+                  <wp:posOffset>408940</wp:posOffset>
+                </wp:positionV>
+                <wp:extent cx="1403350" cy="45719"/>
+                <wp:effectExtent l="19050" t="76200" r="25400" b="50165"/>
+                <wp:wrapNone/>
+                <wp:docPr id="1432689607" name="Straight Arrow Connector 99"/>
+                <wp:cNvGraphicFramePr/>
+                <a:graphic xmlns:a="http://schemas.openxmlformats.org/drawingml/2006/main">
+                  <a:graphicData uri="http://schemas.microsoft.com/office/word/2010/wordprocessingShape">
+                    <wps:wsp>
+                      <wps:cNvCnPr/>
+                      <wps:spPr>
+                        <a:xfrm flipH="1" flipV="1">
+                          <a:off x="0" y="0"/>
+                          <a:ext cx="1403350" cy="45719"/>
+                        </a:xfrm>
+                        <a:prstGeom prst="straightConnector1">
+                          <a:avLst/>
+                        </a:prstGeom>
+                        <a:ln>
+                          <a:tailEnd type="triangle"/>
+                        </a:ln>
+                      </wps:spPr>
+                      <wps:style>
+                        <a:lnRef idx="2">
+                          <a:schemeClr val="accent1"/>
+                        </a:lnRef>
+                        <a:fillRef idx="0">
+                          <a:schemeClr val="accent1"/>
+                        </a:fillRef>
+                        <a:effectRef idx="1">
+                          <a:schemeClr val="accent1"/>
+                        </a:effectRef>
+                        <a:fontRef idx="minor">
+                          <a:schemeClr val="tx1"/>
+                        </a:fontRef>
+                      </wps:style>
+                      <wps:bodyPr/>
+                    </wps:wsp>
+                  </a:graphicData>
+                </a:graphic>
+                <wp14:sizeRelH relativeFrom="margin">
+                  <wp14:pctWidth>0</wp14:pctWidth>
+                </wp14:sizeRelH>
+                <wp14:sizeRelV relativeFrom="margin">
+                  <wp14:pctHeight>0</wp14:pctHeight>
+                </wp14:sizeRelV>
+              </wp:anchor>
+            </w:drawing>
+          </mc:Choice>
+          <mc:Fallback>
+            <w:pict>
+              <v:shape w14:anchorId="595A3B36" id="Straight Arrow Connector 99" o:spid="_x0000_s1026" type="#_x0000_t32" style="position:absolute;margin-left:122.5pt;margin-top:32.2pt;width:110.5pt;height:3.6pt;flip:x y;z-index:251766784;visibility:visible;mso-wrap-style:square;mso-width-percent:0;mso-height-percent:0;mso-wrap-distance-left:9pt;mso-wrap-distance-top:0;mso-wrap-distance-right:9pt;mso-wrap-distance-bottom:0;mso-position-horizontal:absolute;mso-position-horizontal-relative:text;mso-position-vertical:absolute;mso-position-vertical-relative:text;mso-width-percent:0;mso-height-percent:0;mso-width-relative:margin;mso-height-relative:margin" o:gfxdata="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" strokecolor="#156082 [3204]" strokeweight="1.5pt">
+                <v:stroke endarrow="block" joinstyle="miter"/>
+              </v:shape>
+            </w:pict>
+          </mc:Fallback>
+        </mc:AlternateContent>
+      </w:r>
+      <w:r>
+        <w:drawing>
+          <wp:inline distT="0" distB="0" distL="0" distR="0" wp14:anchorId="3B8B86F8" wp14:editId="617EE66C">
+            <wp:extent cx="4048505" cy="2489835"/>
+            <wp:effectExtent l="0" t="0" r="9525" b="5715"/>
+            <wp:docPr id="1615316607" name="Picture 1"/>
+            <wp:cNvGraphicFramePr>
+              <a:graphicFrameLocks xmlns:a="http://schemas.openxmlformats.org/drawingml/2006/main" noChangeAspect="1"/>
+            </wp:cNvGraphicFramePr>
+            <a:graphic xmlns:a="http://schemas.openxmlformats.org/drawingml/2006/main">
+              <a:graphicData uri="http://schemas.openxmlformats.org/drawingml/2006/picture">
+                <pic:pic xmlns:pic="http://schemas.openxmlformats.org/drawingml/2006/picture">
+                  <pic:nvPicPr>
+                    <pic:cNvPr id="1615316607" name=""/>
+                    <pic:cNvPicPr/>
+                  </pic:nvPicPr>
+                  <pic:blipFill>
+                    <a:blip r:embed="rId21"/>
+                    <a:stretch>
+                      <a:fillRect/>
+                    </a:stretch>
+                  </pic:blipFill>
+                  <pic:spPr>
+                    <a:xfrm>
+                      <a:off x="0" y="0"/>
+                      <a:ext cx="4053017" cy="2492610"/>
+                    </a:xfrm>
+                    <a:prstGeom prst="rect">
+                      <a:avLst/>
+                    </a:prstGeom>
+                  </pic:spPr>
+                </pic:pic>
+              </a:graphicData>
+            </a:graphic>
+          </wp:inline>
+        </w:drawing>
+      </w:r>
+    </w:p>
+    <w:p/>
+    <w:p/>
+    <w:p/>
+    <w:p/>
+    <w:p/>
+    <w:p>
+      <w:r>
+        <w:br w:type="page"/>
+      </w:r>
+    </w:p>
+    <w:p>
+      <w:r>
+        <w:rPr>
+          <w:noProof/>
+        </w:rPr>
+        <w:lastRenderedPageBreak/>
+        <mc:AlternateContent>
+          <mc:Choice Requires="wps">
+            <w:drawing>
+              <wp:anchor distT="0" distB="0" distL="114300" distR="114300" simplePos="0" relativeHeight="251782144" behindDoc="0" locked="0" layoutInCell="1" allowOverlap="1" wp14:anchorId="3190DC01" wp14:editId="5E2324A2">
+                <wp:simplePos x="0" y="0"/>
+                <wp:positionH relativeFrom="column">
+                  <wp:posOffset>3549650</wp:posOffset>
+                </wp:positionH>
+                <wp:positionV relativeFrom="paragraph">
+                  <wp:posOffset>5499100</wp:posOffset>
+                </wp:positionV>
+                <wp:extent cx="3155950" cy="1441450"/>
+                <wp:effectExtent l="0" t="0" r="25400" b="25400"/>
+                <wp:wrapNone/>
+                <wp:docPr id="323604377" name="Text Box 114"/>
+                <wp:cNvGraphicFramePr/>
+                <a:graphic xmlns:a="http://schemas.openxmlformats.org/drawingml/2006/main">
+                  <a:graphicData uri="http://schemas.microsoft.com/office/word/2010/wordprocessingShape">
+                    <wps:wsp>
+                      <wps:cNvSpPr txBox="1"/>
+                      <wps:spPr>
+                        <a:xfrm>
+                          <a:off x="0" y="0"/>
+                          <a:ext cx="3155950" cy="1441450"/>
+                        </a:xfrm>
+                        <a:prstGeom prst="rect">
+                          <a:avLst/>
+                        </a:prstGeom>
+                        <a:solidFill>
+                          <a:schemeClr val="lt1"/>
+                        </a:solidFill>
+                        <a:ln w="6350">
+                          <a:solidFill>
+                            <a:prstClr val="black"/>
+                          </a:solidFill>
+                        </a:ln>
+                      </wps:spPr>
+                      <wps:txbx>
+                        <w:txbxContent>
+                          <w:p>
+                            <w:proofErr w:type="gramStart"/>
+                            <w:r>
+                              <w:t>Finaly</w:t>
+                            </w:r>
+                            <w:proofErr w:type="gramEnd"/>
+                            <w:r>
+                              <w:t xml:space="preserve"> it checks if its at the end of a line by check if </w:t>
+                            </w:r>
+                            <w:proofErr w:type="gramStart"/>
+                            <w:r>
+                              <w:t>its</w:t>
+                            </w:r>
+                            <w:proofErr w:type="gramEnd"/>
+                            <w:r>
+                              <w:t xml:space="preserve"> not a digit and then </w:t>
+                            </w:r>
+                            <w:proofErr w:type="spellStart"/>
+                            <w:r>
+                              <w:t>checksif</w:t>
+                            </w:r>
+                            <w:proofErr w:type="spellEnd"/>
+                            <w:r>
+                              <w:t xml:space="preserve"> </w:t>
+                            </w:r>
+                            <w:proofErr w:type="gramStart"/>
+                            <w:r>
+                              <w:t>its</w:t>
+                            </w:r>
+                            <w:proofErr w:type="gramEnd"/>
+                            <w:r>
+                              <w:t xml:space="preserve"> indicated a new line by ‘/’ if </w:t>
+                            </w:r>
+                            <w:proofErr w:type="gramStart"/>
+                            <w:r>
+                              <w:t>so</w:t>
+                            </w:r>
+                            <w:proofErr w:type="gramEnd"/>
+                            <w:r>
+                              <w:t xml:space="preserve"> it increments </w:t>
+                            </w:r>
+                            <w:proofErr w:type="spellStart"/>
+                            <w:r>
+                              <w:t>nextLineCount</w:t>
+                            </w:r>
+                            <w:proofErr w:type="spellEnd"/>
+                            <w:r>
+                              <w:t xml:space="preserve"> by one and resets X Axis to zero else it will add the next character to the array then increment the x Axis count by 1</w:t>
+                            </w:r>
+                          </w:p>
+                        </w:txbxContent>
+                      </wps:txbx>
+                      <wps:bodyPr rot="0" spcFirstLastPara="0" vertOverflow="overflow" horzOverflow="overflow" vert="horz" wrap="square" lIns="91440" tIns="45720" rIns="91440" bIns="45720" numCol="1" spcCol="0" rtlCol="0" fromWordArt="0" anchor="t" anchorCtr="0" forceAA="0" compatLnSpc="1">
+                        <a:prstTxWarp prst="textNoShape">
+                          <a:avLst/>
+                        </a:prstTxWarp>
+                        <a:noAutofit/>
+                      </wps:bodyPr>
+                    </wps:wsp>
+                  </a:graphicData>
+                </a:graphic>
+                <wp14:sizeRelH relativeFrom="margin">
+                  <wp14:pctWidth>0</wp14:pctWidth>
+                </wp14:sizeRelH>
+                <wp14:sizeRelV relativeFrom="margin">
+                  <wp14:pctHeight>0</wp14:pctHeight>
+                </wp14:sizeRelV>
+              </wp:anchor>
+            </w:drawing>
+          </mc:Choice>
+          <mc:Fallback>
+            <w:pict>
+              <v:shape w14:anchorId="3190DC01" id="Text Box 114" o:spid="_x0000_s1077" type="#_x0000_t202" style="position:absolute;margin-left:279.5pt;margin-top:433pt;width:248.5pt;height:113.5pt;z-index:251782144;visibility:visible;mso-wrap-style:square;mso-width-percent:0;mso-height-percent:0;mso-wrap-distance-left:9pt;mso-wrap-distance-top:0;mso-wrap-distance-right:9pt;mso-wrap-distance-bottom:0;mso-position-horizontal:absolute;mso-position-horizontal-relative:text;mso-position-vertical:absolute;mso-position-vertical-relative:text;mso-width-percent:0;mso-height-percent:0;mso-width-relative:margin;mso-height-relative:margin;v-text-anchor:top" o:gfxdata="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" fillcolor="white [3201]" strokeweight=".5pt">
+                <v:textbox>
+                  <w:txbxContent>
+                    <w:p>
+                      <w:proofErr w:type="gramStart"/>
+                      <w:r>
+                        <w:t>Finaly</w:t>
+                      </w:r>
+                      <w:proofErr w:type="gramEnd"/>
+                      <w:r>
+                        <w:t xml:space="preserve"> it checks if its at the end of a line by check if </w:t>
+                      </w:r>
+                      <w:proofErr w:type="gramStart"/>
+                      <w:r>
+                        <w:t>its</w:t>
+                      </w:r>
+                      <w:proofErr w:type="gramEnd"/>
+                      <w:r>
+                        <w:t xml:space="preserve"> not a digit and then </w:t>
+                      </w:r>
+                      <w:proofErr w:type="spellStart"/>
+                      <w:r>
+                        <w:t>checksif</w:t>
+                      </w:r>
+                      <w:proofErr w:type="spellEnd"/>
+                      <w:r>
+                        <w:t xml:space="preserve"> </w:t>
+                      </w:r>
+                      <w:proofErr w:type="gramStart"/>
+                      <w:r>
+                        <w:t>its</w:t>
+                      </w:r>
+                      <w:proofErr w:type="gramEnd"/>
+                      <w:r>
+                        <w:t xml:space="preserve"> indicated a new line by ‘/’ if </w:t>
+                      </w:r>
+                      <w:proofErr w:type="gramStart"/>
+                      <w:r>
+                        <w:t>so</w:t>
+                      </w:r>
+                      <w:proofErr w:type="gramEnd"/>
+                      <w:r>
+                        <w:t xml:space="preserve"> it increments </w:t>
+                      </w:r>
+                      <w:proofErr w:type="spellStart"/>
+                      <w:r>
+                        <w:t>nextLineCount</w:t>
+                      </w:r>
+                      <w:proofErr w:type="spellEnd"/>
+                      <w:r>
+                        <w:t xml:space="preserve"> by one and resets X Axis to zero else it will add the next character to the array then increment the x Axis count by 1</w:t>
+                      </w:r>
+                    </w:p>
+                  </w:txbxContent>
+                </v:textbox>
+              </v:shape>
+            </w:pict>
+          </mc:Fallback>
+        </mc:AlternateContent>
+      </w:r>
+      <w:r>
+        <w:rPr>
+          <w:noProof/>
+        </w:rPr>
+        <mc:AlternateContent>
+          <mc:Choice Requires="wps">
+            <w:drawing>
+              <wp:anchor distT="0" distB="0" distL="114300" distR="114300" simplePos="0" relativeHeight="251781120" behindDoc="0" locked="0" layoutInCell="1" allowOverlap="1" wp14:anchorId="7237A433" wp14:editId="4931C014">
+                <wp:simplePos x="0" y="0"/>
+                <wp:positionH relativeFrom="column">
+                  <wp:posOffset>1987550</wp:posOffset>
+                </wp:positionH>
+                <wp:positionV relativeFrom="paragraph">
+                  <wp:posOffset>5194300</wp:posOffset>
+                </wp:positionV>
+                <wp:extent cx="1746250" cy="438150"/>
+                <wp:effectExtent l="38100" t="57150" r="25400" b="19050"/>
+                <wp:wrapNone/>
+                <wp:docPr id="1144007381" name="Straight Arrow Connector 113"/>
+                <wp:cNvGraphicFramePr/>
+                <a:graphic xmlns:a="http://schemas.openxmlformats.org/drawingml/2006/main">
+                  <a:graphicData uri="http://schemas.microsoft.com/office/word/2010/wordprocessingShape">
+                    <wps:wsp>
+                      <wps:cNvCnPr/>
+                      <wps:spPr>
+                        <a:xfrm flipH="1" flipV="1">
+                          <a:off x="0" y="0"/>
+                          <a:ext cx="1746250" cy="438150"/>
+                        </a:xfrm>
+                        <a:prstGeom prst="straightConnector1">
+                          <a:avLst/>
+                        </a:prstGeom>
+                        <a:ln>
+                          <a:tailEnd type="triangle"/>
+                        </a:ln>
+                      </wps:spPr>
+                      <wps:style>
+                        <a:lnRef idx="2">
+                          <a:schemeClr val="accent1"/>
+                        </a:lnRef>
+                        <a:fillRef idx="0">
+                          <a:schemeClr val="accent1"/>
+                        </a:fillRef>
+                        <a:effectRef idx="1">
+                          <a:schemeClr val="accent1"/>
+                        </a:effectRef>
+                        <a:fontRef idx="minor">
+                          <a:schemeClr val="tx1"/>
+                        </a:fontRef>
+                      </wps:style>
+                      <wps:bodyPr/>
+                    </wps:wsp>
+                  </a:graphicData>
+                </a:graphic>
+                <wp14:sizeRelH relativeFrom="margin">
+                  <wp14:pctWidth>0</wp14:pctWidth>
+                </wp14:sizeRelH>
+                <wp14:sizeRelV relativeFrom="margin">
+                  <wp14:pctHeight>0</wp14:pctHeight>
+                </wp14:sizeRelV>
+              </wp:anchor>
+            </w:drawing>
+          </mc:Choice>
+          <mc:Fallback>
+            <w:pict>
+              <v:shape w14:anchorId="4F8823F2" id="Straight Arrow Connector 113" o:spid="_x0000_s1026" type="#_x0000_t32" style="position:absolute;margin-left:156.5pt;margin-top:409pt;width:137.5pt;height:34.5pt;flip:x y;z-index:251781120;visibility:visible;mso-wrap-style:square;mso-width-percent:0;mso-height-percent:0;mso-wrap-distance-left:9pt;mso-wrap-distance-top:0;mso-wrap-distance-right:9pt;mso-wrap-distance-bottom:0;mso-position-horizontal:absolute;mso-position-horizontal-relative:text;mso-position-vertical:absolute;mso-position-vertical-relative:text;mso-width-percent:0;mso-height-percent:0;mso-width-relative:margin;mso-height-relative:margin" o:gfxdata="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" strokecolor="#156082 [3204]" strokeweight="1.5pt">
+                <v:stroke endarrow="block" joinstyle="miter"/>
+              </v:shape>
+            </w:pict>
+          </mc:Fallback>
+        </mc:AlternateContent>
+      </w:r>
+      <w:r>
+        <w:rPr>
+          <w:noProof/>
+        </w:rPr>
+        <mc:AlternateContent>
+          <mc:Choice Requires="wps">
+            <w:drawing>
+              <wp:anchor distT="0" distB="0" distL="114300" distR="114300" simplePos="0" relativeHeight="251780096" behindDoc="0" locked="0" layoutInCell="1" allowOverlap="1" wp14:anchorId="74C74E92" wp14:editId="62932053">
+                <wp:simplePos x="0" y="0"/>
+                <wp:positionH relativeFrom="column">
+                  <wp:posOffset>3562350</wp:posOffset>
+                </wp:positionH>
+                <wp:positionV relativeFrom="paragraph">
+                  <wp:posOffset>4832350</wp:posOffset>
+                </wp:positionV>
+                <wp:extent cx="2929255" cy="558800"/>
+                <wp:effectExtent l="0" t="0" r="23495" b="12700"/>
+                <wp:wrapNone/>
+                <wp:docPr id="1210497862" name="Text Box 112"/>
+                <wp:cNvGraphicFramePr/>
+                <a:graphic xmlns:a="http://schemas.openxmlformats.org/drawingml/2006/main">
+                  <a:graphicData uri="http://schemas.microsoft.com/office/word/2010/wordprocessingShape">
+                    <wps:wsp>
+                      <wps:cNvSpPr txBox="1"/>
+                      <wps:spPr>
+                        <a:xfrm>
+                          <a:off x="0" y="0"/>
+                          <a:ext cx="2929255" cy="558800"/>
+                        </a:xfrm>
+                        <a:prstGeom prst="rect">
+                          <a:avLst/>
+                        </a:prstGeom>
+                        <a:solidFill>
+                          <a:schemeClr val="lt1"/>
+                        </a:solidFill>
+                        <a:ln w="6350">
+                          <a:solidFill>
+                            <a:prstClr val="black"/>
+                          </a:solidFill>
+                        </a:ln>
+                      </wps:spPr>
+                      <wps:txbx>
+                        <w:txbxContent>
+                          <w:p>
+                            <w:r>
+                              <w:t>If it’s the end of the string, then it adds the last part of the string to the array</w:t>
+                            </w:r>
+                          </w:p>
+                        </w:txbxContent>
+                      </wps:txbx>
+                      <wps:bodyPr rot="0" spcFirstLastPara="0" vertOverflow="overflow" horzOverflow="overflow" vert="horz" wrap="square" lIns="91440" tIns="45720" rIns="91440" bIns="45720" numCol="1" spcCol="0" rtlCol="0" fromWordArt="0" anchor="t" anchorCtr="0" forceAA="0" compatLnSpc="1">
+                        <a:prstTxWarp prst="textNoShape">
+                          <a:avLst/>
+                        </a:prstTxWarp>
+                        <a:noAutofit/>
+                      </wps:bodyPr>
+                    </wps:wsp>
+                  </a:graphicData>
+                </a:graphic>
+                <wp14:sizeRelH relativeFrom="margin">
+                  <wp14:pctWidth>0</wp14:pctWidth>
+                </wp14:sizeRelH>
+                <wp14:sizeRelV relativeFrom="margin">
+                  <wp14:pctHeight>0</wp14:pctHeight>
+                </wp14:sizeRelV>
+              </wp:anchor>
+            </w:drawing>
+          </mc:Choice>
+          <mc:Fallback>
+            <w:pict>
+              <v:shape w14:anchorId="74C74E92" id="Text Box 112" o:spid="_x0000_s1078" type="#_x0000_t202" style="position:absolute;margin-left:280.5pt;margin-top:380.5pt;width:230.65pt;height:44pt;z-index:251780096;visibility:visible;mso-wrap-style:square;mso-width-percent:0;mso-height-percent:0;mso-wrap-distance-left:9pt;mso-wrap-distance-top:0;mso-wrap-distance-right:9pt;mso-wrap-distance-bottom:0;mso-position-horizontal:absolute;mso-position-horizontal-relative:text;mso-position-vertical:absolute;mso-position-vertical-relative:text;mso-width-percent:0;mso-height-percent:0;mso-width-relative:margin;mso-height-relative:margin;v-text-anchor:top" o:gfxdata="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" fillcolor="white [3201]" strokeweight=".5pt">
+                <v:textbox>
+                  <w:txbxContent>
+                    <w:p>
+                      <w:r>
+                        <w:t>If it’s the end of the string, then it adds the last part of the string to the array</w:t>
+                      </w:r>
+                    </w:p>
+                  </w:txbxContent>
+                </v:textbox>
+              </v:shape>
+            </w:pict>
+          </mc:Fallback>
+        </mc:AlternateContent>
+      </w:r>
+      <w:r>
+        <w:rPr>
+          <w:noProof/>
+        </w:rPr>
+        <mc:AlternateContent>
+          <mc:Choice Requires="wps">
+            <w:drawing>
+              <wp:anchor distT="0" distB="0" distL="114300" distR="114300" simplePos="0" relativeHeight="251779072" behindDoc="0" locked="0" layoutInCell="1" allowOverlap="1" wp14:anchorId="5A631CF6" wp14:editId="4A5A573C">
+                <wp:simplePos x="0" y="0"/>
+                <wp:positionH relativeFrom="column">
+                  <wp:posOffset>1866900</wp:posOffset>
+                </wp:positionH>
+                <wp:positionV relativeFrom="paragraph">
+                  <wp:posOffset>4724400</wp:posOffset>
+                </wp:positionV>
+                <wp:extent cx="1943100" cy="177800"/>
+                <wp:effectExtent l="0" t="57150" r="19050" b="31750"/>
+                <wp:wrapNone/>
+                <wp:docPr id="2039672735" name="Straight Arrow Connector 111"/>
+                <wp:cNvGraphicFramePr/>
+                <a:graphic xmlns:a="http://schemas.openxmlformats.org/drawingml/2006/main">
+                  <a:graphicData uri="http://schemas.microsoft.com/office/word/2010/wordprocessingShape">
+                    <wps:wsp>
+                      <wps:cNvCnPr/>
+                      <wps:spPr>
+                        <a:xfrm flipH="1" flipV="1">
+                          <a:off x="0" y="0"/>
+                          <a:ext cx="1943100" cy="177800"/>
+                        </a:xfrm>
+                        <a:prstGeom prst="straightConnector1">
+                          <a:avLst/>
+                        </a:prstGeom>
+                        <a:ln>
+                          <a:tailEnd type="triangle"/>
+                        </a:ln>
+                      </wps:spPr>
+                      <wps:style>
+                        <a:lnRef idx="2">
+                          <a:schemeClr val="accent1"/>
+                        </a:lnRef>
+                        <a:fillRef idx="0">
+                          <a:schemeClr val="accent1"/>
+                        </a:fillRef>
+                        <a:effectRef idx="1">
+                          <a:schemeClr val="accent1"/>
+                        </a:effectRef>
+                        <a:fontRef idx="minor">
+                          <a:schemeClr val="tx1"/>
+                        </a:fontRef>
+                      </wps:style>
+                      <wps:bodyPr/>
+                    </wps:wsp>
+                  </a:graphicData>
+                </a:graphic>
+                <wp14:sizeRelH relativeFrom="margin">
+                  <wp14:pctWidth>0</wp14:pctWidth>
+                </wp14:sizeRelH>
+                <wp14:sizeRelV relativeFrom="margin">
+                  <wp14:pctHeight>0</wp14:pctHeight>
+                </wp14:sizeRelV>
+              </wp:anchor>
+            </w:drawing>
+          </mc:Choice>
+          <mc:Fallback>
+            <w:pict>
+              <v:shape w14:anchorId="0BC3B56F" id="Straight Arrow Connector 111" o:spid="_x0000_s1026" type="#_x0000_t32" style="position:absolute;margin-left:147pt;margin-top:372pt;width:153pt;height:14pt;flip:x y;z-index:251779072;visibility:visible;mso-wrap-style:square;mso-width-percent:0;mso-height-percent:0;mso-wrap-distance-left:9pt;mso-wrap-distance-top:0;mso-wrap-distance-right:9pt;mso-wrap-distance-bottom:0;mso-position-horizontal:absolute;mso-position-horizontal-relative:text;mso-position-vertical:absolute;mso-position-vertical-relative:text;mso-width-percent:0;mso-height-percent:0;mso-width-relative:margin;mso-height-relative:margin" o:gfxdata="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" strokecolor="#156082 [3204]" strokeweight="1.5pt">
+                <v:stroke endarrow="block" joinstyle="miter"/>
+              </v:shape>
+            </w:pict>
+          </mc:Fallback>
+        </mc:AlternateContent>
+      </w:r>
+      <w:r>
+        <w:rPr>
+          <w:noProof/>
+        </w:rPr>
+        <mc:AlternateContent>
+          <mc:Choice Requires="wps">
+            <w:drawing>
+              <wp:anchor distT="0" distB="0" distL="114300" distR="114300" simplePos="0" relativeHeight="251778048" behindDoc="0" locked="0" layoutInCell="1" allowOverlap="1" wp14:anchorId="738BEE5C" wp14:editId="747DCCCE">
+                <wp:simplePos x="0" y="0"/>
+                <wp:positionH relativeFrom="column">
+                  <wp:posOffset>3486150</wp:posOffset>
+                </wp:positionH>
+                <wp:positionV relativeFrom="paragraph">
+                  <wp:posOffset>3295650</wp:posOffset>
+                </wp:positionV>
+                <wp:extent cx="2984500" cy="1263650"/>
+                <wp:effectExtent l="0" t="0" r="25400" b="12700"/>
+                <wp:wrapNone/>
+                <wp:docPr id="1397171862" name="Text Box 110"/>
+                <wp:cNvGraphicFramePr/>
+                <a:graphic xmlns:a="http://schemas.openxmlformats.org/drawingml/2006/main">
+                  <a:graphicData uri="http://schemas.microsoft.com/office/word/2010/wordprocessingShape">
+                    <wps:wsp>
+                      <wps:cNvSpPr txBox="1"/>
+                      <wps:spPr>
+                        <a:xfrm>
+                          <a:off x="0" y="0"/>
+                          <a:ext cx="2984500" cy="1263650"/>
+                        </a:xfrm>
+                        <a:prstGeom prst="rect">
+                          <a:avLst/>
+                        </a:prstGeom>
+                        <a:solidFill>
+                          <a:schemeClr val="lt1"/>
+                        </a:solidFill>
+                        <a:ln w="6350">
+                          <a:solidFill>
+                            <a:prstClr val="black"/>
+                          </a:solidFill>
+                        </a:ln>
+                      </wps:spPr>
+                      <wps:txbx>
+                        <w:txbxContent>
+                          <w:p>
+                            <w:r>
+                              <w:t xml:space="preserve">This uses </w:t>
+                            </w:r>
+                            <w:proofErr w:type="gramStart"/>
+                            <w:r>
+                              <w:t>a</w:t>
+                            </w:r>
+                            <w:proofErr w:type="gramEnd"/>
+                            <w:r>
+                              <w:t xml:space="preserve"> else if to check if the character is a digit and then if it is it repeated that character in the chess array for that many times and then increases the x Axis by one for each piece so there all on a new square</w:t>
+                            </w:r>
+                          </w:p>
+                        </w:txbxContent>
+                      </wps:txbx>
+                      <wps:bodyPr rot="0" spcFirstLastPara="0" vertOverflow="overflow" horzOverflow="overflow" vert="horz" wrap="square" lIns="91440" tIns="45720" rIns="91440" bIns="45720" numCol="1" spcCol="0" rtlCol="0" fromWordArt="0" anchor="t" anchorCtr="0" forceAA="0" compatLnSpc="1">
+                        <a:prstTxWarp prst="textNoShape">
+                          <a:avLst/>
+                        </a:prstTxWarp>
+                        <a:noAutofit/>
+                      </wps:bodyPr>
+                    </wps:wsp>
+                  </a:graphicData>
+                </a:graphic>
+                <wp14:sizeRelH relativeFrom="margin">
+                  <wp14:pctWidth>0</wp14:pctWidth>
+                </wp14:sizeRelH>
+                <wp14:sizeRelV relativeFrom="margin">
+                  <wp14:pctHeight>0</wp14:pctHeight>
+                </wp14:sizeRelV>
+              </wp:anchor>
+            </w:drawing>
+          </mc:Choice>
+          <mc:Fallback>
+            <w:pict>
+              <v:shape w14:anchorId="738BEE5C" id="Text Box 110" o:spid="_x0000_s1079" type="#_x0000_t202" style="position:absolute;margin-left:274.5pt;margin-top:259.5pt;width:235pt;height:99.5pt;z-index:251778048;visibility:visible;mso-wrap-style:square;mso-width-percent:0;mso-height-percent:0;mso-wrap-distance-left:9pt;mso-wrap-distance-top:0;mso-wrap-distance-right:9pt;mso-wrap-distance-bottom:0;mso-position-horizontal:absolute;mso-position-horizontal-relative:text;mso-position-vertical:absolute;mso-position-vertical-relative:text;mso-width-percent:0;mso-height-percent:0;mso-width-relative:margin;mso-height-relative:margin;v-text-anchor:top" o:gfxdata="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" fillcolor="white [3201]" strokeweight=".5pt">
+                <v:textbox>
+                  <w:txbxContent>
+                    <w:p>
+                      <w:r>
+                        <w:t xml:space="preserve">This uses </w:t>
+                      </w:r>
+                      <w:proofErr w:type="gramStart"/>
+                      <w:r>
+                        <w:t>a</w:t>
+                      </w:r>
+                      <w:proofErr w:type="gramEnd"/>
+                      <w:r>
+                        <w:t xml:space="preserve"> else if to check if the character is a digit and then if it is it repeated that character in the chess array for that many times and then increases the x Axis by one for each piece so there all on a new square</w:t>
+                      </w:r>
+                    </w:p>
+                  </w:txbxContent>
+                </v:textbox>
+              </v:shape>
+            </w:pict>
+          </mc:Fallback>
+        </mc:AlternateContent>
+      </w:r>
+      <w:r>
+        <w:rPr>
+          <w:noProof/>
+        </w:rPr>
+        <mc:AlternateContent>
+          <mc:Choice Requires="wps">
+            <w:drawing>
+              <wp:anchor distT="0" distB="0" distL="114300" distR="114300" simplePos="0" relativeHeight="251777024" behindDoc="0" locked="0" layoutInCell="1" allowOverlap="1" wp14:anchorId="60B03CF7" wp14:editId="34599C48">
+                <wp:simplePos x="0" y="0"/>
+                <wp:positionH relativeFrom="column">
+                  <wp:posOffset>3194050</wp:posOffset>
+                </wp:positionH>
+                <wp:positionV relativeFrom="paragraph">
+                  <wp:posOffset>3409950</wp:posOffset>
+                </wp:positionV>
+                <wp:extent cx="762000" cy="12700"/>
+                <wp:effectExtent l="38100" t="76200" r="0" b="82550"/>
+                <wp:wrapNone/>
+                <wp:docPr id="653480904" name="Straight Arrow Connector 109"/>
+                <wp:cNvGraphicFramePr/>
+                <a:graphic xmlns:a="http://schemas.openxmlformats.org/drawingml/2006/main">
+                  <a:graphicData uri="http://schemas.microsoft.com/office/word/2010/wordprocessingShape">
+                    <wps:wsp>
+                      <wps:cNvCnPr/>
+                      <wps:spPr>
+                        <a:xfrm flipH="1" flipV="1">
+                          <a:off x="0" y="0"/>
+                          <a:ext cx="762000" cy="12700"/>
+                        </a:xfrm>
+                        <a:prstGeom prst="straightConnector1">
+                          <a:avLst/>
+                        </a:prstGeom>
+                        <a:ln>
+                          <a:tailEnd type="triangle"/>
+                        </a:ln>
+                      </wps:spPr>
+                      <wps:style>
+                        <a:lnRef idx="2">
+                          <a:schemeClr val="accent1"/>
+                        </a:lnRef>
+                        <a:fillRef idx="0">
+                          <a:schemeClr val="accent1"/>
+                        </a:fillRef>
+                        <a:effectRef idx="1">
+                          <a:schemeClr val="accent1"/>
+                        </a:effectRef>
+                        <a:fontRef idx="minor">
+                          <a:schemeClr val="tx1"/>
+                        </a:fontRef>
+                      </wps:style>
+                      <wps:bodyPr/>
+                    </wps:wsp>
+                  </a:graphicData>
+                </a:graphic>
+              </wp:anchor>
+            </w:drawing>
+          </mc:Choice>
+          <mc:Fallback>
+            <w:pict>
+              <v:shape w14:anchorId="71794AFB" id="Straight Arrow Connector 109" o:spid="_x0000_s1026" type="#_x0000_t32" style="position:absolute;margin-left:251.5pt;margin-top:268.5pt;width:60pt;height:1pt;flip:x y;z-index:251777024;visibility:visible;mso-wrap-style:square;mso-wrap-distance-left:9pt;mso-wrap-distance-top:0;mso-wrap-distance-right:9pt;mso-wrap-distance-bottom:0;mso-position-horizontal:absolute;mso-position-horizontal-relative:text;mso-position-vertical:absolute;mso-position-vertical-relative:text" o:gfxdata="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" strokecolor="#156082 [3204]" strokeweight="1.5pt">
+                <v:stroke endarrow="block" joinstyle="miter"/>
+              </v:shape>
+            </w:pict>
+          </mc:Fallback>
+        </mc:AlternateContent>
+      </w:r>
+      <w:r>
+        <w:rPr>
+          <w:noProof/>
+        </w:rPr>
+        <mc:AlternateContent>
+          <mc:Choice Requires="wps">
+            <w:drawing>
+              <wp:anchor distT="0" distB="0" distL="114300" distR="114300" simplePos="0" relativeHeight="251776000" behindDoc="0" locked="0" layoutInCell="1" allowOverlap="1" wp14:anchorId="65B9D997" wp14:editId="40A0BA2A">
+                <wp:simplePos x="0" y="0"/>
+                <wp:positionH relativeFrom="column">
+                  <wp:posOffset>2266950</wp:posOffset>
+                </wp:positionH>
+                <wp:positionV relativeFrom="paragraph">
+                  <wp:posOffset>2622550</wp:posOffset>
+                </wp:positionV>
+                <wp:extent cx="3594100" cy="533400"/>
+                <wp:effectExtent l="0" t="0" r="25400" b="19050"/>
+                <wp:wrapNone/>
+                <wp:docPr id="423923813" name="Text Box 108"/>
+                <wp:cNvGraphicFramePr/>
+                <a:graphic xmlns:a="http://schemas.openxmlformats.org/drawingml/2006/main">
+                  <a:graphicData uri="http://schemas.microsoft.com/office/word/2010/wordprocessingShape">
+                    <wps:wsp>
+                      <wps:cNvSpPr txBox="1"/>
+                      <wps:spPr>
+                        <a:xfrm>
+                          <a:off x="0" y="0"/>
+                          <a:ext cx="3594100" cy="533400"/>
+                        </a:xfrm>
+                        <a:prstGeom prst="rect">
+                          <a:avLst/>
+                        </a:prstGeom>
+                        <a:solidFill>
+                          <a:schemeClr val="lt1"/>
+                        </a:solidFill>
+                        <a:ln w="6350">
+                          <a:solidFill>
+                            <a:prstClr val="black"/>
+                          </a:solidFill>
+                        </a:ln>
+                      </wps:spPr>
+                      <wps:txbx>
+                        <w:txbxContent>
+                          <w:p>
+                            <w:r>
+                              <w:t xml:space="preserve">Checks if its at </w:t>
+                            </w:r>
+                            <w:proofErr w:type="gramStart"/>
+                            <w:r>
+                              <w:t>a</w:t>
+                            </w:r>
+                            <w:proofErr w:type="gramEnd"/>
+                            <w:r>
+                              <w:t xml:space="preserve"> empty space which means its at the end of the data.</w:t>
+                            </w:r>
+                          </w:p>
+                        </w:txbxContent>
+                      </wps:txbx>
+                      <wps:bodyPr rot="0" spcFirstLastPara="0" vertOverflow="overflow" horzOverflow="overflow" vert="horz" wrap="square" lIns="91440" tIns="45720" rIns="91440" bIns="45720" numCol="1" spcCol="0" rtlCol="0" fromWordArt="0" anchor="t" anchorCtr="0" forceAA="0" compatLnSpc="1">
+                        <a:prstTxWarp prst="textNoShape">
+                          <a:avLst/>
+                        </a:prstTxWarp>
+                        <a:noAutofit/>
+                      </wps:bodyPr>
+                    </wps:wsp>
+                  </a:graphicData>
+                </a:graphic>
+                <wp14:sizeRelH relativeFrom="margin">
+                  <wp14:pctWidth>0</wp14:pctWidth>
+                </wp14:sizeRelH>
+                <wp14:sizeRelV relativeFrom="margin">
+                  <wp14:pctHeight>0</wp14:pctHeight>
+                </wp14:sizeRelV>
+              </wp:anchor>
+            </w:drawing>
+          </mc:Choice>
+          <mc:Fallback>
+            <w:pict>
+              <v:shape w14:anchorId="65B9D997" id="Text Box 108" o:spid="_x0000_s1080" type="#_x0000_t202" style="position:absolute;margin-left:178.5pt;margin-top:206.5pt;width:283pt;height:42pt;z-index:251776000;visibility:visible;mso-wrap-style:square;mso-width-percent:0;mso-height-percent:0;mso-wrap-distance-left:9pt;mso-wrap-distance-top:0;mso-wrap-distance-right:9pt;mso-wrap-distance-bottom:0;mso-position-horizontal:absolute;mso-position-horizontal-relative:text;mso-position-vertical:absolute;mso-position-vertical-relative:text;mso-width-percent:0;mso-height-percent:0;mso-width-relative:margin;mso-height-relative:margin;v-text-anchor:top" o:gfxdata="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" fillcolor="white [3201]" strokeweight=".5pt">
+                <v:textbox>
+                  <w:txbxContent>
+                    <w:p>
+                      <w:r>
+                        <w:t xml:space="preserve">Checks if its at </w:t>
+                      </w:r>
+                      <w:proofErr w:type="gramStart"/>
+                      <w:r>
+                        <w:t>a</w:t>
+                      </w:r>
+                      <w:proofErr w:type="gramEnd"/>
+                      <w:r>
+                        <w:t xml:space="preserve"> empty space which means its at the end of the data.</w:t>
+                      </w:r>
+                    </w:p>
+                  </w:txbxContent>
+                </v:textbox>
+              </v:shape>
+            </w:pict>
+          </mc:Fallback>
+        </mc:AlternateContent>
+      </w:r>
+      <w:r>
+        <w:rPr>
+          <w:noProof/>
+        </w:rPr>
+        <mc:AlternateContent>
+          <mc:Choice Requires="wps">
+            <w:drawing>
+              <wp:anchor distT="0" distB="0" distL="114300" distR="114300" simplePos="0" relativeHeight="251774976" behindDoc="0" locked="0" layoutInCell="1" allowOverlap="1" wp14:anchorId="730A166E" wp14:editId="34B802AE">
+                <wp:simplePos x="0" y="0"/>
+                <wp:positionH relativeFrom="column">
+                  <wp:posOffset>1600200</wp:posOffset>
+                </wp:positionH>
+                <wp:positionV relativeFrom="paragraph">
+                  <wp:posOffset>3079750</wp:posOffset>
+                </wp:positionV>
+                <wp:extent cx="1619250" cy="12700"/>
+                <wp:effectExtent l="38100" t="57150" r="0" b="101600"/>
+                <wp:wrapNone/>
+                <wp:docPr id="944809955" name="Straight Arrow Connector 107"/>
+                <wp:cNvGraphicFramePr/>
+                <a:graphic xmlns:a="http://schemas.openxmlformats.org/drawingml/2006/main">
+                  <a:graphicData uri="http://schemas.microsoft.com/office/word/2010/wordprocessingShape">
+                    <wps:wsp>
+                      <wps:cNvCnPr/>
+                      <wps:spPr>
+                        <a:xfrm flipH="1">
+                          <a:off x="0" y="0"/>
+                          <a:ext cx="1619250" cy="12700"/>
+                        </a:xfrm>
+                        <a:prstGeom prst="straightConnector1">
+                          <a:avLst/>
+                        </a:prstGeom>
+                        <a:ln>
+                          <a:tailEnd type="triangle"/>
+                        </a:ln>
+                      </wps:spPr>
+                      <wps:style>
+                        <a:lnRef idx="2">
+                          <a:schemeClr val="accent1"/>
+                        </a:lnRef>
+                        <a:fillRef idx="0">
+                          <a:schemeClr val="accent1"/>
+                        </a:fillRef>
+                        <a:effectRef idx="1">
+                          <a:schemeClr val="accent1"/>
+                        </a:effectRef>
+                        <a:fontRef idx="minor">
+                          <a:schemeClr val="tx1"/>
+                        </a:fontRef>
+                      </wps:style>
+                      <wps:bodyPr/>
+                    </wps:wsp>
+                  </a:graphicData>
+                </a:graphic>
+              </wp:anchor>
+            </w:drawing>
+          </mc:Choice>
+          <mc:Fallback>
+            <w:pict>
+              <v:shape w14:anchorId="2B38741B" id="Straight Arrow Connector 107" o:spid="_x0000_s1026" type="#_x0000_t32" style="position:absolute;margin-left:126pt;margin-top:242.5pt;width:127.5pt;height:1pt;flip:x;z-index:251774976;visibility:visible;mso-wrap-style:square;mso-wrap-distance-left:9pt;mso-wrap-distance-top:0;mso-wrap-distance-right:9pt;mso-wrap-distance-bottom:0;mso-position-horizontal:absolute;mso-position-horizontal-relative:text;mso-position-vertical:absolute;mso-position-vertical-relative:text" o:gfxdata="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" strokecolor="#156082 [3204]" strokeweight="1.5pt">
+                <v:stroke endarrow="block" joinstyle="miter"/>
+              </v:shape>
+            </w:pict>
+          </mc:Fallback>
+        </mc:AlternateContent>
+      </w:r>
+      <w:r>
+        <w:rPr>
+          <w:noProof/>
+        </w:rPr>
+        <mc:AlternateContent>
+          <mc:Choice Requires="wps">
+            <w:drawing>
+              <wp:anchor distT="0" distB="0" distL="114300" distR="114300" simplePos="0" relativeHeight="251773952" behindDoc="0" locked="0" layoutInCell="1" allowOverlap="1" wp14:anchorId="09541AB1" wp14:editId="03A062DD">
+                <wp:simplePos x="0" y="0"/>
+                <wp:positionH relativeFrom="column">
+                  <wp:posOffset>2527300</wp:posOffset>
+                </wp:positionH>
+                <wp:positionV relativeFrom="paragraph">
+                  <wp:posOffset>158750</wp:posOffset>
+                </wp:positionV>
+                <wp:extent cx="2070100" cy="361950"/>
+                <wp:effectExtent l="0" t="0" r="25400" b="19050"/>
+                <wp:wrapNone/>
+                <wp:docPr id="1834336355" name="Text Box 106"/>
+                <wp:cNvGraphicFramePr/>
+                <a:graphic xmlns:a="http://schemas.openxmlformats.org/drawingml/2006/main">
+                  <a:graphicData uri="http://schemas.microsoft.com/office/word/2010/wordprocessingShape">
+                    <wps:wsp>
+                      <wps:cNvSpPr txBox="1"/>
+                      <wps:spPr>
+                        <a:xfrm>
+                          <a:off x="0" y="0"/>
+                          <a:ext cx="2070100" cy="361950"/>
+                        </a:xfrm>
+                        <a:prstGeom prst="rect">
+                          <a:avLst/>
+                        </a:prstGeom>
+                        <a:solidFill>
+                          <a:schemeClr val="lt1"/>
+                        </a:solidFill>
+                        <a:ln w="6350">
+                          <a:solidFill>
+                            <a:prstClr val="black"/>
+                          </a:solidFill>
+                        </a:ln>
+                      </wps:spPr>
+                      <wps:txbx>
+                        <w:txbxContent>
+                          <w:p>
+                            <w:r>
+                              <w:t>Notes on the format of BNF</w:t>
+                            </w:r>
+                          </w:p>
+                        </w:txbxContent>
+                      </wps:txbx>
+                      <wps:bodyPr rot="0" spcFirstLastPara="0" vertOverflow="overflow" horzOverflow="overflow" vert="horz" wrap="square" lIns="91440" tIns="45720" rIns="91440" bIns="45720" numCol="1" spcCol="0" rtlCol="0" fromWordArt="0" anchor="t" anchorCtr="0" forceAA="0" compatLnSpc="1">
+                        <a:prstTxWarp prst="textNoShape">
+                          <a:avLst/>
+                        </a:prstTxWarp>
+                        <a:noAutofit/>
+                      </wps:bodyPr>
+                    </wps:wsp>
+                  </a:graphicData>
+                </a:graphic>
+                <wp14:sizeRelH relativeFrom="margin">
+                  <wp14:pctWidth>0</wp14:pctWidth>
+                </wp14:sizeRelH>
+                <wp14:sizeRelV relativeFrom="margin">
+                  <wp14:pctHeight>0</wp14:pctHeight>
+                </wp14:sizeRelV>
+              </wp:anchor>
+            </w:drawing>
+          </mc:Choice>
+          <mc:Fallback>
+            <w:pict>
+              <v:shape w14:anchorId="09541AB1" id="Text Box 106" o:spid="_x0000_s1081" type="#_x0000_t202" style="position:absolute;margin-left:199pt;margin-top:12.5pt;width:163pt;height:28.5pt;z-index:251773952;visibility:visible;mso-wrap-style:square;mso-width-percent:0;mso-height-percent:0;mso-wrap-distance-left:9pt;mso-wrap-distance-top:0;mso-wrap-distance-right:9pt;mso-wrap-distance-bottom:0;mso-position-horizontal:absolute;mso-position-horizontal-relative:text;mso-position-vertical:absolute;mso-position-vertical-relative:text;mso-width-percent:0;mso-height-percent:0;mso-width-relative:margin;mso-height-relative:margin;v-text-anchor:top" o:gfxdata="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" fillcolor="white [3201]" strokeweight=".5pt">
+                <v:textbox>
+                  <w:txbxContent>
+                    <w:p>
+                      <w:r>
+                        <w:t>Notes on the format of BNF</w:t>
+                      </w:r>
+                    </w:p>
+                  </w:txbxContent>
+                </v:textbox>
+              </v:shape>
+            </w:pict>
+          </mc:Fallback>
+        </mc:AlternateContent>
+      </w:r>
+      <w:r>
+        <w:rPr>
+          <w:noProof/>
+        </w:rPr>
+        <mc:AlternateContent>
+          <mc:Choice Requires="wps">
+            <w:drawing>
+              <wp:anchor distT="0" distB="0" distL="114300" distR="114300" simplePos="0" relativeHeight="251772928" behindDoc="0" locked="0" layoutInCell="1" allowOverlap="1" wp14:anchorId="5F5D3B3C" wp14:editId="4D909803">
+                <wp:simplePos x="0" y="0"/>
+                <wp:positionH relativeFrom="column">
+                  <wp:posOffset>1397000</wp:posOffset>
+                </wp:positionH>
+                <wp:positionV relativeFrom="paragraph">
+                  <wp:posOffset>304800</wp:posOffset>
+                </wp:positionV>
+                <wp:extent cx="1720850" cy="209550"/>
+                <wp:effectExtent l="38100" t="0" r="12700" b="76200"/>
+                <wp:wrapNone/>
+                <wp:docPr id="1669749722" name="Straight Arrow Connector 105"/>
+                <wp:cNvGraphicFramePr/>
+                <a:graphic xmlns:a="http://schemas.openxmlformats.org/drawingml/2006/main">
+                  <a:graphicData uri="http://schemas.microsoft.com/office/word/2010/wordprocessingShape">
+                    <wps:wsp>
+                      <wps:cNvCnPr/>
+                      <wps:spPr>
+                        <a:xfrm flipH="1">
+                          <a:off x="0" y="0"/>
+                          <a:ext cx="1720850" cy="209550"/>
+                        </a:xfrm>
+                        <a:prstGeom prst="straightConnector1">
+                          <a:avLst/>
+                        </a:prstGeom>
+                        <a:ln>
+                          <a:tailEnd type="triangle"/>
+                        </a:ln>
+                      </wps:spPr>
+                      <wps:style>
+                        <a:lnRef idx="2">
+                          <a:schemeClr val="accent1"/>
+                        </a:lnRef>
+                        <a:fillRef idx="0">
+                          <a:schemeClr val="accent1"/>
+                        </a:fillRef>
+                        <a:effectRef idx="1">
+                          <a:schemeClr val="accent1"/>
+                        </a:effectRef>
+                        <a:fontRef idx="minor">
+                          <a:schemeClr val="tx1"/>
+                        </a:fontRef>
+                      </wps:style>
+                      <wps:bodyPr/>
+                    </wps:wsp>
+                  </a:graphicData>
+                </a:graphic>
+              </wp:anchor>
+            </w:drawing>
+          </mc:Choice>
+          <mc:Fallback>
+            <w:pict>
+              <v:shape w14:anchorId="052570A3" id="Straight Arrow Connector 105" o:spid="_x0000_s1026" type="#_x0000_t32" style="position:absolute;margin-left:110pt;margin-top:24pt;width:135.5pt;height:16.5pt;flip:x;z-index:251772928;visibility:visible;mso-wrap-style:square;mso-wrap-distance-left:9pt;mso-wrap-distance-top:0;mso-wrap-distance-right:9pt;mso-wrap-distance-bottom:0;mso-position-horizontal:absolute;mso-position-horizontal-relative:text;mso-position-vertical:absolute;mso-position-vertical-relative:text" o:gfxdata="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" strokecolor="#156082 [3204]" strokeweight="1.5pt">
+                <v:stroke endarrow="block" joinstyle="miter"/>
+              </v:shape>
+            </w:pict>
+          </mc:Fallback>
+        </mc:AlternateContent>
+      </w:r>
+      <w:r>
+        <w:rPr>
+          <w:noProof/>
+        </w:rPr>
+        <mc:AlternateContent>
+          <mc:Choice Requires="wps">
+            <w:drawing>
+              <wp:anchor distT="0" distB="0" distL="114300" distR="114300" simplePos="0" relativeHeight="251770880" behindDoc="0" locked="0" layoutInCell="1" allowOverlap="1" wp14:anchorId="34F50E9E" wp14:editId="6BDD1492">
+                <wp:simplePos x="0" y="0"/>
+                <wp:positionH relativeFrom="column">
+                  <wp:posOffset>1371600</wp:posOffset>
+                </wp:positionH>
+                <wp:positionV relativeFrom="paragraph">
+                  <wp:posOffset>1784350</wp:posOffset>
+                </wp:positionV>
+                <wp:extent cx="1371600" cy="781050"/>
+                <wp:effectExtent l="38100" t="0" r="19050" b="57150"/>
+                <wp:wrapNone/>
+                <wp:docPr id="1357479559" name="Straight Arrow Connector 103"/>
+                <wp:cNvGraphicFramePr/>
+                <a:graphic xmlns:a="http://schemas.openxmlformats.org/drawingml/2006/main">
+                  <a:graphicData uri="http://schemas.microsoft.com/office/word/2010/wordprocessingShape">
+                    <wps:wsp>
+                      <wps:cNvCnPr/>
+                      <wps:spPr>
+                        <a:xfrm flipH="1">
+                          <a:off x="0" y="0"/>
+                          <a:ext cx="1371600" cy="781050"/>
+                        </a:xfrm>
+                        <a:prstGeom prst="straightConnector1">
+                          <a:avLst/>
+                        </a:prstGeom>
+                        <a:ln>
+                          <a:tailEnd type="triangle"/>
+                        </a:ln>
+                      </wps:spPr>
+                      <wps:style>
+                        <a:lnRef idx="2">
+                          <a:schemeClr val="accent1"/>
+                        </a:lnRef>
+                        <a:fillRef idx="0">
+                          <a:schemeClr val="accent1"/>
+                        </a:fillRef>
+                        <a:effectRef idx="1">
+                          <a:schemeClr val="accent1"/>
+                        </a:effectRef>
+                        <a:fontRef idx="minor">
+                          <a:schemeClr val="tx1"/>
+                        </a:fontRef>
+                      </wps:style>
+                      <wps:bodyPr/>
+                    </wps:wsp>
+                  </a:graphicData>
+                </a:graphic>
+                <wp14:sizeRelH relativeFrom="margin">
+                  <wp14:pctWidth>0</wp14:pctWidth>
+                </wp14:sizeRelH>
+                <wp14:sizeRelV relativeFrom="margin">
+                  <wp14:pctHeight>0</wp14:pctHeight>
+                </wp14:sizeRelV>
+              </wp:anchor>
+            </w:drawing>
+          </mc:Choice>
+          <mc:Fallback>
+            <w:pict>
+              <v:shape w14:anchorId="393CCF24" id="Straight Arrow Connector 103" o:spid="_x0000_s1026" type="#_x0000_t32" style="position:absolute;margin-left:108pt;margin-top:140.5pt;width:108pt;height:61.5pt;flip:x;z-index:251770880;visibility:visible;mso-wrap-style:square;mso-width-percent:0;mso-height-percent:0;mso-wrap-distance-left:9pt;mso-wrap-distance-top:0;mso-wrap-distance-right:9pt;mso-wrap-distance-bottom:0;mso-position-horizontal:absolute;mso-position-horizontal-relative:text;mso-position-vertical:absolute;mso-position-vertical-relative:text;mso-width-percent:0;mso-height-percent:0;mso-width-relative:margin;mso-height-relative:margin" o:gfxdata="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" strokecolor="#156082 [3204]" strokeweight="1.5pt">
+                <v:stroke endarrow="block" joinstyle="miter"/>
+              </v:shape>
+            </w:pict>
+          </mc:Fallback>
+        </mc:AlternateContent>
+      </w:r>
+      <w:r>
+        <w:rPr>
+          <w:noProof/>
+        </w:rPr>
+        <mc:AlternateContent>
+          <mc:Choice Requires="wps">
+            <w:drawing>
+              <wp:anchor distT="0" distB="0" distL="114300" distR="114300" simplePos="0" relativeHeight="251771904" behindDoc="0" locked="0" layoutInCell="1" allowOverlap="1" wp14:anchorId="4AF5F233" wp14:editId="3C64E613">
+                <wp:simplePos x="0" y="0"/>
+                <wp:positionH relativeFrom="column">
+                  <wp:posOffset>2286000</wp:posOffset>
+                </wp:positionH>
+                <wp:positionV relativeFrom="paragraph">
+                  <wp:posOffset>1479550</wp:posOffset>
+                </wp:positionV>
+                <wp:extent cx="3270250" cy="965200"/>
+                <wp:effectExtent l="0" t="0" r="25400" b="25400"/>
+                <wp:wrapNone/>
+                <wp:docPr id="526253656" name="Text Box 104"/>
+                <wp:cNvGraphicFramePr/>
+                <a:graphic xmlns:a="http://schemas.openxmlformats.org/drawingml/2006/main">
+                  <a:graphicData uri="http://schemas.microsoft.com/office/word/2010/wordprocessingShape">
+                    <wps:wsp>
+                      <wps:cNvSpPr txBox="1"/>
+                      <wps:spPr>
+                        <a:xfrm>
+                          <a:off x="0" y="0"/>
+                          <a:ext cx="3270250" cy="965200"/>
+                        </a:xfrm>
+                        <a:prstGeom prst="rect">
+                          <a:avLst/>
+                        </a:prstGeom>
+                        <a:solidFill>
+                          <a:schemeClr val="lt1"/>
+                        </a:solidFill>
+                        <a:ln w="6350">
+                          <a:solidFill>
+                            <a:prstClr val="black"/>
+                          </a:solidFill>
+                        </a:ln>
+                      </wps:spPr>
+                      <wps:txbx>
+                        <w:txbxContent>
+                          <w:p>
+                            <w:r>
+                              <w:t xml:space="preserve">Takes a string called data and then uses a for loop to iterate through the whole data and saves the info in the </w:t>
+                            </w:r>
+                            <w:proofErr w:type="spellStart"/>
+                            <w:r>
+                              <w:t>chessBoardArray</w:t>
+                            </w:r>
+                            <w:proofErr w:type="spellEnd"/>
+                            <w:r>
+                              <w:t xml:space="preserve"> and to do that it needs to process the data</w:t>
+                            </w:r>
+                          </w:p>
+                        </w:txbxContent>
+                      </wps:txbx>
+                      <wps:bodyPr rot="0" spcFirstLastPara="0" vertOverflow="overflow" horzOverflow="overflow" vert="horz" wrap="square" lIns="91440" tIns="45720" rIns="91440" bIns="45720" numCol="1" spcCol="0" rtlCol="0" fromWordArt="0" anchor="t" anchorCtr="0" forceAA="0" compatLnSpc="1">
+                        <a:prstTxWarp prst="textNoShape">
+                          <a:avLst/>
+                        </a:prstTxWarp>
+                        <a:noAutofit/>
+                      </wps:bodyPr>
+                    </wps:wsp>
+                  </a:graphicData>
+                </a:graphic>
+                <wp14:sizeRelH relativeFrom="margin">
+                  <wp14:pctWidth>0</wp14:pctWidth>
+                </wp14:sizeRelH>
+                <wp14:sizeRelV relativeFrom="margin">
+                  <wp14:pctHeight>0</wp14:pctHeight>
+                </wp14:sizeRelV>
+              </wp:anchor>
+            </w:drawing>
+          </mc:Choice>
+          <mc:Fallback>
+            <w:pict>
+              <v:shape w14:anchorId="4AF5F233" id="Text Box 104" o:spid="_x0000_s1082" type="#_x0000_t202" style="position:absolute;margin-left:180pt;margin-top:116.5pt;width:257.5pt;height:76pt;z-index:251771904;visibility:visible;mso-wrap-style:square;mso-width-percent:0;mso-height-percent:0;mso-wrap-distance-left:9pt;mso-wrap-distance-top:0;mso-wrap-distance-right:9pt;mso-wrap-distance-bottom:0;mso-position-horizontal:absolute;mso-position-horizontal-relative:text;mso-position-vertical:absolute;mso-position-vertical-relative:text;mso-width-percent:0;mso-height-percent:0;mso-width-relative:margin;mso-height-relative:margin;v-text-anchor:top" o:gfxdata="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" fillcolor="white [3201]" strokeweight=".5pt">
+                <v:textbox>
+                  <w:txbxContent>
+                    <w:p>
+                      <w:r>
+                        <w:t xml:space="preserve">Takes a string called data and then uses a for loop to iterate through the whole data and saves the info in the </w:t>
+                      </w:r>
+                      <w:proofErr w:type="spellStart"/>
+                      <w:r>
+                        <w:t>chessBoardArray</w:t>
+                      </w:r>
+                      <w:proofErr w:type="spellEnd"/>
+                      <w:r>
+                        <w:t xml:space="preserve"> and to do that it needs to process the data</w:t>
+                      </w:r>
+                    </w:p>
+                  </w:txbxContent>
+                </v:textbox>
+              </v:shape>
+            </w:pict>
+          </mc:Fallback>
+        </mc:AlternateContent>
+      </w:r>
+      <w:r>
+        <w:drawing>
+          <wp:inline distT="0" distB="0" distL="0" distR="0" wp14:anchorId="4F8A7EDE" wp14:editId="5871DE0E">
+            <wp:extent cx="3484709" cy="6253480"/>
+            <wp:effectExtent l="0" t="0" r="1905" b="0"/>
+            <wp:docPr id="12921964" name="Picture 1"/>
+            <wp:cNvGraphicFramePr>
+              <a:graphicFrameLocks xmlns:a="http://schemas.openxmlformats.org/drawingml/2006/main" noChangeAspect="1"/>
+            </wp:cNvGraphicFramePr>
+            <a:graphic xmlns:a="http://schemas.openxmlformats.org/drawingml/2006/main">
+              <a:graphicData uri="http://schemas.openxmlformats.org/drawingml/2006/picture">
+                <pic:pic xmlns:pic="http://schemas.openxmlformats.org/drawingml/2006/picture">
+                  <pic:nvPicPr>
+                    <pic:cNvPr id="12921964" name=""/>
+                    <pic:cNvPicPr/>
+                  </pic:nvPicPr>
+                  <pic:blipFill>
+                    <a:blip r:embed="rId22"/>
+                    <a:stretch>
+                      <a:fillRect/>
+                    </a:stretch>
+                  </pic:blipFill>
+                  <pic:spPr>
+                    <a:xfrm>
+                      <a:off x="0" y="0"/>
+                      <a:ext cx="3498284" cy="6277841"/>
+                    </a:xfrm>
+                    <a:prstGeom prst="rect">
+                      <a:avLst/>
+                    </a:prstGeom>
+                  </pic:spPr>
+                </pic:pic>
+              </a:graphicData>
+            </a:graphic>
+          </wp:inline>
+        </w:drawing>
+      </w:r>
+    </w:p>
+    <w:p/>
+    <w:p/>
+    <w:p/>
+    <w:p/>
+    <w:p>
+      <w:r>
+        <w:br w:type="page"/>
+      </w:r>
+    </w:p>
+    <w:p>
+      <w:r>
+        <w:rPr>
+          <w:noProof/>
+        </w:rPr>
+        <w:lastRenderedPageBreak/>
+        <mc:AlternateContent>
+          <mc:Choice Requires="wps">
+            <w:drawing>
+              <wp:anchor distT="0" distB="0" distL="114300" distR="114300" simplePos="0" relativeHeight="251786240" behindDoc="0" locked="0" layoutInCell="1" allowOverlap="1" wp14:anchorId="458BC914" wp14:editId="73FCB846">
+                <wp:simplePos x="0" y="0"/>
+                <wp:positionH relativeFrom="column">
+                  <wp:posOffset>3282950</wp:posOffset>
+                </wp:positionH>
+                <wp:positionV relativeFrom="paragraph">
+                  <wp:posOffset>1581150</wp:posOffset>
+                </wp:positionV>
+                <wp:extent cx="2755900" cy="1714500"/>
+                <wp:effectExtent l="0" t="0" r="25400" b="19050"/>
+                <wp:wrapNone/>
+                <wp:docPr id="274009416" name="Text Box 118"/>
+                <wp:cNvGraphicFramePr/>
+                <a:graphic xmlns:a="http://schemas.openxmlformats.org/drawingml/2006/main">
+                  <a:graphicData uri="http://schemas.microsoft.com/office/word/2010/wordprocessingShape">
+                    <wps:wsp>
+                      <wps:cNvSpPr txBox="1"/>
+                      <wps:spPr>
+                        <a:xfrm>
+                          <a:off x="0" y="0"/>
+                          <a:ext cx="2755900" cy="1714500"/>
+                        </a:xfrm>
+                        <a:prstGeom prst="rect">
+                          <a:avLst/>
+                        </a:prstGeom>
+                        <a:solidFill>
+                          <a:schemeClr val="lt1"/>
+                        </a:solidFill>
+                        <a:ln w="6350">
+                          <a:solidFill>
+                            <a:prstClr val="black"/>
+                          </a:solidFill>
+                        </a:ln>
+                      </wps:spPr>
+                      <wps:txbx>
+                        <w:txbxContent>
+                          <w:p>
+                            <w:r>
+                              <w:t xml:space="preserve">Next it tries to read the file with scanner and if it is successful then it will read all the lines and save it to the string else it will through an exception. </w:t>
+                            </w:r>
+                          </w:p>
+                          <w:p>
+                            <w:r>
+                              <w:t xml:space="preserve">Then it puts the String to the static data so it can be uses elsewhere in the class </w:t>
+                            </w:r>
+                          </w:p>
+                        </w:txbxContent>
+                      </wps:txbx>
+                      <wps:bodyPr rot="0" spcFirstLastPara="0" vertOverflow="overflow" horzOverflow="overflow" vert="horz" wrap="square" lIns="91440" tIns="45720" rIns="91440" bIns="45720" numCol="1" spcCol="0" rtlCol="0" fromWordArt="0" anchor="t" anchorCtr="0" forceAA="0" compatLnSpc="1">
+                        <a:prstTxWarp prst="textNoShape">
+                          <a:avLst/>
+                        </a:prstTxWarp>
+                        <a:noAutofit/>
+                      </wps:bodyPr>
+                    </wps:wsp>
+                  </a:graphicData>
+                </a:graphic>
+                <wp14:sizeRelH relativeFrom="margin">
+                  <wp14:pctWidth>0</wp14:pctWidth>
+                </wp14:sizeRelH>
+                <wp14:sizeRelV relativeFrom="margin">
+                  <wp14:pctHeight>0</wp14:pctHeight>
+                </wp14:sizeRelV>
+              </wp:anchor>
+            </w:drawing>
+          </mc:Choice>
+          <mc:Fallback>
+            <w:pict>
+              <v:shape w14:anchorId="458BC914" id="Text Box 118" o:spid="_x0000_s1083" type="#_x0000_t202" style="position:absolute;margin-left:258.5pt;margin-top:124.5pt;width:217pt;height:135pt;z-index:251786240;visibility:visible;mso-wrap-style:square;mso-width-percent:0;mso-height-percent:0;mso-wrap-distance-left:9pt;mso-wrap-distance-top:0;mso-wrap-distance-right:9pt;mso-wrap-distance-bottom:0;mso-position-horizontal:absolute;mso-position-horizontal-relative:text;mso-position-vertical:absolute;mso-position-vertical-relative:text;mso-width-percent:0;mso-height-percent:0;mso-width-relative:margin;mso-height-relative:margin;v-text-anchor:top" o:gfxdata="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" fillcolor="white [3201]" strokeweight=".5pt">
+                <v:textbox>
+                  <w:txbxContent>
+                    <w:p>
+                      <w:r>
+                        <w:t xml:space="preserve">Next it tries to read the file with scanner and if it is successful then it will read all the lines and save it to the string else it will through an exception. </w:t>
+                      </w:r>
+                    </w:p>
+                    <w:p>
+                      <w:r>
+                        <w:t xml:space="preserve">Then it puts the String to the static data so it can be uses elsewhere in the class </w:t>
+                      </w:r>
+                    </w:p>
+                  </w:txbxContent>
+                </v:textbox>
+              </v:shape>
+            </w:pict>
+          </mc:Fallback>
+        </mc:AlternateContent>
+      </w:r>
+      <w:r>
+        <w:rPr>
+          <w:noProof/>
+        </w:rPr>
+        <mc:AlternateContent>
+          <mc:Choice Requires="wps">
+            <w:drawing>
+              <wp:anchor distT="0" distB="0" distL="114300" distR="114300" simplePos="0" relativeHeight="251783168" behindDoc="0" locked="0" layoutInCell="1" allowOverlap="1" wp14:anchorId="48BB10A1" wp14:editId="66F05076">
+                <wp:simplePos x="0" y="0"/>
+                <wp:positionH relativeFrom="column">
+                  <wp:posOffset>1784350</wp:posOffset>
+                </wp:positionH>
+                <wp:positionV relativeFrom="paragraph">
+                  <wp:posOffset>196850</wp:posOffset>
+                </wp:positionV>
+                <wp:extent cx="1568450" cy="514350"/>
+                <wp:effectExtent l="38100" t="0" r="12700" b="76200"/>
+                <wp:wrapNone/>
+                <wp:docPr id="1460789650" name="Straight Arrow Connector 115"/>
+                <wp:cNvGraphicFramePr/>
+                <a:graphic xmlns:a="http://schemas.openxmlformats.org/drawingml/2006/main">
+                  <a:graphicData uri="http://schemas.microsoft.com/office/word/2010/wordprocessingShape">
+                    <wps:wsp>
+                      <wps:cNvCnPr/>
+                      <wps:spPr>
+                        <a:xfrm flipH="1">
+                          <a:off x="0" y="0"/>
+                          <a:ext cx="1568450" cy="514350"/>
+                        </a:xfrm>
+                        <a:prstGeom prst="straightConnector1">
+                          <a:avLst/>
+                        </a:prstGeom>
+                        <a:ln>
+                          <a:tailEnd type="triangle"/>
+                        </a:ln>
+                      </wps:spPr>
+                      <wps:style>
+                        <a:lnRef idx="2">
+                          <a:schemeClr val="accent1"/>
+                        </a:lnRef>
+                        <a:fillRef idx="0">
+                          <a:schemeClr val="accent1"/>
+                        </a:fillRef>
+                        <a:effectRef idx="1">
+                          <a:schemeClr val="accent1"/>
+                        </a:effectRef>
+                        <a:fontRef idx="minor">
+                          <a:schemeClr val="tx1"/>
+                        </a:fontRef>
+                      </wps:style>
+                      <wps:bodyPr/>
+                    </wps:wsp>
+                  </a:graphicData>
+                </a:graphic>
+                <wp14:sizeRelH relativeFrom="margin">
+                  <wp14:pctWidth>0</wp14:pctWidth>
+                </wp14:sizeRelH>
+                <wp14:sizeRelV relativeFrom="margin">
+                  <wp14:pctHeight>0</wp14:pctHeight>
+                </wp14:sizeRelV>
+              </wp:anchor>
+            </w:drawing>
+          </mc:Choice>
+          <mc:Fallback>
+            <w:pict>
+              <v:shape w14:anchorId="5017D83B" id="Straight Arrow Connector 115" o:spid="_x0000_s1026" type="#_x0000_t32" style="position:absolute;margin-left:140.5pt;margin-top:15.5pt;width:123.5pt;height:40.5pt;flip:x;z-index:251783168;visibility:visible;mso-wrap-style:square;mso-width-percent:0;mso-height-percent:0;mso-wrap-distance-left:9pt;mso-wrap-distance-top:0;mso-wrap-distance-right:9pt;mso-wrap-distance-bottom:0;mso-position-horizontal:absolute;mso-position-horizontal-relative:text;mso-position-vertical:absolute;mso-position-vertical-relative:text;mso-width-percent:0;mso-height-percent:0;mso-width-relative:margin;mso-height-relative:margin" o:gfxdata="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" strokecolor="#156082 [3204]" strokeweight="1.5pt">
+                <v:stroke endarrow="block" joinstyle="miter"/>
+              </v:shape>
+            </w:pict>
+          </mc:Fallback>
+        </mc:AlternateContent>
+      </w:r>
+      <w:r>
+        <w:rPr>
+          <w:noProof/>
+        </w:rPr>
+        <mc:AlternateContent>
+          <mc:Choice Requires="wps">
+            <w:drawing>
+              <wp:anchor distT="0" distB="0" distL="114300" distR="114300" simplePos="0" relativeHeight="251785216" behindDoc="0" locked="0" layoutInCell="1" allowOverlap="1" wp14:anchorId="747B98EC" wp14:editId="55E54980">
+                <wp:simplePos x="0" y="0"/>
+                <wp:positionH relativeFrom="column">
+                  <wp:posOffset>2400300</wp:posOffset>
+                </wp:positionH>
+                <wp:positionV relativeFrom="paragraph">
+                  <wp:posOffset>1987550</wp:posOffset>
+                </wp:positionV>
+                <wp:extent cx="1720850" cy="82550"/>
+                <wp:effectExtent l="38100" t="0" r="12700" b="88900"/>
+                <wp:wrapNone/>
+                <wp:docPr id="2142327156" name="Straight Arrow Connector 117"/>
+                <wp:cNvGraphicFramePr/>
+                <a:graphic xmlns:a="http://schemas.openxmlformats.org/drawingml/2006/main">
+                  <a:graphicData uri="http://schemas.microsoft.com/office/word/2010/wordprocessingShape">
+                    <wps:wsp>
+                      <wps:cNvCnPr/>
+                      <wps:spPr>
+                        <a:xfrm flipH="1">
+                          <a:off x="0" y="0"/>
+                          <a:ext cx="1720850" cy="82550"/>
+                        </a:xfrm>
+                        <a:prstGeom prst="straightConnector1">
+                          <a:avLst/>
+                        </a:prstGeom>
+                        <a:ln>
+                          <a:tailEnd type="triangle"/>
+                        </a:ln>
+                      </wps:spPr>
+                      <wps:style>
+                        <a:lnRef idx="2">
+                          <a:schemeClr val="accent1"/>
+                        </a:lnRef>
+                        <a:fillRef idx="0">
+                          <a:schemeClr val="accent1"/>
+                        </a:fillRef>
+                        <a:effectRef idx="1">
+                          <a:schemeClr val="accent1"/>
+                        </a:effectRef>
+                        <a:fontRef idx="minor">
+                          <a:schemeClr val="tx1"/>
+                        </a:fontRef>
+                      </wps:style>
+                      <wps:bodyPr/>
+                    </wps:wsp>
+                  </a:graphicData>
+                </a:graphic>
+                <wp14:sizeRelH relativeFrom="margin">
+                  <wp14:pctWidth>0</wp14:pctWidth>
+                </wp14:sizeRelH>
+                <wp14:sizeRelV relativeFrom="margin">
+                  <wp14:pctHeight>0</wp14:pctHeight>
+                </wp14:sizeRelV>
+              </wp:anchor>
+            </w:drawing>
+          </mc:Choice>
+          <mc:Fallback>
+            <w:pict>
+              <v:shape w14:anchorId="0C791BC0" id="Straight Arrow Connector 117" o:spid="_x0000_s1026" type="#_x0000_t32" style="position:absolute;margin-left:189pt;margin-top:156.5pt;width:135.5pt;height:6.5pt;flip:x;z-index:251785216;visibility:visible;mso-wrap-style:square;mso-width-percent:0;mso-height-percent:0;mso-wrap-distance-left:9pt;mso-wrap-distance-top:0;mso-wrap-distance-right:9pt;mso-wrap-distance-bottom:0;mso-position-horizontal:absolute;mso-position-horizontal-relative:text;mso-position-vertical:absolute;mso-position-vertical-relative:text;mso-width-percent:0;mso-height-percent:0;mso-width-relative:margin;mso-height-relative:margin" o:gfxdata="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" strokecolor="#156082 [3204]" strokeweight="1.5pt">
+                <v:stroke endarrow="block" joinstyle="miter"/>
+              </v:shape>
+            </w:pict>
+          </mc:Fallback>
+        </mc:AlternateContent>
+      </w:r>
+      <w:r>
+        <w:rPr>
+          <w:noProof/>
+        </w:rPr>
+        <mc:AlternateContent>
+          <mc:Choice Requires="wps">
+            <w:drawing>
+              <wp:anchor distT="0" distB="0" distL="114300" distR="114300" simplePos="0" relativeHeight="251784192" behindDoc="0" locked="0" layoutInCell="1" allowOverlap="1" wp14:anchorId="00F4618D" wp14:editId="12C90F44">
+                <wp:simplePos x="0" y="0"/>
+                <wp:positionH relativeFrom="column">
+                  <wp:posOffset>2387600</wp:posOffset>
+                </wp:positionH>
+                <wp:positionV relativeFrom="paragraph">
+                  <wp:posOffset>-50800</wp:posOffset>
+                </wp:positionV>
+                <wp:extent cx="2095500" cy="952500"/>
+                <wp:effectExtent l="0" t="0" r="19050" b="19050"/>
+                <wp:wrapNone/>
+                <wp:docPr id="1912726826" name="Text Box 116"/>
+                <wp:cNvGraphicFramePr/>
+                <a:graphic xmlns:a="http://schemas.openxmlformats.org/drawingml/2006/main">
+                  <a:graphicData uri="http://schemas.microsoft.com/office/word/2010/wordprocessingShape">
+                    <wps:wsp>
+                      <wps:cNvSpPr txBox="1"/>
+                      <wps:spPr>
+                        <a:xfrm>
+                          <a:off x="0" y="0"/>
+                          <a:ext cx="2095500" cy="952500"/>
+                        </a:xfrm>
+                        <a:prstGeom prst="rect">
+                          <a:avLst/>
+                        </a:prstGeom>
+                        <a:solidFill>
+                          <a:schemeClr val="lt1"/>
+                        </a:solidFill>
+                        <a:ln w="6350">
+                          <a:solidFill>
+                            <a:prstClr val="black"/>
+                          </a:solidFill>
+                        </a:ln>
+                      </wps:spPr>
+                      <wps:txbx>
+                        <w:txbxContent>
+                          <w:p>
+                            <w:r>
+                              <w:t xml:space="preserve">Starts with </w:t>
+                            </w:r>
+                            <w:proofErr w:type="gramStart"/>
+                            <w:r>
+                              <w:t>a</w:t>
+                            </w:r>
+                            <w:proofErr w:type="gramEnd"/>
+                            <w:r>
+                              <w:t xml:space="preserve"> empty string and the method takes a file name to read from and saves it as the file </w:t>
+                            </w:r>
+                          </w:p>
+                        </w:txbxContent>
+                      </wps:txbx>
+                      <wps:bodyPr rot="0" spcFirstLastPara="0" vertOverflow="overflow" horzOverflow="overflow" vert="horz" wrap="square" lIns="91440" tIns="45720" rIns="91440" bIns="45720" numCol="1" spcCol="0" rtlCol="0" fromWordArt="0" anchor="t" anchorCtr="0" forceAA="0" compatLnSpc="1">
+                        <a:prstTxWarp prst="textNoShape">
+                          <a:avLst/>
+                        </a:prstTxWarp>
+                        <a:noAutofit/>
+                      </wps:bodyPr>
+                    </wps:wsp>
+                  </a:graphicData>
+                </a:graphic>
+                <wp14:sizeRelH relativeFrom="margin">
+                  <wp14:pctWidth>0</wp14:pctWidth>
+                </wp14:sizeRelH>
+                <wp14:sizeRelV relativeFrom="margin">
+                  <wp14:pctHeight>0</wp14:pctHeight>
+                </wp14:sizeRelV>
+              </wp:anchor>
+            </w:drawing>
+          </mc:Choice>
+          <mc:Fallback>
+            <w:pict>
+              <v:shape w14:anchorId="00F4618D" id="Text Box 116" o:spid="_x0000_s1084" type="#_x0000_t202" style="position:absolute;margin-left:188pt;margin-top:-4pt;width:165pt;height:75pt;z-index:251784192;visibility:visible;mso-wrap-style:square;mso-width-percent:0;mso-height-percent:0;mso-wrap-distance-left:9pt;mso-wrap-distance-top:0;mso-wrap-distance-right:9pt;mso-wrap-distance-bottom:0;mso-position-horizontal:absolute;mso-position-horizontal-relative:text;mso-position-vertical:absolute;mso-position-vertical-relative:text;mso-width-percent:0;mso-height-percent:0;mso-width-relative:margin;mso-height-relative:margin;v-text-anchor:top" o:gfxdata="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" fillcolor="white [3201]" strokeweight=".5pt">
+                <v:textbox>
+                  <w:txbxContent>
+                    <w:p>
+                      <w:r>
+                        <w:t xml:space="preserve">Starts with </w:t>
+                      </w:r>
+                      <w:proofErr w:type="gramStart"/>
+                      <w:r>
+                        <w:t>a</w:t>
+                      </w:r>
+                      <w:proofErr w:type="gramEnd"/>
+                      <w:r>
+                        <w:t xml:space="preserve"> empty string and the method takes a file name to read from and saves it as the file </w:t>
+                      </w:r>
+                    </w:p>
+                  </w:txbxContent>
+                </v:textbox>
+              </v:shape>
+            </w:pict>
+          </mc:Fallback>
+        </mc:AlternateContent>
+      </w:r>
+      <w:r>
+        <w:drawing>
+          <wp:inline distT="0" distB="0" distL="0" distR="0" wp14:anchorId="717693CD" wp14:editId="05DB172E">
+            <wp:extent cx="3605354" cy="2965450"/>
+            <wp:effectExtent l="0" t="0" r="0" b="6350"/>
+            <wp:docPr id="1291545796" name="Picture 1"/>
+            <wp:cNvGraphicFramePr>
+              <a:graphicFrameLocks xmlns:a="http://schemas.openxmlformats.org/drawingml/2006/main" noChangeAspect="1"/>
+            </wp:cNvGraphicFramePr>
+            <a:graphic xmlns:a="http://schemas.openxmlformats.org/drawingml/2006/main">
+              <a:graphicData uri="http://schemas.openxmlformats.org/drawingml/2006/picture">
+                <pic:pic xmlns:pic="http://schemas.openxmlformats.org/drawingml/2006/picture">
+                  <pic:nvPicPr>
+                    <pic:cNvPr id="1291545796" name=""/>
+                    <pic:cNvPicPr/>
+                  </pic:nvPicPr>
+                  <pic:blipFill>
+                    <a:blip r:embed="rId23"/>
+                    <a:stretch>
+                      <a:fillRect/>
+                    </a:stretch>
+                  </pic:blipFill>
+                  <pic:spPr>
+                    <a:xfrm>
+                      <a:off x="0" y="0"/>
+                      <a:ext cx="3608637" cy="2968151"/>
+                    </a:xfrm>
+                    <a:prstGeom prst="rect">
+                      <a:avLst/>
+                    </a:prstGeom>
+                  </pic:spPr>
+                </pic:pic>
+              </a:graphicData>
+            </a:graphic>
+          </wp:inline>
+        </w:drawing>
+      </w:r>
+    </w:p>
+    <w:p/>
+    <w:p/>
+    <w:p>
+      <w:r>
+        <w:br w:type="page"/>
+      </w:r>
+    </w:p>
+    <w:p>
+      <w:r>
+        <w:rPr>
+          <w:noProof/>
+        </w:rPr>
+        <w:lastRenderedPageBreak/>
+        <mc:AlternateContent>
+          <mc:Choice Requires="wps">
+            <w:drawing>
+              <wp:anchor distT="0" distB="0" distL="114300" distR="114300" simplePos="0" relativeHeight="251794432" behindDoc="0" locked="0" layoutInCell="1" allowOverlap="1" wp14:anchorId="4DA58150" wp14:editId="289D6592">
+                <wp:simplePos x="0" y="0"/>
+                <wp:positionH relativeFrom="column">
+                  <wp:posOffset>1806166</wp:posOffset>
+                </wp:positionH>
+                <wp:positionV relativeFrom="paragraph">
+                  <wp:posOffset>3322621</wp:posOffset>
+                </wp:positionV>
+                <wp:extent cx="4775703" cy="932507"/>
+                <wp:effectExtent l="0" t="0" r="25400" b="20320"/>
+                <wp:wrapNone/>
+                <wp:docPr id="425723780" name="Text Box 126"/>
+                <wp:cNvGraphicFramePr/>
+                <a:graphic xmlns:a="http://schemas.openxmlformats.org/drawingml/2006/main">
+                  <a:graphicData uri="http://schemas.microsoft.com/office/word/2010/wordprocessingShape">
+                    <wps:wsp>
+                      <wps:cNvSpPr txBox="1"/>
+                      <wps:spPr>
+                        <a:xfrm>
+                          <a:off x="0" y="0"/>
+                          <a:ext cx="4775703" cy="932507"/>
+                        </a:xfrm>
+                        <a:prstGeom prst="rect">
+                          <a:avLst/>
+                        </a:prstGeom>
+                        <a:solidFill>
+                          <a:schemeClr val="lt1"/>
+                        </a:solidFill>
+                        <a:ln w="6350">
+                          <a:solidFill>
+                            <a:prstClr val="black"/>
+                          </a:solidFill>
+                        </a:ln>
+                      </wps:spPr>
+                      <wps:txbx>
+                        <w:txbxContent>
+                          <w:p>
+                            <w:r>
+                              <w:t xml:space="preserve">Uses the chess rules to see if the moves are valid. These first checks if it’s moved by two on their starting squares or if the pawn has moved by one on any other square and returns true if either are true else it will return false </w:t>
+                            </w:r>
+                          </w:p>
+                        </w:txbxContent>
+                      </wps:txbx>
+                      <wps:bodyPr rot="0" spcFirstLastPara="0" vertOverflow="overflow" horzOverflow="overflow" vert="horz" wrap="square" lIns="91440" tIns="45720" rIns="91440" bIns="45720" numCol="1" spcCol="0" rtlCol="0" fromWordArt="0" anchor="t" anchorCtr="0" forceAA="0" compatLnSpc="1">
+                        <a:prstTxWarp prst="textNoShape">
+                          <a:avLst/>
+                        </a:prstTxWarp>
+                        <a:noAutofit/>
+                      </wps:bodyPr>
+                    </wps:wsp>
+                  </a:graphicData>
+                </a:graphic>
+                <wp14:sizeRelH relativeFrom="margin">
+                  <wp14:pctWidth>0</wp14:pctWidth>
+                </wp14:sizeRelH>
+                <wp14:sizeRelV relativeFrom="margin">
+                  <wp14:pctHeight>0</wp14:pctHeight>
+                </wp14:sizeRelV>
+              </wp:anchor>
+            </w:drawing>
+          </mc:Choice>
+          <mc:Fallback>
+            <w:pict>
+              <v:shape w14:anchorId="4DA58150" id="Text Box 126" o:spid="_x0000_s1085" type="#_x0000_t202" style="position:absolute;margin-left:142.2pt;margin-top:261.6pt;width:376.05pt;height:73.45pt;z-index:251794432;visibility:visible;mso-wrap-style:square;mso-width-percent:0;mso-height-percent:0;mso-wrap-distance-left:9pt;mso-wrap-distance-top:0;mso-wrap-distance-right:9pt;mso-wrap-distance-bottom:0;mso-position-horizontal:absolute;mso-position-horizontal-relative:text;mso-position-vertical:absolute;mso-position-vertical-relative:text;mso-width-percent:0;mso-height-percent:0;mso-width-relative:margin;mso-height-relative:margin;v-text-anchor:top" o:gfxdata="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" fillcolor="white [3201]" strokeweight=".5pt">
+                <v:textbox>
+                  <w:txbxContent>
+                    <w:p>
+                      <w:r>
+                        <w:t xml:space="preserve">Uses the chess rules to see if the moves are valid. These first checks if it’s moved by two on their starting squares or if the pawn has moved by one on any other square and returns true if either are true else it will return false </w:t>
+                      </w:r>
+                    </w:p>
+                  </w:txbxContent>
+                </v:textbox>
+              </v:shape>
+            </w:pict>
+          </mc:Fallback>
+        </mc:AlternateContent>
+      </w:r>
+      <w:r>
+        <w:rPr>
+          <w:noProof/>
+        </w:rPr>
+        <mc:AlternateContent>
+          <mc:Choice Requires="wps">
+            <w:drawing>
+              <wp:anchor distT="0" distB="0" distL="114300" distR="114300" simplePos="0" relativeHeight="251793408" behindDoc="0" locked="0" layoutInCell="1" allowOverlap="1" wp14:anchorId="4A5E5956" wp14:editId="2BD3FF99">
+                <wp:simplePos x="0" y="0"/>
+                <wp:positionH relativeFrom="column">
+                  <wp:posOffset>1281065</wp:posOffset>
+                </wp:positionH>
+                <wp:positionV relativeFrom="paragraph">
+                  <wp:posOffset>2874475</wp:posOffset>
+                </wp:positionV>
+                <wp:extent cx="851026" cy="538681"/>
+                <wp:effectExtent l="38100" t="38100" r="25400" b="33020"/>
+                <wp:wrapNone/>
+                <wp:docPr id="919816098" name="Straight Arrow Connector 125"/>
+                <wp:cNvGraphicFramePr/>
+                <a:graphic xmlns:a="http://schemas.openxmlformats.org/drawingml/2006/main">
+                  <a:graphicData uri="http://schemas.microsoft.com/office/word/2010/wordprocessingShape">
+                    <wps:wsp>
+                      <wps:cNvCnPr/>
+                      <wps:spPr>
+                        <a:xfrm flipH="1" flipV="1">
+                          <a:off x="0" y="0"/>
+                          <a:ext cx="851026" cy="538681"/>
+                        </a:xfrm>
+                        <a:prstGeom prst="straightConnector1">
+                          <a:avLst/>
+                        </a:prstGeom>
+                        <a:ln>
+                          <a:tailEnd type="triangle"/>
+                        </a:ln>
+                      </wps:spPr>
+                      <wps:style>
+                        <a:lnRef idx="2">
+                          <a:schemeClr val="accent1"/>
+                        </a:lnRef>
+                        <a:fillRef idx="0">
+                          <a:schemeClr val="accent1"/>
+                        </a:fillRef>
+                        <a:effectRef idx="1">
+                          <a:schemeClr val="accent1"/>
+                        </a:effectRef>
+                        <a:fontRef idx="minor">
+                          <a:schemeClr val="tx1"/>
+                        </a:fontRef>
+                      </wps:style>
+                      <wps:bodyPr/>
+                    </wps:wsp>
+                  </a:graphicData>
+                </a:graphic>
+              </wp:anchor>
+            </w:drawing>
+          </mc:Choice>
+          <mc:Fallback>
+            <w:pict>
+              <v:shape w14:anchorId="65DF185F" id="Straight Arrow Connector 125" o:spid="_x0000_s1026" type="#_x0000_t32" style="position:absolute;margin-left:100.85pt;margin-top:226.35pt;width:67pt;height:42.4pt;flip:x y;z-index:251793408;visibility:visible;mso-wrap-style:square;mso-wrap-distance-left:9pt;mso-wrap-distance-top:0;mso-wrap-distance-right:9pt;mso-wrap-distance-bottom:0;mso-position-horizontal:absolute;mso-position-horizontal-relative:text;mso-position-vertical:absolute;mso-position-vertical-relative:text" o:gfxdata="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" strokecolor="#156082 [3204]" strokeweight="1.5pt">
+                <v:stroke endarrow="block" joinstyle="miter"/>
+              </v:shape>
+            </w:pict>
+          </mc:Fallback>
+        </mc:AlternateContent>
+      </w:r>
+      <w:r>
+        <w:rPr>
+          <w:noProof/>
+        </w:rPr>
+        <mc:AlternateContent>
+          <mc:Choice Requires="wps">
+            <w:drawing>
+              <wp:anchor distT="0" distB="0" distL="114300" distR="114300" simplePos="0" relativeHeight="251792384" behindDoc="0" locked="0" layoutInCell="1" allowOverlap="1" wp14:anchorId="6A868C41" wp14:editId="65B39E5E">
+                <wp:simplePos x="0" y="0"/>
+                <wp:positionH relativeFrom="margin">
+                  <wp:posOffset>2476123</wp:posOffset>
+                </wp:positionH>
+                <wp:positionV relativeFrom="paragraph">
+                  <wp:posOffset>2286000</wp:posOffset>
+                </wp:positionV>
+                <wp:extent cx="2924269" cy="932312"/>
+                <wp:effectExtent l="0" t="0" r="28575" b="20320"/>
+                <wp:wrapNone/>
+                <wp:docPr id="1484192430" name="Text Box 124"/>
+                <wp:cNvGraphicFramePr/>
+                <a:graphic xmlns:a="http://schemas.openxmlformats.org/drawingml/2006/main">
+                  <a:graphicData uri="http://schemas.microsoft.com/office/word/2010/wordprocessingShape">
+                    <wps:wsp>
+                      <wps:cNvSpPr txBox="1"/>
+                      <wps:spPr>
+                        <a:xfrm>
+                          <a:off x="0" y="0"/>
+                          <a:ext cx="2924269" cy="932312"/>
+                        </a:xfrm>
+                        <a:prstGeom prst="rect">
+                          <a:avLst/>
+                        </a:prstGeom>
+                        <a:solidFill>
+                          <a:schemeClr val="lt1"/>
+                        </a:solidFill>
+                        <a:ln w="6350">
+                          <a:solidFill>
+                            <a:prstClr val="black"/>
+                          </a:solidFill>
+                        </a:ln>
+                      </wps:spPr>
+                      <wps:txbx>
+                        <w:txbxContent>
+                          <w:p>
+                            <w:r>
+                              <w:t xml:space="preserve">Uses a switch case with all pieces turning to uppercase and then decides how to return if it’s a valid move or not. </w:t>
+                            </w:r>
+                          </w:p>
+                        </w:txbxContent>
+                      </wps:txbx>
+                      <wps:bodyPr rot="0" spcFirstLastPara="0" vertOverflow="overflow" horzOverflow="overflow" vert="horz" wrap="square" lIns="91440" tIns="45720" rIns="91440" bIns="45720" numCol="1" spcCol="0" rtlCol="0" fromWordArt="0" anchor="t" anchorCtr="0" forceAA="0" compatLnSpc="1">
+                        <a:prstTxWarp prst="textNoShape">
+                          <a:avLst/>
+                        </a:prstTxWarp>
+                        <a:noAutofit/>
+                      </wps:bodyPr>
+                    </wps:wsp>
+                  </a:graphicData>
+                </a:graphic>
+                <wp14:sizeRelH relativeFrom="margin">
+                  <wp14:pctWidth>0</wp14:pctWidth>
+                </wp14:sizeRelH>
+                <wp14:sizeRelV relativeFrom="margin">
+                  <wp14:pctHeight>0</wp14:pctHeight>
+                </wp14:sizeRelV>
+              </wp:anchor>
+            </w:drawing>
+          </mc:Choice>
+          <mc:Fallback>
+            <w:pict>
+              <v:shape w14:anchorId="6A868C41" id="Text Box 124" o:spid="_x0000_s1086" type="#_x0000_t202" style="position:absolute;margin-left:194.95pt;margin-top:180pt;width:230.25pt;height:73.4pt;z-index:251792384;visibility:visible;mso-wrap-style:square;mso-width-percent:0;mso-height-percent:0;mso-wrap-distance-left:9pt;mso-wrap-distance-top:0;mso-wrap-distance-right:9pt;mso-wrap-distance-bottom:0;mso-position-horizontal:absolute;mso-position-horizontal-relative:margin;mso-position-vertical:absolute;mso-position-vertical-relative:text;mso-width-percent:0;mso-height-percent:0;mso-width-relative:margin;mso-height-relative:margin;v-text-anchor:top" o:gfxdata="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" fillcolor="white [3201]" strokeweight=".5pt">
+                <v:textbox>
+                  <w:txbxContent>
+                    <w:p>
+                      <w:r>
+                        <w:t xml:space="preserve">Uses a switch case with all pieces turning to uppercase and then decides how to return if it’s a valid move or not. </w:t>
+                      </w:r>
+                    </w:p>
+                  </w:txbxContent>
+                </v:textbox>
+                <w10:wrap anchorx="margin"/>
+              </v:shape>
+            </w:pict>
+          </mc:Fallback>
+        </mc:AlternateContent>
+      </w:r>
+      <w:r>
+        <w:rPr>
+          <w:noProof/>
+        </w:rPr>
+        <mc:AlternateContent>
+          <mc:Choice Requires="wps">
+            <w:drawing>
+              <wp:anchor distT="0" distB="0" distL="114300" distR="114300" simplePos="0" relativeHeight="251791360" behindDoc="0" locked="0" layoutInCell="1" allowOverlap="1" wp14:anchorId="27AAA19F" wp14:editId="02123994">
+                <wp:simplePos x="0" y="0"/>
+                <wp:positionH relativeFrom="column">
+                  <wp:posOffset>1461952</wp:posOffset>
+                </wp:positionH>
+                <wp:positionV relativeFrom="paragraph">
+                  <wp:posOffset>2088710</wp:posOffset>
+                </wp:positionV>
+                <wp:extent cx="1190713" cy="568482"/>
+                <wp:effectExtent l="38100" t="38100" r="28575" b="22225"/>
+                <wp:wrapNone/>
+                <wp:docPr id="1107238831" name="Straight Arrow Connector 123"/>
+                <wp:cNvGraphicFramePr/>
+                <a:graphic xmlns:a="http://schemas.openxmlformats.org/drawingml/2006/main">
+                  <a:graphicData uri="http://schemas.microsoft.com/office/word/2010/wordprocessingShape">
+                    <wps:wsp>
+                      <wps:cNvCnPr/>
+                      <wps:spPr>
+                        <a:xfrm flipH="1" flipV="1">
+                          <a:off x="0" y="0"/>
+                          <a:ext cx="1190713" cy="568482"/>
+                        </a:xfrm>
+                        <a:prstGeom prst="straightConnector1">
+                          <a:avLst/>
+                        </a:prstGeom>
+                        <a:ln>
+                          <a:tailEnd type="triangle"/>
+                        </a:ln>
+                      </wps:spPr>
+                      <wps:style>
+                        <a:lnRef idx="2">
+                          <a:schemeClr val="accent1"/>
+                        </a:lnRef>
+                        <a:fillRef idx="0">
+                          <a:schemeClr val="accent1"/>
+                        </a:fillRef>
+                        <a:effectRef idx="1">
+                          <a:schemeClr val="accent1"/>
+                        </a:effectRef>
+                        <a:fontRef idx="minor">
+                          <a:schemeClr val="tx1"/>
+                        </a:fontRef>
+                      </wps:style>
+                      <wps:bodyPr/>
+                    </wps:wsp>
+                  </a:graphicData>
+                </a:graphic>
+                <wp14:sizeRelH relativeFrom="margin">
+                  <wp14:pctWidth>0</wp14:pctWidth>
+                </wp14:sizeRelH>
+                <wp14:sizeRelV relativeFrom="margin">
+                  <wp14:pctHeight>0</wp14:pctHeight>
+                </wp14:sizeRelV>
+              </wp:anchor>
+            </w:drawing>
+          </mc:Choice>
+          <mc:Fallback>
+            <w:pict>
+              <v:shape w14:anchorId="0A1CBD51" id="Straight Arrow Connector 123" o:spid="_x0000_s1026" type="#_x0000_t32" style="position:absolute;margin-left:115.1pt;margin-top:164.45pt;width:93.75pt;height:44.75pt;flip:x y;z-index:251791360;visibility:visible;mso-wrap-style:square;mso-width-percent:0;mso-height-percent:0;mso-wrap-distance-left:9pt;mso-wrap-distance-top:0;mso-wrap-distance-right:9pt;mso-wrap-distance-bottom:0;mso-position-horizontal:absolute;mso-position-horizontal-relative:text;mso-position-vertical:absolute;mso-position-vertical-relative:text;mso-width-percent:0;mso-height-percent:0;mso-width-relative:margin;mso-height-relative:margin" o:gfxdata="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" strokecolor="#156082 [3204]" strokeweight="1.5pt">
+                <v:stroke endarrow="block" joinstyle="miter"/>
+              </v:shape>
+            </w:pict>
+          </mc:Fallback>
+        </mc:AlternateContent>
+      </w:r>
+      <w:r>
+        <w:rPr>
+          <w:noProof/>
+        </w:rPr>
+        <mc:AlternateContent>
+          <mc:Choice Requires="wps">
+            <w:drawing>
+              <wp:anchor distT="0" distB="0" distL="114300" distR="114300" simplePos="0" relativeHeight="251788288" behindDoc="0" locked="0" layoutInCell="1" allowOverlap="1" wp14:anchorId="61F3F806" wp14:editId="74E08893">
+                <wp:simplePos x="0" y="0"/>
+                <wp:positionH relativeFrom="column">
+                  <wp:posOffset>2964978</wp:posOffset>
+                </wp:positionH>
+                <wp:positionV relativeFrom="paragraph">
+                  <wp:posOffset>941196</wp:posOffset>
+                </wp:positionV>
+                <wp:extent cx="2530444" cy="602055"/>
+                <wp:effectExtent l="0" t="0" r="22860" b="26670"/>
+                <wp:wrapNone/>
+                <wp:docPr id="131231248" name="Text Box 120"/>
+                <wp:cNvGraphicFramePr/>
+                <a:graphic xmlns:a="http://schemas.openxmlformats.org/drawingml/2006/main">
+                  <a:graphicData uri="http://schemas.microsoft.com/office/word/2010/wordprocessingShape">
+                    <wps:wsp>
+                      <wps:cNvSpPr txBox="1"/>
+                      <wps:spPr>
+                        <a:xfrm>
+                          <a:off x="0" y="0"/>
+                          <a:ext cx="2530444" cy="602055"/>
+                        </a:xfrm>
+                        <a:prstGeom prst="rect">
+                          <a:avLst/>
+                        </a:prstGeom>
+                        <a:solidFill>
+                          <a:schemeClr val="lt1"/>
+                        </a:solidFill>
+                        <a:ln w="6350">
+                          <a:solidFill>
+                            <a:prstClr val="black"/>
+                          </a:solidFill>
+                        </a:ln>
+                      </wps:spPr>
+                      <wps:txbx>
+                        <w:txbxContent>
+                          <w:p>
+                            <w:r>
+                              <w:t xml:space="preserve">Gets the name of the pieces as well as its last and new position </w:t>
+                            </w:r>
+                          </w:p>
+                        </w:txbxContent>
+                      </wps:txbx>
+                      <wps:bodyPr rot="0" spcFirstLastPara="0" vertOverflow="overflow" horzOverflow="overflow" vert="horz" wrap="square" lIns="91440" tIns="45720" rIns="91440" bIns="45720" numCol="1" spcCol="0" rtlCol="0" fromWordArt="0" anchor="t" anchorCtr="0" forceAA="0" compatLnSpc="1">
+                        <a:prstTxWarp prst="textNoShape">
+                          <a:avLst/>
+                        </a:prstTxWarp>
+                        <a:noAutofit/>
+                      </wps:bodyPr>
+                    </wps:wsp>
+                  </a:graphicData>
+                </a:graphic>
+              </wp:anchor>
+            </w:drawing>
+          </mc:Choice>
+          <mc:Fallback>
+            <w:pict>
+              <v:shape w14:anchorId="61F3F806" id="Text Box 120" o:spid="_x0000_s1087" type="#_x0000_t202" style="position:absolute;margin-left:233.45pt;margin-top:74.1pt;width:199.25pt;height:47.4pt;z-index:251788288;visibility:visible;mso-wrap-style:square;mso-wrap-distance-left:9pt;mso-wrap-distance-top:0;mso-wrap-distance-right:9pt;mso-wrap-distance-bottom:0;mso-position-horizontal:absolute;mso-position-horizontal-relative:text;mso-position-vertical:absolute;mso-position-vertical-relative:text;v-text-anchor:top" o:gfxdata="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" fillcolor="white [3201]" strokeweight=".5pt">
+                <v:textbox>
+                  <w:txbxContent>
+                    <w:p>
+                      <w:r>
+                        <w:t xml:space="preserve">Gets the name of the pieces as well as its last and new position </w:t>
+                      </w:r>
+                    </w:p>
+                  </w:txbxContent>
+                </v:textbox>
+              </v:shape>
+            </w:pict>
+          </mc:Fallback>
+        </mc:AlternateContent>
+      </w:r>
+      <w:r>
+        <w:rPr>
+          <w:noProof/>
+        </w:rPr>
+        <mc:AlternateContent>
+          <mc:Choice Requires="wps">
+            <w:drawing>
+              <wp:anchor distT="0" distB="0" distL="114300" distR="114300" simplePos="0" relativeHeight="251790336" behindDoc="0" locked="0" layoutInCell="1" allowOverlap="1" wp14:anchorId="5DF32021" wp14:editId="2F59D6D3">
+                <wp:simplePos x="0" y="0"/>
+                <wp:positionH relativeFrom="column">
+                  <wp:posOffset>1792423</wp:posOffset>
+                </wp:positionH>
+                <wp:positionV relativeFrom="paragraph">
+                  <wp:posOffset>1647605</wp:posOffset>
+                </wp:positionV>
+                <wp:extent cx="4644428" cy="529627"/>
+                <wp:effectExtent l="0" t="0" r="22860" b="22860"/>
+                <wp:wrapNone/>
+                <wp:docPr id="1960686210" name="Text Box 122"/>
+                <wp:cNvGraphicFramePr/>
+                <a:graphic xmlns:a="http://schemas.openxmlformats.org/drawingml/2006/main">
+                  <a:graphicData uri="http://schemas.microsoft.com/office/word/2010/wordprocessingShape">
+                    <wps:wsp>
+                      <wps:cNvSpPr txBox="1"/>
+                      <wps:spPr>
+                        <a:xfrm>
+                          <a:off x="0" y="0"/>
+                          <a:ext cx="4644428" cy="529627"/>
+                        </a:xfrm>
+                        <a:prstGeom prst="rect">
+                          <a:avLst/>
+                        </a:prstGeom>
+                        <a:solidFill>
+                          <a:schemeClr val="lt1"/>
+                        </a:solidFill>
+                        <a:ln w="6350">
+                          <a:solidFill>
+                            <a:prstClr val="black"/>
+                          </a:solidFill>
+                        </a:ln>
+                      </wps:spPr>
+                      <wps:txbx>
+                        <w:txbxContent>
+                          <w:p>
+                            <w:r>
+                              <w:t xml:space="preserve">Calculates the x and y difference of the pieces and makes it all positive with the </w:t>
+                            </w:r>
+                            <w:proofErr w:type="spellStart"/>
+                            <w:r>
+                              <w:t>Math.abs</w:t>
+                            </w:r>
+                            <w:proofErr w:type="spellEnd"/>
+                            <w:r>
+                              <w:t xml:space="preserve"> so we can see the difference on both sides</w:t>
+                            </w:r>
+                          </w:p>
+                        </w:txbxContent>
+                      </wps:txbx>
+                      <wps:bodyPr rot="0" spcFirstLastPara="0" vertOverflow="overflow" horzOverflow="overflow" vert="horz" wrap="square" lIns="91440" tIns="45720" rIns="91440" bIns="45720" numCol="1" spcCol="0" rtlCol="0" fromWordArt="0" anchor="t" anchorCtr="0" forceAA="0" compatLnSpc="1">
+                        <a:prstTxWarp prst="textNoShape">
+                          <a:avLst/>
+                        </a:prstTxWarp>
+                        <a:noAutofit/>
+                      </wps:bodyPr>
+                    </wps:wsp>
+                  </a:graphicData>
+                </a:graphic>
+                <wp14:sizeRelH relativeFrom="margin">
+                  <wp14:pctWidth>0</wp14:pctWidth>
+                </wp14:sizeRelH>
+                <wp14:sizeRelV relativeFrom="margin">
+                  <wp14:pctHeight>0</wp14:pctHeight>
+                </wp14:sizeRelV>
+              </wp:anchor>
+            </w:drawing>
+          </mc:Choice>
+          <mc:Fallback>
+            <w:pict>
+              <v:shape w14:anchorId="5DF32021" id="Text Box 122" o:spid="_x0000_s1088" type="#_x0000_t202" style="position:absolute;margin-left:141.15pt;margin-top:129.75pt;width:365.7pt;height:41.7pt;z-index:251790336;visibility:visible;mso-wrap-style:square;mso-width-percent:0;mso-height-percent:0;mso-wrap-distance-left:9pt;mso-wrap-distance-top:0;mso-wrap-distance-right:9pt;mso-wrap-distance-bottom:0;mso-position-horizontal:absolute;mso-position-horizontal-relative:text;mso-position-vertical:absolute;mso-position-vertical-relative:text;mso-width-percent:0;mso-height-percent:0;mso-width-relative:margin;mso-height-relative:margin;v-text-anchor:top" o:gfxdata="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" fillcolor="white [3201]" strokeweight=".5pt">
+                <v:textbox>
+                  <w:txbxContent>
+                    <w:p>
+                      <w:r>
+                        <w:t xml:space="preserve">Calculates the x and y difference of the pieces and makes it all positive with the </w:t>
+                      </w:r>
+                      <w:proofErr w:type="spellStart"/>
+                      <w:r>
+                        <w:t>Math.abs</w:t>
+                      </w:r>
+                      <w:proofErr w:type="spellEnd"/>
+                      <w:r>
+                        <w:t xml:space="preserve"> so we can see the difference on both sides</w:t>
+                      </w:r>
+                    </w:p>
+                  </w:txbxContent>
+                </v:textbox>
+              </v:shape>
+            </w:pict>
+          </mc:Fallback>
+        </mc:AlternateContent>
+      </w:r>
+      <w:r>
+        <w:rPr>
+          <w:noProof/>
+        </w:rPr>
+        <mc:AlternateContent>
+          <mc:Choice Requires="wps">
+            <w:drawing>
+              <wp:anchor distT="0" distB="0" distL="114300" distR="114300" simplePos="0" relativeHeight="251789312" behindDoc="0" locked="0" layoutInCell="1" allowOverlap="1" wp14:anchorId="27DDAA0A" wp14:editId="1AE29B73">
+                <wp:simplePos x="0" y="0"/>
+                <wp:positionH relativeFrom="column">
+                  <wp:posOffset>1498349</wp:posOffset>
+                </wp:positionH>
+                <wp:positionV relativeFrom="paragraph">
+                  <wp:posOffset>1489295</wp:posOffset>
+                </wp:positionV>
+                <wp:extent cx="823865" cy="497941"/>
+                <wp:effectExtent l="38100" t="38100" r="14605" b="35560"/>
+                <wp:wrapNone/>
+                <wp:docPr id="1972070208" name="Straight Arrow Connector 121"/>
+                <wp:cNvGraphicFramePr/>
+                <a:graphic xmlns:a="http://schemas.openxmlformats.org/drawingml/2006/main">
+                  <a:graphicData uri="http://schemas.microsoft.com/office/word/2010/wordprocessingShape">
+                    <wps:wsp>
+                      <wps:cNvCnPr/>
+                      <wps:spPr>
+                        <a:xfrm flipH="1" flipV="1">
+                          <a:off x="0" y="0"/>
+                          <a:ext cx="823865" cy="497941"/>
+                        </a:xfrm>
+                        <a:prstGeom prst="straightConnector1">
+                          <a:avLst/>
+                        </a:prstGeom>
+                        <a:ln>
+                          <a:tailEnd type="triangle"/>
+                        </a:ln>
+                      </wps:spPr>
+                      <wps:style>
+                        <a:lnRef idx="2">
+                          <a:schemeClr val="accent1"/>
+                        </a:lnRef>
+                        <a:fillRef idx="0">
+                          <a:schemeClr val="accent1"/>
+                        </a:fillRef>
+                        <a:effectRef idx="1">
+                          <a:schemeClr val="accent1"/>
+                        </a:effectRef>
+                        <a:fontRef idx="minor">
+                          <a:schemeClr val="tx1"/>
+                        </a:fontRef>
+                      </wps:style>
+                      <wps:bodyPr/>
+                    </wps:wsp>
+                  </a:graphicData>
+                </a:graphic>
+              </wp:anchor>
+            </w:drawing>
+          </mc:Choice>
+          <mc:Fallback>
+            <w:pict>
+              <v:shape w14:anchorId="1A060AF6" id="Straight Arrow Connector 121" o:spid="_x0000_s1026" type="#_x0000_t32" style="position:absolute;margin-left:118pt;margin-top:117.25pt;width:64.85pt;height:39.2pt;flip:x y;z-index:251789312;visibility:visible;mso-wrap-style:square;mso-wrap-distance-left:9pt;mso-wrap-distance-top:0;mso-wrap-distance-right:9pt;mso-wrap-distance-bottom:0;mso-position-horizontal:absolute;mso-position-horizontal-relative:text;mso-position-vertical:absolute;mso-position-vertical-relative:text" o:gfxdata="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" strokecolor="#156082 [3204]" strokeweight="1.5pt">
+                <v:stroke endarrow="block" joinstyle="miter"/>
+              </v:shape>
+            </w:pict>
+          </mc:Fallback>
+        </mc:AlternateContent>
+      </w:r>
+      <w:r>
+        <w:rPr>
+          <w:noProof/>
+        </w:rPr>
+        <mc:AlternateContent>
+          <mc:Choice Requires="wps">
+            <w:drawing>
+              <wp:anchor distT="0" distB="0" distL="114300" distR="114300" simplePos="0" relativeHeight="251787264" behindDoc="0" locked="0" layoutInCell="1" allowOverlap="1" wp14:anchorId="7AF633DF" wp14:editId="209EFDCD">
+                <wp:simplePos x="0" y="0"/>
+                <wp:positionH relativeFrom="column">
+                  <wp:posOffset>2815628</wp:posOffset>
+                </wp:positionH>
+                <wp:positionV relativeFrom="paragraph">
+                  <wp:posOffset>918927</wp:posOffset>
+                </wp:positionV>
+                <wp:extent cx="574895" cy="380245"/>
+                <wp:effectExtent l="38100" t="38100" r="15875" b="20320"/>
+                <wp:wrapNone/>
+                <wp:docPr id="364984770" name="Straight Arrow Connector 119"/>
+                <wp:cNvGraphicFramePr/>
+                <a:graphic xmlns:a="http://schemas.openxmlformats.org/drawingml/2006/main">
+                  <a:graphicData uri="http://schemas.microsoft.com/office/word/2010/wordprocessingShape">
+                    <wps:wsp>
+                      <wps:cNvCnPr/>
+                      <wps:spPr>
+                        <a:xfrm flipH="1" flipV="1">
+                          <a:off x="0" y="0"/>
+                          <a:ext cx="574895" cy="380245"/>
+                        </a:xfrm>
+                        <a:prstGeom prst="straightConnector1">
+                          <a:avLst/>
+                        </a:prstGeom>
+                        <a:ln>
+                          <a:tailEnd type="triangle"/>
+                        </a:ln>
+                      </wps:spPr>
+                      <wps:style>
+                        <a:lnRef idx="2">
+                          <a:schemeClr val="accent1"/>
+                        </a:lnRef>
+                        <a:fillRef idx="0">
+                          <a:schemeClr val="accent1"/>
+                        </a:fillRef>
+                        <a:effectRef idx="1">
+                          <a:schemeClr val="accent1"/>
+                        </a:effectRef>
+                        <a:fontRef idx="minor">
+                          <a:schemeClr val="tx1"/>
+                        </a:fontRef>
+                      </wps:style>
+                      <wps:bodyPr/>
+                    </wps:wsp>
+                  </a:graphicData>
+                </a:graphic>
+              </wp:anchor>
+            </w:drawing>
+          </mc:Choice>
+          <mc:Fallback>
+            <w:pict>
+              <v:shape w14:anchorId="1919321C" id="Straight Arrow Connector 119" o:spid="_x0000_s1026" type="#_x0000_t32" style="position:absolute;margin-left:221.7pt;margin-top:72.35pt;width:45.25pt;height:29.95pt;flip:x y;z-index:251787264;visibility:visible;mso-wrap-style:square;mso-wrap-distance-left:9pt;mso-wrap-distance-top:0;mso-wrap-distance-right:9pt;mso-wrap-distance-bottom:0;mso-position-horizontal:absolute;mso-position-horizontal-relative:text;mso-position-vertical:absolute;mso-position-vertical-relative:text" o:gfxdata="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" strokecolor="#156082 [3204]" strokeweight="1.5pt">
+                <v:stroke endarrow="block" joinstyle="miter"/>
+              </v:shape>
+            </w:pict>
+          </mc:Fallback>
+        </mc:AlternateContent>
+      </w:r>
+      <w:r>
+        <w:drawing>
+          <wp:inline distT="0" distB="0" distL="0" distR="0" wp14:anchorId="2A153D93" wp14:editId="10E19995">
+            <wp:extent cx="4735785" cy="4197985"/>
+            <wp:effectExtent l="0" t="0" r="8255" b="0"/>
+            <wp:docPr id="574711466" name="Picture 1"/>
+            <wp:cNvGraphicFramePr>
+              <a:graphicFrameLocks xmlns:a="http://schemas.openxmlformats.org/drawingml/2006/main" noChangeAspect="1"/>
+            </wp:cNvGraphicFramePr>
+            <a:graphic xmlns:a="http://schemas.openxmlformats.org/drawingml/2006/main">
+              <a:graphicData uri="http://schemas.openxmlformats.org/drawingml/2006/picture">
+                <pic:pic xmlns:pic="http://schemas.openxmlformats.org/drawingml/2006/picture">
+                  <pic:nvPicPr>
+                    <pic:cNvPr id="574711466" name=""/>
+                    <pic:cNvPicPr/>
+                  </pic:nvPicPr>
+                  <pic:blipFill>
+                    <a:blip r:embed="rId24"/>
+                    <a:stretch>
+                      <a:fillRect/>
+                    </a:stretch>
+                  </pic:blipFill>
+                  <pic:spPr>
+                    <a:xfrm>
+                      <a:off x="0" y="0"/>
+                      <a:ext cx="4740317" cy="4202002"/>
+                    </a:xfrm>
+                    <a:prstGeom prst="rect">
+                      <a:avLst/>
+                    </a:prstGeom>
+                  </pic:spPr>
+                </pic:pic>
+              </a:graphicData>
+            </a:graphic>
+          </wp:inline>
         </w:drawing>
       </w:r>
     </w:p>
